--- a/Dokumentasi/DOKUMENTASI WEB CMPApp.docx
+++ b/Dokumentasi/DOKUMENTASI WEB CMPApp.docx
@@ -158,6 +158,17 @@
         </w:rPr>
         <w:t xml:space="preserve"> IF 23 E</w:t>
       </w:r>
+    </w:p>
+    <w:p>
+      <w:pPr>
+        <w:rPr>
+          <w:rFonts w:ascii="Times New Roman" w:hAnsi="Times New Roman" w:cs="Times New Roman"/>
+          <w:b/>
+          <w:bCs/>
+          <w:sz w:val="24"/>
+          <w:szCs w:val="24"/>
+        </w:rPr>
+      </w:pPr>
     </w:p>
     <w:p>
       <w:pPr>
@@ -1745,6 +1756,7 @@
           <w:sz w:val="24"/>
           <w:szCs w:val="24"/>
         </w:rPr>
+        <w:lastRenderedPageBreak/>
         <w:t xml:space="preserve">React Router </w:t>
       </w:r>
       <w:proofErr w:type="spellStart"/>
@@ -1820,7 +1832,6 @@
           <w:sz w:val="24"/>
           <w:szCs w:val="24"/>
         </w:rPr>
-        <w:lastRenderedPageBreak/>
         <w:t xml:space="preserve">Axios </w:t>
       </w:r>
       <w:proofErr w:type="spellStart"/>
@@ -2928,6 +2939,2846 @@
           <w:szCs w:val="24"/>
         </w:rPr>
         <w:t xml:space="preserve"> online.</w:t>
+      </w:r>
+    </w:p>
+    <w:p>
+      <w:pPr>
+        <w:rPr>
+          <w:rFonts w:ascii="Times New Roman" w:hAnsi="Times New Roman" w:cs="Times New Roman"/>
+          <w:sz w:val="24"/>
+          <w:szCs w:val="24"/>
+        </w:rPr>
+      </w:pPr>
+    </w:p>
+    <w:p>
+      <w:pPr>
+        <w:rPr>
+          <w:rFonts w:ascii="Times New Roman" w:hAnsi="Times New Roman" w:cs="Times New Roman"/>
+          <w:b/>
+          <w:bCs/>
+          <w:sz w:val="24"/>
+          <w:szCs w:val="24"/>
+        </w:rPr>
+      </w:pPr>
+    </w:p>
+    <w:p>
+      <w:pPr>
+        <w:rPr>
+          <w:rFonts w:ascii="Times New Roman" w:hAnsi="Times New Roman" w:cs="Times New Roman"/>
+          <w:b/>
+          <w:bCs/>
+          <w:sz w:val="24"/>
+          <w:szCs w:val="24"/>
+        </w:rPr>
+      </w:pPr>
+      <w:r>
+        <w:rPr>
+          <w:rFonts w:ascii="Times New Roman" w:hAnsi="Times New Roman" w:cs="Times New Roman"/>
+          <w:b/>
+          <w:bCs/>
+          <w:sz w:val="24"/>
+          <w:szCs w:val="24"/>
+        </w:rPr>
+        <w:t xml:space="preserve">Dashboard Admin Web </w:t>
+      </w:r>
+      <w:proofErr w:type="spellStart"/>
+      <w:r>
+        <w:rPr>
+          <w:rFonts w:ascii="Times New Roman" w:hAnsi="Times New Roman" w:cs="Times New Roman"/>
+          <w:b/>
+          <w:bCs/>
+          <w:sz w:val="24"/>
+          <w:szCs w:val="24"/>
+        </w:rPr>
+        <w:t>CPMApp</w:t>
+      </w:r>
+      <w:proofErr w:type="spellEnd"/>
+    </w:p>
+    <w:p>
+      <w:pPr>
+        <w:rPr>
+          <w:rFonts w:ascii="Times New Roman" w:hAnsi="Times New Roman" w:cs="Times New Roman"/>
+          <w:noProof/>
+          <w:sz w:val="24"/>
+          <w:szCs w:val="24"/>
+        </w:rPr>
+      </w:pPr>
+      <w:r>
+        <w:rPr>
+          <w:rFonts w:ascii="Times New Roman" w:hAnsi="Times New Roman" w:cs="Times New Roman"/>
+          <w:noProof/>
+          <w:sz w:val="24"/>
+          <w:szCs w:val="24"/>
+        </w:rPr>
+        <w:drawing>
+          <wp:inline distT="0" distB="0" distL="0" distR="0" wp14:anchorId="1F018433" wp14:editId="4DA07821">
+            <wp:extent cx="5731510" cy="3034030"/>
+            <wp:effectExtent l="0" t="0" r="2540" b="0"/>
+            <wp:docPr id="383749622" name="Picture 3"/>
+            <wp:cNvGraphicFramePr>
+              <a:graphicFrameLocks xmlns:a="http://schemas.openxmlformats.org/drawingml/2006/main" noChangeAspect="1"/>
+            </wp:cNvGraphicFramePr>
+            <a:graphic xmlns:a="http://schemas.openxmlformats.org/drawingml/2006/main">
+              <a:graphicData uri="http://schemas.openxmlformats.org/drawingml/2006/picture">
+                <pic:pic xmlns:pic="http://schemas.openxmlformats.org/drawingml/2006/picture">
+                  <pic:nvPicPr>
+                    <pic:cNvPr id="383749622" name="Picture 383749622"/>
+                    <pic:cNvPicPr/>
+                  </pic:nvPicPr>
+                  <pic:blipFill>
+                    <a:blip r:embed="rId6">
+                      <a:extLst>
+                        <a:ext uri="{28A0092B-C50C-407E-A947-70E740481C1C}">
+                          <a14:useLocalDpi xmlns:a14="http://schemas.microsoft.com/office/drawing/2010/main" val="0"/>
+                        </a:ext>
+                      </a:extLst>
+                    </a:blip>
+                    <a:stretch>
+                      <a:fillRect/>
+                    </a:stretch>
+                  </pic:blipFill>
+                  <pic:spPr>
+                    <a:xfrm>
+                      <a:off x="0" y="0"/>
+                      <a:ext cx="5731510" cy="3034030"/>
+                    </a:xfrm>
+                    <a:prstGeom prst="rect">
+                      <a:avLst/>
+                    </a:prstGeom>
+                  </pic:spPr>
+                </pic:pic>
+              </a:graphicData>
+            </a:graphic>
+          </wp:inline>
+        </w:drawing>
+      </w:r>
+    </w:p>
+    <w:p>
+      <w:pPr>
+        <w:rPr>
+          <w:rFonts w:ascii="Times New Roman" w:hAnsi="Times New Roman" w:cs="Times New Roman"/>
+          <w:noProof/>
+          <w:sz w:val="24"/>
+          <w:szCs w:val="24"/>
+        </w:rPr>
+      </w:pPr>
+    </w:p>
+    <w:p>
+      <w:pPr>
+        <w:rPr>
+          <w:rFonts w:ascii="Times New Roman" w:hAnsi="Times New Roman" w:cs="Times New Roman"/>
+          <w:sz w:val="24"/>
+          <w:szCs w:val="24"/>
+        </w:rPr>
+      </w:pPr>
+      <w:r>
+        <w:rPr>
+          <w:rFonts w:ascii="Times New Roman" w:hAnsi="Times New Roman" w:cs="Times New Roman"/>
+          <w:sz w:val="24"/>
+          <w:szCs w:val="24"/>
+        </w:rPr>
+        <w:lastRenderedPageBreak/>
+        <w:t xml:space="preserve">Gambar di </w:t>
+      </w:r>
+      <w:proofErr w:type="spellStart"/>
+      <w:r>
+        <w:rPr>
+          <w:rFonts w:ascii="Times New Roman" w:hAnsi="Times New Roman" w:cs="Times New Roman"/>
+          <w:sz w:val="24"/>
+          <w:szCs w:val="24"/>
+        </w:rPr>
+        <w:t>atas</w:t>
+      </w:r>
+      <w:proofErr w:type="spellEnd"/>
+      <w:r>
+        <w:rPr>
+          <w:rFonts w:ascii="Times New Roman" w:hAnsi="Times New Roman" w:cs="Times New Roman"/>
+          <w:sz w:val="24"/>
+          <w:szCs w:val="24"/>
+        </w:rPr>
+        <w:t xml:space="preserve"> </w:t>
+      </w:r>
+      <w:proofErr w:type="spellStart"/>
+      <w:r>
+        <w:rPr>
+          <w:rFonts w:ascii="Times New Roman" w:hAnsi="Times New Roman" w:cs="Times New Roman"/>
+          <w:sz w:val="24"/>
+          <w:szCs w:val="24"/>
+        </w:rPr>
+        <w:t>merupakan</w:t>
+      </w:r>
+      <w:proofErr w:type="spellEnd"/>
+      <w:r>
+        <w:rPr>
+          <w:rFonts w:ascii="Times New Roman" w:hAnsi="Times New Roman" w:cs="Times New Roman"/>
+          <w:sz w:val="24"/>
+          <w:szCs w:val="24"/>
+        </w:rPr>
+        <w:t xml:space="preserve"> </w:t>
+      </w:r>
+      <w:proofErr w:type="spellStart"/>
+      <w:r>
+        <w:rPr>
+          <w:rFonts w:ascii="Times New Roman" w:hAnsi="Times New Roman" w:cs="Times New Roman"/>
+          <w:sz w:val="24"/>
+          <w:szCs w:val="24"/>
+        </w:rPr>
+        <w:t>tampilan</w:t>
+      </w:r>
+      <w:proofErr w:type="spellEnd"/>
+      <w:r>
+        <w:rPr>
+          <w:rFonts w:ascii="Times New Roman" w:hAnsi="Times New Roman" w:cs="Times New Roman"/>
+          <w:sz w:val="24"/>
+          <w:szCs w:val="24"/>
+        </w:rPr>
+        <w:t xml:space="preserve"> </w:t>
+      </w:r>
+      <w:proofErr w:type="spellStart"/>
+      <w:r>
+        <w:rPr>
+          <w:rFonts w:ascii="Times New Roman" w:hAnsi="Times New Roman" w:cs="Times New Roman"/>
+          <w:sz w:val="24"/>
+          <w:szCs w:val="24"/>
+        </w:rPr>
+        <w:t>halaman</w:t>
+      </w:r>
+      <w:proofErr w:type="spellEnd"/>
+      <w:r>
+        <w:rPr>
+          <w:rFonts w:ascii="Times New Roman" w:hAnsi="Times New Roman" w:cs="Times New Roman"/>
+          <w:sz w:val="24"/>
+          <w:szCs w:val="24"/>
+        </w:rPr>
+        <w:t xml:space="preserve"> </w:t>
+      </w:r>
+      <w:r>
+        <w:rPr>
+          <w:rFonts w:ascii="Times New Roman" w:hAnsi="Times New Roman" w:cs="Times New Roman"/>
+          <w:b/>
+          <w:bCs/>
+          <w:sz w:val="24"/>
+          <w:szCs w:val="24"/>
+        </w:rPr>
+        <w:t>Dashboard Admin</w:t>
+      </w:r>
+      <w:r>
+        <w:rPr>
+          <w:rFonts w:ascii="Times New Roman" w:hAnsi="Times New Roman" w:cs="Times New Roman"/>
+          <w:sz w:val="24"/>
+          <w:szCs w:val="24"/>
+        </w:rPr>
+        <w:t xml:space="preserve"> pada website </w:t>
+      </w:r>
+      <w:proofErr w:type="spellStart"/>
+      <w:r>
+        <w:rPr>
+          <w:rFonts w:ascii="Times New Roman" w:hAnsi="Times New Roman" w:cs="Times New Roman"/>
+          <w:sz w:val="24"/>
+          <w:szCs w:val="24"/>
+        </w:rPr>
+        <w:t>pariwisata</w:t>
+      </w:r>
+      <w:proofErr w:type="spellEnd"/>
+      <w:r>
+        <w:rPr>
+          <w:rFonts w:ascii="Times New Roman" w:hAnsi="Times New Roman" w:cs="Times New Roman"/>
+          <w:sz w:val="24"/>
+          <w:szCs w:val="24"/>
+        </w:rPr>
+        <w:t xml:space="preserve"> </w:t>
+      </w:r>
+      <w:proofErr w:type="spellStart"/>
+      <w:r>
+        <w:rPr>
+          <w:rFonts w:ascii="Times New Roman" w:hAnsi="Times New Roman" w:cs="Times New Roman"/>
+          <w:b/>
+          <w:bCs/>
+          <w:sz w:val="24"/>
+          <w:szCs w:val="24"/>
+        </w:rPr>
+        <w:t>CPMApp</w:t>
+      </w:r>
+      <w:proofErr w:type="spellEnd"/>
+      <w:r>
+        <w:rPr>
+          <w:rFonts w:ascii="Times New Roman" w:hAnsi="Times New Roman" w:cs="Times New Roman"/>
+          <w:sz w:val="24"/>
+          <w:szCs w:val="24"/>
+        </w:rPr>
+        <w:t xml:space="preserve">. Halaman </w:t>
+      </w:r>
+      <w:proofErr w:type="spellStart"/>
+      <w:r>
+        <w:rPr>
+          <w:rFonts w:ascii="Times New Roman" w:hAnsi="Times New Roman" w:cs="Times New Roman"/>
+          <w:sz w:val="24"/>
+          <w:szCs w:val="24"/>
+        </w:rPr>
+        <w:t>ini</w:t>
+      </w:r>
+      <w:proofErr w:type="spellEnd"/>
+      <w:r>
+        <w:rPr>
+          <w:rFonts w:ascii="Times New Roman" w:hAnsi="Times New Roman" w:cs="Times New Roman"/>
+          <w:sz w:val="24"/>
+          <w:szCs w:val="24"/>
+        </w:rPr>
+        <w:t xml:space="preserve"> </w:t>
+      </w:r>
+      <w:proofErr w:type="spellStart"/>
+      <w:r>
+        <w:rPr>
+          <w:rFonts w:ascii="Times New Roman" w:hAnsi="Times New Roman" w:cs="Times New Roman"/>
+          <w:sz w:val="24"/>
+          <w:szCs w:val="24"/>
+        </w:rPr>
+        <w:t>digunakan</w:t>
+      </w:r>
+      <w:proofErr w:type="spellEnd"/>
+      <w:r>
+        <w:rPr>
+          <w:rFonts w:ascii="Times New Roman" w:hAnsi="Times New Roman" w:cs="Times New Roman"/>
+          <w:sz w:val="24"/>
+          <w:szCs w:val="24"/>
+        </w:rPr>
+        <w:t xml:space="preserve"> oleh admin </w:t>
+      </w:r>
+      <w:proofErr w:type="spellStart"/>
+      <w:r>
+        <w:rPr>
+          <w:rFonts w:ascii="Times New Roman" w:hAnsi="Times New Roman" w:cs="Times New Roman"/>
+          <w:sz w:val="24"/>
+          <w:szCs w:val="24"/>
+        </w:rPr>
+        <w:t>untuk</w:t>
+      </w:r>
+      <w:proofErr w:type="spellEnd"/>
+      <w:r>
+        <w:rPr>
+          <w:rFonts w:ascii="Times New Roman" w:hAnsi="Times New Roman" w:cs="Times New Roman"/>
+          <w:sz w:val="24"/>
+          <w:szCs w:val="24"/>
+        </w:rPr>
+        <w:t xml:space="preserve"> </w:t>
+      </w:r>
+      <w:proofErr w:type="spellStart"/>
+      <w:r>
+        <w:rPr>
+          <w:rFonts w:ascii="Times New Roman" w:hAnsi="Times New Roman" w:cs="Times New Roman"/>
+          <w:sz w:val="24"/>
+          <w:szCs w:val="24"/>
+        </w:rPr>
+        <w:t>mengelola</w:t>
+      </w:r>
+      <w:proofErr w:type="spellEnd"/>
+      <w:r>
+        <w:rPr>
+          <w:rFonts w:ascii="Times New Roman" w:hAnsi="Times New Roman" w:cs="Times New Roman"/>
+          <w:sz w:val="24"/>
+          <w:szCs w:val="24"/>
+        </w:rPr>
+        <w:t xml:space="preserve"> </w:t>
+      </w:r>
+      <w:proofErr w:type="spellStart"/>
+      <w:r>
+        <w:rPr>
+          <w:rFonts w:ascii="Times New Roman" w:hAnsi="Times New Roman" w:cs="Times New Roman"/>
+          <w:sz w:val="24"/>
+          <w:szCs w:val="24"/>
+        </w:rPr>
+        <w:t>seluruh</w:t>
+      </w:r>
+      <w:proofErr w:type="spellEnd"/>
+      <w:r>
+        <w:rPr>
+          <w:rFonts w:ascii="Times New Roman" w:hAnsi="Times New Roman" w:cs="Times New Roman"/>
+          <w:sz w:val="24"/>
+          <w:szCs w:val="24"/>
+        </w:rPr>
+        <w:t xml:space="preserve"> data </w:t>
+      </w:r>
+      <w:proofErr w:type="spellStart"/>
+      <w:r>
+        <w:rPr>
+          <w:rFonts w:ascii="Times New Roman" w:hAnsi="Times New Roman" w:cs="Times New Roman"/>
+          <w:sz w:val="24"/>
+          <w:szCs w:val="24"/>
+        </w:rPr>
+        <w:t>wisata</w:t>
+      </w:r>
+      <w:proofErr w:type="spellEnd"/>
+      <w:r>
+        <w:rPr>
+          <w:rFonts w:ascii="Times New Roman" w:hAnsi="Times New Roman" w:cs="Times New Roman"/>
+          <w:sz w:val="24"/>
+          <w:szCs w:val="24"/>
+        </w:rPr>
+        <w:t xml:space="preserve"> yang </w:t>
+      </w:r>
+      <w:proofErr w:type="spellStart"/>
+      <w:r>
+        <w:rPr>
+          <w:rFonts w:ascii="Times New Roman" w:hAnsi="Times New Roman" w:cs="Times New Roman"/>
+          <w:sz w:val="24"/>
+          <w:szCs w:val="24"/>
+        </w:rPr>
+        <w:t>tersedia</w:t>
+      </w:r>
+      <w:proofErr w:type="spellEnd"/>
+      <w:r>
+        <w:rPr>
+          <w:rFonts w:ascii="Times New Roman" w:hAnsi="Times New Roman" w:cs="Times New Roman"/>
+          <w:sz w:val="24"/>
+          <w:szCs w:val="24"/>
+        </w:rPr>
+        <w:t xml:space="preserve"> pada </w:t>
+      </w:r>
+      <w:proofErr w:type="spellStart"/>
+      <w:r>
+        <w:rPr>
+          <w:rFonts w:ascii="Times New Roman" w:hAnsi="Times New Roman" w:cs="Times New Roman"/>
+          <w:sz w:val="24"/>
+          <w:szCs w:val="24"/>
+        </w:rPr>
+        <w:t>sistem</w:t>
+      </w:r>
+      <w:proofErr w:type="spellEnd"/>
+      <w:r>
+        <w:rPr>
+          <w:rFonts w:ascii="Times New Roman" w:hAnsi="Times New Roman" w:cs="Times New Roman"/>
+          <w:sz w:val="24"/>
+          <w:szCs w:val="24"/>
+        </w:rPr>
+        <w:t xml:space="preserve">. </w:t>
+      </w:r>
+      <w:proofErr w:type="spellStart"/>
+      <w:r>
+        <w:rPr>
+          <w:rFonts w:ascii="Times New Roman" w:hAnsi="Times New Roman" w:cs="Times New Roman"/>
+          <w:sz w:val="24"/>
+          <w:szCs w:val="24"/>
+        </w:rPr>
+        <w:t>Tampilan</w:t>
+      </w:r>
+      <w:proofErr w:type="spellEnd"/>
+      <w:r>
+        <w:rPr>
+          <w:rFonts w:ascii="Times New Roman" w:hAnsi="Times New Roman" w:cs="Times New Roman"/>
+          <w:sz w:val="24"/>
+          <w:szCs w:val="24"/>
+        </w:rPr>
+        <w:t xml:space="preserve"> dashboard </w:t>
+      </w:r>
+      <w:proofErr w:type="spellStart"/>
+      <w:r>
+        <w:rPr>
+          <w:rFonts w:ascii="Times New Roman" w:hAnsi="Times New Roman" w:cs="Times New Roman"/>
+          <w:sz w:val="24"/>
+          <w:szCs w:val="24"/>
+        </w:rPr>
+        <w:t>dibuat</w:t>
+      </w:r>
+      <w:proofErr w:type="spellEnd"/>
+      <w:r>
+        <w:rPr>
+          <w:rFonts w:ascii="Times New Roman" w:hAnsi="Times New Roman" w:cs="Times New Roman"/>
+          <w:sz w:val="24"/>
+          <w:szCs w:val="24"/>
+        </w:rPr>
+        <w:t xml:space="preserve"> </w:t>
+      </w:r>
+      <w:proofErr w:type="spellStart"/>
+      <w:r>
+        <w:rPr>
+          <w:rFonts w:ascii="Times New Roman" w:hAnsi="Times New Roman" w:cs="Times New Roman"/>
+          <w:sz w:val="24"/>
+          <w:szCs w:val="24"/>
+        </w:rPr>
+        <w:t>dengan</w:t>
+      </w:r>
+      <w:proofErr w:type="spellEnd"/>
+      <w:r>
+        <w:rPr>
+          <w:rFonts w:ascii="Times New Roman" w:hAnsi="Times New Roman" w:cs="Times New Roman"/>
+          <w:sz w:val="24"/>
+          <w:szCs w:val="24"/>
+        </w:rPr>
+        <w:t xml:space="preserve"> </w:t>
+      </w:r>
+      <w:proofErr w:type="spellStart"/>
+      <w:r>
+        <w:rPr>
+          <w:rFonts w:ascii="Times New Roman" w:hAnsi="Times New Roman" w:cs="Times New Roman"/>
+          <w:sz w:val="24"/>
+          <w:szCs w:val="24"/>
+        </w:rPr>
+        <w:t>desain</w:t>
+      </w:r>
+      <w:proofErr w:type="spellEnd"/>
+      <w:r>
+        <w:rPr>
+          <w:rFonts w:ascii="Times New Roman" w:hAnsi="Times New Roman" w:cs="Times New Roman"/>
+          <w:sz w:val="24"/>
+          <w:szCs w:val="24"/>
+        </w:rPr>
+        <w:t xml:space="preserve"> </w:t>
+      </w:r>
+      <w:proofErr w:type="spellStart"/>
+      <w:r>
+        <w:rPr>
+          <w:rFonts w:ascii="Times New Roman" w:hAnsi="Times New Roman" w:cs="Times New Roman"/>
+          <w:sz w:val="24"/>
+          <w:szCs w:val="24"/>
+        </w:rPr>
+        <w:t>sederhana</w:t>
+      </w:r>
+      <w:proofErr w:type="spellEnd"/>
+      <w:r>
+        <w:rPr>
+          <w:rFonts w:ascii="Times New Roman" w:hAnsi="Times New Roman" w:cs="Times New Roman"/>
+          <w:sz w:val="24"/>
+          <w:szCs w:val="24"/>
+        </w:rPr>
+        <w:t xml:space="preserve">, modern, dan </w:t>
+      </w:r>
+      <w:proofErr w:type="spellStart"/>
+      <w:r>
+        <w:rPr>
+          <w:rFonts w:ascii="Times New Roman" w:hAnsi="Times New Roman" w:cs="Times New Roman"/>
+          <w:sz w:val="24"/>
+          <w:szCs w:val="24"/>
+        </w:rPr>
+        <w:t>mudah</w:t>
+      </w:r>
+      <w:proofErr w:type="spellEnd"/>
+      <w:r>
+        <w:rPr>
+          <w:rFonts w:ascii="Times New Roman" w:hAnsi="Times New Roman" w:cs="Times New Roman"/>
+          <w:sz w:val="24"/>
+          <w:szCs w:val="24"/>
+        </w:rPr>
+        <w:t xml:space="preserve"> </w:t>
+      </w:r>
+      <w:proofErr w:type="spellStart"/>
+      <w:r>
+        <w:rPr>
+          <w:rFonts w:ascii="Times New Roman" w:hAnsi="Times New Roman" w:cs="Times New Roman"/>
+          <w:sz w:val="24"/>
+          <w:szCs w:val="24"/>
+        </w:rPr>
+        <w:t>digunakan</w:t>
+      </w:r>
+      <w:proofErr w:type="spellEnd"/>
+      <w:r>
+        <w:rPr>
+          <w:rFonts w:ascii="Times New Roman" w:hAnsi="Times New Roman" w:cs="Times New Roman"/>
+          <w:sz w:val="24"/>
+          <w:szCs w:val="24"/>
+        </w:rPr>
+        <w:t xml:space="preserve"> agar proses </w:t>
+      </w:r>
+      <w:proofErr w:type="spellStart"/>
+      <w:r>
+        <w:rPr>
+          <w:rFonts w:ascii="Times New Roman" w:hAnsi="Times New Roman" w:cs="Times New Roman"/>
+          <w:sz w:val="24"/>
+          <w:szCs w:val="24"/>
+        </w:rPr>
+        <w:t>pengelolaan</w:t>
+      </w:r>
+      <w:proofErr w:type="spellEnd"/>
+      <w:r>
+        <w:rPr>
+          <w:rFonts w:ascii="Times New Roman" w:hAnsi="Times New Roman" w:cs="Times New Roman"/>
+          <w:sz w:val="24"/>
+          <w:szCs w:val="24"/>
+        </w:rPr>
+        <w:t xml:space="preserve"> data </w:t>
+      </w:r>
+      <w:proofErr w:type="spellStart"/>
+      <w:r>
+        <w:rPr>
+          <w:rFonts w:ascii="Times New Roman" w:hAnsi="Times New Roman" w:cs="Times New Roman"/>
+          <w:sz w:val="24"/>
+          <w:szCs w:val="24"/>
+        </w:rPr>
+        <w:t>menjadi</w:t>
+      </w:r>
+      <w:proofErr w:type="spellEnd"/>
+      <w:r>
+        <w:rPr>
+          <w:rFonts w:ascii="Times New Roman" w:hAnsi="Times New Roman" w:cs="Times New Roman"/>
+          <w:sz w:val="24"/>
+          <w:szCs w:val="24"/>
+        </w:rPr>
+        <w:t xml:space="preserve"> </w:t>
+      </w:r>
+      <w:proofErr w:type="spellStart"/>
+      <w:r>
+        <w:rPr>
+          <w:rFonts w:ascii="Times New Roman" w:hAnsi="Times New Roman" w:cs="Times New Roman"/>
+          <w:sz w:val="24"/>
+          <w:szCs w:val="24"/>
+        </w:rPr>
+        <w:t>lebih</w:t>
+      </w:r>
+      <w:proofErr w:type="spellEnd"/>
+      <w:r>
+        <w:rPr>
+          <w:rFonts w:ascii="Times New Roman" w:hAnsi="Times New Roman" w:cs="Times New Roman"/>
+          <w:sz w:val="24"/>
+          <w:szCs w:val="24"/>
+        </w:rPr>
+        <w:t xml:space="preserve"> </w:t>
+      </w:r>
+      <w:proofErr w:type="spellStart"/>
+      <w:r>
+        <w:rPr>
+          <w:rFonts w:ascii="Times New Roman" w:hAnsi="Times New Roman" w:cs="Times New Roman"/>
+          <w:sz w:val="24"/>
+          <w:szCs w:val="24"/>
+        </w:rPr>
+        <w:t>nyaman</w:t>
+      </w:r>
+      <w:proofErr w:type="spellEnd"/>
+      <w:r>
+        <w:rPr>
+          <w:rFonts w:ascii="Times New Roman" w:hAnsi="Times New Roman" w:cs="Times New Roman"/>
+          <w:sz w:val="24"/>
+          <w:szCs w:val="24"/>
+        </w:rPr>
+        <w:t>.</w:t>
+      </w:r>
+    </w:p>
+    <w:p>
+      <w:pPr>
+        <w:rPr>
+          <w:rFonts w:ascii="Times New Roman" w:hAnsi="Times New Roman" w:cs="Times New Roman"/>
+          <w:sz w:val="24"/>
+          <w:szCs w:val="24"/>
+        </w:rPr>
+      </w:pPr>
+      <w:r>
+        <w:rPr>
+          <w:rFonts w:ascii="Times New Roman" w:hAnsi="Times New Roman" w:cs="Times New Roman"/>
+          <w:sz w:val="24"/>
+          <w:szCs w:val="24"/>
+        </w:rPr>
+        <w:t xml:space="preserve">Pada </w:t>
+      </w:r>
+      <w:proofErr w:type="spellStart"/>
+      <w:r>
+        <w:rPr>
+          <w:rFonts w:ascii="Times New Roman" w:hAnsi="Times New Roman" w:cs="Times New Roman"/>
+          <w:sz w:val="24"/>
+          <w:szCs w:val="24"/>
+        </w:rPr>
+        <w:t>bagian</w:t>
+      </w:r>
+      <w:proofErr w:type="spellEnd"/>
+      <w:r>
+        <w:rPr>
+          <w:rFonts w:ascii="Times New Roman" w:hAnsi="Times New Roman" w:cs="Times New Roman"/>
+          <w:sz w:val="24"/>
+          <w:szCs w:val="24"/>
+        </w:rPr>
+        <w:t xml:space="preserve"> </w:t>
+      </w:r>
+      <w:proofErr w:type="spellStart"/>
+      <w:r>
+        <w:rPr>
+          <w:rFonts w:ascii="Times New Roman" w:hAnsi="Times New Roman" w:cs="Times New Roman"/>
+          <w:sz w:val="24"/>
+          <w:szCs w:val="24"/>
+        </w:rPr>
+        <w:t>atas</w:t>
+      </w:r>
+      <w:proofErr w:type="spellEnd"/>
+      <w:r>
+        <w:rPr>
+          <w:rFonts w:ascii="Times New Roman" w:hAnsi="Times New Roman" w:cs="Times New Roman"/>
+          <w:sz w:val="24"/>
+          <w:szCs w:val="24"/>
+        </w:rPr>
+        <w:t xml:space="preserve"> </w:t>
+      </w:r>
+      <w:proofErr w:type="spellStart"/>
+      <w:r>
+        <w:rPr>
+          <w:rFonts w:ascii="Times New Roman" w:hAnsi="Times New Roman" w:cs="Times New Roman"/>
+          <w:sz w:val="24"/>
+          <w:szCs w:val="24"/>
+        </w:rPr>
+        <w:t>terdapat</w:t>
+      </w:r>
+      <w:proofErr w:type="spellEnd"/>
+      <w:r>
+        <w:rPr>
+          <w:rFonts w:ascii="Times New Roman" w:hAnsi="Times New Roman" w:cs="Times New Roman"/>
+          <w:sz w:val="24"/>
+          <w:szCs w:val="24"/>
+        </w:rPr>
+        <w:t xml:space="preserve"> navbar </w:t>
+      </w:r>
+      <w:proofErr w:type="spellStart"/>
+      <w:r>
+        <w:rPr>
+          <w:rFonts w:ascii="Times New Roman" w:hAnsi="Times New Roman" w:cs="Times New Roman"/>
+          <w:sz w:val="24"/>
+          <w:szCs w:val="24"/>
+        </w:rPr>
+        <w:t>atau</w:t>
+      </w:r>
+      <w:proofErr w:type="spellEnd"/>
+      <w:r>
+        <w:rPr>
+          <w:rFonts w:ascii="Times New Roman" w:hAnsi="Times New Roman" w:cs="Times New Roman"/>
+          <w:sz w:val="24"/>
+          <w:szCs w:val="24"/>
+        </w:rPr>
+        <w:t xml:space="preserve"> menu </w:t>
+      </w:r>
+      <w:proofErr w:type="spellStart"/>
+      <w:r>
+        <w:rPr>
+          <w:rFonts w:ascii="Times New Roman" w:hAnsi="Times New Roman" w:cs="Times New Roman"/>
+          <w:sz w:val="24"/>
+          <w:szCs w:val="24"/>
+        </w:rPr>
+        <w:t>navigasi</w:t>
+      </w:r>
+      <w:proofErr w:type="spellEnd"/>
+      <w:r>
+        <w:rPr>
+          <w:rFonts w:ascii="Times New Roman" w:hAnsi="Times New Roman" w:cs="Times New Roman"/>
+          <w:sz w:val="24"/>
+          <w:szCs w:val="24"/>
+        </w:rPr>
+        <w:t xml:space="preserve"> yang </w:t>
+      </w:r>
+      <w:proofErr w:type="spellStart"/>
+      <w:r>
+        <w:rPr>
+          <w:rFonts w:ascii="Times New Roman" w:hAnsi="Times New Roman" w:cs="Times New Roman"/>
+          <w:sz w:val="24"/>
+          <w:szCs w:val="24"/>
+        </w:rPr>
+        <w:t>berisi</w:t>
+      </w:r>
+      <w:proofErr w:type="spellEnd"/>
+      <w:r>
+        <w:rPr>
+          <w:rFonts w:ascii="Times New Roman" w:hAnsi="Times New Roman" w:cs="Times New Roman"/>
+          <w:sz w:val="24"/>
+          <w:szCs w:val="24"/>
+        </w:rPr>
+        <w:t xml:space="preserve"> </w:t>
+      </w:r>
+      <w:proofErr w:type="spellStart"/>
+      <w:r>
+        <w:rPr>
+          <w:rFonts w:ascii="Times New Roman" w:hAnsi="Times New Roman" w:cs="Times New Roman"/>
+          <w:sz w:val="24"/>
+          <w:szCs w:val="24"/>
+        </w:rPr>
+        <w:t>beberapa</w:t>
+      </w:r>
+      <w:proofErr w:type="spellEnd"/>
+      <w:r>
+        <w:rPr>
+          <w:rFonts w:ascii="Times New Roman" w:hAnsi="Times New Roman" w:cs="Times New Roman"/>
+          <w:sz w:val="24"/>
+          <w:szCs w:val="24"/>
+        </w:rPr>
+        <w:t xml:space="preserve"> </w:t>
+      </w:r>
+      <w:proofErr w:type="spellStart"/>
+      <w:r>
+        <w:rPr>
+          <w:rFonts w:ascii="Times New Roman" w:hAnsi="Times New Roman" w:cs="Times New Roman"/>
+          <w:sz w:val="24"/>
+          <w:szCs w:val="24"/>
+        </w:rPr>
+        <w:t>fitur</w:t>
+      </w:r>
+      <w:proofErr w:type="spellEnd"/>
+      <w:r>
+        <w:rPr>
+          <w:rFonts w:ascii="Times New Roman" w:hAnsi="Times New Roman" w:cs="Times New Roman"/>
+          <w:sz w:val="24"/>
+          <w:szCs w:val="24"/>
+        </w:rPr>
+        <w:t xml:space="preserve"> </w:t>
+      </w:r>
+      <w:proofErr w:type="spellStart"/>
+      <w:r>
+        <w:rPr>
+          <w:rFonts w:ascii="Times New Roman" w:hAnsi="Times New Roman" w:cs="Times New Roman"/>
+          <w:sz w:val="24"/>
+          <w:szCs w:val="24"/>
+        </w:rPr>
+        <w:t>utama</w:t>
+      </w:r>
+      <w:proofErr w:type="spellEnd"/>
+      <w:r>
+        <w:rPr>
+          <w:rFonts w:ascii="Times New Roman" w:hAnsi="Times New Roman" w:cs="Times New Roman"/>
+          <w:sz w:val="24"/>
+          <w:szCs w:val="24"/>
+        </w:rPr>
+        <w:t xml:space="preserve">, </w:t>
+      </w:r>
+      <w:proofErr w:type="spellStart"/>
+      <w:r>
+        <w:rPr>
+          <w:rFonts w:ascii="Times New Roman" w:hAnsi="Times New Roman" w:cs="Times New Roman"/>
+          <w:sz w:val="24"/>
+          <w:szCs w:val="24"/>
+        </w:rPr>
+        <w:t>yaitu</w:t>
+      </w:r>
+      <w:proofErr w:type="spellEnd"/>
+      <w:r>
+        <w:rPr>
+          <w:rFonts w:ascii="Times New Roman" w:hAnsi="Times New Roman" w:cs="Times New Roman"/>
+          <w:sz w:val="24"/>
+          <w:szCs w:val="24"/>
+        </w:rPr>
+        <w:t>:</w:t>
+      </w:r>
+    </w:p>
+    <w:p>
+      <w:pPr>
+        <w:numPr>
+          <w:ilvl w:val="0"/>
+          <w:numId w:val="5"/>
+        </w:numPr>
+        <w:rPr>
+          <w:rFonts w:ascii="Times New Roman" w:hAnsi="Times New Roman" w:cs="Times New Roman"/>
+          <w:sz w:val="24"/>
+          <w:szCs w:val="24"/>
+        </w:rPr>
+      </w:pPr>
+      <w:proofErr w:type="spellStart"/>
+      <w:r>
+        <w:rPr>
+          <w:rFonts w:ascii="Times New Roman" w:hAnsi="Times New Roman" w:cs="Times New Roman"/>
+          <w:b/>
+          <w:bCs/>
+          <w:sz w:val="24"/>
+          <w:szCs w:val="24"/>
+        </w:rPr>
+        <w:t>Tambah</w:t>
+      </w:r>
+      <w:proofErr w:type="spellEnd"/>
+      <w:r>
+        <w:rPr>
+          <w:rFonts w:ascii="Times New Roman" w:hAnsi="Times New Roman" w:cs="Times New Roman"/>
+          <w:b/>
+          <w:bCs/>
+          <w:sz w:val="24"/>
+          <w:szCs w:val="24"/>
+        </w:rPr>
+        <w:t xml:space="preserve"> </w:t>
+      </w:r>
+      <w:proofErr w:type="spellStart"/>
+      <w:r>
+        <w:rPr>
+          <w:rFonts w:ascii="Times New Roman" w:hAnsi="Times New Roman" w:cs="Times New Roman"/>
+          <w:b/>
+          <w:bCs/>
+          <w:sz w:val="24"/>
+          <w:szCs w:val="24"/>
+        </w:rPr>
+        <w:t>Wisata</w:t>
+      </w:r>
+      <w:proofErr w:type="spellEnd"/>
+      <w:r>
+        <w:rPr>
+          <w:rFonts w:ascii="Times New Roman" w:hAnsi="Times New Roman" w:cs="Times New Roman"/>
+          <w:sz w:val="24"/>
+          <w:szCs w:val="24"/>
+        </w:rPr>
+        <w:t xml:space="preserve"> </w:t>
+      </w:r>
+      <w:proofErr w:type="spellStart"/>
+      <w:r>
+        <w:rPr>
+          <w:rFonts w:ascii="Times New Roman" w:hAnsi="Times New Roman" w:cs="Times New Roman"/>
+          <w:sz w:val="24"/>
+          <w:szCs w:val="24"/>
+        </w:rPr>
+        <w:t>untuk</w:t>
+      </w:r>
+      <w:proofErr w:type="spellEnd"/>
+      <w:r>
+        <w:rPr>
+          <w:rFonts w:ascii="Times New Roman" w:hAnsi="Times New Roman" w:cs="Times New Roman"/>
+          <w:sz w:val="24"/>
+          <w:szCs w:val="24"/>
+        </w:rPr>
+        <w:t xml:space="preserve"> </w:t>
+      </w:r>
+      <w:proofErr w:type="spellStart"/>
+      <w:r>
+        <w:rPr>
+          <w:rFonts w:ascii="Times New Roman" w:hAnsi="Times New Roman" w:cs="Times New Roman"/>
+          <w:sz w:val="24"/>
+          <w:szCs w:val="24"/>
+        </w:rPr>
+        <w:t>menambahkan</w:t>
+      </w:r>
+      <w:proofErr w:type="spellEnd"/>
+      <w:r>
+        <w:rPr>
+          <w:rFonts w:ascii="Times New Roman" w:hAnsi="Times New Roman" w:cs="Times New Roman"/>
+          <w:sz w:val="24"/>
+          <w:szCs w:val="24"/>
+        </w:rPr>
+        <w:t xml:space="preserve"> data </w:t>
+      </w:r>
+      <w:proofErr w:type="spellStart"/>
+      <w:r>
+        <w:rPr>
+          <w:rFonts w:ascii="Times New Roman" w:hAnsi="Times New Roman" w:cs="Times New Roman"/>
+          <w:sz w:val="24"/>
+          <w:szCs w:val="24"/>
+        </w:rPr>
+        <w:t>wisata</w:t>
+      </w:r>
+      <w:proofErr w:type="spellEnd"/>
+      <w:r>
+        <w:rPr>
+          <w:rFonts w:ascii="Times New Roman" w:hAnsi="Times New Roman" w:cs="Times New Roman"/>
+          <w:sz w:val="24"/>
+          <w:szCs w:val="24"/>
+        </w:rPr>
+        <w:t xml:space="preserve"> </w:t>
+      </w:r>
+      <w:proofErr w:type="spellStart"/>
+      <w:r>
+        <w:rPr>
+          <w:rFonts w:ascii="Times New Roman" w:hAnsi="Times New Roman" w:cs="Times New Roman"/>
+          <w:sz w:val="24"/>
+          <w:szCs w:val="24"/>
+        </w:rPr>
+        <w:t>baru</w:t>
+      </w:r>
+      <w:proofErr w:type="spellEnd"/>
+    </w:p>
+    <w:p>
+      <w:pPr>
+        <w:numPr>
+          <w:ilvl w:val="0"/>
+          <w:numId w:val="5"/>
+        </w:numPr>
+        <w:rPr>
+          <w:rFonts w:ascii="Times New Roman" w:hAnsi="Times New Roman" w:cs="Times New Roman"/>
+          <w:sz w:val="24"/>
+          <w:szCs w:val="24"/>
+        </w:rPr>
+      </w:pPr>
+      <w:r>
+        <w:rPr>
+          <w:rFonts w:ascii="Times New Roman" w:hAnsi="Times New Roman" w:cs="Times New Roman"/>
+          <w:b/>
+          <w:bCs/>
+          <w:sz w:val="24"/>
+          <w:szCs w:val="24"/>
+        </w:rPr>
+        <w:t>Data Booking</w:t>
+      </w:r>
+      <w:r>
+        <w:rPr>
+          <w:rFonts w:ascii="Times New Roman" w:hAnsi="Times New Roman" w:cs="Times New Roman"/>
+          <w:sz w:val="24"/>
+          <w:szCs w:val="24"/>
+        </w:rPr>
+        <w:t xml:space="preserve"> </w:t>
+      </w:r>
+      <w:proofErr w:type="spellStart"/>
+      <w:r>
+        <w:rPr>
+          <w:rFonts w:ascii="Times New Roman" w:hAnsi="Times New Roman" w:cs="Times New Roman"/>
+          <w:sz w:val="24"/>
+          <w:szCs w:val="24"/>
+        </w:rPr>
+        <w:t>untuk</w:t>
+      </w:r>
+      <w:proofErr w:type="spellEnd"/>
+      <w:r>
+        <w:rPr>
+          <w:rFonts w:ascii="Times New Roman" w:hAnsi="Times New Roman" w:cs="Times New Roman"/>
+          <w:sz w:val="24"/>
+          <w:szCs w:val="24"/>
+        </w:rPr>
+        <w:t xml:space="preserve"> </w:t>
+      </w:r>
+      <w:proofErr w:type="spellStart"/>
+      <w:r>
+        <w:rPr>
+          <w:rFonts w:ascii="Times New Roman" w:hAnsi="Times New Roman" w:cs="Times New Roman"/>
+          <w:sz w:val="24"/>
+          <w:szCs w:val="24"/>
+        </w:rPr>
+        <w:t>melihat</w:t>
+      </w:r>
+      <w:proofErr w:type="spellEnd"/>
+      <w:r>
+        <w:rPr>
+          <w:rFonts w:ascii="Times New Roman" w:hAnsi="Times New Roman" w:cs="Times New Roman"/>
+          <w:sz w:val="24"/>
+          <w:szCs w:val="24"/>
+        </w:rPr>
+        <w:t xml:space="preserve"> dan </w:t>
+      </w:r>
+      <w:proofErr w:type="spellStart"/>
+      <w:r>
+        <w:rPr>
+          <w:rFonts w:ascii="Times New Roman" w:hAnsi="Times New Roman" w:cs="Times New Roman"/>
+          <w:sz w:val="24"/>
+          <w:szCs w:val="24"/>
+        </w:rPr>
+        <w:t>mengelola</w:t>
+      </w:r>
+      <w:proofErr w:type="spellEnd"/>
+      <w:r>
+        <w:rPr>
+          <w:rFonts w:ascii="Times New Roman" w:hAnsi="Times New Roman" w:cs="Times New Roman"/>
+          <w:sz w:val="24"/>
+          <w:szCs w:val="24"/>
+        </w:rPr>
+        <w:t xml:space="preserve"> </w:t>
+      </w:r>
+      <w:proofErr w:type="spellStart"/>
+      <w:r>
+        <w:rPr>
+          <w:rFonts w:ascii="Times New Roman" w:hAnsi="Times New Roman" w:cs="Times New Roman"/>
+          <w:sz w:val="24"/>
+          <w:szCs w:val="24"/>
+        </w:rPr>
+        <w:t>pemesanan</w:t>
+      </w:r>
+      <w:proofErr w:type="spellEnd"/>
+      <w:r>
+        <w:rPr>
+          <w:rFonts w:ascii="Times New Roman" w:hAnsi="Times New Roman" w:cs="Times New Roman"/>
+          <w:sz w:val="24"/>
+          <w:szCs w:val="24"/>
+        </w:rPr>
+        <w:t xml:space="preserve"> </w:t>
+      </w:r>
+      <w:proofErr w:type="spellStart"/>
+      <w:r>
+        <w:rPr>
+          <w:rFonts w:ascii="Times New Roman" w:hAnsi="Times New Roman" w:cs="Times New Roman"/>
+          <w:sz w:val="24"/>
+          <w:szCs w:val="24"/>
+        </w:rPr>
+        <w:t>tiket</w:t>
+      </w:r>
+      <w:proofErr w:type="spellEnd"/>
+      <w:r>
+        <w:rPr>
+          <w:rFonts w:ascii="Times New Roman" w:hAnsi="Times New Roman" w:cs="Times New Roman"/>
+          <w:sz w:val="24"/>
+          <w:szCs w:val="24"/>
+        </w:rPr>
+        <w:t xml:space="preserve"> </w:t>
+      </w:r>
+      <w:proofErr w:type="spellStart"/>
+      <w:r>
+        <w:rPr>
+          <w:rFonts w:ascii="Times New Roman" w:hAnsi="Times New Roman" w:cs="Times New Roman"/>
+          <w:sz w:val="24"/>
+          <w:szCs w:val="24"/>
+        </w:rPr>
+        <w:t>wisata</w:t>
+      </w:r>
+      <w:proofErr w:type="spellEnd"/>
+      <w:r>
+        <w:rPr>
+          <w:rFonts w:ascii="Times New Roman" w:hAnsi="Times New Roman" w:cs="Times New Roman"/>
+          <w:sz w:val="24"/>
+          <w:szCs w:val="24"/>
+        </w:rPr>
+        <w:t xml:space="preserve"> </w:t>
+      </w:r>
+      <w:proofErr w:type="spellStart"/>
+      <w:r>
+        <w:rPr>
+          <w:rFonts w:ascii="Times New Roman" w:hAnsi="Times New Roman" w:cs="Times New Roman"/>
+          <w:sz w:val="24"/>
+          <w:szCs w:val="24"/>
+        </w:rPr>
+        <w:t>dari</w:t>
+      </w:r>
+      <w:proofErr w:type="spellEnd"/>
+      <w:r>
+        <w:rPr>
+          <w:rFonts w:ascii="Times New Roman" w:hAnsi="Times New Roman" w:cs="Times New Roman"/>
+          <w:sz w:val="24"/>
+          <w:szCs w:val="24"/>
+        </w:rPr>
+        <w:t xml:space="preserve"> customer</w:t>
+      </w:r>
+    </w:p>
+    <w:p>
+      <w:pPr>
+        <w:numPr>
+          <w:ilvl w:val="0"/>
+          <w:numId w:val="5"/>
+        </w:numPr>
+        <w:rPr>
+          <w:rFonts w:ascii="Times New Roman" w:hAnsi="Times New Roman" w:cs="Times New Roman"/>
+          <w:sz w:val="24"/>
+          <w:szCs w:val="24"/>
+        </w:rPr>
+      </w:pPr>
+      <w:r>
+        <w:rPr>
+          <w:rFonts w:ascii="Times New Roman" w:hAnsi="Times New Roman" w:cs="Times New Roman"/>
+          <w:b/>
+          <w:bCs/>
+          <w:sz w:val="24"/>
+          <w:szCs w:val="24"/>
+        </w:rPr>
+        <w:t>Data Review</w:t>
+      </w:r>
+      <w:r>
+        <w:rPr>
+          <w:rFonts w:ascii="Times New Roman" w:hAnsi="Times New Roman" w:cs="Times New Roman"/>
+          <w:sz w:val="24"/>
+          <w:szCs w:val="24"/>
+        </w:rPr>
+        <w:t xml:space="preserve"> </w:t>
+      </w:r>
+      <w:proofErr w:type="spellStart"/>
+      <w:r>
+        <w:rPr>
+          <w:rFonts w:ascii="Times New Roman" w:hAnsi="Times New Roman" w:cs="Times New Roman"/>
+          <w:sz w:val="24"/>
+          <w:szCs w:val="24"/>
+        </w:rPr>
+        <w:t>untuk</w:t>
+      </w:r>
+      <w:proofErr w:type="spellEnd"/>
+      <w:r>
+        <w:rPr>
+          <w:rFonts w:ascii="Times New Roman" w:hAnsi="Times New Roman" w:cs="Times New Roman"/>
+          <w:sz w:val="24"/>
+          <w:szCs w:val="24"/>
+        </w:rPr>
+        <w:t xml:space="preserve"> </w:t>
+      </w:r>
+      <w:proofErr w:type="spellStart"/>
+      <w:r>
+        <w:rPr>
+          <w:rFonts w:ascii="Times New Roman" w:hAnsi="Times New Roman" w:cs="Times New Roman"/>
+          <w:sz w:val="24"/>
+          <w:szCs w:val="24"/>
+        </w:rPr>
+        <w:t>melihat</w:t>
+      </w:r>
+      <w:proofErr w:type="spellEnd"/>
+      <w:r>
+        <w:rPr>
+          <w:rFonts w:ascii="Times New Roman" w:hAnsi="Times New Roman" w:cs="Times New Roman"/>
+          <w:sz w:val="24"/>
+          <w:szCs w:val="24"/>
+        </w:rPr>
+        <w:t xml:space="preserve"> </w:t>
+      </w:r>
+      <w:proofErr w:type="spellStart"/>
+      <w:r>
+        <w:rPr>
+          <w:rFonts w:ascii="Times New Roman" w:hAnsi="Times New Roman" w:cs="Times New Roman"/>
+          <w:sz w:val="24"/>
+          <w:szCs w:val="24"/>
+        </w:rPr>
+        <w:t>ulasan</w:t>
+      </w:r>
+      <w:proofErr w:type="spellEnd"/>
+      <w:r>
+        <w:rPr>
+          <w:rFonts w:ascii="Times New Roman" w:hAnsi="Times New Roman" w:cs="Times New Roman"/>
+          <w:sz w:val="24"/>
+          <w:szCs w:val="24"/>
+        </w:rPr>
+        <w:t xml:space="preserve"> </w:t>
+      </w:r>
+      <w:proofErr w:type="spellStart"/>
+      <w:r>
+        <w:rPr>
+          <w:rFonts w:ascii="Times New Roman" w:hAnsi="Times New Roman" w:cs="Times New Roman"/>
+          <w:sz w:val="24"/>
+          <w:szCs w:val="24"/>
+        </w:rPr>
+        <w:t>atau</w:t>
+      </w:r>
+      <w:proofErr w:type="spellEnd"/>
+      <w:r>
+        <w:rPr>
+          <w:rFonts w:ascii="Times New Roman" w:hAnsi="Times New Roman" w:cs="Times New Roman"/>
+          <w:sz w:val="24"/>
+          <w:szCs w:val="24"/>
+        </w:rPr>
+        <w:t xml:space="preserve"> review </w:t>
+      </w:r>
+      <w:proofErr w:type="spellStart"/>
+      <w:r>
+        <w:rPr>
+          <w:rFonts w:ascii="Times New Roman" w:hAnsi="Times New Roman" w:cs="Times New Roman"/>
+          <w:sz w:val="24"/>
+          <w:szCs w:val="24"/>
+        </w:rPr>
+        <w:t>dari</w:t>
+      </w:r>
+      <w:proofErr w:type="spellEnd"/>
+      <w:r>
+        <w:rPr>
+          <w:rFonts w:ascii="Times New Roman" w:hAnsi="Times New Roman" w:cs="Times New Roman"/>
+          <w:sz w:val="24"/>
+          <w:szCs w:val="24"/>
+        </w:rPr>
+        <w:t xml:space="preserve"> customer</w:t>
+      </w:r>
+    </w:p>
+    <w:p>
+      <w:pPr>
+        <w:numPr>
+          <w:ilvl w:val="0"/>
+          <w:numId w:val="5"/>
+        </w:numPr>
+        <w:rPr>
+          <w:rFonts w:ascii="Times New Roman" w:hAnsi="Times New Roman" w:cs="Times New Roman"/>
+          <w:sz w:val="24"/>
+          <w:szCs w:val="24"/>
+        </w:rPr>
+      </w:pPr>
+      <w:r>
+        <w:rPr>
+          <w:rFonts w:ascii="Times New Roman" w:hAnsi="Times New Roman" w:cs="Times New Roman"/>
+          <w:b/>
+          <w:bCs/>
+          <w:sz w:val="24"/>
+          <w:szCs w:val="24"/>
+        </w:rPr>
+        <w:t>Logout</w:t>
+      </w:r>
+      <w:r>
+        <w:rPr>
+          <w:rFonts w:ascii="Times New Roman" w:hAnsi="Times New Roman" w:cs="Times New Roman"/>
+          <w:sz w:val="24"/>
+          <w:szCs w:val="24"/>
+        </w:rPr>
+        <w:t xml:space="preserve"> </w:t>
+      </w:r>
+      <w:proofErr w:type="spellStart"/>
+      <w:r>
+        <w:rPr>
+          <w:rFonts w:ascii="Times New Roman" w:hAnsi="Times New Roman" w:cs="Times New Roman"/>
+          <w:sz w:val="24"/>
+          <w:szCs w:val="24"/>
+        </w:rPr>
+        <w:t>untuk</w:t>
+      </w:r>
+      <w:proofErr w:type="spellEnd"/>
+      <w:r>
+        <w:rPr>
+          <w:rFonts w:ascii="Times New Roman" w:hAnsi="Times New Roman" w:cs="Times New Roman"/>
+          <w:sz w:val="24"/>
+          <w:szCs w:val="24"/>
+        </w:rPr>
+        <w:t xml:space="preserve"> </w:t>
+      </w:r>
+      <w:proofErr w:type="spellStart"/>
+      <w:r>
+        <w:rPr>
+          <w:rFonts w:ascii="Times New Roman" w:hAnsi="Times New Roman" w:cs="Times New Roman"/>
+          <w:sz w:val="24"/>
+          <w:szCs w:val="24"/>
+        </w:rPr>
+        <w:t>keluar</w:t>
+      </w:r>
+      <w:proofErr w:type="spellEnd"/>
+      <w:r>
+        <w:rPr>
+          <w:rFonts w:ascii="Times New Roman" w:hAnsi="Times New Roman" w:cs="Times New Roman"/>
+          <w:sz w:val="24"/>
+          <w:szCs w:val="24"/>
+        </w:rPr>
+        <w:t xml:space="preserve"> </w:t>
+      </w:r>
+      <w:proofErr w:type="spellStart"/>
+      <w:r>
+        <w:rPr>
+          <w:rFonts w:ascii="Times New Roman" w:hAnsi="Times New Roman" w:cs="Times New Roman"/>
+          <w:sz w:val="24"/>
+          <w:szCs w:val="24"/>
+        </w:rPr>
+        <w:t>dari</w:t>
+      </w:r>
+      <w:proofErr w:type="spellEnd"/>
+      <w:r>
+        <w:rPr>
+          <w:rFonts w:ascii="Times New Roman" w:hAnsi="Times New Roman" w:cs="Times New Roman"/>
+          <w:sz w:val="24"/>
+          <w:szCs w:val="24"/>
+        </w:rPr>
+        <w:t xml:space="preserve"> </w:t>
+      </w:r>
+      <w:proofErr w:type="spellStart"/>
+      <w:r>
+        <w:rPr>
+          <w:rFonts w:ascii="Times New Roman" w:hAnsi="Times New Roman" w:cs="Times New Roman"/>
+          <w:sz w:val="24"/>
+          <w:szCs w:val="24"/>
+        </w:rPr>
+        <w:t>sistem</w:t>
+      </w:r>
+      <w:proofErr w:type="spellEnd"/>
+      <w:r>
+        <w:rPr>
+          <w:rFonts w:ascii="Times New Roman" w:hAnsi="Times New Roman" w:cs="Times New Roman"/>
+          <w:sz w:val="24"/>
+          <w:szCs w:val="24"/>
+        </w:rPr>
+        <w:t xml:space="preserve"> admin</w:t>
+      </w:r>
+    </w:p>
+    <w:p>
+      <w:pPr>
+        <w:rPr>
+          <w:rFonts w:ascii="Times New Roman" w:hAnsi="Times New Roman" w:cs="Times New Roman"/>
+          <w:sz w:val="24"/>
+          <w:szCs w:val="24"/>
+        </w:rPr>
+      </w:pPr>
+      <w:r>
+        <w:rPr>
+          <w:rFonts w:ascii="Times New Roman" w:hAnsi="Times New Roman" w:cs="Times New Roman"/>
+          <w:sz w:val="24"/>
+          <w:szCs w:val="24"/>
+        </w:rPr>
+        <w:t xml:space="preserve">Di </w:t>
+      </w:r>
+      <w:proofErr w:type="spellStart"/>
+      <w:r>
+        <w:rPr>
+          <w:rFonts w:ascii="Times New Roman" w:hAnsi="Times New Roman" w:cs="Times New Roman"/>
+          <w:sz w:val="24"/>
+          <w:szCs w:val="24"/>
+        </w:rPr>
+        <w:t>bagian</w:t>
+      </w:r>
+      <w:proofErr w:type="spellEnd"/>
+      <w:r>
+        <w:rPr>
+          <w:rFonts w:ascii="Times New Roman" w:hAnsi="Times New Roman" w:cs="Times New Roman"/>
+          <w:sz w:val="24"/>
+          <w:szCs w:val="24"/>
+        </w:rPr>
+        <w:t xml:space="preserve"> </w:t>
+      </w:r>
+      <w:proofErr w:type="spellStart"/>
+      <w:r>
+        <w:rPr>
+          <w:rFonts w:ascii="Times New Roman" w:hAnsi="Times New Roman" w:cs="Times New Roman"/>
+          <w:sz w:val="24"/>
+          <w:szCs w:val="24"/>
+        </w:rPr>
+        <w:t>tengah</w:t>
+      </w:r>
+      <w:proofErr w:type="spellEnd"/>
+      <w:r>
+        <w:rPr>
+          <w:rFonts w:ascii="Times New Roman" w:hAnsi="Times New Roman" w:cs="Times New Roman"/>
+          <w:sz w:val="24"/>
+          <w:szCs w:val="24"/>
+        </w:rPr>
+        <w:t xml:space="preserve"> </w:t>
+      </w:r>
+      <w:proofErr w:type="spellStart"/>
+      <w:r>
+        <w:rPr>
+          <w:rFonts w:ascii="Times New Roman" w:hAnsi="Times New Roman" w:cs="Times New Roman"/>
+          <w:sz w:val="24"/>
+          <w:szCs w:val="24"/>
+        </w:rPr>
+        <w:t>terdapat</w:t>
+      </w:r>
+      <w:proofErr w:type="spellEnd"/>
+      <w:r>
+        <w:rPr>
+          <w:rFonts w:ascii="Times New Roman" w:hAnsi="Times New Roman" w:cs="Times New Roman"/>
+          <w:sz w:val="24"/>
+          <w:szCs w:val="24"/>
+        </w:rPr>
+        <w:t xml:space="preserve"> </w:t>
+      </w:r>
+      <w:proofErr w:type="spellStart"/>
+      <w:r>
+        <w:rPr>
+          <w:rFonts w:ascii="Times New Roman" w:hAnsi="Times New Roman" w:cs="Times New Roman"/>
+          <w:sz w:val="24"/>
+          <w:szCs w:val="24"/>
+        </w:rPr>
+        <w:t>judul</w:t>
+      </w:r>
+      <w:proofErr w:type="spellEnd"/>
+      <w:r>
+        <w:rPr>
+          <w:rFonts w:ascii="Times New Roman" w:hAnsi="Times New Roman" w:cs="Times New Roman"/>
+          <w:sz w:val="24"/>
+          <w:szCs w:val="24"/>
+        </w:rPr>
+        <w:t xml:space="preserve"> </w:t>
+      </w:r>
+      <w:r>
+        <w:rPr>
+          <w:rFonts w:ascii="Times New Roman" w:hAnsi="Times New Roman" w:cs="Times New Roman"/>
+          <w:b/>
+          <w:bCs/>
+          <w:sz w:val="24"/>
+          <w:szCs w:val="24"/>
+        </w:rPr>
+        <w:t>Dashboard Admin</w:t>
+      </w:r>
+      <w:r>
+        <w:rPr>
+          <w:rFonts w:ascii="Times New Roman" w:hAnsi="Times New Roman" w:cs="Times New Roman"/>
+          <w:sz w:val="24"/>
+          <w:szCs w:val="24"/>
+        </w:rPr>
+        <w:t xml:space="preserve"> </w:t>
+      </w:r>
+      <w:proofErr w:type="spellStart"/>
+      <w:r>
+        <w:rPr>
+          <w:rFonts w:ascii="Times New Roman" w:hAnsi="Times New Roman" w:cs="Times New Roman"/>
+          <w:sz w:val="24"/>
+          <w:szCs w:val="24"/>
+        </w:rPr>
+        <w:t>serta</w:t>
+      </w:r>
+      <w:proofErr w:type="spellEnd"/>
+      <w:r>
+        <w:rPr>
+          <w:rFonts w:ascii="Times New Roman" w:hAnsi="Times New Roman" w:cs="Times New Roman"/>
+          <w:sz w:val="24"/>
+          <w:szCs w:val="24"/>
+        </w:rPr>
+        <w:t xml:space="preserve"> section </w:t>
+      </w:r>
+      <w:r>
+        <w:rPr>
+          <w:rFonts w:ascii="Times New Roman" w:hAnsi="Times New Roman" w:cs="Times New Roman"/>
+          <w:b/>
+          <w:bCs/>
+          <w:sz w:val="24"/>
+          <w:szCs w:val="24"/>
+        </w:rPr>
+        <w:t xml:space="preserve">Data </w:t>
+      </w:r>
+      <w:proofErr w:type="spellStart"/>
+      <w:r>
+        <w:rPr>
+          <w:rFonts w:ascii="Times New Roman" w:hAnsi="Times New Roman" w:cs="Times New Roman"/>
+          <w:b/>
+          <w:bCs/>
+          <w:sz w:val="24"/>
+          <w:szCs w:val="24"/>
+        </w:rPr>
+        <w:t>Wisata</w:t>
+      </w:r>
+      <w:proofErr w:type="spellEnd"/>
+      <w:r>
+        <w:rPr>
+          <w:rFonts w:ascii="Times New Roman" w:hAnsi="Times New Roman" w:cs="Times New Roman"/>
+          <w:sz w:val="24"/>
+          <w:szCs w:val="24"/>
+        </w:rPr>
+        <w:t xml:space="preserve"> yang </w:t>
+      </w:r>
+      <w:proofErr w:type="spellStart"/>
+      <w:r>
+        <w:rPr>
+          <w:rFonts w:ascii="Times New Roman" w:hAnsi="Times New Roman" w:cs="Times New Roman"/>
+          <w:sz w:val="24"/>
+          <w:szCs w:val="24"/>
+        </w:rPr>
+        <w:t>digunakan</w:t>
+      </w:r>
+      <w:proofErr w:type="spellEnd"/>
+      <w:r>
+        <w:rPr>
+          <w:rFonts w:ascii="Times New Roman" w:hAnsi="Times New Roman" w:cs="Times New Roman"/>
+          <w:sz w:val="24"/>
+          <w:szCs w:val="24"/>
+        </w:rPr>
+        <w:t xml:space="preserve"> </w:t>
+      </w:r>
+      <w:proofErr w:type="spellStart"/>
+      <w:r>
+        <w:rPr>
+          <w:rFonts w:ascii="Times New Roman" w:hAnsi="Times New Roman" w:cs="Times New Roman"/>
+          <w:sz w:val="24"/>
+          <w:szCs w:val="24"/>
+        </w:rPr>
+        <w:t>untuk</w:t>
+      </w:r>
+      <w:proofErr w:type="spellEnd"/>
+      <w:r>
+        <w:rPr>
+          <w:rFonts w:ascii="Times New Roman" w:hAnsi="Times New Roman" w:cs="Times New Roman"/>
+          <w:sz w:val="24"/>
+          <w:szCs w:val="24"/>
+        </w:rPr>
+        <w:t xml:space="preserve"> </w:t>
+      </w:r>
+      <w:proofErr w:type="spellStart"/>
+      <w:r>
+        <w:rPr>
+          <w:rFonts w:ascii="Times New Roman" w:hAnsi="Times New Roman" w:cs="Times New Roman"/>
+          <w:sz w:val="24"/>
+          <w:szCs w:val="24"/>
+        </w:rPr>
+        <w:t>menampilkan</w:t>
+      </w:r>
+      <w:proofErr w:type="spellEnd"/>
+      <w:r>
+        <w:rPr>
+          <w:rFonts w:ascii="Times New Roman" w:hAnsi="Times New Roman" w:cs="Times New Roman"/>
+          <w:sz w:val="24"/>
+          <w:szCs w:val="24"/>
+        </w:rPr>
+        <w:t xml:space="preserve"> </w:t>
+      </w:r>
+      <w:proofErr w:type="spellStart"/>
+      <w:r>
+        <w:rPr>
+          <w:rFonts w:ascii="Times New Roman" w:hAnsi="Times New Roman" w:cs="Times New Roman"/>
+          <w:sz w:val="24"/>
+          <w:szCs w:val="24"/>
+        </w:rPr>
+        <w:t>seluruh</w:t>
+      </w:r>
+      <w:proofErr w:type="spellEnd"/>
+      <w:r>
+        <w:rPr>
+          <w:rFonts w:ascii="Times New Roman" w:hAnsi="Times New Roman" w:cs="Times New Roman"/>
+          <w:sz w:val="24"/>
+          <w:szCs w:val="24"/>
+        </w:rPr>
+        <w:t xml:space="preserve"> </w:t>
+      </w:r>
+      <w:proofErr w:type="spellStart"/>
+      <w:r>
+        <w:rPr>
+          <w:rFonts w:ascii="Times New Roman" w:hAnsi="Times New Roman" w:cs="Times New Roman"/>
+          <w:sz w:val="24"/>
+          <w:szCs w:val="24"/>
+        </w:rPr>
+        <w:t>informasi</w:t>
+      </w:r>
+      <w:proofErr w:type="spellEnd"/>
+      <w:r>
+        <w:rPr>
+          <w:rFonts w:ascii="Times New Roman" w:hAnsi="Times New Roman" w:cs="Times New Roman"/>
+          <w:sz w:val="24"/>
+          <w:szCs w:val="24"/>
+        </w:rPr>
+        <w:t xml:space="preserve"> </w:t>
+      </w:r>
+      <w:proofErr w:type="spellStart"/>
+      <w:r>
+        <w:rPr>
+          <w:rFonts w:ascii="Times New Roman" w:hAnsi="Times New Roman" w:cs="Times New Roman"/>
+          <w:sz w:val="24"/>
+          <w:szCs w:val="24"/>
+        </w:rPr>
+        <w:t>wisata</w:t>
+      </w:r>
+      <w:proofErr w:type="spellEnd"/>
+      <w:r>
+        <w:rPr>
+          <w:rFonts w:ascii="Times New Roman" w:hAnsi="Times New Roman" w:cs="Times New Roman"/>
+          <w:sz w:val="24"/>
+          <w:szCs w:val="24"/>
+        </w:rPr>
+        <w:t xml:space="preserve"> yang </w:t>
+      </w:r>
+      <w:proofErr w:type="spellStart"/>
+      <w:r>
+        <w:rPr>
+          <w:rFonts w:ascii="Times New Roman" w:hAnsi="Times New Roman" w:cs="Times New Roman"/>
+          <w:sz w:val="24"/>
+          <w:szCs w:val="24"/>
+        </w:rPr>
+        <w:t>tersimpan</w:t>
+      </w:r>
+      <w:proofErr w:type="spellEnd"/>
+      <w:r>
+        <w:rPr>
+          <w:rFonts w:ascii="Times New Roman" w:hAnsi="Times New Roman" w:cs="Times New Roman"/>
+          <w:sz w:val="24"/>
+          <w:szCs w:val="24"/>
+        </w:rPr>
+        <w:t xml:space="preserve"> di database. Data </w:t>
+      </w:r>
+      <w:proofErr w:type="spellStart"/>
+      <w:r>
+        <w:rPr>
+          <w:rFonts w:ascii="Times New Roman" w:hAnsi="Times New Roman" w:cs="Times New Roman"/>
+          <w:sz w:val="24"/>
+          <w:szCs w:val="24"/>
+        </w:rPr>
+        <w:t>wisata</w:t>
+      </w:r>
+      <w:proofErr w:type="spellEnd"/>
+      <w:r>
+        <w:rPr>
+          <w:rFonts w:ascii="Times New Roman" w:hAnsi="Times New Roman" w:cs="Times New Roman"/>
+          <w:sz w:val="24"/>
+          <w:szCs w:val="24"/>
+        </w:rPr>
+        <w:t xml:space="preserve"> pada dashboard </w:t>
+      </w:r>
+      <w:proofErr w:type="spellStart"/>
+      <w:r>
+        <w:rPr>
+          <w:rFonts w:ascii="Times New Roman" w:hAnsi="Times New Roman" w:cs="Times New Roman"/>
+          <w:sz w:val="24"/>
+          <w:szCs w:val="24"/>
+        </w:rPr>
+        <w:t>ini</w:t>
+      </w:r>
+      <w:proofErr w:type="spellEnd"/>
+      <w:r>
+        <w:rPr>
+          <w:rFonts w:ascii="Times New Roman" w:hAnsi="Times New Roman" w:cs="Times New Roman"/>
+          <w:sz w:val="24"/>
+          <w:szCs w:val="24"/>
+        </w:rPr>
+        <w:t xml:space="preserve"> </w:t>
+      </w:r>
+      <w:proofErr w:type="spellStart"/>
+      <w:r>
+        <w:rPr>
+          <w:rFonts w:ascii="Times New Roman" w:hAnsi="Times New Roman" w:cs="Times New Roman"/>
+          <w:sz w:val="24"/>
+          <w:szCs w:val="24"/>
+        </w:rPr>
+        <w:t>terhubung</w:t>
+      </w:r>
+      <w:proofErr w:type="spellEnd"/>
+      <w:r>
+        <w:rPr>
+          <w:rFonts w:ascii="Times New Roman" w:hAnsi="Times New Roman" w:cs="Times New Roman"/>
+          <w:sz w:val="24"/>
+          <w:szCs w:val="24"/>
+        </w:rPr>
+        <w:t xml:space="preserve"> </w:t>
+      </w:r>
+      <w:proofErr w:type="spellStart"/>
+      <w:r>
+        <w:rPr>
+          <w:rFonts w:ascii="Times New Roman" w:hAnsi="Times New Roman" w:cs="Times New Roman"/>
+          <w:sz w:val="24"/>
+          <w:szCs w:val="24"/>
+        </w:rPr>
+        <w:t>langsung</w:t>
+      </w:r>
+      <w:proofErr w:type="spellEnd"/>
+      <w:r>
+        <w:rPr>
+          <w:rFonts w:ascii="Times New Roman" w:hAnsi="Times New Roman" w:cs="Times New Roman"/>
+          <w:sz w:val="24"/>
+          <w:szCs w:val="24"/>
+        </w:rPr>
+        <w:t xml:space="preserve"> </w:t>
+      </w:r>
+      <w:proofErr w:type="spellStart"/>
+      <w:r>
+        <w:rPr>
+          <w:rFonts w:ascii="Times New Roman" w:hAnsi="Times New Roman" w:cs="Times New Roman"/>
+          <w:sz w:val="24"/>
+          <w:szCs w:val="24"/>
+        </w:rPr>
+        <w:t>dengan</w:t>
+      </w:r>
+      <w:proofErr w:type="spellEnd"/>
+      <w:r>
+        <w:rPr>
+          <w:rFonts w:ascii="Times New Roman" w:hAnsi="Times New Roman" w:cs="Times New Roman"/>
+          <w:sz w:val="24"/>
+          <w:szCs w:val="24"/>
+        </w:rPr>
+        <w:t xml:space="preserve"> </w:t>
+      </w:r>
+      <w:proofErr w:type="spellStart"/>
+      <w:r>
+        <w:rPr>
+          <w:rFonts w:ascii="Times New Roman" w:hAnsi="Times New Roman" w:cs="Times New Roman"/>
+          <w:sz w:val="24"/>
+          <w:szCs w:val="24"/>
+        </w:rPr>
+        <w:t>halaman</w:t>
+      </w:r>
+      <w:proofErr w:type="spellEnd"/>
+      <w:r>
+        <w:rPr>
+          <w:rFonts w:ascii="Times New Roman" w:hAnsi="Times New Roman" w:cs="Times New Roman"/>
+          <w:sz w:val="24"/>
+          <w:szCs w:val="24"/>
+        </w:rPr>
+        <w:t xml:space="preserve"> customer </w:t>
+      </w:r>
+      <w:proofErr w:type="spellStart"/>
+      <w:r>
+        <w:rPr>
+          <w:rFonts w:ascii="Times New Roman" w:hAnsi="Times New Roman" w:cs="Times New Roman"/>
+          <w:sz w:val="24"/>
+          <w:szCs w:val="24"/>
+        </w:rPr>
+        <w:t>sehingga</w:t>
+      </w:r>
+      <w:proofErr w:type="spellEnd"/>
+      <w:r>
+        <w:rPr>
+          <w:rFonts w:ascii="Times New Roman" w:hAnsi="Times New Roman" w:cs="Times New Roman"/>
+          <w:sz w:val="24"/>
+          <w:szCs w:val="24"/>
+        </w:rPr>
+        <w:t xml:space="preserve"> </w:t>
+      </w:r>
+      <w:proofErr w:type="spellStart"/>
+      <w:r>
+        <w:rPr>
+          <w:rFonts w:ascii="Times New Roman" w:hAnsi="Times New Roman" w:cs="Times New Roman"/>
+          <w:sz w:val="24"/>
+          <w:szCs w:val="24"/>
+        </w:rPr>
+        <w:t>setiap</w:t>
+      </w:r>
+      <w:proofErr w:type="spellEnd"/>
+      <w:r>
+        <w:rPr>
+          <w:rFonts w:ascii="Times New Roman" w:hAnsi="Times New Roman" w:cs="Times New Roman"/>
+          <w:sz w:val="24"/>
+          <w:szCs w:val="24"/>
+        </w:rPr>
+        <w:t xml:space="preserve"> </w:t>
+      </w:r>
+      <w:proofErr w:type="spellStart"/>
+      <w:r>
+        <w:rPr>
+          <w:rFonts w:ascii="Times New Roman" w:hAnsi="Times New Roman" w:cs="Times New Roman"/>
+          <w:sz w:val="24"/>
+          <w:szCs w:val="24"/>
+        </w:rPr>
+        <w:t>perubahan</w:t>
+      </w:r>
+      <w:proofErr w:type="spellEnd"/>
+      <w:r>
+        <w:rPr>
+          <w:rFonts w:ascii="Times New Roman" w:hAnsi="Times New Roman" w:cs="Times New Roman"/>
+          <w:sz w:val="24"/>
+          <w:szCs w:val="24"/>
+        </w:rPr>
+        <w:t xml:space="preserve"> data oleh admin </w:t>
+      </w:r>
+      <w:proofErr w:type="spellStart"/>
+      <w:r>
+        <w:rPr>
+          <w:rFonts w:ascii="Times New Roman" w:hAnsi="Times New Roman" w:cs="Times New Roman"/>
+          <w:sz w:val="24"/>
+          <w:szCs w:val="24"/>
+        </w:rPr>
+        <w:t>akan</w:t>
+      </w:r>
+      <w:proofErr w:type="spellEnd"/>
+      <w:r>
+        <w:rPr>
+          <w:rFonts w:ascii="Times New Roman" w:hAnsi="Times New Roman" w:cs="Times New Roman"/>
+          <w:sz w:val="24"/>
+          <w:szCs w:val="24"/>
+        </w:rPr>
+        <w:t xml:space="preserve"> </w:t>
+      </w:r>
+      <w:proofErr w:type="spellStart"/>
+      <w:r>
+        <w:rPr>
+          <w:rFonts w:ascii="Times New Roman" w:hAnsi="Times New Roman" w:cs="Times New Roman"/>
+          <w:sz w:val="24"/>
+          <w:szCs w:val="24"/>
+        </w:rPr>
+        <w:t>otomatis</w:t>
+      </w:r>
+      <w:proofErr w:type="spellEnd"/>
+      <w:r>
+        <w:rPr>
+          <w:rFonts w:ascii="Times New Roman" w:hAnsi="Times New Roman" w:cs="Times New Roman"/>
+          <w:sz w:val="24"/>
+          <w:szCs w:val="24"/>
+        </w:rPr>
+        <w:t xml:space="preserve"> </w:t>
+      </w:r>
+      <w:proofErr w:type="spellStart"/>
+      <w:r>
+        <w:rPr>
+          <w:rFonts w:ascii="Times New Roman" w:hAnsi="Times New Roman" w:cs="Times New Roman"/>
+          <w:sz w:val="24"/>
+          <w:szCs w:val="24"/>
+        </w:rPr>
+        <w:t>diperbarui</w:t>
+      </w:r>
+      <w:proofErr w:type="spellEnd"/>
+      <w:r>
+        <w:rPr>
+          <w:rFonts w:ascii="Times New Roman" w:hAnsi="Times New Roman" w:cs="Times New Roman"/>
+          <w:sz w:val="24"/>
+          <w:szCs w:val="24"/>
+        </w:rPr>
+        <w:t xml:space="preserve"> pada </w:t>
+      </w:r>
+      <w:proofErr w:type="spellStart"/>
+      <w:r>
+        <w:rPr>
+          <w:rFonts w:ascii="Times New Roman" w:hAnsi="Times New Roman" w:cs="Times New Roman"/>
+          <w:sz w:val="24"/>
+          <w:szCs w:val="24"/>
+        </w:rPr>
+        <w:t>halaman</w:t>
+      </w:r>
+      <w:proofErr w:type="spellEnd"/>
+      <w:r>
+        <w:rPr>
+          <w:rFonts w:ascii="Times New Roman" w:hAnsi="Times New Roman" w:cs="Times New Roman"/>
+          <w:sz w:val="24"/>
+          <w:szCs w:val="24"/>
+        </w:rPr>
+        <w:t xml:space="preserve"> daftar </w:t>
+      </w:r>
+      <w:proofErr w:type="spellStart"/>
+      <w:r>
+        <w:rPr>
+          <w:rFonts w:ascii="Times New Roman" w:hAnsi="Times New Roman" w:cs="Times New Roman"/>
+          <w:sz w:val="24"/>
+          <w:szCs w:val="24"/>
+        </w:rPr>
+        <w:t>wisata</w:t>
+      </w:r>
+      <w:proofErr w:type="spellEnd"/>
+      <w:r>
+        <w:rPr>
+          <w:rFonts w:ascii="Times New Roman" w:hAnsi="Times New Roman" w:cs="Times New Roman"/>
+          <w:sz w:val="24"/>
+          <w:szCs w:val="24"/>
+        </w:rPr>
+        <w:t xml:space="preserve"> customer.</w:t>
+      </w:r>
+    </w:p>
+    <w:p>
+      <w:pPr>
+        <w:rPr>
+          <w:rFonts w:ascii="Times New Roman" w:hAnsi="Times New Roman" w:cs="Times New Roman"/>
+          <w:sz w:val="24"/>
+          <w:szCs w:val="24"/>
+        </w:rPr>
+      </w:pPr>
+      <w:r>
+        <w:rPr>
+          <w:rFonts w:ascii="Times New Roman" w:hAnsi="Times New Roman" w:cs="Times New Roman"/>
+          <w:sz w:val="24"/>
+          <w:szCs w:val="24"/>
+        </w:rPr>
+        <w:t xml:space="preserve">Website dashboard admin </w:t>
+      </w:r>
+      <w:proofErr w:type="spellStart"/>
+      <w:r>
+        <w:rPr>
+          <w:rFonts w:ascii="Times New Roman" w:hAnsi="Times New Roman" w:cs="Times New Roman"/>
+          <w:sz w:val="24"/>
+          <w:szCs w:val="24"/>
+        </w:rPr>
+        <w:t>ini</w:t>
+      </w:r>
+      <w:proofErr w:type="spellEnd"/>
+      <w:r>
+        <w:rPr>
+          <w:rFonts w:ascii="Times New Roman" w:hAnsi="Times New Roman" w:cs="Times New Roman"/>
+          <w:sz w:val="24"/>
+          <w:szCs w:val="24"/>
+        </w:rPr>
+        <w:t xml:space="preserve"> </w:t>
+      </w:r>
+      <w:proofErr w:type="spellStart"/>
+      <w:r>
+        <w:rPr>
+          <w:rFonts w:ascii="Times New Roman" w:hAnsi="Times New Roman" w:cs="Times New Roman"/>
+          <w:sz w:val="24"/>
+          <w:szCs w:val="24"/>
+        </w:rPr>
+        <w:t>dibuat</w:t>
+      </w:r>
+      <w:proofErr w:type="spellEnd"/>
+      <w:r>
+        <w:rPr>
+          <w:rFonts w:ascii="Times New Roman" w:hAnsi="Times New Roman" w:cs="Times New Roman"/>
+          <w:sz w:val="24"/>
+          <w:szCs w:val="24"/>
+        </w:rPr>
+        <w:t xml:space="preserve"> </w:t>
+      </w:r>
+      <w:proofErr w:type="spellStart"/>
+      <w:r>
+        <w:rPr>
+          <w:rFonts w:ascii="Times New Roman" w:hAnsi="Times New Roman" w:cs="Times New Roman"/>
+          <w:sz w:val="24"/>
+          <w:szCs w:val="24"/>
+        </w:rPr>
+        <w:t>menggunakan</w:t>
+      </w:r>
+      <w:proofErr w:type="spellEnd"/>
+      <w:r>
+        <w:rPr>
+          <w:rFonts w:ascii="Times New Roman" w:hAnsi="Times New Roman" w:cs="Times New Roman"/>
+          <w:sz w:val="24"/>
+          <w:szCs w:val="24"/>
+        </w:rPr>
+        <w:t xml:space="preserve"> </w:t>
+      </w:r>
+      <w:proofErr w:type="spellStart"/>
+      <w:r>
+        <w:rPr>
+          <w:rFonts w:ascii="Times New Roman" w:hAnsi="Times New Roman" w:cs="Times New Roman"/>
+          <w:sz w:val="24"/>
+          <w:szCs w:val="24"/>
+        </w:rPr>
+        <w:t>beberapa</w:t>
+      </w:r>
+      <w:proofErr w:type="spellEnd"/>
+      <w:r>
+        <w:rPr>
+          <w:rFonts w:ascii="Times New Roman" w:hAnsi="Times New Roman" w:cs="Times New Roman"/>
+          <w:sz w:val="24"/>
+          <w:szCs w:val="24"/>
+        </w:rPr>
+        <w:t xml:space="preserve"> </w:t>
+      </w:r>
+      <w:proofErr w:type="spellStart"/>
+      <w:r>
+        <w:rPr>
+          <w:rFonts w:ascii="Times New Roman" w:hAnsi="Times New Roman" w:cs="Times New Roman"/>
+          <w:sz w:val="24"/>
+          <w:szCs w:val="24"/>
+        </w:rPr>
+        <w:t>teknologi</w:t>
+      </w:r>
+      <w:proofErr w:type="spellEnd"/>
+      <w:r>
+        <w:rPr>
+          <w:rFonts w:ascii="Times New Roman" w:hAnsi="Times New Roman" w:cs="Times New Roman"/>
+          <w:sz w:val="24"/>
+          <w:szCs w:val="24"/>
+        </w:rPr>
+        <w:t xml:space="preserve"> web modern, </w:t>
+      </w:r>
+      <w:proofErr w:type="spellStart"/>
+      <w:r>
+        <w:rPr>
+          <w:rFonts w:ascii="Times New Roman" w:hAnsi="Times New Roman" w:cs="Times New Roman"/>
+          <w:sz w:val="24"/>
+          <w:szCs w:val="24"/>
+        </w:rPr>
+        <w:t>antara</w:t>
+      </w:r>
+      <w:proofErr w:type="spellEnd"/>
+      <w:r>
+        <w:rPr>
+          <w:rFonts w:ascii="Times New Roman" w:hAnsi="Times New Roman" w:cs="Times New Roman"/>
+          <w:sz w:val="24"/>
+          <w:szCs w:val="24"/>
+        </w:rPr>
+        <w:t xml:space="preserve"> lain:</w:t>
+      </w:r>
+    </w:p>
+    <w:p>
+      <w:pPr>
+        <w:numPr>
+          <w:ilvl w:val="0"/>
+          <w:numId w:val="6"/>
+        </w:numPr>
+        <w:rPr>
+          <w:rFonts w:ascii="Times New Roman" w:hAnsi="Times New Roman" w:cs="Times New Roman"/>
+          <w:sz w:val="24"/>
+          <w:szCs w:val="24"/>
+        </w:rPr>
+      </w:pPr>
+      <w:r>
+        <w:rPr>
+          <w:rFonts w:ascii="Times New Roman" w:hAnsi="Times New Roman" w:cs="Times New Roman"/>
+          <w:sz w:val="24"/>
+          <w:szCs w:val="24"/>
+        </w:rPr>
+        <w:t xml:space="preserve">React </w:t>
+      </w:r>
+      <w:proofErr w:type="spellStart"/>
+      <w:r>
+        <w:rPr>
+          <w:rFonts w:ascii="Times New Roman" w:hAnsi="Times New Roman" w:cs="Times New Roman"/>
+          <w:sz w:val="24"/>
+          <w:szCs w:val="24"/>
+        </w:rPr>
+        <w:t>sebagai</w:t>
+      </w:r>
+      <w:proofErr w:type="spellEnd"/>
+      <w:r>
+        <w:rPr>
+          <w:rFonts w:ascii="Times New Roman" w:hAnsi="Times New Roman" w:cs="Times New Roman"/>
+          <w:sz w:val="24"/>
+          <w:szCs w:val="24"/>
+        </w:rPr>
+        <w:t xml:space="preserve"> frontend </w:t>
+      </w:r>
+      <w:proofErr w:type="spellStart"/>
+      <w:r>
+        <w:rPr>
+          <w:rFonts w:ascii="Times New Roman" w:hAnsi="Times New Roman" w:cs="Times New Roman"/>
+          <w:sz w:val="24"/>
+          <w:szCs w:val="24"/>
+        </w:rPr>
+        <w:t>utama</w:t>
+      </w:r>
+      <w:proofErr w:type="spellEnd"/>
+    </w:p>
+    <w:p>
+      <w:pPr>
+        <w:numPr>
+          <w:ilvl w:val="0"/>
+          <w:numId w:val="6"/>
+        </w:numPr>
+        <w:rPr>
+          <w:rFonts w:ascii="Times New Roman" w:hAnsi="Times New Roman" w:cs="Times New Roman"/>
+          <w:sz w:val="24"/>
+          <w:szCs w:val="24"/>
+        </w:rPr>
+      </w:pPr>
+      <w:r>
+        <w:rPr>
+          <w:rFonts w:ascii="Times New Roman" w:hAnsi="Times New Roman" w:cs="Times New Roman"/>
+          <w:sz w:val="24"/>
+          <w:szCs w:val="24"/>
+        </w:rPr>
+        <w:t xml:space="preserve">TypeScript </w:t>
+      </w:r>
+      <w:proofErr w:type="spellStart"/>
+      <w:r>
+        <w:rPr>
+          <w:rFonts w:ascii="Times New Roman" w:hAnsi="Times New Roman" w:cs="Times New Roman"/>
+          <w:sz w:val="24"/>
+          <w:szCs w:val="24"/>
+        </w:rPr>
+        <w:t>untuk</w:t>
+      </w:r>
+      <w:proofErr w:type="spellEnd"/>
+      <w:r>
+        <w:rPr>
+          <w:rFonts w:ascii="Times New Roman" w:hAnsi="Times New Roman" w:cs="Times New Roman"/>
+          <w:sz w:val="24"/>
+          <w:szCs w:val="24"/>
+        </w:rPr>
+        <w:t xml:space="preserve"> </w:t>
+      </w:r>
+      <w:proofErr w:type="spellStart"/>
+      <w:r>
+        <w:rPr>
+          <w:rFonts w:ascii="Times New Roman" w:hAnsi="Times New Roman" w:cs="Times New Roman"/>
+          <w:sz w:val="24"/>
+          <w:szCs w:val="24"/>
+        </w:rPr>
+        <w:t>penulisan</w:t>
+      </w:r>
+      <w:proofErr w:type="spellEnd"/>
+      <w:r>
+        <w:rPr>
+          <w:rFonts w:ascii="Times New Roman" w:hAnsi="Times New Roman" w:cs="Times New Roman"/>
+          <w:sz w:val="24"/>
+          <w:szCs w:val="24"/>
+        </w:rPr>
+        <w:t xml:space="preserve"> </w:t>
+      </w:r>
+      <w:proofErr w:type="spellStart"/>
+      <w:r>
+        <w:rPr>
+          <w:rFonts w:ascii="Times New Roman" w:hAnsi="Times New Roman" w:cs="Times New Roman"/>
+          <w:sz w:val="24"/>
+          <w:szCs w:val="24"/>
+        </w:rPr>
+        <w:t>kode</w:t>
+      </w:r>
+      <w:proofErr w:type="spellEnd"/>
+      <w:r>
+        <w:rPr>
+          <w:rFonts w:ascii="Times New Roman" w:hAnsi="Times New Roman" w:cs="Times New Roman"/>
+          <w:sz w:val="24"/>
+          <w:szCs w:val="24"/>
+        </w:rPr>
+        <w:t xml:space="preserve"> yang </w:t>
+      </w:r>
+      <w:proofErr w:type="spellStart"/>
+      <w:r>
+        <w:rPr>
+          <w:rFonts w:ascii="Times New Roman" w:hAnsi="Times New Roman" w:cs="Times New Roman"/>
+          <w:sz w:val="24"/>
+          <w:szCs w:val="24"/>
+        </w:rPr>
+        <w:t>lebih</w:t>
+      </w:r>
+      <w:proofErr w:type="spellEnd"/>
+      <w:r>
+        <w:rPr>
+          <w:rFonts w:ascii="Times New Roman" w:hAnsi="Times New Roman" w:cs="Times New Roman"/>
+          <w:sz w:val="24"/>
+          <w:szCs w:val="24"/>
+        </w:rPr>
+        <w:t xml:space="preserve"> </w:t>
+      </w:r>
+      <w:proofErr w:type="spellStart"/>
+      <w:r>
+        <w:rPr>
+          <w:rFonts w:ascii="Times New Roman" w:hAnsi="Times New Roman" w:cs="Times New Roman"/>
+          <w:sz w:val="24"/>
+          <w:szCs w:val="24"/>
+        </w:rPr>
+        <w:t>aman</w:t>
+      </w:r>
+      <w:proofErr w:type="spellEnd"/>
+      <w:r>
+        <w:rPr>
+          <w:rFonts w:ascii="Times New Roman" w:hAnsi="Times New Roman" w:cs="Times New Roman"/>
+          <w:sz w:val="24"/>
+          <w:szCs w:val="24"/>
+        </w:rPr>
+        <w:t xml:space="preserve"> dan </w:t>
+      </w:r>
+      <w:proofErr w:type="spellStart"/>
+      <w:r>
+        <w:rPr>
+          <w:rFonts w:ascii="Times New Roman" w:hAnsi="Times New Roman" w:cs="Times New Roman"/>
+          <w:sz w:val="24"/>
+          <w:szCs w:val="24"/>
+        </w:rPr>
+        <w:t>terstruktur</w:t>
+      </w:r>
+      <w:proofErr w:type="spellEnd"/>
+    </w:p>
+    <w:p>
+      <w:pPr>
+        <w:numPr>
+          <w:ilvl w:val="0"/>
+          <w:numId w:val="6"/>
+        </w:numPr>
+        <w:rPr>
+          <w:rFonts w:ascii="Times New Roman" w:hAnsi="Times New Roman" w:cs="Times New Roman"/>
+          <w:sz w:val="24"/>
+          <w:szCs w:val="24"/>
+        </w:rPr>
+      </w:pPr>
+      <w:r>
+        <w:rPr>
+          <w:rFonts w:ascii="Times New Roman" w:hAnsi="Times New Roman" w:cs="Times New Roman"/>
+          <w:sz w:val="24"/>
+          <w:szCs w:val="24"/>
+        </w:rPr>
+        <w:t xml:space="preserve">React Router </w:t>
+      </w:r>
+      <w:proofErr w:type="spellStart"/>
+      <w:r>
+        <w:rPr>
+          <w:rFonts w:ascii="Times New Roman" w:hAnsi="Times New Roman" w:cs="Times New Roman"/>
+          <w:sz w:val="24"/>
+          <w:szCs w:val="24"/>
+        </w:rPr>
+        <w:t>untuk</w:t>
+      </w:r>
+      <w:proofErr w:type="spellEnd"/>
+      <w:r>
+        <w:rPr>
+          <w:rFonts w:ascii="Times New Roman" w:hAnsi="Times New Roman" w:cs="Times New Roman"/>
+          <w:sz w:val="24"/>
+          <w:szCs w:val="24"/>
+        </w:rPr>
+        <w:t xml:space="preserve"> </w:t>
+      </w:r>
+      <w:proofErr w:type="spellStart"/>
+      <w:r>
+        <w:rPr>
+          <w:rFonts w:ascii="Times New Roman" w:hAnsi="Times New Roman" w:cs="Times New Roman"/>
+          <w:sz w:val="24"/>
+          <w:szCs w:val="24"/>
+        </w:rPr>
+        <w:t>navigasi</w:t>
+      </w:r>
+      <w:proofErr w:type="spellEnd"/>
+      <w:r>
+        <w:rPr>
+          <w:rFonts w:ascii="Times New Roman" w:hAnsi="Times New Roman" w:cs="Times New Roman"/>
+          <w:sz w:val="24"/>
+          <w:szCs w:val="24"/>
+        </w:rPr>
+        <w:t xml:space="preserve"> </w:t>
+      </w:r>
+      <w:proofErr w:type="spellStart"/>
+      <w:r>
+        <w:rPr>
+          <w:rFonts w:ascii="Times New Roman" w:hAnsi="Times New Roman" w:cs="Times New Roman"/>
+          <w:sz w:val="24"/>
+          <w:szCs w:val="24"/>
+        </w:rPr>
+        <w:t>halaman</w:t>
+      </w:r>
+      <w:proofErr w:type="spellEnd"/>
+      <w:r>
+        <w:rPr>
+          <w:rFonts w:ascii="Times New Roman" w:hAnsi="Times New Roman" w:cs="Times New Roman"/>
+          <w:sz w:val="24"/>
+          <w:szCs w:val="24"/>
+        </w:rPr>
+        <w:t xml:space="preserve"> admin dan customer</w:t>
+      </w:r>
+    </w:p>
+    <w:p>
+      <w:pPr>
+        <w:numPr>
+          <w:ilvl w:val="0"/>
+          <w:numId w:val="6"/>
+        </w:numPr>
+        <w:rPr>
+          <w:rFonts w:ascii="Times New Roman" w:hAnsi="Times New Roman" w:cs="Times New Roman"/>
+          <w:sz w:val="24"/>
+          <w:szCs w:val="24"/>
+        </w:rPr>
+      </w:pPr>
+      <w:r>
+        <w:rPr>
+          <w:rFonts w:ascii="Times New Roman" w:hAnsi="Times New Roman" w:cs="Times New Roman"/>
+          <w:sz w:val="24"/>
+          <w:szCs w:val="24"/>
+        </w:rPr>
+        <w:t xml:space="preserve">Axios </w:t>
+      </w:r>
+      <w:proofErr w:type="spellStart"/>
+      <w:r>
+        <w:rPr>
+          <w:rFonts w:ascii="Times New Roman" w:hAnsi="Times New Roman" w:cs="Times New Roman"/>
+          <w:sz w:val="24"/>
+          <w:szCs w:val="24"/>
+        </w:rPr>
+        <w:t>untuk</w:t>
+      </w:r>
+      <w:proofErr w:type="spellEnd"/>
+      <w:r>
+        <w:rPr>
+          <w:rFonts w:ascii="Times New Roman" w:hAnsi="Times New Roman" w:cs="Times New Roman"/>
+          <w:sz w:val="24"/>
+          <w:szCs w:val="24"/>
+        </w:rPr>
+        <w:t xml:space="preserve"> </w:t>
+      </w:r>
+      <w:proofErr w:type="spellStart"/>
+      <w:r>
+        <w:rPr>
+          <w:rFonts w:ascii="Times New Roman" w:hAnsi="Times New Roman" w:cs="Times New Roman"/>
+          <w:sz w:val="24"/>
+          <w:szCs w:val="24"/>
+        </w:rPr>
+        <w:t>menghubungkan</w:t>
+      </w:r>
+      <w:proofErr w:type="spellEnd"/>
+      <w:r>
+        <w:rPr>
+          <w:rFonts w:ascii="Times New Roman" w:hAnsi="Times New Roman" w:cs="Times New Roman"/>
+          <w:sz w:val="24"/>
+          <w:szCs w:val="24"/>
+        </w:rPr>
+        <w:t xml:space="preserve"> frontend </w:t>
+      </w:r>
+      <w:proofErr w:type="spellStart"/>
+      <w:r>
+        <w:rPr>
+          <w:rFonts w:ascii="Times New Roman" w:hAnsi="Times New Roman" w:cs="Times New Roman"/>
+          <w:sz w:val="24"/>
+          <w:szCs w:val="24"/>
+        </w:rPr>
+        <w:t>dengan</w:t>
+      </w:r>
+      <w:proofErr w:type="spellEnd"/>
+      <w:r>
+        <w:rPr>
+          <w:rFonts w:ascii="Times New Roman" w:hAnsi="Times New Roman" w:cs="Times New Roman"/>
+          <w:sz w:val="24"/>
+          <w:szCs w:val="24"/>
+        </w:rPr>
+        <w:t xml:space="preserve"> backend API</w:t>
+      </w:r>
+    </w:p>
+    <w:p>
+      <w:pPr>
+        <w:numPr>
+          <w:ilvl w:val="0"/>
+          <w:numId w:val="6"/>
+        </w:numPr>
+        <w:rPr>
+          <w:rFonts w:ascii="Times New Roman" w:hAnsi="Times New Roman" w:cs="Times New Roman"/>
+          <w:sz w:val="24"/>
+          <w:szCs w:val="24"/>
+        </w:rPr>
+      </w:pPr>
+      <w:r>
+        <w:rPr>
+          <w:rFonts w:ascii="Times New Roman" w:hAnsi="Times New Roman" w:cs="Times New Roman"/>
+          <w:sz w:val="24"/>
+          <w:szCs w:val="24"/>
+        </w:rPr>
+        <w:t xml:space="preserve">Database yang </w:t>
+      </w:r>
+      <w:proofErr w:type="spellStart"/>
+      <w:r>
+        <w:rPr>
+          <w:rFonts w:ascii="Times New Roman" w:hAnsi="Times New Roman" w:cs="Times New Roman"/>
+          <w:sz w:val="24"/>
+          <w:szCs w:val="24"/>
+        </w:rPr>
+        <w:t>terhubung</w:t>
+      </w:r>
+      <w:proofErr w:type="spellEnd"/>
+      <w:r>
+        <w:rPr>
+          <w:rFonts w:ascii="Times New Roman" w:hAnsi="Times New Roman" w:cs="Times New Roman"/>
+          <w:sz w:val="24"/>
+          <w:szCs w:val="24"/>
+        </w:rPr>
+        <w:t xml:space="preserve"> </w:t>
+      </w:r>
+      <w:proofErr w:type="spellStart"/>
+      <w:r>
+        <w:rPr>
+          <w:rFonts w:ascii="Times New Roman" w:hAnsi="Times New Roman" w:cs="Times New Roman"/>
+          <w:sz w:val="24"/>
+          <w:szCs w:val="24"/>
+        </w:rPr>
+        <w:t>langsung</w:t>
+      </w:r>
+      <w:proofErr w:type="spellEnd"/>
+      <w:r>
+        <w:rPr>
+          <w:rFonts w:ascii="Times New Roman" w:hAnsi="Times New Roman" w:cs="Times New Roman"/>
+          <w:sz w:val="24"/>
+          <w:szCs w:val="24"/>
+        </w:rPr>
+        <w:t xml:space="preserve"> </w:t>
+      </w:r>
+      <w:proofErr w:type="spellStart"/>
+      <w:r>
+        <w:rPr>
+          <w:rFonts w:ascii="Times New Roman" w:hAnsi="Times New Roman" w:cs="Times New Roman"/>
+          <w:sz w:val="24"/>
+          <w:szCs w:val="24"/>
+        </w:rPr>
+        <w:t>dengan</w:t>
+      </w:r>
+      <w:proofErr w:type="spellEnd"/>
+      <w:r>
+        <w:rPr>
+          <w:rFonts w:ascii="Times New Roman" w:hAnsi="Times New Roman" w:cs="Times New Roman"/>
+          <w:sz w:val="24"/>
+          <w:szCs w:val="24"/>
+        </w:rPr>
+        <w:t xml:space="preserve"> </w:t>
+      </w:r>
+      <w:proofErr w:type="spellStart"/>
+      <w:r>
+        <w:rPr>
+          <w:rFonts w:ascii="Times New Roman" w:hAnsi="Times New Roman" w:cs="Times New Roman"/>
+          <w:sz w:val="24"/>
+          <w:szCs w:val="24"/>
+        </w:rPr>
+        <w:t>sistem</w:t>
+      </w:r>
+      <w:proofErr w:type="spellEnd"/>
+      <w:r>
+        <w:rPr>
+          <w:rFonts w:ascii="Times New Roman" w:hAnsi="Times New Roman" w:cs="Times New Roman"/>
+          <w:sz w:val="24"/>
+          <w:szCs w:val="24"/>
+        </w:rPr>
+        <w:t xml:space="preserve"> login admin dan customer</w:t>
+      </w:r>
+    </w:p>
+    <w:p>
+      <w:pPr>
+        <w:numPr>
+          <w:ilvl w:val="0"/>
+          <w:numId w:val="6"/>
+        </w:numPr>
+        <w:rPr>
+          <w:rFonts w:ascii="Times New Roman" w:hAnsi="Times New Roman" w:cs="Times New Roman"/>
+          <w:sz w:val="24"/>
+          <w:szCs w:val="24"/>
+        </w:rPr>
+      </w:pPr>
+      <w:r>
+        <w:rPr>
+          <w:rFonts w:ascii="Times New Roman" w:hAnsi="Times New Roman" w:cs="Times New Roman"/>
+          <w:sz w:val="24"/>
+          <w:szCs w:val="24"/>
+        </w:rPr>
+        <w:t xml:space="preserve">Inline CSS styling </w:t>
+      </w:r>
+      <w:proofErr w:type="spellStart"/>
+      <w:r>
+        <w:rPr>
+          <w:rFonts w:ascii="Times New Roman" w:hAnsi="Times New Roman" w:cs="Times New Roman"/>
+          <w:sz w:val="24"/>
+          <w:szCs w:val="24"/>
+        </w:rPr>
+        <w:t>untuk</w:t>
+      </w:r>
+      <w:proofErr w:type="spellEnd"/>
+      <w:r>
+        <w:rPr>
+          <w:rFonts w:ascii="Times New Roman" w:hAnsi="Times New Roman" w:cs="Times New Roman"/>
+          <w:sz w:val="24"/>
+          <w:szCs w:val="24"/>
+        </w:rPr>
+        <w:t xml:space="preserve"> </w:t>
+      </w:r>
+      <w:proofErr w:type="spellStart"/>
+      <w:r>
+        <w:rPr>
+          <w:rFonts w:ascii="Times New Roman" w:hAnsi="Times New Roman" w:cs="Times New Roman"/>
+          <w:sz w:val="24"/>
+          <w:szCs w:val="24"/>
+        </w:rPr>
+        <w:t>membuat</w:t>
+      </w:r>
+      <w:proofErr w:type="spellEnd"/>
+      <w:r>
+        <w:rPr>
+          <w:rFonts w:ascii="Times New Roman" w:hAnsi="Times New Roman" w:cs="Times New Roman"/>
+          <w:sz w:val="24"/>
+          <w:szCs w:val="24"/>
+        </w:rPr>
+        <w:t xml:space="preserve"> </w:t>
+      </w:r>
+      <w:proofErr w:type="spellStart"/>
+      <w:r>
+        <w:rPr>
+          <w:rFonts w:ascii="Times New Roman" w:hAnsi="Times New Roman" w:cs="Times New Roman"/>
+          <w:sz w:val="24"/>
+          <w:szCs w:val="24"/>
+        </w:rPr>
+        <w:t>tampilan</w:t>
+      </w:r>
+      <w:proofErr w:type="spellEnd"/>
+      <w:r>
+        <w:rPr>
+          <w:rFonts w:ascii="Times New Roman" w:hAnsi="Times New Roman" w:cs="Times New Roman"/>
+          <w:sz w:val="24"/>
+          <w:szCs w:val="24"/>
+        </w:rPr>
+        <w:t xml:space="preserve"> modern </w:t>
+      </w:r>
+      <w:proofErr w:type="spellStart"/>
+      <w:r>
+        <w:rPr>
+          <w:rFonts w:ascii="Times New Roman" w:hAnsi="Times New Roman" w:cs="Times New Roman"/>
+          <w:sz w:val="24"/>
+          <w:szCs w:val="24"/>
+        </w:rPr>
+        <w:t>dengan</w:t>
+      </w:r>
+      <w:proofErr w:type="spellEnd"/>
+      <w:r>
+        <w:rPr>
+          <w:rFonts w:ascii="Times New Roman" w:hAnsi="Times New Roman" w:cs="Times New Roman"/>
+          <w:sz w:val="24"/>
+          <w:szCs w:val="24"/>
+        </w:rPr>
+        <w:t xml:space="preserve"> </w:t>
+      </w:r>
+      <w:proofErr w:type="spellStart"/>
+      <w:r>
+        <w:rPr>
+          <w:rFonts w:ascii="Times New Roman" w:hAnsi="Times New Roman" w:cs="Times New Roman"/>
+          <w:sz w:val="24"/>
+          <w:szCs w:val="24"/>
+        </w:rPr>
+        <w:t>warna</w:t>
+      </w:r>
+      <w:proofErr w:type="spellEnd"/>
+      <w:r>
+        <w:rPr>
+          <w:rFonts w:ascii="Times New Roman" w:hAnsi="Times New Roman" w:cs="Times New Roman"/>
+          <w:sz w:val="24"/>
+          <w:szCs w:val="24"/>
+        </w:rPr>
+        <w:t xml:space="preserve"> </w:t>
+      </w:r>
+      <w:proofErr w:type="spellStart"/>
+      <w:r>
+        <w:rPr>
+          <w:rFonts w:ascii="Times New Roman" w:hAnsi="Times New Roman" w:cs="Times New Roman"/>
+          <w:sz w:val="24"/>
+          <w:szCs w:val="24"/>
+        </w:rPr>
+        <w:t>biru</w:t>
+      </w:r>
+      <w:proofErr w:type="spellEnd"/>
+      <w:r>
+        <w:rPr>
+          <w:rFonts w:ascii="Times New Roman" w:hAnsi="Times New Roman" w:cs="Times New Roman"/>
+          <w:sz w:val="24"/>
+          <w:szCs w:val="24"/>
+        </w:rPr>
+        <w:t xml:space="preserve"> yang </w:t>
+      </w:r>
+      <w:proofErr w:type="spellStart"/>
+      <w:r>
+        <w:rPr>
+          <w:rFonts w:ascii="Times New Roman" w:hAnsi="Times New Roman" w:cs="Times New Roman"/>
+          <w:sz w:val="24"/>
+          <w:szCs w:val="24"/>
+        </w:rPr>
+        <w:t>konsisten</w:t>
+      </w:r>
+      <w:proofErr w:type="spellEnd"/>
+    </w:p>
+    <w:p>
+      <w:pPr>
+        <w:rPr>
+          <w:rFonts w:ascii="Times New Roman" w:hAnsi="Times New Roman" w:cs="Times New Roman"/>
+          <w:sz w:val="24"/>
+          <w:szCs w:val="24"/>
+        </w:rPr>
+      </w:pPr>
+      <w:r>
+        <w:rPr>
+          <w:rFonts w:ascii="Times New Roman" w:hAnsi="Times New Roman" w:cs="Times New Roman"/>
+          <w:sz w:val="24"/>
+          <w:szCs w:val="24"/>
+        </w:rPr>
+        <w:t xml:space="preserve">Dashboard admin </w:t>
+      </w:r>
+      <w:proofErr w:type="spellStart"/>
+      <w:r>
+        <w:rPr>
+          <w:rFonts w:ascii="Times New Roman" w:hAnsi="Times New Roman" w:cs="Times New Roman"/>
+          <w:sz w:val="24"/>
+          <w:szCs w:val="24"/>
+        </w:rPr>
+        <w:t>ini</w:t>
+      </w:r>
+      <w:proofErr w:type="spellEnd"/>
+      <w:r>
+        <w:rPr>
+          <w:rFonts w:ascii="Times New Roman" w:hAnsi="Times New Roman" w:cs="Times New Roman"/>
+          <w:sz w:val="24"/>
+          <w:szCs w:val="24"/>
+        </w:rPr>
+        <w:t xml:space="preserve"> </w:t>
+      </w:r>
+      <w:proofErr w:type="spellStart"/>
+      <w:r>
+        <w:rPr>
+          <w:rFonts w:ascii="Times New Roman" w:hAnsi="Times New Roman" w:cs="Times New Roman"/>
+          <w:sz w:val="24"/>
+          <w:szCs w:val="24"/>
+        </w:rPr>
+        <w:t>memiliki</w:t>
+      </w:r>
+      <w:proofErr w:type="spellEnd"/>
+      <w:r>
+        <w:rPr>
+          <w:rFonts w:ascii="Times New Roman" w:hAnsi="Times New Roman" w:cs="Times New Roman"/>
+          <w:sz w:val="24"/>
+          <w:szCs w:val="24"/>
+        </w:rPr>
+        <w:t xml:space="preserve"> </w:t>
+      </w:r>
+      <w:proofErr w:type="spellStart"/>
+      <w:r>
+        <w:rPr>
+          <w:rFonts w:ascii="Times New Roman" w:hAnsi="Times New Roman" w:cs="Times New Roman"/>
+          <w:sz w:val="24"/>
+          <w:szCs w:val="24"/>
+        </w:rPr>
+        <w:t>fungsi</w:t>
+      </w:r>
+      <w:proofErr w:type="spellEnd"/>
+      <w:r>
+        <w:rPr>
+          <w:rFonts w:ascii="Times New Roman" w:hAnsi="Times New Roman" w:cs="Times New Roman"/>
+          <w:sz w:val="24"/>
+          <w:szCs w:val="24"/>
+        </w:rPr>
+        <w:t xml:space="preserve"> </w:t>
+      </w:r>
+      <w:proofErr w:type="spellStart"/>
+      <w:r>
+        <w:rPr>
+          <w:rFonts w:ascii="Times New Roman" w:hAnsi="Times New Roman" w:cs="Times New Roman"/>
+          <w:sz w:val="24"/>
+          <w:szCs w:val="24"/>
+        </w:rPr>
+        <w:t>utama</w:t>
+      </w:r>
+      <w:proofErr w:type="spellEnd"/>
+      <w:r>
+        <w:rPr>
+          <w:rFonts w:ascii="Times New Roman" w:hAnsi="Times New Roman" w:cs="Times New Roman"/>
+          <w:sz w:val="24"/>
+          <w:szCs w:val="24"/>
+        </w:rPr>
+        <w:t xml:space="preserve"> </w:t>
+      </w:r>
+      <w:proofErr w:type="spellStart"/>
+      <w:r>
+        <w:rPr>
+          <w:rFonts w:ascii="Times New Roman" w:hAnsi="Times New Roman" w:cs="Times New Roman"/>
+          <w:sz w:val="24"/>
+          <w:szCs w:val="24"/>
+        </w:rPr>
+        <w:t>sebagai</w:t>
+      </w:r>
+      <w:proofErr w:type="spellEnd"/>
+      <w:r>
+        <w:rPr>
+          <w:rFonts w:ascii="Times New Roman" w:hAnsi="Times New Roman" w:cs="Times New Roman"/>
+          <w:sz w:val="24"/>
+          <w:szCs w:val="24"/>
+        </w:rPr>
+        <w:t xml:space="preserve"> </w:t>
+      </w:r>
+      <w:proofErr w:type="spellStart"/>
+      <w:r>
+        <w:rPr>
+          <w:rFonts w:ascii="Times New Roman" w:hAnsi="Times New Roman" w:cs="Times New Roman"/>
+          <w:sz w:val="24"/>
+          <w:szCs w:val="24"/>
+        </w:rPr>
+        <w:t>pusat</w:t>
+      </w:r>
+      <w:proofErr w:type="spellEnd"/>
+      <w:r>
+        <w:rPr>
+          <w:rFonts w:ascii="Times New Roman" w:hAnsi="Times New Roman" w:cs="Times New Roman"/>
+          <w:sz w:val="24"/>
+          <w:szCs w:val="24"/>
+        </w:rPr>
+        <w:t xml:space="preserve"> </w:t>
+      </w:r>
+      <w:proofErr w:type="spellStart"/>
+      <w:r>
+        <w:rPr>
+          <w:rFonts w:ascii="Times New Roman" w:hAnsi="Times New Roman" w:cs="Times New Roman"/>
+          <w:sz w:val="24"/>
+          <w:szCs w:val="24"/>
+        </w:rPr>
+        <w:t>pengelolaan</w:t>
+      </w:r>
+      <w:proofErr w:type="spellEnd"/>
+      <w:r>
+        <w:rPr>
+          <w:rFonts w:ascii="Times New Roman" w:hAnsi="Times New Roman" w:cs="Times New Roman"/>
+          <w:sz w:val="24"/>
+          <w:szCs w:val="24"/>
+        </w:rPr>
+        <w:t xml:space="preserve"> </w:t>
+      </w:r>
+      <w:proofErr w:type="spellStart"/>
+      <w:r>
+        <w:rPr>
+          <w:rFonts w:ascii="Times New Roman" w:hAnsi="Times New Roman" w:cs="Times New Roman"/>
+          <w:sz w:val="24"/>
+          <w:szCs w:val="24"/>
+        </w:rPr>
+        <w:t>sistem</w:t>
+      </w:r>
+      <w:proofErr w:type="spellEnd"/>
+      <w:r>
+        <w:rPr>
+          <w:rFonts w:ascii="Times New Roman" w:hAnsi="Times New Roman" w:cs="Times New Roman"/>
+          <w:sz w:val="24"/>
+          <w:szCs w:val="24"/>
+        </w:rPr>
+        <w:t xml:space="preserve"> </w:t>
+      </w:r>
+      <w:proofErr w:type="spellStart"/>
+      <w:r>
+        <w:rPr>
+          <w:rFonts w:ascii="Times New Roman" w:hAnsi="Times New Roman" w:cs="Times New Roman"/>
+          <w:sz w:val="24"/>
+          <w:szCs w:val="24"/>
+        </w:rPr>
+        <w:t>pariwisata</w:t>
+      </w:r>
+      <w:proofErr w:type="spellEnd"/>
+      <w:r>
+        <w:rPr>
+          <w:rFonts w:ascii="Times New Roman" w:hAnsi="Times New Roman" w:cs="Times New Roman"/>
+          <w:sz w:val="24"/>
+          <w:szCs w:val="24"/>
+        </w:rPr>
+        <w:t xml:space="preserve">, </w:t>
+      </w:r>
+      <w:proofErr w:type="spellStart"/>
+      <w:r>
+        <w:rPr>
+          <w:rFonts w:ascii="Times New Roman" w:hAnsi="Times New Roman" w:cs="Times New Roman"/>
+          <w:sz w:val="24"/>
+          <w:szCs w:val="24"/>
+        </w:rPr>
+        <w:t>mulai</w:t>
+      </w:r>
+      <w:proofErr w:type="spellEnd"/>
+      <w:r>
+        <w:rPr>
+          <w:rFonts w:ascii="Times New Roman" w:hAnsi="Times New Roman" w:cs="Times New Roman"/>
+          <w:sz w:val="24"/>
+          <w:szCs w:val="24"/>
+        </w:rPr>
+        <w:t xml:space="preserve"> </w:t>
+      </w:r>
+      <w:proofErr w:type="spellStart"/>
+      <w:r>
+        <w:rPr>
+          <w:rFonts w:ascii="Times New Roman" w:hAnsi="Times New Roman" w:cs="Times New Roman"/>
+          <w:sz w:val="24"/>
+          <w:szCs w:val="24"/>
+        </w:rPr>
+        <w:t>dari</w:t>
+      </w:r>
+      <w:proofErr w:type="spellEnd"/>
+      <w:r>
+        <w:rPr>
+          <w:rFonts w:ascii="Times New Roman" w:hAnsi="Times New Roman" w:cs="Times New Roman"/>
+          <w:sz w:val="24"/>
+          <w:szCs w:val="24"/>
+        </w:rPr>
+        <w:t xml:space="preserve"> </w:t>
+      </w:r>
+      <w:proofErr w:type="spellStart"/>
+      <w:r>
+        <w:rPr>
+          <w:rFonts w:ascii="Times New Roman" w:hAnsi="Times New Roman" w:cs="Times New Roman"/>
+          <w:sz w:val="24"/>
+          <w:szCs w:val="24"/>
+        </w:rPr>
+        <w:t>pengaturan</w:t>
+      </w:r>
+      <w:proofErr w:type="spellEnd"/>
+      <w:r>
+        <w:rPr>
+          <w:rFonts w:ascii="Times New Roman" w:hAnsi="Times New Roman" w:cs="Times New Roman"/>
+          <w:sz w:val="24"/>
+          <w:szCs w:val="24"/>
+        </w:rPr>
+        <w:t xml:space="preserve"> </w:t>
+      </w:r>
+      <w:proofErr w:type="spellStart"/>
+      <w:r>
+        <w:rPr>
+          <w:rFonts w:ascii="Times New Roman" w:hAnsi="Times New Roman" w:cs="Times New Roman"/>
+          <w:sz w:val="24"/>
+          <w:szCs w:val="24"/>
+        </w:rPr>
+        <w:t>wisata</w:t>
+      </w:r>
+      <w:proofErr w:type="spellEnd"/>
+      <w:r>
+        <w:rPr>
+          <w:rFonts w:ascii="Times New Roman" w:hAnsi="Times New Roman" w:cs="Times New Roman"/>
+          <w:sz w:val="24"/>
+          <w:szCs w:val="24"/>
+        </w:rPr>
+        <w:t xml:space="preserve">, monitoring booking customer, </w:t>
+      </w:r>
+      <w:proofErr w:type="spellStart"/>
+      <w:r>
+        <w:rPr>
+          <w:rFonts w:ascii="Times New Roman" w:hAnsi="Times New Roman" w:cs="Times New Roman"/>
+          <w:sz w:val="24"/>
+          <w:szCs w:val="24"/>
+        </w:rPr>
+        <w:t>hingga</w:t>
+      </w:r>
+      <w:proofErr w:type="spellEnd"/>
+      <w:r>
+        <w:rPr>
+          <w:rFonts w:ascii="Times New Roman" w:hAnsi="Times New Roman" w:cs="Times New Roman"/>
+          <w:sz w:val="24"/>
+          <w:szCs w:val="24"/>
+        </w:rPr>
+        <w:t xml:space="preserve"> </w:t>
+      </w:r>
+      <w:proofErr w:type="spellStart"/>
+      <w:r>
+        <w:rPr>
+          <w:rFonts w:ascii="Times New Roman" w:hAnsi="Times New Roman" w:cs="Times New Roman"/>
+          <w:sz w:val="24"/>
+          <w:szCs w:val="24"/>
+        </w:rPr>
+        <w:t>pengelolaan</w:t>
+      </w:r>
+      <w:proofErr w:type="spellEnd"/>
+      <w:r>
+        <w:rPr>
+          <w:rFonts w:ascii="Times New Roman" w:hAnsi="Times New Roman" w:cs="Times New Roman"/>
+          <w:sz w:val="24"/>
+          <w:szCs w:val="24"/>
+        </w:rPr>
+        <w:t xml:space="preserve"> review </w:t>
+      </w:r>
+      <w:proofErr w:type="spellStart"/>
+      <w:r>
+        <w:rPr>
+          <w:rFonts w:ascii="Times New Roman" w:hAnsi="Times New Roman" w:cs="Times New Roman"/>
+          <w:sz w:val="24"/>
+          <w:szCs w:val="24"/>
+        </w:rPr>
+        <w:t>pengguna</w:t>
+      </w:r>
+      <w:proofErr w:type="spellEnd"/>
+      <w:r>
+        <w:rPr>
+          <w:rFonts w:ascii="Times New Roman" w:hAnsi="Times New Roman" w:cs="Times New Roman"/>
+          <w:sz w:val="24"/>
+          <w:szCs w:val="24"/>
+        </w:rPr>
+        <w:t xml:space="preserve"> </w:t>
+      </w:r>
+      <w:proofErr w:type="spellStart"/>
+      <w:r>
+        <w:rPr>
+          <w:rFonts w:ascii="Times New Roman" w:hAnsi="Times New Roman" w:cs="Times New Roman"/>
+          <w:sz w:val="24"/>
+          <w:szCs w:val="24"/>
+        </w:rPr>
+        <w:t>secara</w:t>
+      </w:r>
+      <w:proofErr w:type="spellEnd"/>
+      <w:r>
+        <w:rPr>
+          <w:rFonts w:ascii="Times New Roman" w:hAnsi="Times New Roman" w:cs="Times New Roman"/>
+          <w:sz w:val="24"/>
+          <w:szCs w:val="24"/>
+        </w:rPr>
+        <w:t xml:space="preserve"> real-time.</w:t>
       </w:r>
     </w:p>
     <w:p>
@@ -2952,9 +5803,9 @@
 <file path=word/numbering.xml><?xml version="1.0" encoding="utf-8"?>
 <w:numbering xmlns:wpc="http://schemas.microsoft.com/office/word/2010/wordprocessingCanvas" xmlns:cx="http://schemas.microsoft.com/office/drawing/2014/chartex" xmlns:cx1="http://schemas.microsoft.com/office/drawing/2015/9/8/chartex" xmlns:cx2="http://schemas.microsoft.com/office/drawing/2015/10/21/chartex" xmlns:cx3="http://schemas.microsoft.com/office/drawing/2016/5/9/chartex" xmlns:cx4="http://schemas.microsoft.com/office/drawing/2016/5/10/chartex" xmlns:cx5="http://schemas.microsoft.com/office/drawing/2016/5/11/chartex" xmlns:cx6="http://schemas.microsoft.com/office/drawing/2016/5/12/chartex" xmlns:cx7="http://schemas.microsoft.com/office/drawing/2016/5/13/chartex" xmlns:cx8="http://schemas.microsoft.com/office/drawing/2016/5/14/chartex" xmlns:mc="http://schemas.openxmlformats.org/markup-compatibility/2006" xmlns:aink="http://schemas.microsoft.com/office/drawing/2016/ink" xmlns:am3d="http://schemas.microsoft.com/office/drawing/2017/model3d" xmlns:o="urn:schemas-microsoft-com:office:office" xmlns:oel="http://schemas.microsoft.com/office/2019/extlst" xmlns:r="http://schemas.openxmlformats.org/officeDocument/2006/relationships" xmlns:m="http://schemas.openxmlformats.org/officeDocument/2006/math" xmlns:v="urn:schemas-microsoft-com:vml" xmlns:wp14="http://schemas.microsoft.com/office/word/2010/wordprocessingDrawing" xmlns:wp="http://schemas.openxmlformats.org/drawingml/2006/wordprocessingDrawing" xmlns:w10="urn:schemas-microsoft-com:office:word" xmlns:w="http://schemas.openxmlformats.org/wordprocessingml/2006/main" xmlns:w14="http://schemas.microsoft.com/office/word/2010/wordml" xmlns:w15="http://schemas.microsoft.com/office/word/2012/wordml" xmlns:w16cex="http://schemas.microsoft.com/office/word/2018/wordml/cex" xmlns:w16cid="http://schemas.microsoft.com/office/word/2016/wordml/cid" xmlns:w16="http://schemas.microsoft.com/office/word/2018/wordml" xmlns:w16du="http://schemas.microsoft.com/office/word/2023/wordml/word16du" xmlns:w16sdtdh="http://schemas.microsoft.com/office/word/2020/wordml/sdtdatahash" xmlns:w16sdtfl="http://schemas.microsoft.com/office/word/2024/wordml/sdtformatlock" xmlns:w16se="http://schemas.microsoft.com/office/word/2015/wordml/symex" xmlns:wpg="http://schemas.microsoft.com/office/word/2010/wordprocessingGroup" xmlns:wpi="http://schemas.microsoft.com/office/word/2010/wordprocessingInk" xmlns:wne="http://schemas.microsoft.com/office/word/2006/wordml" xmlns:wps="http://schemas.microsoft.com/office/word/2010/wordprocessingShape" mc:Ignorable="w14 w15 w16se w16cid w16 w16cex w16sdtdh w16sdtfl w16du wp14">
   <w:abstractNum w:abstractNumId="0" w15:restartNumberingAfterBreak="0">
-    <w:nsid w:val="33AC152B"/>
+    <w:nsid w:val="0FAD1150"/>
     <w:multiLevelType w:val="multilevel"/>
-    <w:tmpl w:val="94F63500"/>
+    <w:tmpl w:val="9A1226FE"/>
     <w:lvl w:ilvl="0">
       <w:start w:val="1"/>
       <w:numFmt w:val="bullet"/>
@@ -3101,9 +5952,9 @@
     </w:lvl>
   </w:abstractNum>
   <w:abstractNum w:abstractNumId="1" w15:restartNumberingAfterBreak="0">
-    <w:nsid w:val="37502830"/>
+    <w:nsid w:val="33AC152B"/>
     <w:multiLevelType w:val="multilevel"/>
-    <w:tmpl w:val="DA64BB3A"/>
+    <w:tmpl w:val="94F63500"/>
     <w:lvl w:ilvl="0">
       <w:start w:val="1"/>
       <w:numFmt w:val="bullet"/>
@@ -3250,9 +6101,9 @@
     </w:lvl>
   </w:abstractNum>
   <w:abstractNum w:abstractNumId="2" w15:restartNumberingAfterBreak="0">
-    <w:nsid w:val="61AF5027"/>
+    <w:nsid w:val="37502830"/>
     <w:multiLevelType w:val="multilevel"/>
-    <w:tmpl w:val="51802B24"/>
+    <w:tmpl w:val="DA64BB3A"/>
     <w:lvl w:ilvl="0">
       <w:start w:val="1"/>
       <w:numFmt w:val="bullet"/>
@@ -3399,9 +6250,9 @@
     </w:lvl>
   </w:abstractNum>
   <w:abstractNum w:abstractNumId="3" w15:restartNumberingAfterBreak="0">
-    <w:nsid w:val="64E8572B"/>
+    <w:nsid w:val="3A87059B"/>
     <w:multiLevelType w:val="multilevel"/>
-    <w:tmpl w:val="A8C89C02"/>
+    <w:tmpl w:val="60AE5124"/>
     <w:lvl w:ilvl="0">
       <w:start w:val="1"/>
       <w:numFmt w:val="bullet"/>
@@ -3547,17 +6398,321 @@
       </w:rPr>
     </w:lvl>
   </w:abstractNum>
+  <w:abstractNum w:abstractNumId="4" w15:restartNumberingAfterBreak="0">
+    <w:nsid w:val="61AF5027"/>
+    <w:multiLevelType w:val="multilevel"/>
+    <w:tmpl w:val="51802B24"/>
+    <w:lvl w:ilvl="0">
+      <w:start w:val="1"/>
+      <w:numFmt w:val="bullet"/>
+      <w:lvlText w:val=""/>
+      <w:lvlJc w:val="left"/>
+      <w:pPr>
+        <w:tabs>
+          <w:tab w:val="num" w:pos="720"/>
+        </w:tabs>
+        <w:ind w:left="720" w:hanging="360"/>
+      </w:pPr>
+      <w:rPr>
+        <w:rFonts w:ascii="Symbol" w:hAnsi="Symbol" w:hint="default"/>
+        <w:sz w:val="20"/>
+      </w:rPr>
+    </w:lvl>
+    <w:lvl w:ilvl="1" w:tentative="1">
+      <w:start w:val="1"/>
+      <w:numFmt w:val="bullet"/>
+      <w:lvlText w:val="o"/>
+      <w:lvlJc w:val="left"/>
+      <w:pPr>
+        <w:tabs>
+          <w:tab w:val="num" w:pos="1440"/>
+        </w:tabs>
+        <w:ind w:left="1440" w:hanging="360"/>
+      </w:pPr>
+      <w:rPr>
+        <w:rFonts w:ascii="Courier New" w:hAnsi="Courier New" w:hint="default"/>
+        <w:sz w:val="20"/>
+      </w:rPr>
+    </w:lvl>
+    <w:lvl w:ilvl="2" w:tentative="1">
+      <w:start w:val="1"/>
+      <w:numFmt w:val="bullet"/>
+      <w:lvlText w:val=""/>
+      <w:lvlJc w:val="left"/>
+      <w:pPr>
+        <w:tabs>
+          <w:tab w:val="num" w:pos="2160"/>
+        </w:tabs>
+        <w:ind w:left="2160" w:hanging="360"/>
+      </w:pPr>
+      <w:rPr>
+        <w:rFonts w:ascii="Wingdings" w:hAnsi="Wingdings" w:hint="default"/>
+        <w:sz w:val="20"/>
+      </w:rPr>
+    </w:lvl>
+    <w:lvl w:ilvl="3" w:tentative="1">
+      <w:start w:val="1"/>
+      <w:numFmt w:val="bullet"/>
+      <w:lvlText w:val=""/>
+      <w:lvlJc w:val="left"/>
+      <w:pPr>
+        <w:tabs>
+          <w:tab w:val="num" w:pos="2880"/>
+        </w:tabs>
+        <w:ind w:left="2880" w:hanging="360"/>
+      </w:pPr>
+      <w:rPr>
+        <w:rFonts w:ascii="Wingdings" w:hAnsi="Wingdings" w:hint="default"/>
+        <w:sz w:val="20"/>
+      </w:rPr>
+    </w:lvl>
+    <w:lvl w:ilvl="4" w:tentative="1">
+      <w:start w:val="1"/>
+      <w:numFmt w:val="bullet"/>
+      <w:lvlText w:val=""/>
+      <w:lvlJc w:val="left"/>
+      <w:pPr>
+        <w:tabs>
+          <w:tab w:val="num" w:pos="3600"/>
+        </w:tabs>
+        <w:ind w:left="3600" w:hanging="360"/>
+      </w:pPr>
+      <w:rPr>
+        <w:rFonts w:ascii="Wingdings" w:hAnsi="Wingdings" w:hint="default"/>
+        <w:sz w:val="20"/>
+      </w:rPr>
+    </w:lvl>
+    <w:lvl w:ilvl="5" w:tentative="1">
+      <w:start w:val="1"/>
+      <w:numFmt w:val="bullet"/>
+      <w:lvlText w:val=""/>
+      <w:lvlJc w:val="left"/>
+      <w:pPr>
+        <w:tabs>
+          <w:tab w:val="num" w:pos="4320"/>
+        </w:tabs>
+        <w:ind w:left="4320" w:hanging="360"/>
+      </w:pPr>
+      <w:rPr>
+        <w:rFonts w:ascii="Wingdings" w:hAnsi="Wingdings" w:hint="default"/>
+        <w:sz w:val="20"/>
+      </w:rPr>
+    </w:lvl>
+    <w:lvl w:ilvl="6" w:tentative="1">
+      <w:start w:val="1"/>
+      <w:numFmt w:val="bullet"/>
+      <w:lvlText w:val=""/>
+      <w:lvlJc w:val="left"/>
+      <w:pPr>
+        <w:tabs>
+          <w:tab w:val="num" w:pos="5040"/>
+        </w:tabs>
+        <w:ind w:left="5040" w:hanging="360"/>
+      </w:pPr>
+      <w:rPr>
+        <w:rFonts w:ascii="Wingdings" w:hAnsi="Wingdings" w:hint="default"/>
+        <w:sz w:val="20"/>
+      </w:rPr>
+    </w:lvl>
+    <w:lvl w:ilvl="7" w:tentative="1">
+      <w:start w:val="1"/>
+      <w:numFmt w:val="bullet"/>
+      <w:lvlText w:val=""/>
+      <w:lvlJc w:val="left"/>
+      <w:pPr>
+        <w:tabs>
+          <w:tab w:val="num" w:pos="5760"/>
+        </w:tabs>
+        <w:ind w:left="5760" w:hanging="360"/>
+      </w:pPr>
+      <w:rPr>
+        <w:rFonts w:ascii="Wingdings" w:hAnsi="Wingdings" w:hint="default"/>
+        <w:sz w:val="20"/>
+      </w:rPr>
+    </w:lvl>
+    <w:lvl w:ilvl="8" w:tentative="1">
+      <w:start w:val="1"/>
+      <w:numFmt w:val="bullet"/>
+      <w:lvlText w:val=""/>
+      <w:lvlJc w:val="left"/>
+      <w:pPr>
+        <w:tabs>
+          <w:tab w:val="num" w:pos="6480"/>
+        </w:tabs>
+        <w:ind w:left="6480" w:hanging="360"/>
+      </w:pPr>
+      <w:rPr>
+        <w:rFonts w:ascii="Wingdings" w:hAnsi="Wingdings" w:hint="default"/>
+        <w:sz w:val="20"/>
+      </w:rPr>
+    </w:lvl>
+  </w:abstractNum>
+  <w:abstractNum w:abstractNumId="5" w15:restartNumberingAfterBreak="0">
+    <w:nsid w:val="64E8572B"/>
+    <w:multiLevelType w:val="multilevel"/>
+    <w:tmpl w:val="A8C89C02"/>
+    <w:lvl w:ilvl="0">
+      <w:start w:val="1"/>
+      <w:numFmt w:val="bullet"/>
+      <w:lvlText w:val=""/>
+      <w:lvlJc w:val="left"/>
+      <w:pPr>
+        <w:tabs>
+          <w:tab w:val="num" w:pos="720"/>
+        </w:tabs>
+        <w:ind w:left="720" w:hanging="360"/>
+      </w:pPr>
+      <w:rPr>
+        <w:rFonts w:ascii="Symbol" w:hAnsi="Symbol" w:hint="default"/>
+        <w:sz w:val="20"/>
+      </w:rPr>
+    </w:lvl>
+    <w:lvl w:ilvl="1" w:tentative="1">
+      <w:start w:val="1"/>
+      <w:numFmt w:val="bullet"/>
+      <w:lvlText w:val="o"/>
+      <w:lvlJc w:val="left"/>
+      <w:pPr>
+        <w:tabs>
+          <w:tab w:val="num" w:pos="1440"/>
+        </w:tabs>
+        <w:ind w:left="1440" w:hanging="360"/>
+      </w:pPr>
+      <w:rPr>
+        <w:rFonts w:ascii="Courier New" w:hAnsi="Courier New" w:hint="default"/>
+        <w:sz w:val="20"/>
+      </w:rPr>
+    </w:lvl>
+    <w:lvl w:ilvl="2" w:tentative="1">
+      <w:start w:val="1"/>
+      <w:numFmt w:val="bullet"/>
+      <w:lvlText w:val=""/>
+      <w:lvlJc w:val="left"/>
+      <w:pPr>
+        <w:tabs>
+          <w:tab w:val="num" w:pos="2160"/>
+        </w:tabs>
+        <w:ind w:left="2160" w:hanging="360"/>
+      </w:pPr>
+      <w:rPr>
+        <w:rFonts w:ascii="Wingdings" w:hAnsi="Wingdings" w:hint="default"/>
+        <w:sz w:val="20"/>
+      </w:rPr>
+    </w:lvl>
+    <w:lvl w:ilvl="3" w:tentative="1">
+      <w:start w:val="1"/>
+      <w:numFmt w:val="bullet"/>
+      <w:lvlText w:val=""/>
+      <w:lvlJc w:val="left"/>
+      <w:pPr>
+        <w:tabs>
+          <w:tab w:val="num" w:pos="2880"/>
+        </w:tabs>
+        <w:ind w:left="2880" w:hanging="360"/>
+      </w:pPr>
+      <w:rPr>
+        <w:rFonts w:ascii="Wingdings" w:hAnsi="Wingdings" w:hint="default"/>
+        <w:sz w:val="20"/>
+      </w:rPr>
+    </w:lvl>
+    <w:lvl w:ilvl="4" w:tentative="1">
+      <w:start w:val="1"/>
+      <w:numFmt w:val="bullet"/>
+      <w:lvlText w:val=""/>
+      <w:lvlJc w:val="left"/>
+      <w:pPr>
+        <w:tabs>
+          <w:tab w:val="num" w:pos="3600"/>
+        </w:tabs>
+        <w:ind w:left="3600" w:hanging="360"/>
+      </w:pPr>
+      <w:rPr>
+        <w:rFonts w:ascii="Wingdings" w:hAnsi="Wingdings" w:hint="default"/>
+        <w:sz w:val="20"/>
+      </w:rPr>
+    </w:lvl>
+    <w:lvl w:ilvl="5" w:tentative="1">
+      <w:start w:val="1"/>
+      <w:numFmt w:val="bullet"/>
+      <w:lvlText w:val=""/>
+      <w:lvlJc w:val="left"/>
+      <w:pPr>
+        <w:tabs>
+          <w:tab w:val="num" w:pos="4320"/>
+        </w:tabs>
+        <w:ind w:left="4320" w:hanging="360"/>
+      </w:pPr>
+      <w:rPr>
+        <w:rFonts w:ascii="Wingdings" w:hAnsi="Wingdings" w:hint="default"/>
+        <w:sz w:val="20"/>
+      </w:rPr>
+    </w:lvl>
+    <w:lvl w:ilvl="6" w:tentative="1">
+      <w:start w:val="1"/>
+      <w:numFmt w:val="bullet"/>
+      <w:lvlText w:val=""/>
+      <w:lvlJc w:val="left"/>
+      <w:pPr>
+        <w:tabs>
+          <w:tab w:val="num" w:pos="5040"/>
+        </w:tabs>
+        <w:ind w:left="5040" w:hanging="360"/>
+      </w:pPr>
+      <w:rPr>
+        <w:rFonts w:ascii="Wingdings" w:hAnsi="Wingdings" w:hint="default"/>
+        <w:sz w:val="20"/>
+      </w:rPr>
+    </w:lvl>
+    <w:lvl w:ilvl="7" w:tentative="1">
+      <w:start w:val="1"/>
+      <w:numFmt w:val="bullet"/>
+      <w:lvlText w:val=""/>
+      <w:lvlJc w:val="left"/>
+      <w:pPr>
+        <w:tabs>
+          <w:tab w:val="num" w:pos="5760"/>
+        </w:tabs>
+        <w:ind w:left="5760" w:hanging="360"/>
+      </w:pPr>
+      <w:rPr>
+        <w:rFonts w:ascii="Wingdings" w:hAnsi="Wingdings" w:hint="default"/>
+        <w:sz w:val="20"/>
+      </w:rPr>
+    </w:lvl>
+    <w:lvl w:ilvl="8" w:tentative="1">
+      <w:start w:val="1"/>
+      <w:numFmt w:val="bullet"/>
+      <w:lvlText w:val=""/>
+      <w:lvlJc w:val="left"/>
+      <w:pPr>
+        <w:tabs>
+          <w:tab w:val="num" w:pos="6480"/>
+        </w:tabs>
+        <w:ind w:left="6480" w:hanging="360"/>
+      </w:pPr>
+      <w:rPr>
+        <w:rFonts w:ascii="Wingdings" w:hAnsi="Wingdings" w:hint="default"/>
+        <w:sz w:val="20"/>
+      </w:rPr>
+    </w:lvl>
+  </w:abstractNum>
   <w:num w:numId="1" w16cid:durableId="885606880">
+    <w:abstractNumId w:val="5"/>
+  </w:num>
+  <w:num w:numId="2" w16cid:durableId="1202745036">
+    <w:abstractNumId w:val="4"/>
+  </w:num>
+  <w:num w:numId="3" w16cid:durableId="1348750135">
+    <w:abstractNumId w:val="1"/>
+  </w:num>
+  <w:num w:numId="4" w16cid:durableId="447046994">
+    <w:abstractNumId w:val="2"/>
+  </w:num>
+  <w:num w:numId="5" w16cid:durableId="502278076">
     <w:abstractNumId w:val="3"/>
   </w:num>
-  <w:num w:numId="2" w16cid:durableId="1202745036">
-    <w:abstractNumId w:val="2"/>
-  </w:num>
-  <w:num w:numId="3" w16cid:durableId="1348750135">
+  <w:num w:numId="6" w16cid:durableId="622537477">
     <w:abstractNumId w:val="0"/>
-  </w:num>
-  <w:num w:numId="4" w16cid:durableId="447046994">
-    <w:abstractNumId w:val="1"/>
   </w:num>
 </w:numbering>
 </file>

--- a/Dokumentasi/DOKUMENTASI WEB CMPApp.docx
+++ b/Dokumentasi/DOKUMENTASI WEB CMPApp.docx
@@ -260,7 +260,7 @@
                     <pic:cNvPicPr/>
                   </pic:nvPicPr>
                   <pic:blipFill>
-                    <a:blip r:embed="rId5">
+                    <a:blip r:embed="rId7">
                       <a:extLst>
                         <a:ext uri="{28A0092B-C50C-407E-A947-70E740481C1C}">
                           <a14:useLocalDpi xmlns:a14="http://schemas.microsoft.com/office/drawing/2010/main" val="0"/>
@@ -3026,7 +3026,7 @@
                     <pic:cNvPicPr/>
                   </pic:nvPicPr>
                   <pic:blipFill>
-                    <a:blip r:embed="rId6">
+                    <a:blip r:embed="rId8">
                       <a:extLst>
                         <a:ext uri="{28A0092B-C50C-407E-A947-70E740481C1C}">
                           <a14:useLocalDpi xmlns:a14="http://schemas.microsoft.com/office/drawing/2010/main" val="0"/>
@@ -5790,6 +5790,3217 @@
         </w:rPr>
       </w:pPr>
     </w:p>
+    <w:p>
+      <w:pPr>
+        <w:rPr>
+          <w:rFonts w:ascii="Times New Roman" w:hAnsi="Times New Roman" w:cs="Times New Roman"/>
+          <w:b/>
+          <w:bCs/>
+          <w:sz w:val="24"/>
+          <w:szCs w:val="24"/>
+        </w:rPr>
+      </w:pPr>
+      <w:r>
+        <w:rPr>
+          <w:rFonts w:ascii="Times New Roman" w:hAnsi="Times New Roman" w:cs="Times New Roman"/>
+          <w:b/>
+          <w:bCs/>
+          <w:sz w:val="24"/>
+          <w:szCs w:val="24"/>
+        </w:rPr>
+        <w:t xml:space="preserve">Data </w:t>
+      </w:r>
+      <w:proofErr w:type="spellStart"/>
+      <w:r>
+        <w:rPr>
+          <w:rFonts w:ascii="Times New Roman" w:hAnsi="Times New Roman" w:cs="Times New Roman"/>
+          <w:b/>
+          <w:bCs/>
+          <w:sz w:val="24"/>
+          <w:szCs w:val="24"/>
+        </w:rPr>
+        <w:t>Wisata</w:t>
+      </w:r>
+      <w:proofErr w:type="spellEnd"/>
+    </w:p>
+    <w:p>
+      <w:pPr>
+        <w:rPr>
+          <w:rFonts w:ascii="Times New Roman" w:hAnsi="Times New Roman" w:cs="Times New Roman"/>
+          <w:b/>
+          <w:bCs/>
+          <w:sz w:val="24"/>
+          <w:szCs w:val="24"/>
+        </w:rPr>
+      </w:pPr>
+      <w:r>
+        <w:rPr>
+          <w:rFonts w:ascii="Times New Roman" w:hAnsi="Times New Roman" w:cs="Times New Roman"/>
+          <w:b/>
+          <w:bCs/>
+          <w:noProof/>
+          <w:sz w:val="24"/>
+          <w:szCs w:val="24"/>
+        </w:rPr>
+        <w:lastRenderedPageBreak/>
+        <w:drawing>
+          <wp:inline distT="0" distB="0" distL="0" distR="0" wp14:anchorId="6C407888" wp14:editId="2C725D65">
+            <wp:extent cx="5731510" cy="3031490"/>
+            <wp:effectExtent l="0" t="0" r="2540" b="0"/>
+            <wp:docPr id="119181786" name="Picture 5"/>
+            <wp:cNvGraphicFramePr>
+              <a:graphicFrameLocks xmlns:a="http://schemas.openxmlformats.org/drawingml/2006/main" noChangeAspect="1"/>
+            </wp:cNvGraphicFramePr>
+            <a:graphic xmlns:a="http://schemas.openxmlformats.org/drawingml/2006/main">
+              <a:graphicData uri="http://schemas.openxmlformats.org/drawingml/2006/picture">
+                <pic:pic xmlns:pic="http://schemas.openxmlformats.org/drawingml/2006/picture">
+                  <pic:nvPicPr>
+                    <pic:cNvPr id="119181786" name="Picture 119181786"/>
+                    <pic:cNvPicPr/>
+                  </pic:nvPicPr>
+                  <pic:blipFill>
+                    <a:blip r:embed="rId9">
+                      <a:extLst>
+                        <a:ext uri="{28A0092B-C50C-407E-A947-70E740481C1C}">
+                          <a14:useLocalDpi xmlns:a14="http://schemas.microsoft.com/office/drawing/2010/main" val="0"/>
+                        </a:ext>
+                      </a:extLst>
+                    </a:blip>
+                    <a:stretch>
+                      <a:fillRect/>
+                    </a:stretch>
+                  </pic:blipFill>
+                  <pic:spPr>
+                    <a:xfrm>
+                      <a:off x="0" y="0"/>
+                      <a:ext cx="5731510" cy="3031490"/>
+                    </a:xfrm>
+                    <a:prstGeom prst="rect">
+                      <a:avLst/>
+                    </a:prstGeom>
+                  </pic:spPr>
+                </pic:pic>
+              </a:graphicData>
+            </a:graphic>
+          </wp:inline>
+        </w:drawing>
+      </w:r>
+    </w:p>
+    <w:p>
+      <w:pPr>
+        <w:rPr>
+          <w:rFonts w:ascii="Times New Roman" w:hAnsi="Times New Roman" w:cs="Times New Roman"/>
+          <w:sz w:val="24"/>
+          <w:szCs w:val="24"/>
+        </w:rPr>
+      </w:pPr>
+      <w:r>
+        <w:rPr>
+          <w:rFonts w:ascii="Times New Roman" w:hAnsi="Times New Roman" w:cs="Times New Roman"/>
+          <w:sz w:val="24"/>
+          <w:szCs w:val="24"/>
+        </w:rPr>
+        <w:t xml:space="preserve">Gambar di </w:t>
+      </w:r>
+      <w:proofErr w:type="spellStart"/>
+      <w:r>
+        <w:rPr>
+          <w:rFonts w:ascii="Times New Roman" w:hAnsi="Times New Roman" w:cs="Times New Roman"/>
+          <w:sz w:val="24"/>
+          <w:szCs w:val="24"/>
+        </w:rPr>
+        <w:t>atas</w:t>
+      </w:r>
+      <w:proofErr w:type="spellEnd"/>
+      <w:r>
+        <w:rPr>
+          <w:rFonts w:ascii="Times New Roman" w:hAnsi="Times New Roman" w:cs="Times New Roman"/>
+          <w:sz w:val="24"/>
+          <w:szCs w:val="24"/>
+        </w:rPr>
+        <w:t xml:space="preserve"> </w:t>
+      </w:r>
+      <w:proofErr w:type="spellStart"/>
+      <w:r>
+        <w:rPr>
+          <w:rFonts w:ascii="Times New Roman" w:hAnsi="Times New Roman" w:cs="Times New Roman"/>
+          <w:sz w:val="24"/>
+          <w:szCs w:val="24"/>
+        </w:rPr>
+        <w:t>merupakan</w:t>
+      </w:r>
+      <w:proofErr w:type="spellEnd"/>
+      <w:r>
+        <w:rPr>
+          <w:rFonts w:ascii="Times New Roman" w:hAnsi="Times New Roman" w:cs="Times New Roman"/>
+          <w:sz w:val="24"/>
+          <w:szCs w:val="24"/>
+        </w:rPr>
+        <w:t xml:space="preserve"> </w:t>
+      </w:r>
+      <w:proofErr w:type="spellStart"/>
+      <w:r>
+        <w:rPr>
+          <w:rFonts w:ascii="Times New Roman" w:hAnsi="Times New Roman" w:cs="Times New Roman"/>
+          <w:sz w:val="24"/>
+          <w:szCs w:val="24"/>
+        </w:rPr>
+        <w:t>tampilan</w:t>
+      </w:r>
+      <w:proofErr w:type="spellEnd"/>
+      <w:r>
+        <w:rPr>
+          <w:rFonts w:ascii="Times New Roman" w:hAnsi="Times New Roman" w:cs="Times New Roman"/>
+          <w:sz w:val="24"/>
+          <w:szCs w:val="24"/>
+        </w:rPr>
+        <w:t xml:space="preserve"> detail </w:t>
+      </w:r>
+      <w:r>
+        <w:rPr>
+          <w:rFonts w:ascii="Times New Roman" w:hAnsi="Times New Roman" w:cs="Times New Roman"/>
+          <w:b/>
+          <w:bCs/>
+          <w:sz w:val="24"/>
+          <w:szCs w:val="24"/>
+        </w:rPr>
+        <w:t xml:space="preserve">Data </w:t>
+      </w:r>
+      <w:proofErr w:type="spellStart"/>
+      <w:r>
+        <w:rPr>
+          <w:rFonts w:ascii="Times New Roman" w:hAnsi="Times New Roman" w:cs="Times New Roman"/>
+          <w:b/>
+          <w:bCs/>
+          <w:sz w:val="24"/>
+          <w:szCs w:val="24"/>
+        </w:rPr>
+        <w:t>Wisata</w:t>
+      </w:r>
+      <w:proofErr w:type="spellEnd"/>
+      <w:r>
+        <w:rPr>
+          <w:rFonts w:ascii="Times New Roman" w:hAnsi="Times New Roman" w:cs="Times New Roman"/>
+          <w:sz w:val="24"/>
+          <w:szCs w:val="24"/>
+        </w:rPr>
+        <w:t xml:space="preserve"> pada </w:t>
+      </w:r>
+      <w:proofErr w:type="spellStart"/>
+      <w:r>
+        <w:rPr>
+          <w:rFonts w:ascii="Times New Roman" w:hAnsi="Times New Roman" w:cs="Times New Roman"/>
+          <w:sz w:val="24"/>
+          <w:szCs w:val="24"/>
+        </w:rPr>
+        <w:t>halaman</w:t>
+      </w:r>
+      <w:proofErr w:type="spellEnd"/>
+      <w:r>
+        <w:rPr>
+          <w:rFonts w:ascii="Times New Roman" w:hAnsi="Times New Roman" w:cs="Times New Roman"/>
+          <w:sz w:val="24"/>
+          <w:szCs w:val="24"/>
+        </w:rPr>
+        <w:t xml:space="preserve"> </w:t>
+      </w:r>
+      <w:r>
+        <w:rPr>
+          <w:rFonts w:ascii="Times New Roman" w:hAnsi="Times New Roman" w:cs="Times New Roman"/>
+          <w:b/>
+          <w:bCs/>
+          <w:sz w:val="24"/>
+          <w:szCs w:val="24"/>
+        </w:rPr>
+        <w:t>Dashboard Admin</w:t>
+      </w:r>
+      <w:r>
+        <w:rPr>
+          <w:rFonts w:ascii="Times New Roman" w:hAnsi="Times New Roman" w:cs="Times New Roman"/>
+          <w:sz w:val="24"/>
+          <w:szCs w:val="24"/>
+        </w:rPr>
+        <w:t xml:space="preserve"> website </w:t>
+      </w:r>
+      <w:proofErr w:type="spellStart"/>
+      <w:r>
+        <w:rPr>
+          <w:rFonts w:ascii="Times New Roman" w:hAnsi="Times New Roman" w:cs="Times New Roman"/>
+          <w:sz w:val="24"/>
+          <w:szCs w:val="24"/>
+        </w:rPr>
+        <w:t>pariwisata</w:t>
+      </w:r>
+      <w:proofErr w:type="spellEnd"/>
+      <w:r>
+        <w:rPr>
+          <w:rFonts w:ascii="Times New Roman" w:hAnsi="Times New Roman" w:cs="Times New Roman"/>
+          <w:sz w:val="24"/>
+          <w:szCs w:val="24"/>
+        </w:rPr>
+        <w:t xml:space="preserve"> </w:t>
+      </w:r>
+      <w:proofErr w:type="spellStart"/>
+      <w:r>
+        <w:rPr>
+          <w:rFonts w:ascii="Times New Roman" w:hAnsi="Times New Roman" w:cs="Times New Roman"/>
+          <w:b/>
+          <w:bCs/>
+          <w:sz w:val="24"/>
+          <w:szCs w:val="24"/>
+        </w:rPr>
+        <w:t>CPMApp</w:t>
+      </w:r>
+      <w:proofErr w:type="spellEnd"/>
+      <w:r>
+        <w:rPr>
+          <w:rFonts w:ascii="Times New Roman" w:hAnsi="Times New Roman" w:cs="Times New Roman"/>
+          <w:sz w:val="24"/>
+          <w:szCs w:val="24"/>
+        </w:rPr>
+        <w:t xml:space="preserve">. Halaman </w:t>
+      </w:r>
+      <w:proofErr w:type="spellStart"/>
+      <w:r>
+        <w:rPr>
+          <w:rFonts w:ascii="Times New Roman" w:hAnsi="Times New Roman" w:cs="Times New Roman"/>
+          <w:sz w:val="24"/>
+          <w:szCs w:val="24"/>
+        </w:rPr>
+        <w:t>ini</w:t>
+      </w:r>
+      <w:proofErr w:type="spellEnd"/>
+      <w:r>
+        <w:rPr>
+          <w:rFonts w:ascii="Times New Roman" w:hAnsi="Times New Roman" w:cs="Times New Roman"/>
+          <w:sz w:val="24"/>
+          <w:szCs w:val="24"/>
+        </w:rPr>
+        <w:t xml:space="preserve"> </w:t>
+      </w:r>
+      <w:proofErr w:type="spellStart"/>
+      <w:r>
+        <w:rPr>
+          <w:rFonts w:ascii="Times New Roman" w:hAnsi="Times New Roman" w:cs="Times New Roman"/>
+          <w:sz w:val="24"/>
+          <w:szCs w:val="24"/>
+        </w:rPr>
+        <w:t>digunakan</w:t>
+      </w:r>
+      <w:proofErr w:type="spellEnd"/>
+      <w:r>
+        <w:rPr>
+          <w:rFonts w:ascii="Times New Roman" w:hAnsi="Times New Roman" w:cs="Times New Roman"/>
+          <w:sz w:val="24"/>
+          <w:szCs w:val="24"/>
+        </w:rPr>
+        <w:t xml:space="preserve"> oleh admin </w:t>
+      </w:r>
+      <w:proofErr w:type="spellStart"/>
+      <w:r>
+        <w:rPr>
+          <w:rFonts w:ascii="Times New Roman" w:hAnsi="Times New Roman" w:cs="Times New Roman"/>
+          <w:sz w:val="24"/>
+          <w:szCs w:val="24"/>
+        </w:rPr>
+        <w:t>untuk</w:t>
+      </w:r>
+      <w:proofErr w:type="spellEnd"/>
+      <w:r>
+        <w:rPr>
+          <w:rFonts w:ascii="Times New Roman" w:hAnsi="Times New Roman" w:cs="Times New Roman"/>
+          <w:sz w:val="24"/>
+          <w:szCs w:val="24"/>
+        </w:rPr>
+        <w:t xml:space="preserve"> </w:t>
+      </w:r>
+      <w:proofErr w:type="spellStart"/>
+      <w:r>
+        <w:rPr>
+          <w:rFonts w:ascii="Times New Roman" w:hAnsi="Times New Roman" w:cs="Times New Roman"/>
+          <w:sz w:val="24"/>
+          <w:szCs w:val="24"/>
+        </w:rPr>
+        <w:t>melihat</w:t>
+      </w:r>
+      <w:proofErr w:type="spellEnd"/>
+      <w:r>
+        <w:rPr>
+          <w:rFonts w:ascii="Times New Roman" w:hAnsi="Times New Roman" w:cs="Times New Roman"/>
+          <w:sz w:val="24"/>
+          <w:szCs w:val="24"/>
+        </w:rPr>
+        <w:t xml:space="preserve"> dan </w:t>
+      </w:r>
+      <w:proofErr w:type="spellStart"/>
+      <w:r>
+        <w:rPr>
+          <w:rFonts w:ascii="Times New Roman" w:hAnsi="Times New Roman" w:cs="Times New Roman"/>
+          <w:sz w:val="24"/>
+          <w:szCs w:val="24"/>
+        </w:rPr>
+        <w:t>mengelola</w:t>
+      </w:r>
+      <w:proofErr w:type="spellEnd"/>
+      <w:r>
+        <w:rPr>
+          <w:rFonts w:ascii="Times New Roman" w:hAnsi="Times New Roman" w:cs="Times New Roman"/>
+          <w:sz w:val="24"/>
+          <w:szCs w:val="24"/>
+        </w:rPr>
+        <w:t xml:space="preserve"> </w:t>
+      </w:r>
+      <w:proofErr w:type="spellStart"/>
+      <w:r>
+        <w:rPr>
+          <w:rFonts w:ascii="Times New Roman" w:hAnsi="Times New Roman" w:cs="Times New Roman"/>
+          <w:sz w:val="24"/>
+          <w:szCs w:val="24"/>
+        </w:rPr>
+        <w:t>informasi</w:t>
+      </w:r>
+      <w:proofErr w:type="spellEnd"/>
+      <w:r>
+        <w:rPr>
+          <w:rFonts w:ascii="Times New Roman" w:hAnsi="Times New Roman" w:cs="Times New Roman"/>
+          <w:sz w:val="24"/>
+          <w:szCs w:val="24"/>
+        </w:rPr>
+        <w:t xml:space="preserve"> </w:t>
+      </w:r>
+      <w:proofErr w:type="spellStart"/>
+      <w:r>
+        <w:rPr>
+          <w:rFonts w:ascii="Times New Roman" w:hAnsi="Times New Roman" w:cs="Times New Roman"/>
+          <w:sz w:val="24"/>
+          <w:szCs w:val="24"/>
+        </w:rPr>
+        <w:t>lengkap</w:t>
+      </w:r>
+      <w:proofErr w:type="spellEnd"/>
+      <w:r>
+        <w:rPr>
+          <w:rFonts w:ascii="Times New Roman" w:hAnsi="Times New Roman" w:cs="Times New Roman"/>
+          <w:sz w:val="24"/>
+          <w:szCs w:val="24"/>
+        </w:rPr>
+        <w:t xml:space="preserve"> </w:t>
+      </w:r>
+      <w:proofErr w:type="spellStart"/>
+      <w:r>
+        <w:rPr>
+          <w:rFonts w:ascii="Times New Roman" w:hAnsi="Times New Roman" w:cs="Times New Roman"/>
+          <w:sz w:val="24"/>
+          <w:szCs w:val="24"/>
+        </w:rPr>
+        <w:t>mengenai</w:t>
+      </w:r>
+      <w:proofErr w:type="spellEnd"/>
+      <w:r>
+        <w:rPr>
+          <w:rFonts w:ascii="Times New Roman" w:hAnsi="Times New Roman" w:cs="Times New Roman"/>
+          <w:sz w:val="24"/>
+          <w:szCs w:val="24"/>
+        </w:rPr>
+        <w:t xml:space="preserve"> </w:t>
+      </w:r>
+      <w:proofErr w:type="spellStart"/>
+      <w:r>
+        <w:rPr>
+          <w:rFonts w:ascii="Times New Roman" w:hAnsi="Times New Roman" w:cs="Times New Roman"/>
+          <w:sz w:val="24"/>
+          <w:szCs w:val="24"/>
+        </w:rPr>
+        <w:t>destinasi</w:t>
+      </w:r>
+      <w:proofErr w:type="spellEnd"/>
+      <w:r>
+        <w:rPr>
+          <w:rFonts w:ascii="Times New Roman" w:hAnsi="Times New Roman" w:cs="Times New Roman"/>
+          <w:sz w:val="24"/>
+          <w:szCs w:val="24"/>
+        </w:rPr>
+        <w:t xml:space="preserve"> </w:t>
+      </w:r>
+      <w:proofErr w:type="spellStart"/>
+      <w:r>
+        <w:rPr>
+          <w:rFonts w:ascii="Times New Roman" w:hAnsi="Times New Roman" w:cs="Times New Roman"/>
+          <w:sz w:val="24"/>
+          <w:szCs w:val="24"/>
+        </w:rPr>
+        <w:t>wisata</w:t>
+      </w:r>
+      <w:proofErr w:type="spellEnd"/>
+      <w:r>
+        <w:rPr>
+          <w:rFonts w:ascii="Times New Roman" w:hAnsi="Times New Roman" w:cs="Times New Roman"/>
+          <w:sz w:val="24"/>
+          <w:szCs w:val="24"/>
+        </w:rPr>
+        <w:t xml:space="preserve"> yang </w:t>
+      </w:r>
+      <w:proofErr w:type="spellStart"/>
+      <w:r>
+        <w:rPr>
+          <w:rFonts w:ascii="Times New Roman" w:hAnsi="Times New Roman" w:cs="Times New Roman"/>
+          <w:sz w:val="24"/>
+          <w:szCs w:val="24"/>
+        </w:rPr>
+        <w:t>telah</w:t>
+      </w:r>
+      <w:proofErr w:type="spellEnd"/>
+      <w:r>
+        <w:rPr>
+          <w:rFonts w:ascii="Times New Roman" w:hAnsi="Times New Roman" w:cs="Times New Roman"/>
+          <w:sz w:val="24"/>
+          <w:szCs w:val="24"/>
+        </w:rPr>
+        <w:t xml:space="preserve"> </w:t>
+      </w:r>
+      <w:proofErr w:type="spellStart"/>
+      <w:r>
+        <w:rPr>
+          <w:rFonts w:ascii="Times New Roman" w:hAnsi="Times New Roman" w:cs="Times New Roman"/>
+          <w:sz w:val="24"/>
+          <w:szCs w:val="24"/>
+        </w:rPr>
+        <w:t>tersimpan</w:t>
+      </w:r>
+      <w:proofErr w:type="spellEnd"/>
+      <w:r>
+        <w:rPr>
+          <w:rFonts w:ascii="Times New Roman" w:hAnsi="Times New Roman" w:cs="Times New Roman"/>
+          <w:sz w:val="24"/>
+          <w:szCs w:val="24"/>
+        </w:rPr>
+        <w:t xml:space="preserve"> di database </w:t>
+      </w:r>
+      <w:proofErr w:type="spellStart"/>
+      <w:r>
+        <w:rPr>
+          <w:rFonts w:ascii="Times New Roman" w:hAnsi="Times New Roman" w:cs="Times New Roman"/>
+          <w:sz w:val="24"/>
+          <w:szCs w:val="24"/>
+        </w:rPr>
+        <w:t>sistem</w:t>
+      </w:r>
+      <w:proofErr w:type="spellEnd"/>
+      <w:r>
+        <w:rPr>
+          <w:rFonts w:ascii="Times New Roman" w:hAnsi="Times New Roman" w:cs="Times New Roman"/>
+          <w:sz w:val="24"/>
+          <w:szCs w:val="24"/>
+        </w:rPr>
+        <w:t>.</w:t>
+      </w:r>
+    </w:p>
+    <w:p>
+      <w:pPr>
+        <w:rPr>
+          <w:rFonts w:ascii="Times New Roman" w:hAnsi="Times New Roman" w:cs="Times New Roman"/>
+          <w:sz w:val="24"/>
+          <w:szCs w:val="24"/>
+        </w:rPr>
+      </w:pPr>
+      <w:r>
+        <w:rPr>
+          <w:rFonts w:ascii="Times New Roman" w:hAnsi="Times New Roman" w:cs="Times New Roman"/>
+          <w:sz w:val="24"/>
+          <w:szCs w:val="24"/>
+        </w:rPr>
+        <w:t xml:space="preserve">Pada </w:t>
+      </w:r>
+      <w:proofErr w:type="spellStart"/>
+      <w:r>
+        <w:rPr>
+          <w:rFonts w:ascii="Times New Roman" w:hAnsi="Times New Roman" w:cs="Times New Roman"/>
+          <w:sz w:val="24"/>
+          <w:szCs w:val="24"/>
+        </w:rPr>
+        <w:t>contoh</w:t>
+      </w:r>
+      <w:proofErr w:type="spellEnd"/>
+      <w:r>
+        <w:rPr>
+          <w:rFonts w:ascii="Times New Roman" w:hAnsi="Times New Roman" w:cs="Times New Roman"/>
+          <w:sz w:val="24"/>
+          <w:szCs w:val="24"/>
+        </w:rPr>
+        <w:t xml:space="preserve"> di </w:t>
+      </w:r>
+      <w:proofErr w:type="spellStart"/>
+      <w:r>
+        <w:rPr>
+          <w:rFonts w:ascii="Times New Roman" w:hAnsi="Times New Roman" w:cs="Times New Roman"/>
+          <w:sz w:val="24"/>
+          <w:szCs w:val="24"/>
+        </w:rPr>
+        <w:t>atas</w:t>
+      </w:r>
+      <w:proofErr w:type="spellEnd"/>
+      <w:r>
+        <w:rPr>
+          <w:rFonts w:ascii="Times New Roman" w:hAnsi="Times New Roman" w:cs="Times New Roman"/>
+          <w:sz w:val="24"/>
+          <w:szCs w:val="24"/>
+        </w:rPr>
+        <w:t xml:space="preserve"> </w:t>
+      </w:r>
+      <w:proofErr w:type="spellStart"/>
+      <w:r>
+        <w:rPr>
+          <w:rFonts w:ascii="Times New Roman" w:hAnsi="Times New Roman" w:cs="Times New Roman"/>
+          <w:sz w:val="24"/>
+          <w:szCs w:val="24"/>
+        </w:rPr>
+        <w:t>ditampilkan</w:t>
+      </w:r>
+      <w:proofErr w:type="spellEnd"/>
+      <w:r>
+        <w:rPr>
+          <w:rFonts w:ascii="Times New Roman" w:hAnsi="Times New Roman" w:cs="Times New Roman"/>
+          <w:sz w:val="24"/>
+          <w:szCs w:val="24"/>
+        </w:rPr>
+        <w:t xml:space="preserve"> data </w:t>
+      </w:r>
+      <w:proofErr w:type="spellStart"/>
+      <w:r>
+        <w:rPr>
+          <w:rFonts w:ascii="Times New Roman" w:hAnsi="Times New Roman" w:cs="Times New Roman"/>
+          <w:sz w:val="24"/>
+          <w:szCs w:val="24"/>
+        </w:rPr>
+        <w:t>wisata</w:t>
+      </w:r>
+      <w:proofErr w:type="spellEnd"/>
+      <w:r>
+        <w:rPr>
+          <w:rFonts w:ascii="Times New Roman" w:hAnsi="Times New Roman" w:cs="Times New Roman"/>
+          <w:sz w:val="24"/>
+          <w:szCs w:val="24"/>
+        </w:rPr>
+        <w:t xml:space="preserve"> </w:t>
+      </w:r>
+      <w:proofErr w:type="spellStart"/>
+      <w:r>
+        <w:rPr>
+          <w:rFonts w:ascii="Times New Roman" w:hAnsi="Times New Roman" w:cs="Times New Roman"/>
+          <w:b/>
+          <w:bCs/>
+          <w:sz w:val="24"/>
+          <w:szCs w:val="24"/>
+        </w:rPr>
+        <w:t>Curug</w:t>
+      </w:r>
+      <w:proofErr w:type="spellEnd"/>
+      <w:r>
+        <w:rPr>
+          <w:rFonts w:ascii="Times New Roman" w:hAnsi="Times New Roman" w:cs="Times New Roman"/>
+          <w:b/>
+          <w:bCs/>
+          <w:sz w:val="24"/>
+          <w:szCs w:val="24"/>
+        </w:rPr>
+        <w:t xml:space="preserve"> Putri Malu</w:t>
+      </w:r>
+      <w:r>
+        <w:rPr>
+          <w:rFonts w:ascii="Times New Roman" w:hAnsi="Times New Roman" w:cs="Times New Roman"/>
+          <w:sz w:val="24"/>
+          <w:szCs w:val="24"/>
+        </w:rPr>
+        <w:t xml:space="preserve">, </w:t>
+      </w:r>
+      <w:proofErr w:type="spellStart"/>
+      <w:r>
+        <w:rPr>
+          <w:rFonts w:ascii="Times New Roman" w:hAnsi="Times New Roman" w:cs="Times New Roman"/>
+          <w:sz w:val="24"/>
+          <w:szCs w:val="24"/>
+        </w:rPr>
+        <w:t>yaitu</w:t>
+      </w:r>
+      <w:proofErr w:type="spellEnd"/>
+      <w:r>
+        <w:rPr>
+          <w:rFonts w:ascii="Times New Roman" w:hAnsi="Times New Roman" w:cs="Times New Roman"/>
+          <w:sz w:val="24"/>
+          <w:szCs w:val="24"/>
+        </w:rPr>
+        <w:t xml:space="preserve"> salah </w:t>
+      </w:r>
+      <w:proofErr w:type="spellStart"/>
+      <w:r>
+        <w:rPr>
+          <w:rFonts w:ascii="Times New Roman" w:hAnsi="Times New Roman" w:cs="Times New Roman"/>
+          <w:sz w:val="24"/>
+          <w:szCs w:val="24"/>
+        </w:rPr>
+        <w:t>satu</w:t>
+      </w:r>
+      <w:proofErr w:type="spellEnd"/>
+      <w:r>
+        <w:rPr>
+          <w:rFonts w:ascii="Times New Roman" w:hAnsi="Times New Roman" w:cs="Times New Roman"/>
+          <w:sz w:val="24"/>
+          <w:szCs w:val="24"/>
+        </w:rPr>
+        <w:t xml:space="preserve"> </w:t>
+      </w:r>
+      <w:proofErr w:type="spellStart"/>
+      <w:r>
+        <w:rPr>
+          <w:rFonts w:ascii="Times New Roman" w:hAnsi="Times New Roman" w:cs="Times New Roman"/>
+          <w:sz w:val="24"/>
+          <w:szCs w:val="24"/>
+        </w:rPr>
+        <w:t>destinasi</w:t>
+      </w:r>
+      <w:proofErr w:type="spellEnd"/>
+      <w:r>
+        <w:rPr>
+          <w:rFonts w:ascii="Times New Roman" w:hAnsi="Times New Roman" w:cs="Times New Roman"/>
+          <w:sz w:val="24"/>
+          <w:szCs w:val="24"/>
+        </w:rPr>
+        <w:t xml:space="preserve"> </w:t>
+      </w:r>
+      <w:proofErr w:type="spellStart"/>
+      <w:r>
+        <w:rPr>
+          <w:rFonts w:ascii="Times New Roman" w:hAnsi="Times New Roman" w:cs="Times New Roman"/>
+          <w:sz w:val="24"/>
+          <w:szCs w:val="24"/>
+        </w:rPr>
+        <w:t>wisata</w:t>
+      </w:r>
+      <w:proofErr w:type="spellEnd"/>
+      <w:r>
+        <w:rPr>
+          <w:rFonts w:ascii="Times New Roman" w:hAnsi="Times New Roman" w:cs="Times New Roman"/>
+          <w:sz w:val="24"/>
+          <w:szCs w:val="24"/>
+        </w:rPr>
+        <w:t xml:space="preserve"> </w:t>
+      </w:r>
+      <w:proofErr w:type="spellStart"/>
+      <w:r>
+        <w:rPr>
+          <w:rFonts w:ascii="Times New Roman" w:hAnsi="Times New Roman" w:cs="Times New Roman"/>
+          <w:sz w:val="24"/>
+          <w:szCs w:val="24"/>
+        </w:rPr>
+        <w:t>alam</w:t>
+      </w:r>
+      <w:proofErr w:type="spellEnd"/>
+      <w:r>
+        <w:rPr>
+          <w:rFonts w:ascii="Times New Roman" w:hAnsi="Times New Roman" w:cs="Times New Roman"/>
+          <w:sz w:val="24"/>
+          <w:szCs w:val="24"/>
+        </w:rPr>
+        <w:t xml:space="preserve"> </w:t>
+      </w:r>
+      <w:proofErr w:type="spellStart"/>
+      <w:r>
+        <w:rPr>
+          <w:rFonts w:ascii="Times New Roman" w:hAnsi="Times New Roman" w:cs="Times New Roman"/>
+          <w:sz w:val="24"/>
+          <w:szCs w:val="24"/>
+        </w:rPr>
+        <w:t>berupa</w:t>
+      </w:r>
+      <w:proofErr w:type="spellEnd"/>
+      <w:r>
+        <w:rPr>
+          <w:rFonts w:ascii="Times New Roman" w:hAnsi="Times New Roman" w:cs="Times New Roman"/>
+          <w:sz w:val="24"/>
+          <w:szCs w:val="24"/>
+        </w:rPr>
+        <w:t xml:space="preserve"> air </w:t>
+      </w:r>
+      <w:proofErr w:type="spellStart"/>
+      <w:r>
+        <w:rPr>
+          <w:rFonts w:ascii="Times New Roman" w:hAnsi="Times New Roman" w:cs="Times New Roman"/>
+          <w:sz w:val="24"/>
+          <w:szCs w:val="24"/>
+        </w:rPr>
+        <w:t>terjun</w:t>
+      </w:r>
+      <w:proofErr w:type="spellEnd"/>
+      <w:r>
+        <w:rPr>
+          <w:rFonts w:ascii="Times New Roman" w:hAnsi="Times New Roman" w:cs="Times New Roman"/>
+          <w:sz w:val="24"/>
+          <w:szCs w:val="24"/>
+        </w:rPr>
+        <w:t xml:space="preserve"> di </w:t>
+      </w:r>
+      <w:proofErr w:type="spellStart"/>
+      <w:r>
+        <w:rPr>
+          <w:rFonts w:ascii="Times New Roman" w:hAnsi="Times New Roman" w:cs="Times New Roman"/>
+          <w:sz w:val="24"/>
+          <w:szCs w:val="24"/>
+        </w:rPr>
+        <w:t>Kabupaten</w:t>
+      </w:r>
+      <w:proofErr w:type="spellEnd"/>
+      <w:r>
+        <w:rPr>
+          <w:rFonts w:ascii="Times New Roman" w:hAnsi="Times New Roman" w:cs="Times New Roman"/>
+          <w:sz w:val="24"/>
+          <w:szCs w:val="24"/>
+        </w:rPr>
+        <w:t xml:space="preserve"> Way Kanan, </w:t>
+      </w:r>
+      <w:proofErr w:type="spellStart"/>
+      <w:r>
+        <w:rPr>
+          <w:rFonts w:ascii="Times New Roman" w:hAnsi="Times New Roman" w:cs="Times New Roman"/>
+          <w:sz w:val="24"/>
+          <w:szCs w:val="24"/>
+        </w:rPr>
+        <w:t>Provinsi</w:t>
+      </w:r>
+      <w:proofErr w:type="spellEnd"/>
+      <w:r>
+        <w:rPr>
+          <w:rFonts w:ascii="Times New Roman" w:hAnsi="Times New Roman" w:cs="Times New Roman"/>
+          <w:sz w:val="24"/>
+          <w:szCs w:val="24"/>
+        </w:rPr>
+        <w:t xml:space="preserve"> Lampung. </w:t>
+      </w:r>
+      <w:proofErr w:type="spellStart"/>
+      <w:r>
+        <w:rPr>
+          <w:rFonts w:ascii="Times New Roman" w:hAnsi="Times New Roman" w:cs="Times New Roman"/>
+          <w:sz w:val="24"/>
+          <w:szCs w:val="24"/>
+        </w:rPr>
+        <w:t>Informasi</w:t>
+      </w:r>
+      <w:proofErr w:type="spellEnd"/>
+      <w:r>
+        <w:rPr>
+          <w:rFonts w:ascii="Times New Roman" w:hAnsi="Times New Roman" w:cs="Times New Roman"/>
+          <w:sz w:val="24"/>
+          <w:szCs w:val="24"/>
+        </w:rPr>
+        <w:t xml:space="preserve"> yang </w:t>
+      </w:r>
+      <w:proofErr w:type="spellStart"/>
+      <w:r>
+        <w:rPr>
+          <w:rFonts w:ascii="Times New Roman" w:hAnsi="Times New Roman" w:cs="Times New Roman"/>
+          <w:sz w:val="24"/>
+          <w:szCs w:val="24"/>
+        </w:rPr>
+        <w:t>ditampilkan</w:t>
+      </w:r>
+      <w:proofErr w:type="spellEnd"/>
+      <w:r>
+        <w:rPr>
+          <w:rFonts w:ascii="Times New Roman" w:hAnsi="Times New Roman" w:cs="Times New Roman"/>
+          <w:sz w:val="24"/>
+          <w:szCs w:val="24"/>
+        </w:rPr>
+        <w:t xml:space="preserve"> </w:t>
+      </w:r>
+      <w:proofErr w:type="spellStart"/>
+      <w:r>
+        <w:rPr>
+          <w:rFonts w:ascii="Times New Roman" w:hAnsi="Times New Roman" w:cs="Times New Roman"/>
+          <w:sz w:val="24"/>
+          <w:szCs w:val="24"/>
+        </w:rPr>
+        <w:t>meliputi</w:t>
+      </w:r>
+      <w:proofErr w:type="spellEnd"/>
+      <w:r>
+        <w:rPr>
+          <w:rFonts w:ascii="Times New Roman" w:hAnsi="Times New Roman" w:cs="Times New Roman"/>
+          <w:sz w:val="24"/>
+          <w:szCs w:val="24"/>
+        </w:rPr>
+        <w:t>:</w:t>
+      </w:r>
+    </w:p>
+    <w:p>
+      <w:pPr>
+        <w:numPr>
+          <w:ilvl w:val="0"/>
+          <w:numId w:val="7"/>
+        </w:numPr>
+        <w:rPr>
+          <w:rFonts w:ascii="Times New Roman" w:hAnsi="Times New Roman" w:cs="Times New Roman"/>
+          <w:sz w:val="24"/>
+          <w:szCs w:val="24"/>
+        </w:rPr>
+      </w:pPr>
+      <w:r>
+        <w:rPr>
+          <w:rFonts w:ascii="Times New Roman" w:hAnsi="Times New Roman" w:cs="Times New Roman"/>
+          <w:sz w:val="24"/>
+          <w:szCs w:val="24"/>
+        </w:rPr>
+        <w:t xml:space="preserve">Foto </w:t>
+      </w:r>
+      <w:proofErr w:type="spellStart"/>
+      <w:r>
+        <w:rPr>
+          <w:rFonts w:ascii="Times New Roman" w:hAnsi="Times New Roman" w:cs="Times New Roman"/>
+          <w:sz w:val="24"/>
+          <w:szCs w:val="24"/>
+        </w:rPr>
+        <w:t>wisata</w:t>
+      </w:r>
+      <w:proofErr w:type="spellEnd"/>
+    </w:p>
+    <w:p>
+      <w:pPr>
+        <w:numPr>
+          <w:ilvl w:val="0"/>
+          <w:numId w:val="7"/>
+        </w:numPr>
+        <w:rPr>
+          <w:rFonts w:ascii="Times New Roman" w:hAnsi="Times New Roman" w:cs="Times New Roman"/>
+          <w:sz w:val="24"/>
+          <w:szCs w:val="24"/>
+        </w:rPr>
+      </w:pPr>
+      <w:r>
+        <w:rPr>
+          <w:rFonts w:ascii="Times New Roman" w:hAnsi="Times New Roman" w:cs="Times New Roman"/>
+          <w:sz w:val="24"/>
+          <w:szCs w:val="24"/>
+        </w:rPr>
+        <w:t xml:space="preserve">Nama </w:t>
+      </w:r>
+      <w:proofErr w:type="spellStart"/>
+      <w:r>
+        <w:rPr>
+          <w:rFonts w:ascii="Times New Roman" w:hAnsi="Times New Roman" w:cs="Times New Roman"/>
+          <w:sz w:val="24"/>
+          <w:szCs w:val="24"/>
+        </w:rPr>
+        <w:t>wisata</w:t>
+      </w:r>
+      <w:proofErr w:type="spellEnd"/>
+    </w:p>
+    <w:p>
+      <w:pPr>
+        <w:numPr>
+          <w:ilvl w:val="0"/>
+          <w:numId w:val="7"/>
+        </w:numPr>
+        <w:rPr>
+          <w:rFonts w:ascii="Times New Roman" w:hAnsi="Times New Roman" w:cs="Times New Roman"/>
+          <w:sz w:val="24"/>
+          <w:szCs w:val="24"/>
+        </w:rPr>
+      </w:pPr>
+      <w:r>
+        <w:rPr>
+          <w:rFonts w:ascii="Times New Roman" w:hAnsi="Times New Roman" w:cs="Times New Roman"/>
+          <w:sz w:val="24"/>
+          <w:szCs w:val="24"/>
+        </w:rPr>
+        <w:t xml:space="preserve">Lokasi dan </w:t>
+      </w:r>
+      <w:proofErr w:type="spellStart"/>
+      <w:r>
+        <w:rPr>
+          <w:rFonts w:ascii="Times New Roman" w:hAnsi="Times New Roman" w:cs="Times New Roman"/>
+          <w:sz w:val="24"/>
+          <w:szCs w:val="24"/>
+        </w:rPr>
+        <w:t>alamat</w:t>
+      </w:r>
+      <w:proofErr w:type="spellEnd"/>
+      <w:r>
+        <w:rPr>
+          <w:rFonts w:ascii="Times New Roman" w:hAnsi="Times New Roman" w:cs="Times New Roman"/>
+          <w:sz w:val="24"/>
+          <w:szCs w:val="24"/>
+        </w:rPr>
+        <w:t xml:space="preserve"> </w:t>
+      </w:r>
+      <w:proofErr w:type="spellStart"/>
+      <w:r>
+        <w:rPr>
+          <w:rFonts w:ascii="Times New Roman" w:hAnsi="Times New Roman" w:cs="Times New Roman"/>
+          <w:sz w:val="24"/>
+          <w:szCs w:val="24"/>
+        </w:rPr>
+        <w:t>lengkap</w:t>
+      </w:r>
+      <w:proofErr w:type="spellEnd"/>
+    </w:p>
+    <w:p>
+      <w:pPr>
+        <w:numPr>
+          <w:ilvl w:val="0"/>
+          <w:numId w:val="7"/>
+        </w:numPr>
+        <w:rPr>
+          <w:rFonts w:ascii="Times New Roman" w:hAnsi="Times New Roman" w:cs="Times New Roman"/>
+          <w:sz w:val="24"/>
+          <w:szCs w:val="24"/>
+        </w:rPr>
+      </w:pPr>
+      <w:r>
+        <w:rPr>
+          <w:rFonts w:ascii="Times New Roman" w:hAnsi="Times New Roman" w:cs="Times New Roman"/>
+          <w:sz w:val="24"/>
+          <w:szCs w:val="24"/>
+        </w:rPr>
+        <w:t xml:space="preserve">Jam </w:t>
+      </w:r>
+      <w:proofErr w:type="spellStart"/>
+      <w:r>
+        <w:rPr>
+          <w:rFonts w:ascii="Times New Roman" w:hAnsi="Times New Roman" w:cs="Times New Roman"/>
+          <w:sz w:val="24"/>
+          <w:szCs w:val="24"/>
+        </w:rPr>
+        <w:t>operasional</w:t>
+      </w:r>
+      <w:proofErr w:type="spellEnd"/>
+      <w:r>
+        <w:rPr>
+          <w:rFonts w:ascii="Times New Roman" w:hAnsi="Times New Roman" w:cs="Times New Roman"/>
+          <w:sz w:val="24"/>
+          <w:szCs w:val="24"/>
+        </w:rPr>
+        <w:t xml:space="preserve"> </w:t>
+      </w:r>
+      <w:proofErr w:type="spellStart"/>
+      <w:r>
+        <w:rPr>
+          <w:rFonts w:ascii="Times New Roman" w:hAnsi="Times New Roman" w:cs="Times New Roman"/>
+          <w:sz w:val="24"/>
+          <w:szCs w:val="24"/>
+        </w:rPr>
+        <w:t>wisata</w:t>
+      </w:r>
+      <w:proofErr w:type="spellEnd"/>
+    </w:p>
+    <w:p>
+      <w:pPr>
+        <w:numPr>
+          <w:ilvl w:val="0"/>
+          <w:numId w:val="7"/>
+        </w:numPr>
+        <w:rPr>
+          <w:rFonts w:ascii="Times New Roman" w:hAnsi="Times New Roman" w:cs="Times New Roman"/>
+          <w:sz w:val="24"/>
+          <w:szCs w:val="24"/>
+        </w:rPr>
+      </w:pPr>
+      <w:r>
+        <w:rPr>
+          <w:rFonts w:ascii="Times New Roman" w:hAnsi="Times New Roman" w:cs="Times New Roman"/>
+          <w:sz w:val="24"/>
+          <w:szCs w:val="24"/>
+        </w:rPr>
+        <w:t xml:space="preserve">Harga </w:t>
+      </w:r>
+      <w:proofErr w:type="spellStart"/>
+      <w:r>
+        <w:rPr>
+          <w:rFonts w:ascii="Times New Roman" w:hAnsi="Times New Roman" w:cs="Times New Roman"/>
+          <w:sz w:val="24"/>
+          <w:szCs w:val="24"/>
+        </w:rPr>
+        <w:t>tiket</w:t>
+      </w:r>
+      <w:proofErr w:type="spellEnd"/>
+      <w:r>
+        <w:rPr>
+          <w:rFonts w:ascii="Times New Roman" w:hAnsi="Times New Roman" w:cs="Times New Roman"/>
+          <w:sz w:val="24"/>
+          <w:szCs w:val="24"/>
+        </w:rPr>
+        <w:t xml:space="preserve"> </w:t>
+      </w:r>
+      <w:proofErr w:type="spellStart"/>
+      <w:r>
+        <w:rPr>
+          <w:rFonts w:ascii="Times New Roman" w:hAnsi="Times New Roman" w:cs="Times New Roman"/>
+          <w:sz w:val="24"/>
+          <w:szCs w:val="24"/>
+        </w:rPr>
+        <w:t>masuk</w:t>
+      </w:r>
+      <w:proofErr w:type="spellEnd"/>
+    </w:p>
+    <w:p>
+      <w:pPr>
+        <w:numPr>
+          <w:ilvl w:val="0"/>
+          <w:numId w:val="7"/>
+        </w:numPr>
+        <w:rPr>
+          <w:rFonts w:ascii="Times New Roman" w:hAnsi="Times New Roman" w:cs="Times New Roman"/>
+          <w:sz w:val="24"/>
+          <w:szCs w:val="24"/>
+        </w:rPr>
+      </w:pPr>
+      <w:r>
+        <w:rPr>
+          <w:rFonts w:ascii="Times New Roman" w:hAnsi="Times New Roman" w:cs="Times New Roman"/>
+          <w:sz w:val="24"/>
+          <w:szCs w:val="24"/>
+        </w:rPr>
+        <w:t xml:space="preserve">Status </w:t>
+      </w:r>
+      <w:proofErr w:type="spellStart"/>
+      <w:r>
+        <w:rPr>
+          <w:rFonts w:ascii="Times New Roman" w:hAnsi="Times New Roman" w:cs="Times New Roman"/>
+          <w:sz w:val="24"/>
+          <w:szCs w:val="24"/>
+        </w:rPr>
+        <w:t>wisata</w:t>
+      </w:r>
+      <w:proofErr w:type="spellEnd"/>
+      <w:r>
+        <w:rPr>
+          <w:rFonts w:ascii="Times New Roman" w:hAnsi="Times New Roman" w:cs="Times New Roman"/>
+          <w:sz w:val="24"/>
+          <w:szCs w:val="24"/>
+        </w:rPr>
+        <w:t xml:space="preserve"> (</w:t>
+      </w:r>
+      <w:proofErr w:type="spellStart"/>
+      <w:r>
+        <w:rPr>
+          <w:rFonts w:ascii="Times New Roman" w:hAnsi="Times New Roman" w:cs="Times New Roman"/>
+          <w:sz w:val="24"/>
+          <w:szCs w:val="24"/>
+        </w:rPr>
+        <w:t>aktif</w:t>
+      </w:r>
+      <w:proofErr w:type="spellEnd"/>
+      <w:r>
+        <w:rPr>
+          <w:rFonts w:ascii="Times New Roman" w:hAnsi="Times New Roman" w:cs="Times New Roman"/>
+          <w:sz w:val="24"/>
+          <w:szCs w:val="24"/>
+        </w:rPr>
+        <w:t>/</w:t>
+      </w:r>
+      <w:proofErr w:type="spellStart"/>
+      <w:r>
+        <w:rPr>
+          <w:rFonts w:ascii="Times New Roman" w:hAnsi="Times New Roman" w:cs="Times New Roman"/>
+          <w:sz w:val="24"/>
+          <w:szCs w:val="24"/>
+        </w:rPr>
+        <w:t>nonaktif</w:t>
+      </w:r>
+      <w:proofErr w:type="spellEnd"/>
+      <w:r>
+        <w:rPr>
+          <w:rFonts w:ascii="Times New Roman" w:hAnsi="Times New Roman" w:cs="Times New Roman"/>
+          <w:sz w:val="24"/>
+          <w:szCs w:val="24"/>
+        </w:rPr>
+        <w:t>)</w:t>
+      </w:r>
+    </w:p>
+    <w:p>
+      <w:pPr>
+        <w:numPr>
+          <w:ilvl w:val="0"/>
+          <w:numId w:val="7"/>
+        </w:numPr>
+        <w:rPr>
+          <w:rFonts w:ascii="Times New Roman" w:hAnsi="Times New Roman" w:cs="Times New Roman"/>
+          <w:sz w:val="24"/>
+          <w:szCs w:val="24"/>
+        </w:rPr>
+      </w:pPr>
+      <w:proofErr w:type="spellStart"/>
+      <w:r>
+        <w:rPr>
+          <w:rFonts w:ascii="Times New Roman" w:hAnsi="Times New Roman" w:cs="Times New Roman"/>
+          <w:sz w:val="24"/>
+          <w:szCs w:val="24"/>
+        </w:rPr>
+        <w:t>Deskripsi</w:t>
+      </w:r>
+      <w:proofErr w:type="spellEnd"/>
+      <w:r>
+        <w:rPr>
+          <w:rFonts w:ascii="Times New Roman" w:hAnsi="Times New Roman" w:cs="Times New Roman"/>
+          <w:sz w:val="24"/>
+          <w:szCs w:val="24"/>
+        </w:rPr>
+        <w:t xml:space="preserve"> </w:t>
+      </w:r>
+      <w:proofErr w:type="spellStart"/>
+      <w:r>
+        <w:rPr>
+          <w:rFonts w:ascii="Times New Roman" w:hAnsi="Times New Roman" w:cs="Times New Roman"/>
+          <w:sz w:val="24"/>
+          <w:szCs w:val="24"/>
+        </w:rPr>
+        <w:t>lengkap</w:t>
+      </w:r>
+      <w:proofErr w:type="spellEnd"/>
+      <w:r>
+        <w:rPr>
+          <w:rFonts w:ascii="Times New Roman" w:hAnsi="Times New Roman" w:cs="Times New Roman"/>
+          <w:sz w:val="24"/>
+          <w:szCs w:val="24"/>
+        </w:rPr>
+        <w:t xml:space="preserve"> </w:t>
+      </w:r>
+      <w:proofErr w:type="spellStart"/>
+      <w:r>
+        <w:rPr>
+          <w:rFonts w:ascii="Times New Roman" w:hAnsi="Times New Roman" w:cs="Times New Roman"/>
+          <w:sz w:val="24"/>
+          <w:szCs w:val="24"/>
+        </w:rPr>
+        <w:t>objek</w:t>
+      </w:r>
+      <w:proofErr w:type="spellEnd"/>
+      <w:r>
+        <w:rPr>
+          <w:rFonts w:ascii="Times New Roman" w:hAnsi="Times New Roman" w:cs="Times New Roman"/>
+          <w:sz w:val="24"/>
+          <w:szCs w:val="24"/>
+        </w:rPr>
+        <w:t xml:space="preserve"> </w:t>
+      </w:r>
+      <w:proofErr w:type="spellStart"/>
+      <w:r>
+        <w:rPr>
+          <w:rFonts w:ascii="Times New Roman" w:hAnsi="Times New Roman" w:cs="Times New Roman"/>
+          <w:sz w:val="24"/>
+          <w:szCs w:val="24"/>
+        </w:rPr>
+        <w:t>wisata</w:t>
+      </w:r>
+      <w:proofErr w:type="spellEnd"/>
+    </w:p>
+    <w:p>
+      <w:pPr>
+        <w:rPr>
+          <w:rFonts w:ascii="Times New Roman" w:hAnsi="Times New Roman" w:cs="Times New Roman"/>
+          <w:sz w:val="24"/>
+          <w:szCs w:val="24"/>
+        </w:rPr>
+      </w:pPr>
+      <w:r>
+        <w:rPr>
+          <w:rFonts w:ascii="Times New Roman" w:hAnsi="Times New Roman" w:cs="Times New Roman"/>
+          <w:sz w:val="24"/>
+          <w:szCs w:val="24"/>
+        </w:rPr>
+        <w:t xml:space="preserve">Di </w:t>
+      </w:r>
+      <w:proofErr w:type="spellStart"/>
+      <w:r>
+        <w:rPr>
+          <w:rFonts w:ascii="Times New Roman" w:hAnsi="Times New Roman" w:cs="Times New Roman"/>
+          <w:sz w:val="24"/>
+          <w:szCs w:val="24"/>
+        </w:rPr>
+        <w:t>bagian</w:t>
+      </w:r>
+      <w:proofErr w:type="spellEnd"/>
+      <w:r>
+        <w:rPr>
+          <w:rFonts w:ascii="Times New Roman" w:hAnsi="Times New Roman" w:cs="Times New Roman"/>
+          <w:sz w:val="24"/>
+          <w:szCs w:val="24"/>
+        </w:rPr>
+        <w:t xml:space="preserve"> </w:t>
+      </w:r>
+      <w:proofErr w:type="spellStart"/>
+      <w:r>
+        <w:rPr>
+          <w:rFonts w:ascii="Times New Roman" w:hAnsi="Times New Roman" w:cs="Times New Roman"/>
+          <w:sz w:val="24"/>
+          <w:szCs w:val="24"/>
+        </w:rPr>
+        <w:t>bawah</w:t>
+      </w:r>
+      <w:proofErr w:type="spellEnd"/>
+      <w:r>
+        <w:rPr>
+          <w:rFonts w:ascii="Times New Roman" w:hAnsi="Times New Roman" w:cs="Times New Roman"/>
+          <w:sz w:val="24"/>
+          <w:szCs w:val="24"/>
+        </w:rPr>
+        <w:t xml:space="preserve"> </w:t>
+      </w:r>
+      <w:proofErr w:type="spellStart"/>
+      <w:r>
+        <w:rPr>
+          <w:rFonts w:ascii="Times New Roman" w:hAnsi="Times New Roman" w:cs="Times New Roman"/>
+          <w:sz w:val="24"/>
+          <w:szCs w:val="24"/>
+        </w:rPr>
+        <w:t>terdapat</w:t>
+      </w:r>
+      <w:proofErr w:type="spellEnd"/>
+      <w:r>
+        <w:rPr>
+          <w:rFonts w:ascii="Times New Roman" w:hAnsi="Times New Roman" w:cs="Times New Roman"/>
+          <w:sz w:val="24"/>
+          <w:szCs w:val="24"/>
+        </w:rPr>
+        <w:t xml:space="preserve"> </w:t>
+      </w:r>
+      <w:proofErr w:type="spellStart"/>
+      <w:r>
+        <w:rPr>
+          <w:rFonts w:ascii="Times New Roman" w:hAnsi="Times New Roman" w:cs="Times New Roman"/>
+          <w:sz w:val="24"/>
+          <w:szCs w:val="24"/>
+        </w:rPr>
+        <w:t>beberapa</w:t>
+      </w:r>
+      <w:proofErr w:type="spellEnd"/>
+      <w:r>
+        <w:rPr>
+          <w:rFonts w:ascii="Times New Roman" w:hAnsi="Times New Roman" w:cs="Times New Roman"/>
+          <w:sz w:val="24"/>
+          <w:szCs w:val="24"/>
+        </w:rPr>
+        <w:t xml:space="preserve"> </w:t>
+      </w:r>
+      <w:proofErr w:type="spellStart"/>
+      <w:r>
+        <w:rPr>
+          <w:rFonts w:ascii="Times New Roman" w:hAnsi="Times New Roman" w:cs="Times New Roman"/>
+          <w:sz w:val="24"/>
+          <w:szCs w:val="24"/>
+        </w:rPr>
+        <w:t>tombol</w:t>
+      </w:r>
+      <w:proofErr w:type="spellEnd"/>
+      <w:r>
+        <w:rPr>
+          <w:rFonts w:ascii="Times New Roman" w:hAnsi="Times New Roman" w:cs="Times New Roman"/>
+          <w:sz w:val="24"/>
+          <w:szCs w:val="24"/>
+        </w:rPr>
+        <w:t xml:space="preserve"> </w:t>
+      </w:r>
+      <w:proofErr w:type="spellStart"/>
+      <w:r>
+        <w:rPr>
+          <w:rFonts w:ascii="Times New Roman" w:hAnsi="Times New Roman" w:cs="Times New Roman"/>
+          <w:sz w:val="24"/>
+          <w:szCs w:val="24"/>
+        </w:rPr>
+        <w:t>aksi</w:t>
+      </w:r>
+      <w:proofErr w:type="spellEnd"/>
+      <w:r>
+        <w:rPr>
+          <w:rFonts w:ascii="Times New Roman" w:hAnsi="Times New Roman" w:cs="Times New Roman"/>
+          <w:sz w:val="24"/>
+          <w:szCs w:val="24"/>
+        </w:rPr>
+        <w:t xml:space="preserve"> yang </w:t>
+      </w:r>
+      <w:proofErr w:type="spellStart"/>
+      <w:r>
+        <w:rPr>
+          <w:rFonts w:ascii="Times New Roman" w:hAnsi="Times New Roman" w:cs="Times New Roman"/>
+          <w:sz w:val="24"/>
+          <w:szCs w:val="24"/>
+        </w:rPr>
+        <w:t>dapat</w:t>
+      </w:r>
+      <w:proofErr w:type="spellEnd"/>
+      <w:r>
+        <w:rPr>
+          <w:rFonts w:ascii="Times New Roman" w:hAnsi="Times New Roman" w:cs="Times New Roman"/>
+          <w:sz w:val="24"/>
+          <w:szCs w:val="24"/>
+        </w:rPr>
+        <w:t xml:space="preserve"> </w:t>
+      </w:r>
+      <w:proofErr w:type="spellStart"/>
+      <w:r>
+        <w:rPr>
+          <w:rFonts w:ascii="Times New Roman" w:hAnsi="Times New Roman" w:cs="Times New Roman"/>
+          <w:sz w:val="24"/>
+          <w:szCs w:val="24"/>
+        </w:rPr>
+        <w:t>digunakan</w:t>
+      </w:r>
+      <w:proofErr w:type="spellEnd"/>
+      <w:r>
+        <w:rPr>
+          <w:rFonts w:ascii="Times New Roman" w:hAnsi="Times New Roman" w:cs="Times New Roman"/>
+          <w:sz w:val="24"/>
+          <w:szCs w:val="24"/>
+        </w:rPr>
+        <w:t xml:space="preserve"> admin, </w:t>
+      </w:r>
+      <w:proofErr w:type="spellStart"/>
+      <w:r>
+        <w:rPr>
+          <w:rFonts w:ascii="Times New Roman" w:hAnsi="Times New Roman" w:cs="Times New Roman"/>
+          <w:sz w:val="24"/>
+          <w:szCs w:val="24"/>
+        </w:rPr>
+        <w:t>yaitu</w:t>
+      </w:r>
+      <w:proofErr w:type="spellEnd"/>
+      <w:r>
+        <w:rPr>
+          <w:rFonts w:ascii="Times New Roman" w:hAnsi="Times New Roman" w:cs="Times New Roman"/>
+          <w:sz w:val="24"/>
+          <w:szCs w:val="24"/>
+        </w:rPr>
+        <w:t>:</w:t>
+      </w:r>
+    </w:p>
+    <w:p>
+      <w:pPr>
+        <w:numPr>
+          <w:ilvl w:val="0"/>
+          <w:numId w:val="8"/>
+        </w:numPr>
+        <w:rPr>
+          <w:rFonts w:ascii="Times New Roman" w:hAnsi="Times New Roman" w:cs="Times New Roman"/>
+          <w:sz w:val="24"/>
+          <w:szCs w:val="24"/>
+        </w:rPr>
+      </w:pPr>
+      <w:proofErr w:type="spellStart"/>
+      <w:r>
+        <w:rPr>
+          <w:rFonts w:ascii="Times New Roman" w:hAnsi="Times New Roman" w:cs="Times New Roman"/>
+          <w:b/>
+          <w:bCs/>
+          <w:sz w:val="24"/>
+          <w:szCs w:val="24"/>
+        </w:rPr>
+        <w:t>Nonaktifkan</w:t>
+      </w:r>
+      <w:proofErr w:type="spellEnd"/>
+      <w:r>
+        <w:rPr>
+          <w:rFonts w:ascii="Times New Roman" w:hAnsi="Times New Roman" w:cs="Times New Roman"/>
+          <w:sz w:val="24"/>
+          <w:szCs w:val="24"/>
+        </w:rPr>
+        <w:t xml:space="preserve"> </w:t>
+      </w:r>
+      <w:proofErr w:type="spellStart"/>
+      <w:r>
+        <w:rPr>
+          <w:rFonts w:ascii="Times New Roman" w:hAnsi="Times New Roman" w:cs="Times New Roman"/>
+          <w:sz w:val="24"/>
+          <w:szCs w:val="24"/>
+        </w:rPr>
+        <w:t>untuk</w:t>
+      </w:r>
+      <w:proofErr w:type="spellEnd"/>
+      <w:r>
+        <w:rPr>
+          <w:rFonts w:ascii="Times New Roman" w:hAnsi="Times New Roman" w:cs="Times New Roman"/>
+          <w:sz w:val="24"/>
+          <w:szCs w:val="24"/>
+        </w:rPr>
+        <w:t xml:space="preserve"> </w:t>
+      </w:r>
+      <w:proofErr w:type="spellStart"/>
+      <w:r>
+        <w:rPr>
+          <w:rFonts w:ascii="Times New Roman" w:hAnsi="Times New Roman" w:cs="Times New Roman"/>
+          <w:sz w:val="24"/>
+          <w:szCs w:val="24"/>
+        </w:rPr>
+        <w:t>menyembunyikan</w:t>
+      </w:r>
+      <w:proofErr w:type="spellEnd"/>
+      <w:r>
+        <w:rPr>
+          <w:rFonts w:ascii="Times New Roman" w:hAnsi="Times New Roman" w:cs="Times New Roman"/>
+          <w:sz w:val="24"/>
+          <w:szCs w:val="24"/>
+        </w:rPr>
+        <w:t xml:space="preserve"> </w:t>
+      </w:r>
+      <w:proofErr w:type="spellStart"/>
+      <w:r>
+        <w:rPr>
+          <w:rFonts w:ascii="Times New Roman" w:hAnsi="Times New Roman" w:cs="Times New Roman"/>
+          <w:sz w:val="24"/>
+          <w:szCs w:val="24"/>
+        </w:rPr>
+        <w:t>wisata</w:t>
+      </w:r>
+      <w:proofErr w:type="spellEnd"/>
+      <w:r>
+        <w:rPr>
+          <w:rFonts w:ascii="Times New Roman" w:hAnsi="Times New Roman" w:cs="Times New Roman"/>
+          <w:sz w:val="24"/>
+          <w:szCs w:val="24"/>
+        </w:rPr>
+        <w:t xml:space="preserve"> </w:t>
+      </w:r>
+      <w:proofErr w:type="spellStart"/>
+      <w:r>
+        <w:rPr>
+          <w:rFonts w:ascii="Times New Roman" w:hAnsi="Times New Roman" w:cs="Times New Roman"/>
+          <w:sz w:val="24"/>
+          <w:szCs w:val="24"/>
+        </w:rPr>
+        <w:t>dari</w:t>
+      </w:r>
+      <w:proofErr w:type="spellEnd"/>
+      <w:r>
+        <w:rPr>
+          <w:rFonts w:ascii="Times New Roman" w:hAnsi="Times New Roman" w:cs="Times New Roman"/>
+          <w:sz w:val="24"/>
+          <w:szCs w:val="24"/>
+        </w:rPr>
+        <w:t xml:space="preserve"> </w:t>
+      </w:r>
+      <w:proofErr w:type="spellStart"/>
+      <w:r>
+        <w:rPr>
+          <w:rFonts w:ascii="Times New Roman" w:hAnsi="Times New Roman" w:cs="Times New Roman"/>
+          <w:sz w:val="24"/>
+          <w:szCs w:val="24"/>
+        </w:rPr>
+        <w:t>halaman</w:t>
+      </w:r>
+      <w:proofErr w:type="spellEnd"/>
+      <w:r>
+        <w:rPr>
+          <w:rFonts w:ascii="Times New Roman" w:hAnsi="Times New Roman" w:cs="Times New Roman"/>
+          <w:sz w:val="24"/>
+          <w:szCs w:val="24"/>
+        </w:rPr>
+        <w:t xml:space="preserve"> customer</w:t>
+      </w:r>
+    </w:p>
+    <w:p>
+      <w:pPr>
+        <w:numPr>
+          <w:ilvl w:val="0"/>
+          <w:numId w:val="8"/>
+        </w:numPr>
+        <w:rPr>
+          <w:rFonts w:ascii="Times New Roman" w:hAnsi="Times New Roman" w:cs="Times New Roman"/>
+          <w:sz w:val="24"/>
+          <w:szCs w:val="24"/>
+        </w:rPr>
+      </w:pPr>
+      <w:r>
+        <w:rPr>
+          <w:rFonts w:ascii="Times New Roman" w:hAnsi="Times New Roman" w:cs="Times New Roman"/>
+          <w:b/>
+          <w:bCs/>
+          <w:sz w:val="24"/>
+          <w:szCs w:val="24"/>
+        </w:rPr>
+        <w:t>Edit</w:t>
+      </w:r>
+      <w:r>
+        <w:rPr>
+          <w:rFonts w:ascii="Times New Roman" w:hAnsi="Times New Roman" w:cs="Times New Roman"/>
+          <w:sz w:val="24"/>
+          <w:szCs w:val="24"/>
+        </w:rPr>
+        <w:t xml:space="preserve"> </w:t>
+      </w:r>
+      <w:proofErr w:type="spellStart"/>
+      <w:r>
+        <w:rPr>
+          <w:rFonts w:ascii="Times New Roman" w:hAnsi="Times New Roman" w:cs="Times New Roman"/>
+          <w:sz w:val="24"/>
+          <w:szCs w:val="24"/>
+        </w:rPr>
+        <w:t>untuk</w:t>
+      </w:r>
+      <w:proofErr w:type="spellEnd"/>
+      <w:r>
+        <w:rPr>
+          <w:rFonts w:ascii="Times New Roman" w:hAnsi="Times New Roman" w:cs="Times New Roman"/>
+          <w:sz w:val="24"/>
+          <w:szCs w:val="24"/>
+        </w:rPr>
+        <w:t xml:space="preserve"> </w:t>
+      </w:r>
+      <w:proofErr w:type="spellStart"/>
+      <w:r>
+        <w:rPr>
+          <w:rFonts w:ascii="Times New Roman" w:hAnsi="Times New Roman" w:cs="Times New Roman"/>
+          <w:sz w:val="24"/>
+          <w:szCs w:val="24"/>
+        </w:rPr>
+        <w:t>memperbarui</w:t>
+      </w:r>
+      <w:proofErr w:type="spellEnd"/>
+      <w:r>
+        <w:rPr>
+          <w:rFonts w:ascii="Times New Roman" w:hAnsi="Times New Roman" w:cs="Times New Roman"/>
+          <w:sz w:val="24"/>
+          <w:szCs w:val="24"/>
+        </w:rPr>
+        <w:t xml:space="preserve"> </w:t>
+      </w:r>
+      <w:proofErr w:type="spellStart"/>
+      <w:r>
+        <w:rPr>
+          <w:rFonts w:ascii="Times New Roman" w:hAnsi="Times New Roman" w:cs="Times New Roman"/>
+          <w:sz w:val="24"/>
+          <w:szCs w:val="24"/>
+        </w:rPr>
+        <w:t>informasi</w:t>
+      </w:r>
+      <w:proofErr w:type="spellEnd"/>
+      <w:r>
+        <w:rPr>
+          <w:rFonts w:ascii="Times New Roman" w:hAnsi="Times New Roman" w:cs="Times New Roman"/>
+          <w:sz w:val="24"/>
+          <w:szCs w:val="24"/>
+        </w:rPr>
+        <w:t xml:space="preserve"> </w:t>
+      </w:r>
+      <w:proofErr w:type="spellStart"/>
+      <w:r>
+        <w:rPr>
+          <w:rFonts w:ascii="Times New Roman" w:hAnsi="Times New Roman" w:cs="Times New Roman"/>
+          <w:sz w:val="24"/>
+          <w:szCs w:val="24"/>
+        </w:rPr>
+        <w:t>wisata</w:t>
+      </w:r>
+      <w:proofErr w:type="spellEnd"/>
+    </w:p>
+    <w:p>
+      <w:pPr>
+        <w:numPr>
+          <w:ilvl w:val="0"/>
+          <w:numId w:val="8"/>
+        </w:numPr>
+        <w:rPr>
+          <w:rFonts w:ascii="Times New Roman" w:hAnsi="Times New Roman" w:cs="Times New Roman"/>
+          <w:sz w:val="24"/>
+          <w:szCs w:val="24"/>
+        </w:rPr>
+      </w:pPr>
+      <w:r>
+        <w:rPr>
+          <w:rFonts w:ascii="Times New Roman" w:hAnsi="Times New Roman" w:cs="Times New Roman"/>
+          <w:b/>
+          <w:bCs/>
+          <w:sz w:val="24"/>
+          <w:szCs w:val="24"/>
+        </w:rPr>
+        <w:t>Hapus</w:t>
+      </w:r>
+      <w:r>
+        <w:rPr>
+          <w:rFonts w:ascii="Times New Roman" w:hAnsi="Times New Roman" w:cs="Times New Roman"/>
+          <w:sz w:val="24"/>
+          <w:szCs w:val="24"/>
+        </w:rPr>
+        <w:t xml:space="preserve"> </w:t>
+      </w:r>
+      <w:proofErr w:type="spellStart"/>
+      <w:r>
+        <w:rPr>
+          <w:rFonts w:ascii="Times New Roman" w:hAnsi="Times New Roman" w:cs="Times New Roman"/>
+          <w:sz w:val="24"/>
+          <w:szCs w:val="24"/>
+        </w:rPr>
+        <w:t>untuk</w:t>
+      </w:r>
+      <w:proofErr w:type="spellEnd"/>
+      <w:r>
+        <w:rPr>
+          <w:rFonts w:ascii="Times New Roman" w:hAnsi="Times New Roman" w:cs="Times New Roman"/>
+          <w:sz w:val="24"/>
+          <w:szCs w:val="24"/>
+        </w:rPr>
+        <w:t xml:space="preserve"> </w:t>
+      </w:r>
+      <w:proofErr w:type="spellStart"/>
+      <w:r>
+        <w:rPr>
+          <w:rFonts w:ascii="Times New Roman" w:hAnsi="Times New Roman" w:cs="Times New Roman"/>
+          <w:sz w:val="24"/>
+          <w:szCs w:val="24"/>
+        </w:rPr>
+        <w:t>menghapus</w:t>
+      </w:r>
+      <w:proofErr w:type="spellEnd"/>
+      <w:r>
+        <w:rPr>
+          <w:rFonts w:ascii="Times New Roman" w:hAnsi="Times New Roman" w:cs="Times New Roman"/>
+          <w:sz w:val="24"/>
+          <w:szCs w:val="24"/>
+        </w:rPr>
+        <w:t xml:space="preserve"> data </w:t>
+      </w:r>
+      <w:proofErr w:type="spellStart"/>
+      <w:r>
+        <w:rPr>
+          <w:rFonts w:ascii="Times New Roman" w:hAnsi="Times New Roman" w:cs="Times New Roman"/>
+          <w:sz w:val="24"/>
+          <w:szCs w:val="24"/>
+        </w:rPr>
+        <w:t>wisata</w:t>
+      </w:r>
+      <w:proofErr w:type="spellEnd"/>
+      <w:r>
+        <w:rPr>
+          <w:rFonts w:ascii="Times New Roman" w:hAnsi="Times New Roman" w:cs="Times New Roman"/>
+          <w:sz w:val="24"/>
+          <w:szCs w:val="24"/>
+        </w:rPr>
+        <w:t xml:space="preserve"> </w:t>
+      </w:r>
+      <w:proofErr w:type="spellStart"/>
+      <w:r>
+        <w:rPr>
+          <w:rFonts w:ascii="Times New Roman" w:hAnsi="Times New Roman" w:cs="Times New Roman"/>
+          <w:sz w:val="24"/>
+          <w:szCs w:val="24"/>
+        </w:rPr>
+        <w:t>dari</w:t>
+      </w:r>
+      <w:proofErr w:type="spellEnd"/>
+      <w:r>
+        <w:rPr>
+          <w:rFonts w:ascii="Times New Roman" w:hAnsi="Times New Roman" w:cs="Times New Roman"/>
+          <w:sz w:val="24"/>
+          <w:szCs w:val="24"/>
+        </w:rPr>
+        <w:t xml:space="preserve"> </w:t>
+      </w:r>
+      <w:proofErr w:type="spellStart"/>
+      <w:r>
+        <w:rPr>
+          <w:rFonts w:ascii="Times New Roman" w:hAnsi="Times New Roman" w:cs="Times New Roman"/>
+          <w:sz w:val="24"/>
+          <w:szCs w:val="24"/>
+        </w:rPr>
+        <w:t>sistem</w:t>
+      </w:r>
+      <w:proofErr w:type="spellEnd"/>
+    </w:p>
+    <w:p>
+      <w:pPr>
+        <w:rPr>
+          <w:rFonts w:ascii="Times New Roman" w:hAnsi="Times New Roman" w:cs="Times New Roman"/>
+          <w:sz w:val="24"/>
+          <w:szCs w:val="24"/>
+        </w:rPr>
+      </w:pPr>
+      <w:r>
+        <w:rPr>
+          <w:rFonts w:ascii="Times New Roman" w:hAnsi="Times New Roman" w:cs="Times New Roman"/>
+          <w:sz w:val="24"/>
+          <w:szCs w:val="24"/>
+        </w:rPr>
+        <w:t xml:space="preserve">Halaman </w:t>
+      </w:r>
+      <w:proofErr w:type="spellStart"/>
+      <w:r>
+        <w:rPr>
+          <w:rFonts w:ascii="Times New Roman" w:hAnsi="Times New Roman" w:cs="Times New Roman"/>
+          <w:sz w:val="24"/>
+          <w:szCs w:val="24"/>
+        </w:rPr>
+        <w:t>ini</w:t>
+      </w:r>
+      <w:proofErr w:type="spellEnd"/>
+      <w:r>
+        <w:rPr>
+          <w:rFonts w:ascii="Times New Roman" w:hAnsi="Times New Roman" w:cs="Times New Roman"/>
+          <w:sz w:val="24"/>
+          <w:szCs w:val="24"/>
+        </w:rPr>
+        <w:t xml:space="preserve"> </w:t>
+      </w:r>
+      <w:proofErr w:type="spellStart"/>
+      <w:r>
+        <w:rPr>
+          <w:rFonts w:ascii="Times New Roman" w:hAnsi="Times New Roman" w:cs="Times New Roman"/>
+          <w:sz w:val="24"/>
+          <w:szCs w:val="24"/>
+        </w:rPr>
+        <w:t>terhubung</w:t>
+      </w:r>
+      <w:proofErr w:type="spellEnd"/>
+      <w:r>
+        <w:rPr>
+          <w:rFonts w:ascii="Times New Roman" w:hAnsi="Times New Roman" w:cs="Times New Roman"/>
+          <w:sz w:val="24"/>
+          <w:szCs w:val="24"/>
+        </w:rPr>
+        <w:t xml:space="preserve"> </w:t>
+      </w:r>
+      <w:proofErr w:type="spellStart"/>
+      <w:r>
+        <w:rPr>
+          <w:rFonts w:ascii="Times New Roman" w:hAnsi="Times New Roman" w:cs="Times New Roman"/>
+          <w:sz w:val="24"/>
+          <w:szCs w:val="24"/>
+        </w:rPr>
+        <w:t>langsung</w:t>
+      </w:r>
+      <w:proofErr w:type="spellEnd"/>
+      <w:r>
+        <w:rPr>
+          <w:rFonts w:ascii="Times New Roman" w:hAnsi="Times New Roman" w:cs="Times New Roman"/>
+          <w:sz w:val="24"/>
+          <w:szCs w:val="24"/>
+        </w:rPr>
+        <w:t xml:space="preserve"> </w:t>
+      </w:r>
+      <w:proofErr w:type="spellStart"/>
+      <w:r>
+        <w:rPr>
+          <w:rFonts w:ascii="Times New Roman" w:hAnsi="Times New Roman" w:cs="Times New Roman"/>
+          <w:sz w:val="24"/>
+          <w:szCs w:val="24"/>
+        </w:rPr>
+        <w:t>dengan</w:t>
+      </w:r>
+      <w:proofErr w:type="spellEnd"/>
+      <w:r>
+        <w:rPr>
+          <w:rFonts w:ascii="Times New Roman" w:hAnsi="Times New Roman" w:cs="Times New Roman"/>
+          <w:sz w:val="24"/>
+          <w:szCs w:val="24"/>
+        </w:rPr>
+        <w:t xml:space="preserve"> database </w:t>
+      </w:r>
+      <w:proofErr w:type="spellStart"/>
+      <w:r>
+        <w:rPr>
+          <w:rFonts w:ascii="Times New Roman" w:hAnsi="Times New Roman" w:cs="Times New Roman"/>
+          <w:sz w:val="24"/>
+          <w:szCs w:val="24"/>
+        </w:rPr>
+        <w:t>sehingga</w:t>
+      </w:r>
+      <w:proofErr w:type="spellEnd"/>
+      <w:r>
+        <w:rPr>
+          <w:rFonts w:ascii="Times New Roman" w:hAnsi="Times New Roman" w:cs="Times New Roman"/>
+          <w:sz w:val="24"/>
+          <w:szCs w:val="24"/>
+        </w:rPr>
+        <w:t xml:space="preserve"> </w:t>
+      </w:r>
+      <w:proofErr w:type="spellStart"/>
+      <w:r>
+        <w:rPr>
+          <w:rFonts w:ascii="Times New Roman" w:hAnsi="Times New Roman" w:cs="Times New Roman"/>
+          <w:sz w:val="24"/>
+          <w:szCs w:val="24"/>
+        </w:rPr>
+        <w:t>setiap</w:t>
+      </w:r>
+      <w:proofErr w:type="spellEnd"/>
+      <w:r>
+        <w:rPr>
+          <w:rFonts w:ascii="Times New Roman" w:hAnsi="Times New Roman" w:cs="Times New Roman"/>
+          <w:sz w:val="24"/>
+          <w:szCs w:val="24"/>
+        </w:rPr>
+        <w:t xml:space="preserve"> </w:t>
+      </w:r>
+      <w:proofErr w:type="spellStart"/>
+      <w:r>
+        <w:rPr>
+          <w:rFonts w:ascii="Times New Roman" w:hAnsi="Times New Roman" w:cs="Times New Roman"/>
+          <w:sz w:val="24"/>
+          <w:szCs w:val="24"/>
+        </w:rPr>
+        <w:t>perubahan</w:t>
+      </w:r>
+      <w:proofErr w:type="spellEnd"/>
+      <w:r>
+        <w:rPr>
+          <w:rFonts w:ascii="Times New Roman" w:hAnsi="Times New Roman" w:cs="Times New Roman"/>
+          <w:sz w:val="24"/>
+          <w:szCs w:val="24"/>
+        </w:rPr>
+        <w:t xml:space="preserve"> data yang </w:t>
+      </w:r>
+      <w:proofErr w:type="spellStart"/>
+      <w:r>
+        <w:rPr>
+          <w:rFonts w:ascii="Times New Roman" w:hAnsi="Times New Roman" w:cs="Times New Roman"/>
+          <w:sz w:val="24"/>
+          <w:szCs w:val="24"/>
+        </w:rPr>
+        <w:t>dilakukan</w:t>
+      </w:r>
+      <w:proofErr w:type="spellEnd"/>
+      <w:r>
+        <w:rPr>
+          <w:rFonts w:ascii="Times New Roman" w:hAnsi="Times New Roman" w:cs="Times New Roman"/>
+          <w:sz w:val="24"/>
+          <w:szCs w:val="24"/>
+        </w:rPr>
+        <w:t xml:space="preserve"> admin </w:t>
+      </w:r>
+      <w:proofErr w:type="spellStart"/>
+      <w:r>
+        <w:rPr>
+          <w:rFonts w:ascii="Times New Roman" w:hAnsi="Times New Roman" w:cs="Times New Roman"/>
+          <w:sz w:val="24"/>
+          <w:szCs w:val="24"/>
+        </w:rPr>
+        <w:t>akan</w:t>
+      </w:r>
+      <w:proofErr w:type="spellEnd"/>
+      <w:r>
+        <w:rPr>
+          <w:rFonts w:ascii="Times New Roman" w:hAnsi="Times New Roman" w:cs="Times New Roman"/>
+          <w:sz w:val="24"/>
+          <w:szCs w:val="24"/>
+        </w:rPr>
+        <w:t xml:space="preserve"> </w:t>
+      </w:r>
+      <w:proofErr w:type="spellStart"/>
+      <w:r>
+        <w:rPr>
+          <w:rFonts w:ascii="Times New Roman" w:hAnsi="Times New Roman" w:cs="Times New Roman"/>
+          <w:sz w:val="24"/>
+          <w:szCs w:val="24"/>
+        </w:rPr>
+        <w:t>otomatis</w:t>
+      </w:r>
+      <w:proofErr w:type="spellEnd"/>
+      <w:r>
+        <w:rPr>
+          <w:rFonts w:ascii="Times New Roman" w:hAnsi="Times New Roman" w:cs="Times New Roman"/>
+          <w:sz w:val="24"/>
+          <w:szCs w:val="24"/>
+        </w:rPr>
+        <w:t xml:space="preserve"> </w:t>
+      </w:r>
+      <w:proofErr w:type="spellStart"/>
+      <w:r>
+        <w:rPr>
+          <w:rFonts w:ascii="Times New Roman" w:hAnsi="Times New Roman" w:cs="Times New Roman"/>
+          <w:sz w:val="24"/>
+          <w:szCs w:val="24"/>
+        </w:rPr>
+        <w:t>diperbarui</w:t>
+      </w:r>
+      <w:proofErr w:type="spellEnd"/>
+      <w:r>
+        <w:rPr>
+          <w:rFonts w:ascii="Times New Roman" w:hAnsi="Times New Roman" w:cs="Times New Roman"/>
+          <w:sz w:val="24"/>
+          <w:szCs w:val="24"/>
+        </w:rPr>
+        <w:t xml:space="preserve"> pada </w:t>
+      </w:r>
+      <w:proofErr w:type="spellStart"/>
+      <w:r>
+        <w:rPr>
+          <w:rFonts w:ascii="Times New Roman" w:hAnsi="Times New Roman" w:cs="Times New Roman"/>
+          <w:sz w:val="24"/>
+          <w:szCs w:val="24"/>
+        </w:rPr>
+        <w:t>halaman</w:t>
+      </w:r>
+      <w:proofErr w:type="spellEnd"/>
+      <w:r>
+        <w:rPr>
+          <w:rFonts w:ascii="Times New Roman" w:hAnsi="Times New Roman" w:cs="Times New Roman"/>
+          <w:sz w:val="24"/>
+          <w:szCs w:val="24"/>
+        </w:rPr>
+        <w:t xml:space="preserve"> daftar </w:t>
+      </w:r>
+      <w:proofErr w:type="spellStart"/>
+      <w:r>
+        <w:rPr>
+          <w:rFonts w:ascii="Times New Roman" w:hAnsi="Times New Roman" w:cs="Times New Roman"/>
+          <w:sz w:val="24"/>
+          <w:szCs w:val="24"/>
+        </w:rPr>
+        <w:t>wisata</w:t>
+      </w:r>
+      <w:proofErr w:type="spellEnd"/>
+      <w:r>
+        <w:rPr>
+          <w:rFonts w:ascii="Times New Roman" w:hAnsi="Times New Roman" w:cs="Times New Roman"/>
+          <w:sz w:val="24"/>
+          <w:szCs w:val="24"/>
+        </w:rPr>
+        <w:t xml:space="preserve"> customer </w:t>
+      </w:r>
+      <w:proofErr w:type="spellStart"/>
+      <w:r>
+        <w:rPr>
+          <w:rFonts w:ascii="Times New Roman" w:hAnsi="Times New Roman" w:cs="Times New Roman"/>
+          <w:sz w:val="24"/>
+          <w:szCs w:val="24"/>
+        </w:rPr>
+        <w:t>secara</w:t>
+      </w:r>
+      <w:proofErr w:type="spellEnd"/>
+      <w:r>
+        <w:rPr>
+          <w:rFonts w:ascii="Times New Roman" w:hAnsi="Times New Roman" w:cs="Times New Roman"/>
+          <w:sz w:val="24"/>
+          <w:szCs w:val="24"/>
+        </w:rPr>
+        <w:t xml:space="preserve"> real-time. </w:t>
+      </w:r>
+      <w:proofErr w:type="spellStart"/>
+      <w:r>
+        <w:rPr>
+          <w:rFonts w:ascii="Times New Roman" w:hAnsi="Times New Roman" w:cs="Times New Roman"/>
+          <w:sz w:val="24"/>
+          <w:szCs w:val="24"/>
+        </w:rPr>
+        <w:t>Dengan</w:t>
+      </w:r>
+      <w:proofErr w:type="spellEnd"/>
+      <w:r>
+        <w:rPr>
+          <w:rFonts w:ascii="Times New Roman" w:hAnsi="Times New Roman" w:cs="Times New Roman"/>
+          <w:sz w:val="24"/>
+          <w:szCs w:val="24"/>
+        </w:rPr>
+        <w:t xml:space="preserve"> </w:t>
+      </w:r>
+      <w:proofErr w:type="spellStart"/>
+      <w:r>
+        <w:rPr>
+          <w:rFonts w:ascii="Times New Roman" w:hAnsi="Times New Roman" w:cs="Times New Roman"/>
+          <w:sz w:val="24"/>
+          <w:szCs w:val="24"/>
+        </w:rPr>
+        <w:t>sistem</w:t>
+      </w:r>
+      <w:proofErr w:type="spellEnd"/>
+      <w:r>
+        <w:rPr>
+          <w:rFonts w:ascii="Times New Roman" w:hAnsi="Times New Roman" w:cs="Times New Roman"/>
+          <w:sz w:val="24"/>
+          <w:szCs w:val="24"/>
+        </w:rPr>
+        <w:t xml:space="preserve"> </w:t>
+      </w:r>
+      <w:proofErr w:type="spellStart"/>
+      <w:r>
+        <w:rPr>
+          <w:rFonts w:ascii="Times New Roman" w:hAnsi="Times New Roman" w:cs="Times New Roman"/>
+          <w:sz w:val="24"/>
+          <w:szCs w:val="24"/>
+        </w:rPr>
+        <w:t>ini</w:t>
+      </w:r>
+      <w:proofErr w:type="spellEnd"/>
+      <w:r>
+        <w:rPr>
+          <w:rFonts w:ascii="Times New Roman" w:hAnsi="Times New Roman" w:cs="Times New Roman"/>
+          <w:sz w:val="24"/>
+          <w:szCs w:val="24"/>
+        </w:rPr>
+        <w:t xml:space="preserve">, admin </w:t>
+      </w:r>
+      <w:proofErr w:type="spellStart"/>
+      <w:r>
+        <w:rPr>
+          <w:rFonts w:ascii="Times New Roman" w:hAnsi="Times New Roman" w:cs="Times New Roman"/>
+          <w:sz w:val="24"/>
+          <w:szCs w:val="24"/>
+        </w:rPr>
+        <w:t>dapat</w:t>
+      </w:r>
+      <w:proofErr w:type="spellEnd"/>
+      <w:r>
+        <w:rPr>
+          <w:rFonts w:ascii="Times New Roman" w:hAnsi="Times New Roman" w:cs="Times New Roman"/>
+          <w:sz w:val="24"/>
+          <w:szCs w:val="24"/>
+        </w:rPr>
+        <w:t xml:space="preserve"> </w:t>
+      </w:r>
+      <w:proofErr w:type="spellStart"/>
+      <w:r>
+        <w:rPr>
+          <w:rFonts w:ascii="Times New Roman" w:hAnsi="Times New Roman" w:cs="Times New Roman"/>
+          <w:sz w:val="24"/>
+          <w:szCs w:val="24"/>
+        </w:rPr>
+        <w:t>mengelola</w:t>
+      </w:r>
+      <w:proofErr w:type="spellEnd"/>
+      <w:r>
+        <w:rPr>
+          <w:rFonts w:ascii="Times New Roman" w:hAnsi="Times New Roman" w:cs="Times New Roman"/>
+          <w:sz w:val="24"/>
+          <w:szCs w:val="24"/>
+        </w:rPr>
+        <w:t xml:space="preserve"> </w:t>
+      </w:r>
+      <w:proofErr w:type="spellStart"/>
+      <w:r>
+        <w:rPr>
+          <w:rFonts w:ascii="Times New Roman" w:hAnsi="Times New Roman" w:cs="Times New Roman"/>
+          <w:sz w:val="24"/>
+          <w:szCs w:val="24"/>
+        </w:rPr>
+        <w:t>seluruh</w:t>
+      </w:r>
+      <w:proofErr w:type="spellEnd"/>
+      <w:r>
+        <w:rPr>
+          <w:rFonts w:ascii="Times New Roman" w:hAnsi="Times New Roman" w:cs="Times New Roman"/>
+          <w:sz w:val="24"/>
+          <w:szCs w:val="24"/>
+        </w:rPr>
+        <w:t xml:space="preserve"> </w:t>
+      </w:r>
+      <w:proofErr w:type="spellStart"/>
+      <w:r>
+        <w:rPr>
+          <w:rFonts w:ascii="Times New Roman" w:hAnsi="Times New Roman" w:cs="Times New Roman"/>
+          <w:sz w:val="24"/>
+          <w:szCs w:val="24"/>
+        </w:rPr>
+        <w:t>informasi</w:t>
+      </w:r>
+      <w:proofErr w:type="spellEnd"/>
+      <w:r>
+        <w:rPr>
+          <w:rFonts w:ascii="Times New Roman" w:hAnsi="Times New Roman" w:cs="Times New Roman"/>
+          <w:sz w:val="24"/>
+          <w:szCs w:val="24"/>
+        </w:rPr>
+        <w:t xml:space="preserve"> </w:t>
+      </w:r>
+      <w:proofErr w:type="spellStart"/>
+      <w:r>
+        <w:rPr>
+          <w:rFonts w:ascii="Times New Roman" w:hAnsi="Times New Roman" w:cs="Times New Roman"/>
+          <w:sz w:val="24"/>
+          <w:szCs w:val="24"/>
+        </w:rPr>
+        <w:t>wisata</w:t>
+      </w:r>
+      <w:proofErr w:type="spellEnd"/>
+      <w:r>
+        <w:rPr>
+          <w:rFonts w:ascii="Times New Roman" w:hAnsi="Times New Roman" w:cs="Times New Roman"/>
+          <w:sz w:val="24"/>
+          <w:szCs w:val="24"/>
+        </w:rPr>
+        <w:t xml:space="preserve"> </w:t>
+      </w:r>
+      <w:proofErr w:type="spellStart"/>
+      <w:r>
+        <w:rPr>
+          <w:rFonts w:ascii="Times New Roman" w:hAnsi="Times New Roman" w:cs="Times New Roman"/>
+          <w:sz w:val="24"/>
+          <w:szCs w:val="24"/>
+        </w:rPr>
+        <w:t>dengan</w:t>
+      </w:r>
+      <w:proofErr w:type="spellEnd"/>
+      <w:r>
+        <w:rPr>
+          <w:rFonts w:ascii="Times New Roman" w:hAnsi="Times New Roman" w:cs="Times New Roman"/>
+          <w:sz w:val="24"/>
+          <w:szCs w:val="24"/>
+        </w:rPr>
+        <w:t xml:space="preserve"> </w:t>
+      </w:r>
+      <w:proofErr w:type="spellStart"/>
+      <w:r>
+        <w:rPr>
+          <w:rFonts w:ascii="Times New Roman" w:hAnsi="Times New Roman" w:cs="Times New Roman"/>
+          <w:sz w:val="24"/>
+          <w:szCs w:val="24"/>
+        </w:rPr>
+        <w:t>lebih</w:t>
+      </w:r>
+      <w:proofErr w:type="spellEnd"/>
+      <w:r>
+        <w:rPr>
+          <w:rFonts w:ascii="Times New Roman" w:hAnsi="Times New Roman" w:cs="Times New Roman"/>
+          <w:sz w:val="24"/>
+          <w:szCs w:val="24"/>
+        </w:rPr>
+        <w:t xml:space="preserve"> </w:t>
+      </w:r>
+      <w:proofErr w:type="spellStart"/>
+      <w:r>
+        <w:rPr>
+          <w:rFonts w:ascii="Times New Roman" w:hAnsi="Times New Roman" w:cs="Times New Roman"/>
+          <w:sz w:val="24"/>
+          <w:szCs w:val="24"/>
+        </w:rPr>
+        <w:t>mudah</w:t>
+      </w:r>
+      <w:proofErr w:type="spellEnd"/>
+      <w:r>
+        <w:rPr>
+          <w:rFonts w:ascii="Times New Roman" w:hAnsi="Times New Roman" w:cs="Times New Roman"/>
+          <w:sz w:val="24"/>
+          <w:szCs w:val="24"/>
+        </w:rPr>
+        <w:t xml:space="preserve"> dan </w:t>
+      </w:r>
+      <w:proofErr w:type="spellStart"/>
+      <w:r>
+        <w:rPr>
+          <w:rFonts w:ascii="Times New Roman" w:hAnsi="Times New Roman" w:cs="Times New Roman"/>
+          <w:sz w:val="24"/>
+          <w:szCs w:val="24"/>
+        </w:rPr>
+        <w:t>terstruktur</w:t>
+      </w:r>
+      <w:proofErr w:type="spellEnd"/>
+      <w:r>
+        <w:rPr>
+          <w:rFonts w:ascii="Times New Roman" w:hAnsi="Times New Roman" w:cs="Times New Roman"/>
+          <w:sz w:val="24"/>
+          <w:szCs w:val="24"/>
+        </w:rPr>
+        <w:t>.</w:t>
+      </w:r>
+    </w:p>
+    <w:p>
+      <w:pPr>
+        <w:rPr>
+          <w:rFonts w:ascii="Times New Roman" w:hAnsi="Times New Roman" w:cs="Times New Roman"/>
+          <w:sz w:val="24"/>
+          <w:szCs w:val="24"/>
+        </w:rPr>
+      </w:pPr>
+      <w:r>
+        <w:rPr>
+          <w:rFonts w:ascii="Times New Roman" w:hAnsi="Times New Roman" w:cs="Times New Roman"/>
+          <w:sz w:val="24"/>
+          <w:szCs w:val="24"/>
+        </w:rPr>
+        <w:lastRenderedPageBreak/>
+        <w:t xml:space="preserve">Dashboard admin pada website </w:t>
+      </w:r>
+      <w:proofErr w:type="spellStart"/>
+      <w:r>
+        <w:rPr>
+          <w:rFonts w:ascii="Times New Roman" w:hAnsi="Times New Roman" w:cs="Times New Roman"/>
+          <w:sz w:val="24"/>
+          <w:szCs w:val="24"/>
+        </w:rPr>
+        <w:t>ini</w:t>
+      </w:r>
+      <w:proofErr w:type="spellEnd"/>
+      <w:r>
+        <w:rPr>
+          <w:rFonts w:ascii="Times New Roman" w:hAnsi="Times New Roman" w:cs="Times New Roman"/>
+          <w:sz w:val="24"/>
+          <w:szCs w:val="24"/>
+        </w:rPr>
+        <w:t xml:space="preserve"> </w:t>
+      </w:r>
+      <w:proofErr w:type="spellStart"/>
+      <w:r>
+        <w:rPr>
+          <w:rFonts w:ascii="Times New Roman" w:hAnsi="Times New Roman" w:cs="Times New Roman"/>
+          <w:sz w:val="24"/>
+          <w:szCs w:val="24"/>
+        </w:rPr>
+        <w:t>dibuat</w:t>
+      </w:r>
+      <w:proofErr w:type="spellEnd"/>
+      <w:r>
+        <w:rPr>
+          <w:rFonts w:ascii="Times New Roman" w:hAnsi="Times New Roman" w:cs="Times New Roman"/>
+          <w:sz w:val="24"/>
+          <w:szCs w:val="24"/>
+        </w:rPr>
+        <w:t xml:space="preserve"> </w:t>
+      </w:r>
+      <w:proofErr w:type="spellStart"/>
+      <w:r>
+        <w:rPr>
+          <w:rFonts w:ascii="Times New Roman" w:hAnsi="Times New Roman" w:cs="Times New Roman"/>
+          <w:sz w:val="24"/>
+          <w:szCs w:val="24"/>
+        </w:rPr>
+        <w:t>menggunakan</w:t>
+      </w:r>
+      <w:proofErr w:type="spellEnd"/>
+      <w:r>
+        <w:rPr>
+          <w:rFonts w:ascii="Times New Roman" w:hAnsi="Times New Roman" w:cs="Times New Roman"/>
+          <w:sz w:val="24"/>
+          <w:szCs w:val="24"/>
+        </w:rPr>
+        <w:t>:</w:t>
+      </w:r>
+    </w:p>
+    <w:p>
+      <w:pPr>
+        <w:numPr>
+          <w:ilvl w:val="0"/>
+          <w:numId w:val="9"/>
+        </w:numPr>
+        <w:rPr>
+          <w:rFonts w:ascii="Times New Roman" w:hAnsi="Times New Roman" w:cs="Times New Roman"/>
+          <w:sz w:val="24"/>
+          <w:szCs w:val="24"/>
+        </w:rPr>
+      </w:pPr>
+      <w:r>
+        <w:rPr>
+          <w:rFonts w:ascii="Times New Roman" w:hAnsi="Times New Roman" w:cs="Times New Roman"/>
+          <w:sz w:val="24"/>
+          <w:szCs w:val="24"/>
+        </w:rPr>
+        <w:t xml:space="preserve">React </w:t>
+      </w:r>
+      <w:proofErr w:type="spellStart"/>
+      <w:r>
+        <w:rPr>
+          <w:rFonts w:ascii="Times New Roman" w:hAnsi="Times New Roman" w:cs="Times New Roman"/>
+          <w:sz w:val="24"/>
+          <w:szCs w:val="24"/>
+        </w:rPr>
+        <w:t>sebagai</w:t>
+      </w:r>
+      <w:proofErr w:type="spellEnd"/>
+      <w:r>
+        <w:rPr>
+          <w:rFonts w:ascii="Times New Roman" w:hAnsi="Times New Roman" w:cs="Times New Roman"/>
+          <w:sz w:val="24"/>
+          <w:szCs w:val="24"/>
+        </w:rPr>
+        <w:t xml:space="preserve"> frontend website</w:t>
+      </w:r>
+    </w:p>
+    <w:p>
+      <w:pPr>
+        <w:numPr>
+          <w:ilvl w:val="0"/>
+          <w:numId w:val="9"/>
+        </w:numPr>
+        <w:rPr>
+          <w:rFonts w:ascii="Times New Roman" w:hAnsi="Times New Roman" w:cs="Times New Roman"/>
+          <w:sz w:val="24"/>
+          <w:szCs w:val="24"/>
+        </w:rPr>
+      </w:pPr>
+      <w:r>
+        <w:rPr>
+          <w:rFonts w:ascii="Times New Roman" w:hAnsi="Times New Roman" w:cs="Times New Roman"/>
+          <w:sz w:val="24"/>
+          <w:szCs w:val="24"/>
+        </w:rPr>
+        <w:t xml:space="preserve">TypeScript </w:t>
+      </w:r>
+      <w:proofErr w:type="spellStart"/>
+      <w:r>
+        <w:rPr>
+          <w:rFonts w:ascii="Times New Roman" w:hAnsi="Times New Roman" w:cs="Times New Roman"/>
+          <w:sz w:val="24"/>
+          <w:szCs w:val="24"/>
+        </w:rPr>
+        <w:t>untuk</w:t>
+      </w:r>
+      <w:proofErr w:type="spellEnd"/>
+      <w:r>
+        <w:rPr>
+          <w:rFonts w:ascii="Times New Roman" w:hAnsi="Times New Roman" w:cs="Times New Roman"/>
+          <w:sz w:val="24"/>
+          <w:szCs w:val="24"/>
+        </w:rPr>
+        <w:t xml:space="preserve"> </w:t>
+      </w:r>
+      <w:proofErr w:type="spellStart"/>
+      <w:r>
+        <w:rPr>
+          <w:rFonts w:ascii="Times New Roman" w:hAnsi="Times New Roman" w:cs="Times New Roman"/>
+          <w:sz w:val="24"/>
+          <w:szCs w:val="24"/>
+        </w:rPr>
+        <w:t>penulisan</w:t>
+      </w:r>
+      <w:proofErr w:type="spellEnd"/>
+      <w:r>
+        <w:rPr>
+          <w:rFonts w:ascii="Times New Roman" w:hAnsi="Times New Roman" w:cs="Times New Roman"/>
+          <w:sz w:val="24"/>
+          <w:szCs w:val="24"/>
+        </w:rPr>
+        <w:t xml:space="preserve"> </w:t>
+      </w:r>
+      <w:proofErr w:type="spellStart"/>
+      <w:r>
+        <w:rPr>
+          <w:rFonts w:ascii="Times New Roman" w:hAnsi="Times New Roman" w:cs="Times New Roman"/>
+          <w:sz w:val="24"/>
+          <w:szCs w:val="24"/>
+        </w:rPr>
+        <w:t>kode</w:t>
+      </w:r>
+      <w:proofErr w:type="spellEnd"/>
+      <w:r>
+        <w:rPr>
+          <w:rFonts w:ascii="Times New Roman" w:hAnsi="Times New Roman" w:cs="Times New Roman"/>
+          <w:sz w:val="24"/>
+          <w:szCs w:val="24"/>
+        </w:rPr>
+        <w:t xml:space="preserve"> yang </w:t>
+      </w:r>
+      <w:proofErr w:type="spellStart"/>
+      <w:r>
+        <w:rPr>
+          <w:rFonts w:ascii="Times New Roman" w:hAnsi="Times New Roman" w:cs="Times New Roman"/>
+          <w:sz w:val="24"/>
+          <w:szCs w:val="24"/>
+        </w:rPr>
+        <w:t>lebih</w:t>
+      </w:r>
+      <w:proofErr w:type="spellEnd"/>
+      <w:r>
+        <w:rPr>
+          <w:rFonts w:ascii="Times New Roman" w:hAnsi="Times New Roman" w:cs="Times New Roman"/>
+          <w:sz w:val="24"/>
+          <w:szCs w:val="24"/>
+        </w:rPr>
+        <w:t xml:space="preserve"> </w:t>
+      </w:r>
+      <w:proofErr w:type="spellStart"/>
+      <w:r>
+        <w:rPr>
+          <w:rFonts w:ascii="Times New Roman" w:hAnsi="Times New Roman" w:cs="Times New Roman"/>
+          <w:sz w:val="24"/>
+          <w:szCs w:val="24"/>
+        </w:rPr>
+        <w:t>terorganisir</w:t>
+      </w:r>
+      <w:proofErr w:type="spellEnd"/>
+    </w:p>
+    <w:p>
+      <w:pPr>
+        <w:numPr>
+          <w:ilvl w:val="0"/>
+          <w:numId w:val="9"/>
+        </w:numPr>
+        <w:rPr>
+          <w:rFonts w:ascii="Times New Roman" w:hAnsi="Times New Roman" w:cs="Times New Roman"/>
+          <w:sz w:val="24"/>
+          <w:szCs w:val="24"/>
+        </w:rPr>
+      </w:pPr>
+      <w:r>
+        <w:rPr>
+          <w:rFonts w:ascii="Times New Roman" w:hAnsi="Times New Roman" w:cs="Times New Roman"/>
+          <w:sz w:val="24"/>
+          <w:szCs w:val="24"/>
+        </w:rPr>
+        <w:t xml:space="preserve">Axios </w:t>
+      </w:r>
+      <w:proofErr w:type="spellStart"/>
+      <w:r>
+        <w:rPr>
+          <w:rFonts w:ascii="Times New Roman" w:hAnsi="Times New Roman" w:cs="Times New Roman"/>
+          <w:sz w:val="24"/>
+          <w:szCs w:val="24"/>
+        </w:rPr>
+        <w:t>untuk</w:t>
+      </w:r>
+      <w:proofErr w:type="spellEnd"/>
+      <w:r>
+        <w:rPr>
+          <w:rFonts w:ascii="Times New Roman" w:hAnsi="Times New Roman" w:cs="Times New Roman"/>
+          <w:sz w:val="24"/>
+          <w:szCs w:val="24"/>
+        </w:rPr>
+        <w:t xml:space="preserve"> </w:t>
+      </w:r>
+      <w:proofErr w:type="spellStart"/>
+      <w:r>
+        <w:rPr>
+          <w:rFonts w:ascii="Times New Roman" w:hAnsi="Times New Roman" w:cs="Times New Roman"/>
+          <w:sz w:val="24"/>
+          <w:szCs w:val="24"/>
+        </w:rPr>
+        <w:t>komunikasi</w:t>
+      </w:r>
+      <w:proofErr w:type="spellEnd"/>
+      <w:r>
+        <w:rPr>
+          <w:rFonts w:ascii="Times New Roman" w:hAnsi="Times New Roman" w:cs="Times New Roman"/>
+          <w:sz w:val="24"/>
+          <w:szCs w:val="24"/>
+        </w:rPr>
+        <w:t xml:space="preserve"> data </w:t>
+      </w:r>
+      <w:proofErr w:type="spellStart"/>
+      <w:r>
+        <w:rPr>
+          <w:rFonts w:ascii="Times New Roman" w:hAnsi="Times New Roman" w:cs="Times New Roman"/>
+          <w:sz w:val="24"/>
+          <w:szCs w:val="24"/>
+        </w:rPr>
+        <w:t>dengan</w:t>
+      </w:r>
+      <w:proofErr w:type="spellEnd"/>
+      <w:r>
+        <w:rPr>
+          <w:rFonts w:ascii="Times New Roman" w:hAnsi="Times New Roman" w:cs="Times New Roman"/>
+          <w:sz w:val="24"/>
+          <w:szCs w:val="24"/>
+        </w:rPr>
+        <w:t xml:space="preserve"> backend API</w:t>
+      </w:r>
+    </w:p>
+    <w:p>
+      <w:pPr>
+        <w:numPr>
+          <w:ilvl w:val="0"/>
+          <w:numId w:val="9"/>
+        </w:numPr>
+        <w:rPr>
+          <w:rFonts w:ascii="Times New Roman" w:hAnsi="Times New Roman" w:cs="Times New Roman"/>
+          <w:sz w:val="24"/>
+          <w:szCs w:val="24"/>
+        </w:rPr>
+      </w:pPr>
+      <w:r>
+        <w:rPr>
+          <w:rFonts w:ascii="Times New Roman" w:hAnsi="Times New Roman" w:cs="Times New Roman"/>
+          <w:sz w:val="24"/>
+          <w:szCs w:val="24"/>
+        </w:rPr>
+        <w:t xml:space="preserve">Database yang </w:t>
+      </w:r>
+      <w:proofErr w:type="spellStart"/>
+      <w:r>
+        <w:rPr>
+          <w:rFonts w:ascii="Times New Roman" w:hAnsi="Times New Roman" w:cs="Times New Roman"/>
+          <w:sz w:val="24"/>
+          <w:szCs w:val="24"/>
+        </w:rPr>
+        <w:t>terhubung</w:t>
+      </w:r>
+      <w:proofErr w:type="spellEnd"/>
+      <w:r>
+        <w:rPr>
+          <w:rFonts w:ascii="Times New Roman" w:hAnsi="Times New Roman" w:cs="Times New Roman"/>
+          <w:sz w:val="24"/>
+          <w:szCs w:val="24"/>
+        </w:rPr>
+        <w:t xml:space="preserve"> </w:t>
+      </w:r>
+      <w:proofErr w:type="spellStart"/>
+      <w:r>
+        <w:rPr>
+          <w:rFonts w:ascii="Times New Roman" w:hAnsi="Times New Roman" w:cs="Times New Roman"/>
+          <w:sz w:val="24"/>
+          <w:szCs w:val="24"/>
+        </w:rPr>
+        <w:t>dengan</w:t>
+      </w:r>
+      <w:proofErr w:type="spellEnd"/>
+      <w:r>
+        <w:rPr>
+          <w:rFonts w:ascii="Times New Roman" w:hAnsi="Times New Roman" w:cs="Times New Roman"/>
+          <w:sz w:val="24"/>
+          <w:szCs w:val="24"/>
+        </w:rPr>
+        <w:t xml:space="preserve"> </w:t>
+      </w:r>
+      <w:proofErr w:type="spellStart"/>
+      <w:r>
+        <w:rPr>
+          <w:rFonts w:ascii="Times New Roman" w:hAnsi="Times New Roman" w:cs="Times New Roman"/>
+          <w:sz w:val="24"/>
+          <w:szCs w:val="24"/>
+        </w:rPr>
+        <w:t>sistem</w:t>
+      </w:r>
+      <w:proofErr w:type="spellEnd"/>
+      <w:r>
+        <w:rPr>
+          <w:rFonts w:ascii="Times New Roman" w:hAnsi="Times New Roman" w:cs="Times New Roman"/>
+          <w:sz w:val="24"/>
+          <w:szCs w:val="24"/>
+        </w:rPr>
+        <w:t xml:space="preserve"> admin dan customer</w:t>
+      </w:r>
+    </w:p>
+    <w:p>
+      <w:pPr>
+        <w:numPr>
+          <w:ilvl w:val="0"/>
+          <w:numId w:val="9"/>
+        </w:numPr>
+        <w:rPr>
+          <w:rFonts w:ascii="Times New Roman" w:hAnsi="Times New Roman" w:cs="Times New Roman"/>
+          <w:sz w:val="24"/>
+          <w:szCs w:val="24"/>
+        </w:rPr>
+      </w:pPr>
+      <w:r>
+        <w:rPr>
+          <w:rFonts w:ascii="Times New Roman" w:hAnsi="Times New Roman" w:cs="Times New Roman"/>
+          <w:sz w:val="24"/>
+          <w:szCs w:val="24"/>
+        </w:rPr>
+        <w:t xml:space="preserve">Styling CSS modern </w:t>
+      </w:r>
+      <w:proofErr w:type="spellStart"/>
+      <w:r>
+        <w:rPr>
+          <w:rFonts w:ascii="Times New Roman" w:hAnsi="Times New Roman" w:cs="Times New Roman"/>
+          <w:sz w:val="24"/>
+          <w:szCs w:val="24"/>
+        </w:rPr>
+        <w:t>dengan</w:t>
+      </w:r>
+      <w:proofErr w:type="spellEnd"/>
+      <w:r>
+        <w:rPr>
+          <w:rFonts w:ascii="Times New Roman" w:hAnsi="Times New Roman" w:cs="Times New Roman"/>
+          <w:sz w:val="24"/>
+          <w:szCs w:val="24"/>
+        </w:rPr>
+        <w:t xml:space="preserve"> card layout, shadow, dan </w:t>
+      </w:r>
+      <w:proofErr w:type="spellStart"/>
+      <w:r>
+        <w:rPr>
+          <w:rFonts w:ascii="Times New Roman" w:hAnsi="Times New Roman" w:cs="Times New Roman"/>
+          <w:sz w:val="24"/>
+          <w:szCs w:val="24"/>
+        </w:rPr>
+        <w:t>tombol</w:t>
+      </w:r>
+      <w:proofErr w:type="spellEnd"/>
+      <w:r>
+        <w:rPr>
+          <w:rFonts w:ascii="Times New Roman" w:hAnsi="Times New Roman" w:cs="Times New Roman"/>
+          <w:sz w:val="24"/>
+          <w:szCs w:val="24"/>
+        </w:rPr>
+        <w:t xml:space="preserve"> </w:t>
+      </w:r>
+      <w:proofErr w:type="spellStart"/>
+      <w:r>
+        <w:rPr>
+          <w:rFonts w:ascii="Times New Roman" w:hAnsi="Times New Roman" w:cs="Times New Roman"/>
+          <w:sz w:val="24"/>
+          <w:szCs w:val="24"/>
+        </w:rPr>
+        <w:t>interaktif</w:t>
+      </w:r>
+      <w:proofErr w:type="spellEnd"/>
+      <w:r>
+        <w:rPr>
+          <w:rFonts w:ascii="Times New Roman" w:hAnsi="Times New Roman" w:cs="Times New Roman"/>
+          <w:sz w:val="24"/>
+          <w:szCs w:val="24"/>
+        </w:rPr>
+        <w:t xml:space="preserve"> agar </w:t>
+      </w:r>
+      <w:proofErr w:type="spellStart"/>
+      <w:r>
+        <w:rPr>
+          <w:rFonts w:ascii="Times New Roman" w:hAnsi="Times New Roman" w:cs="Times New Roman"/>
+          <w:sz w:val="24"/>
+          <w:szCs w:val="24"/>
+        </w:rPr>
+        <w:t>tampilan</w:t>
+      </w:r>
+      <w:proofErr w:type="spellEnd"/>
+      <w:r>
+        <w:rPr>
+          <w:rFonts w:ascii="Times New Roman" w:hAnsi="Times New Roman" w:cs="Times New Roman"/>
+          <w:sz w:val="24"/>
+          <w:szCs w:val="24"/>
+        </w:rPr>
+        <w:t xml:space="preserve"> </w:t>
+      </w:r>
+      <w:proofErr w:type="spellStart"/>
+      <w:r>
+        <w:rPr>
+          <w:rFonts w:ascii="Times New Roman" w:hAnsi="Times New Roman" w:cs="Times New Roman"/>
+          <w:sz w:val="24"/>
+          <w:szCs w:val="24"/>
+        </w:rPr>
+        <w:t>lebih</w:t>
+      </w:r>
+      <w:proofErr w:type="spellEnd"/>
+      <w:r>
+        <w:rPr>
+          <w:rFonts w:ascii="Times New Roman" w:hAnsi="Times New Roman" w:cs="Times New Roman"/>
+          <w:sz w:val="24"/>
+          <w:szCs w:val="24"/>
+        </w:rPr>
+        <w:t xml:space="preserve"> </w:t>
+      </w:r>
+      <w:proofErr w:type="spellStart"/>
+      <w:r>
+        <w:rPr>
+          <w:rFonts w:ascii="Times New Roman" w:hAnsi="Times New Roman" w:cs="Times New Roman"/>
+          <w:sz w:val="24"/>
+          <w:szCs w:val="24"/>
+        </w:rPr>
+        <w:t>nyaman</w:t>
+      </w:r>
+      <w:proofErr w:type="spellEnd"/>
+      <w:r>
+        <w:rPr>
+          <w:rFonts w:ascii="Times New Roman" w:hAnsi="Times New Roman" w:cs="Times New Roman"/>
+          <w:sz w:val="24"/>
+          <w:szCs w:val="24"/>
+        </w:rPr>
+        <w:t xml:space="preserve"> </w:t>
+      </w:r>
+      <w:proofErr w:type="spellStart"/>
+      <w:r>
+        <w:rPr>
+          <w:rFonts w:ascii="Times New Roman" w:hAnsi="Times New Roman" w:cs="Times New Roman"/>
+          <w:sz w:val="24"/>
+          <w:szCs w:val="24"/>
+        </w:rPr>
+        <w:t>digunakan</w:t>
+      </w:r>
+      <w:proofErr w:type="spellEnd"/>
+    </w:p>
+    <w:p>
+      <w:pPr>
+        <w:rPr>
+          <w:rFonts w:ascii="Times New Roman" w:hAnsi="Times New Roman" w:cs="Times New Roman"/>
+          <w:sz w:val="24"/>
+          <w:szCs w:val="24"/>
+        </w:rPr>
+      </w:pPr>
+      <w:r>
+        <w:rPr>
+          <w:rFonts w:ascii="Times New Roman" w:hAnsi="Times New Roman" w:cs="Times New Roman"/>
+          <w:sz w:val="24"/>
+          <w:szCs w:val="24"/>
+        </w:rPr>
+        <w:t xml:space="preserve">Fitur </w:t>
+      </w:r>
+      <w:proofErr w:type="spellStart"/>
+      <w:r>
+        <w:rPr>
+          <w:rFonts w:ascii="Times New Roman" w:hAnsi="Times New Roman" w:cs="Times New Roman"/>
+          <w:sz w:val="24"/>
+          <w:szCs w:val="24"/>
+        </w:rPr>
+        <w:t>ini</w:t>
+      </w:r>
+      <w:proofErr w:type="spellEnd"/>
+      <w:r>
+        <w:rPr>
+          <w:rFonts w:ascii="Times New Roman" w:hAnsi="Times New Roman" w:cs="Times New Roman"/>
+          <w:sz w:val="24"/>
+          <w:szCs w:val="24"/>
+        </w:rPr>
+        <w:t xml:space="preserve"> </w:t>
+      </w:r>
+      <w:proofErr w:type="spellStart"/>
+      <w:r>
+        <w:rPr>
+          <w:rFonts w:ascii="Times New Roman" w:hAnsi="Times New Roman" w:cs="Times New Roman"/>
+          <w:sz w:val="24"/>
+          <w:szCs w:val="24"/>
+        </w:rPr>
+        <w:t>menjadi</w:t>
+      </w:r>
+      <w:proofErr w:type="spellEnd"/>
+      <w:r>
+        <w:rPr>
+          <w:rFonts w:ascii="Times New Roman" w:hAnsi="Times New Roman" w:cs="Times New Roman"/>
+          <w:sz w:val="24"/>
+          <w:szCs w:val="24"/>
+        </w:rPr>
+        <w:t xml:space="preserve"> </w:t>
+      </w:r>
+      <w:proofErr w:type="spellStart"/>
+      <w:r>
+        <w:rPr>
+          <w:rFonts w:ascii="Times New Roman" w:hAnsi="Times New Roman" w:cs="Times New Roman"/>
+          <w:sz w:val="24"/>
+          <w:szCs w:val="24"/>
+        </w:rPr>
+        <w:t>bagian</w:t>
+      </w:r>
+      <w:proofErr w:type="spellEnd"/>
+      <w:r>
+        <w:rPr>
+          <w:rFonts w:ascii="Times New Roman" w:hAnsi="Times New Roman" w:cs="Times New Roman"/>
+          <w:sz w:val="24"/>
+          <w:szCs w:val="24"/>
+        </w:rPr>
+        <w:t xml:space="preserve"> </w:t>
+      </w:r>
+      <w:proofErr w:type="spellStart"/>
+      <w:r>
+        <w:rPr>
+          <w:rFonts w:ascii="Times New Roman" w:hAnsi="Times New Roman" w:cs="Times New Roman"/>
+          <w:sz w:val="24"/>
+          <w:szCs w:val="24"/>
+        </w:rPr>
+        <w:t>penting</w:t>
+      </w:r>
+      <w:proofErr w:type="spellEnd"/>
+      <w:r>
+        <w:rPr>
+          <w:rFonts w:ascii="Times New Roman" w:hAnsi="Times New Roman" w:cs="Times New Roman"/>
+          <w:sz w:val="24"/>
+          <w:szCs w:val="24"/>
+        </w:rPr>
+        <w:t xml:space="preserve"> </w:t>
+      </w:r>
+      <w:proofErr w:type="spellStart"/>
+      <w:r>
+        <w:rPr>
+          <w:rFonts w:ascii="Times New Roman" w:hAnsi="Times New Roman" w:cs="Times New Roman"/>
+          <w:sz w:val="24"/>
+          <w:szCs w:val="24"/>
+        </w:rPr>
+        <w:t>dalam</w:t>
+      </w:r>
+      <w:proofErr w:type="spellEnd"/>
+      <w:r>
+        <w:rPr>
+          <w:rFonts w:ascii="Times New Roman" w:hAnsi="Times New Roman" w:cs="Times New Roman"/>
+          <w:sz w:val="24"/>
+          <w:szCs w:val="24"/>
+        </w:rPr>
+        <w:t xml:space="preserve"> </w:t>
+      </w:r>
+      <w:proofErr w:type="spellStart"/>
+      <w:r>
+        <w:rPr>
+          <w:rFonts w:ascii="Times New Roman" w:hAnsi="Times New Roman" w:cs="Times New Roman"/>
+          <w:sz w:val="24"/>
+          <w:szCs w:val="24"/>
+        </w:rPr>
+        <w:t>sistem</w:t>
+      </w:r>
+      <w:proofErr w:type="spellEnd"/>
+      <w:r>
+        <w:rPr>
+          <w:rFonts w:ascii="Times New Roman" w:hAnsi="Times New Roman" w:cs="Times New Roman"/>
+          <w:sz w:val="24"/>
+          <w:szCs w:val="24"/>
+        </w:rPr>
+        <w:t xml:space="preserve"> </w:t>
+      </w:r>
+      <w:proofErr w:type="spellStart"/>
+      <w:r>
+        <w:rPr>
+          <w:rFonts w:ascii="Times New Roman" w:hAnsi="Times New Roman" w:cs="Times New Roman"/>
+          <w:sz w:val="24"/>
+          <w:szCs w:val="24"/>
+        </w:rPr>
+        <w:t>informasi</w:t>
+      </w:r>
+      <w:proofErr w:type="spellEnd"/>
+      <w:r>
+        <w:rPr>
+          <w:rFonts w:ascii="Times New Roman" w:hAnsi="Times New Roman" w:cs="Times New Roman"/>
+          <w:sz w:val="24"/>
+          <w:szCs w:val="24"/>
+        </w:rPr>
+        <w:t xml:space="preserve"> </w:t>
+      </w:r>
+      <w:proofErr w:type="spellStart"/>
+      <w:r>
+        <w:rPr>
+          <w:rFonts w:ascii="Times New Roman" w:hAnsi="Times New Roman" w:cs="Times New Roman"/>
+          <w:sz w:val="24"/>
+          <w:szCs w:val="24"/>
+        </w:rPr>
+        <w:t>pariwisata</w:t>
+      </w:r>
+      <w:proofErr w:type="spellEnd"/>
+      <w:r>
+        <w:rPr>
+          <w:rFonts w:ascii="Times New Roman" w:hAnsi="Times New Roman" w:cs="Times New Roman"/>
+          <w:sz w:val="24"/>
+          <w:szCs w:val="24"/>
+        </w:rPr>
+        <w:t xml:space="preserve"> </w:t>
+      </w:r>
+      <w:proofErr w:type="spellStart"/>
+      <w:r>
+        <w:rPr>
+          <w:rFonts w:ascii="Times New Roman" w:hAnsi="Times New Roman" w:cs="Times New Roman"/>
+          <w:sz w:val="24"/>
+          <w:szCs w:val="24"/>
+        </w:rPr>
+        <w:t>karena</w:t>
+      </w:r>
+      <w:proofErr w:type="spellEnd"/>
+      <w:r>
+        <w:rPr>
+          <w:rFonts w:ascii="Times New Roman" w:hAnsi="Times New Roman" w:cs="Times New Roman"/>
+          <w:sz w:val="24"/>
+          <w:szCs w:val="24"/>
+        </w:rPr>
+        <w:t xml:space="preserve"> </w:t>
+      </w:r>
+      <w:proofErr w:type="spellStart"/>
+      <w:r>
+        <w:rPr>
+          <w:rFonts w:ascii="Times New Roman" w:hAnsi="Times New Roman" w:cs="Times New Roman"/>
+          <w:sz w:val="24"/>
+          <w:szCs w:val="24"/>
+        </w:rPr>
+        <w:t>membantu</w:t>
+      </w:r>
+      <w:proofErr w:type="spellEnd"/>
+      <w:r>
+        <w:rPr>
+          <w:rFonts w:ascii="Times New Roman" w:hAnsi="Times New Roman" w:cs="Times New Roman"/>
+          <w:sz w:val="24"/>
+          <w:szCs w:val="24"/>
+        </w:rPr>
+        <w:t xml:space="preserve"> admin </w:t>
+      </w:r>
+      <w:proofErr w:type="spellStart"/>
+      <w:r>
+        <w:rPr>
+          <w:rFonts w:ascii="Times New Roman" w:hAnsi="Times New Roman" w:cs="Times New Roman"/>
+          <w:sz w:val="24"/>
+          <w:szCs w:val="24"/>
+        </w:rPr>
+        <w:t>mengelola</w:t>
+      </w:r>
+      <w:proofErr w:type="spellEnd"/>
+      <w:r>
+        <w:rPr>
+          <w:rFonts w:ascii="Times New Roman" w:hAnsi="Times New Roman" w:cs="Times New Roman"/>
+          <w:sz w:val="24"/>
+          <w:szCs w:val="24"/>
+        </w:rPr>
+        <w:t xml:space="preserve"> data </w:t>
+      </w:r>
+      <w:proofErr w:type="spellStart"/>
+      <w:r>
+        <w:rPr>
+          <w:rFonts w:ascii="Times New Roman" w:hAnsi="Times New Roman" w:cs="Times New Roman"/>
+          <w:sz w:val="24"/>
+          <w:szCs w:val="24"/>
+        </w:rPr>
+        <w:t>destinasi</w:t>
+      </w:r>
+      <w:proofErr w:type="spellEnd"/>
+      <w:r>
+        <w:rPr>
+          <w:rFonts w:ascii="Times New Roman" w:hAnsi="Times New Roman" w:cs="Times New Roman"/>
+          <w:sz w:val="24"/>
+          <w:szCs w:val="24"/>
+        </w:rPr>
+        <w:t xml:space="preserve"> </w:t>
+      </w:r>
+      <w:proofErr w:type="spellStart"/>
+      <w:r>
+        <w:rPr>
+          <w:rFonts w:ascii="Times New Roman" w:hAnsi="Times New Roman" w:cs="Times New Roman"/>
+          <w:sz w:val="24"/>
+          <w:szCs w:val="24"/>
+        </w:rPr>
+        <w:t>wisata</w:t>
+      </w:r>
+      <w:proofErr w:type="spellEnd"/>
+      <w:r>
+        <w:rPr>
+          <w:rFonts w:ascii="Times New Roman" w:hAnsi="Times New Roman" w:cs="Times New Roman"/>
+          <w:sz w:val="24"/>
+          <w:szCs w:val="24"/>
+        </w:rPr>
+        <w:t xml:space="preserve"> </w:t>
+      </w:r>
+      <w:proofErr w:type="spellStart"/>
+      <w:r>
+        <w:rPr>
+          <w:rFonts w:ascii="Times New Roman" w:hAnsi="Times New Roman" w:cs="Times New Roman"/>
+          <w:sz w:val="24"/>
+          <w:szCs w:val="24"/>
+        </w:rPr>
+        <w:t>secara</w:t>
+      </w:r>
+      <w:proofErr w:type="spellEnd"/>
+      <w:r>
+        <w:rPr>
+          <w:rFonts w:ascii="Times New Roman" w:hAnsi="Times New Roman" w:cs="Times New Roman"/>
+          <w:sz w:val="24"/>
+          <w:szCs w:val="24"/>
+        </w:rPr>
+        <w:t xml:space="preserve"> </w:t>
+      </w:r>
+      <w:proofErr w:type="spellStart"/>
+      <w:r>
+        <w:rPr>
+          <w:rFonts w:ascii="Times New Roman" w:hAnsi="Times New Roman" w:cs="Times New Roman"/>
+          <w:sz w:val="24"/>
+          <w:szCs w:val="24"/>
+        </w:rPr>
+        <w:t>lengkap</w:t>
+      </w:r>
+      <w:proofErr w:type="spellEnd"/>
+      <w:r>
+        <w:rPr>
+          <w:rFonts w:ascii="Times New Roman" w:hAnsi="Times New Roman" w:cs="Times New Roman"/>
+          <w:sz w:val="24"/>
+          <w:szCs w:val="24"/>
+        </w:rPr>
+        <w:t xml:space="preserve">, </w:t>
+      </w:r>
+      <w:proofErr w:type="spellStart"/>
+      <w:r>
+        <w:rPr>
+          <w:rFonts w:ascii="Times New Roman" w:hAnsi="Times New Roman" w:cs="Times New Roman"/>
+          <w:sz w:val="24"/>
+          <w:szCs w:val="24"/>
+        </w:rPr>
+        <w:t>mulai</w:t>
+      </w:r>
+      <w:proofErr w:type="spellEnd"/>
+      <w:r>
+        <w:rPr>
+          <w:rFonts w:ascii="Times New Roman" w:hAnsi="Times New Roman" w:cs="Times New Roman"/>
+          <w:sz w:val="24"/>
+          <w:szCs w:val="24"/>
+        </w:rPr>
+        <w:t xml:space="preserve"> </w:t>
+      </w:r>
+      <w:proofErr w:type="spellStart"/>
+      <w:r>
+        <w:rPr>
+          <w:rFonts w:ascii="Times New Roman" w:hAnsi="Times New Roman" w:cs="Times New Roman"/>
+          <w:sz w:val="24"/>
+          <w:szCs w:val="24"/>
+        </w:rPr>
+        <w:t>dari</w:t>
+      </w:r>
+      <w:proofErr w:type="spellEnd"/>
+      <w:r>
+        <w:rPr>
+          <w:rFonts w:ascii="Times New Roman" w:hAnsi="Times New Roman" w:cs="Times New Roman"/>
+          <w:sz w:val="24"/>
+          <w:szCs w:val="24"/>
+        </w:rPr>
+        <w:t xml:space="preserve"> </w:t>
+      </w:r>
+      <w:proofErr w:type="spellStart"/>
+      <w:r>
+        <w:rPr>
+          <w:rFonts w:ascii="Times New Roman" w:hAnsi="Times New Roman" w:cs="Times New Roman"/>
+          <w:sz w:val="24"/>
+          <w:szCs w:val="24"/>
+        </w:rPr>
+        <w:t>informasi</w:t>
+      </w:r>
+      <w:proofErr w:type="spellEnd"/>
+      <w:r>
+        <w:rPr>
+          <w:rFonts w:ascii="Times New Roman" w:hAnsi="Times New Roman" w:cs="Times New Roman"/>
+          <w:sz w:val="24"/>
+          <w:szCs w:val="24"/>
+        </w:rPr>
+        <w:t xml:space="preserve"> </w:t>
+      </w:r>
+      <w:proofErr w:type="spellStart"/>
+      <w:r>
+        <w:rPr>
+          <w:rFonts w:ascii="Times New Roman" w:hAnsi="Times New Roman" w:cs="Times New Roman"/>
+          <w:sz w:val="24"/>
+          <w:szCs w:val="24"/>
+        </w:rPr>
+        <w:t>umum</w:t>
+      </w:r>
+      <w:proofErr w:type="spellEnd"/>
+      <w:r>
+        <w:rPr>
+          <w:rFonts w:ascii="Times New Roman" w:hAnsi="Times New Roman" w:cs="Times New Roman"/>
+          <w:sz w:val="24"/>
+          <w:szCs w:val="24"/>
+        </w:rPr>
+        <w:t xml:space="preserve"> </w:t>
+      </w:r>
+      <w:proofErr w:type="spellStart"/>
+      <w:r>
+        <w:rPr>
+          <w:rFonts w:ascii="Times New Roman" w:hAnsi="Times New Roman" w:cs="Times New Roman"/>
+          <w:sz w:val="24"/>
+          <w:szCs w:val="24"/>
+        </w:rPr>
+        <w:t>hingga</w:t>
+      </w:r>
+      <w:proofErr w:type="spellEnd"/>
+      <w:r>
+        <w:rPr>
+          <w:rFonts w:ascii="Times New Roman" w:hAnsi="Times New Roman" w:cs="Times New Roman"/>
+          <w:sz w:val="24"/>
+          <w:szCs w:val="24"/>
+        </w:rPr>
+        <w:t xml:space="preserve"> </w:t>
+      </w:r>
+      <w:proofErr w:type="spellStart"/>
+      <w:r>
+        <w:rPr>
+          <w:rFonts w:ascii="Times New Roman" w:hAnsi="Times New Roman" w:cs="Times New Roman"/>
+          <w:sz w:val="24"/>
+          <w:szCs w:val="24"/>
+        </w:rPr>
+        <w:t>pengaturan</w:t>
+      </w:r>
+      <w:proofErr w:type="spellEnd"/>
+      <w:r>
+        <w:rPr>
+          <w:rFonts w:ascii="Times New Roman" w:hAnsi="Times New Roman" w:cs="Times New Roman"/>
+          <w:sz w:val="24"/>
+          <w:szCs w:val="24"/>
+        </w:rPr>
+        <w:t xml:space="preserve"> status </w:t>
+      </w:r>
+      <w:proofErr w:type="spellStart"/>
+      <w:r>
+        <w:rPr>
+          <w:rFonts w:ascii="Times New Roman" w:hAnsi="Times New Roman" w:cs="Times New Roman"/>
+          <w:sz w:val="24"/>
+          <w:szCs w:val="24"/>
+        </w:rPr>
+        <w:t>wisata</w:t>
+      </w:r>
+      <w:proofErr w:type="spellEnd"/>
+      <w:r>
+        <w:rPr>
+          <w:rFonts w:ascii="Times New Roman" w:hAnsi="Times New Roman" w:cs="Times New Roman"/>
+          <w:sz w:val="24"/>
+          <w:szCs w:val="24"/>
+        </w:rPr>
+        <w:t xml:space="preserve"> yang </w:t>
+      </w:r>
+      <w:proofErr w:type="spellStart"/>
+      <w:r>
+        <w:rPr>
+          <w:rFonts w:ascii="Times New Roman" w:hAnsi="Times New Roman" w:cs="Times New Roman"/>
+          <w:sz w:val="24"/>
+          <w:szCs w:val="24"/>
+        </w:rPr>
+        <w:t>tampil</w:t>
+      </w:r>
+      <w:proofErr w:type="spellEnd"/>
+      <w:r>
+        <w:rPr>
+          <w:rFonts w:ascii="Times New Roman" w:hAnsi="Times New Roman" w:cs="Times New Roman"/>
+          <w:sz w:val="24"/>
+          <w:szCs w:val="24"/>
+        </w:rPr>
+        <w:t xml:space="preserve"> pada </w:t>
+      </w:r>
+      <w:proofErr w:type="spellStart"/>
+      <w:r>
+        <w:rPr>
+          <w:rFonts w:ascii="Times New Roman" w:hAnsi="Times New Roman" w:cs="Times New Roman"/>
+          <w:sz w:val="24"/>
+          <w:szCs w:val="24"/>
+        </w:rPr>
+        <w:t>halaman</w:t>
+      </w:r>
+      <w:proofErr w:type="spellEnd"/>
+      <w:r>
+        <w:rPr>
+          <w:rFonts w:ascii="Times New Roman" w:hAnsi="Times New Roman" w:cs="Times New Roman"/>
+          <w:sz w:val="24"/>
+          <w:szCs w:val="24"/>
+        </w:rPr>
+        <w:t xml:space="preserve"> customer.</w:t>
+      </w:r>
+    </w:p>
+    <w:p>
+      <w:pPr>
+        <w:rPr>
+          <w:rFonts w:ascii="Times New Roman" w:hAnsi="Times New Roman" w:cs="Times New Roman"/>
+          <w:sz w:val="24"/>
+          <w:szCs w:val="24"/>
+        </w:rPr>
+      </w:pPr>
+    </w:p>
+    <w:p>
+      <w:pPr>
+        <w:rPr>
+          <w:rFonts w:ascii="Times New Roman" w:hAnsi="Times New Roman" w:cs="Times New Roman"/>
+          <w:sz w:val="24"/>
+          <w:szCs w:val="24"/>
+        </w:rPr>
+      </w:pPr>
+    </w:p>
+    <w:p>
+      <w:pPr>
+        <w:rPr>
+          <w:rFonts w:ascii="Times New Roman" w:hAnsi="Times New Roman" w:cs="Times New Roman"/>
+          <w:sz w:val="24"/>
+          <w:szCs w:val="24"/>
+        </w:rPr>
+      </w:pPr>
+    </w:p>
+    <w:p>
+      <w:pPr>
+        <w:rPr>
+          <w:rFonts w:ascii="Times New Roman" w:hAnsi="Times New Roman" w:cs="Times New Roman"/>
+          <w:sz w:val="24"/>
+          <w:szCs w:val="24"/>
+        </w:rPr>
+      </w:pPr>
+    </w:p>
+    <w:p>
+      <w:pPr>
+        <w:rPr>
+          <w:rFonts w:ascii="Times New Roman" w:hAnsi="Times New Roman" w:cs="Times New Roman"/>
+          <w:sz w:val="24"/>
+          <w:szCs w:val="24"/>
+        </w:rPr>
+      </w:pPr>
+    </w:p>
+    <w:p>
+      <w:pPr>
+        <w:rPr>
+          <w:rFonts w:ascii="Times New Roman" w:hAnsi="Times New Roman" w:cs="Times New Roman"/>
+          <w:sz w:val="24"/>
+          <w:szCs w:val="24"/>
+        </w:rPr>
+      </w:pPr>
+    </w:p>
+    <w:p>
+      <w:pPr>
+        <w:rPr>
+          <w:rFonts w:ascii="Times New Roman" w:hAnsi="Times New Roman" w:cs="Times New Roman"/>
+          <w:sz w:val="24"/>
+          <w:szCs w:val="24"/>
+        </w:rPr>
+      </w:pPr>
+    </w:p>
     <w:sectPr>
       <w:pgSz w:w="11906" w:h="16838"/>
       <w:pgMar w:top="1440" w:right="1440" w:bottom="1440" w:left="1440" w:header="708" w:footer="708" w:gutter="0"/>
@@ -5798,6 +9009,56 @@
     </w:sectPr>
   </w:body>
 </w:document>
+</file>
+
+<file path=word/endnotes.xml><?xml version="1.0" encoding="utf-8"?>
+<w:endnotes xmlns:wpc="http://schemas.microsoft.com/office/word/2010/wordprocessingCanvas" xmlns:cx="http://schemas.microsoft.com/office/drawing/2014/chartex" xmlns:cx1="http://schemas.microsoft.com/office/drawing/2015/9/8/chartex" xmlns:cx2="http://schemas.microsoft.com/office/drawing/2015/10/21/chartex" xmlns:cx3="http://schemas.microsoft.com/office/drawing/2016/5/9/chartex" xmlns:cx4="http://schemas.microsoft.com/office/drawing/2016/5/10/chartex" xmlns:cx5="http://schemas.microsoft.com/office/drawing/2016/5/11/chartex" xmlns:cx6="http://schemas.microsoft.com/office/drawing/2016/5/12/chartex" xmlns:cx7="http://schemas.microsoft.com/office/drawing/2016/5/13/chartex" xmlns:cx8="http://schemas.microsoft.com/office/drawing/2016/5/14/chartex" xmlns:mc="http://schemas.openxmlformats.org/markup-compatibility/2006" xmlns:aink="http://schemas.microsoft.com/office/drawing/2016/ink" xmlns:am3d="http://schemas.microsoft.com/office/drawing/2017/model3d" xmlns:o="urn:schemas-microsoft-com:office:office" xmlns:oel="http://schemas.microsoft.com/office/2019/extlst" xmlns:r="http://schemas.openxmlformats.org/officeDocument/2006/relationships" xmlns:m="http://schemas.openxmlformats.org/officeDocument/2006/math" xmlns:v="urn:schemas-microsoft-com:vml" xmlns:wp14="http://schemas.microsoft.com/office/word/2010/wordprocessingDrawing" xmlns:wp="http://schemas.openxmlformats.org/drawingml/2006/wordprocessingDrawing" xmlns:w10="urn:schemas-microsoft-com:office:word" xmlns:w="http://schemas.openxmlformats.org/wordprocessingml/2006/main" xmlns:w14="http://schemas.microsoft.com/office/word/2010/wordml" xmlns:w15="http://schemas.microsoft.com/office/word/2012/wordml" xmlns:w16cex="http://schemas.microsoft.com/office/word/2018/wordml/cex" xmlns:w16cid="http://schemas.microsoft.com/office/word/2016/wordml/cid" xmlns:w16="http://schemas.microsoft.com/office/word/2018/wordml" xmlns:w16du="http://schemas.microsoft.com/office/word/2023/wordml/word16du" xmlns:w16sdtdh="http://schemas.microsoft.com/office/word/2020/wordml/sdtdatahash" xmlns:w16sdtfl="http://schemas.microsoft.com/office/word/2024/wordml/sdtformatlock" xmlns:w16se="http://schemas.microsoft.com/office/word/2015/wordml/symex" xmlns:wpg="http://schemas.microsoft.com/office/word/2010/wordprocessingGroup" xmlns:wpi="http://schemas.microsoft.com/office/word/2010/wordprocessingInk" xmlns:wne="http://schemas.microsoft.com/office/word/2006/wordml" xmlns:wps="http://schemas.microsoft.com/office/word/2010/wordprocessingShape" mc:Ignorable="w14 w15 w16se w16cid w16 w16cex w16sdtdh w16sdtfl w16du wp14">
+  <w:endnote w:type="separator" w:id="-1">
+    <w:p>
+      <w:pPr>
+        <w:spacing w:after="0" w:line="240" w:lineRule="auto"/>
+      </w:pPr>
+      <w:r>
+        <w:separator/>
+      </w:r>
+    </w:p>
+  </w:endnote>
+  <w:endnote w:type="continuationSeparator" w:id="0">
+    <w:p>
+      <w:pPr>
+        <w:spacing w:after="0" w:line="240" w:lineRule="auto"/>
+      </w:pPr>
+      <w:r>
+        <w:continuationSeparator/>
+      </w:r>
+    </w:p>
+  </w:endnote>
+</w:endnotes>
+</file>
+
+<file path=word/footnotes.xml><?xml version="1.0" encoding="utf-8"?>
+<w:footnotes xmlns:wpc="http://schemas.microsoft.com/office/word/2010/wordprocessingCanvas" xmlns:cx="http://schemas.microsoft.com/office/drawing/2014/chartex" xmlns:cx1="http://schemas.microsoft.com/office/drawing/2015/9/8/chartex" xmlns:cx2="http://schemas.microsoft.com/office/drawing/2015/10/21/chartex" xmlns:cx3="http://schemas.microsoft.com/office/drawing/2016/5/9/chartex" xmlns:cx4="http://schemas.microsoft.com/office/drawing/2016/5/10/chartex" xmlns:cx5="http://schemas.microsoft.com/office/drawing/2016/5/11/chartex" xmlns:cx6="http://schemas.microsoft.com/office/drawing/2016/5/12/chartex" xmlns:cx7="http://schemas.microsoft.com/office/drawing/2016/5/13/chartex" xmlns:cx8="http://schemas.microsoft.com/office/drawing/2016/5/14/chartex" xmlns:mc="http://schemas.openxmlformats.org/markup-compatibility/2006" xmlns:aink="http://schemas.microsoft.com/office/drawing/2016/ink" xmlns:am3d="http://schemas.microsoft.com/office/drawing/2017/model3d" xmlns:o="urn:schemas-microsoft-com:office:office" xmlns:oel="http://schemas.microsoft.com/office/2019/extlst" xmlns:r="http://schemas.openxmlformats.org/officeDocument/2006/relationships" xmlns:m="http://schemas.openxmlformats.org/officeDocument/2006/math" xmlns:v="urn:schemas-microsoft-com:vml" xmlns:wp14="http://schemas.microsoft.com/office/word/2010/wordprocessingDrawing" xmlns:wp="http://schemas.openxmlformats.org/drawingml/2006/wordprocessingDrawing" xmlns:w10="urn:schemas-microsoft-com:office:word" xmlns:w="http://schemas.openxmlformats.org/wordprocessingml/2006/main" xmlns:w14="http://schemas.microsoft.com/office/word/2010/wordml" xmlns:w15="http://schemas.microsoft.com/office/word/2012/wordml" xmlns:w16cex="http://schemas.microsoft.com/office/word/2018/wordml/cex" xmlns:w16cid="http://schemas.microsoft.com/office/word/2016/wordml/cid" xmlns:w16="http://schemas.microsoft.com/office/word/2018/wordml" xmlns:w16du="http://schemas.microsoft.com/office/word/2023/wordml/word16du" xmlns:w16sdtdh="http://schemas.microsoft.com/office/word/2020/wordml/sdtdatahash" xmlns:w16sdtfl="http://schemas.microsoft.com/office/word/2024/wordml/sdtformatlock" xmlns:w16se="http://schemas.microsoft.com/office/word/2015/wordml/symex" xmlns:wpg="http://schemas.microsoft.com/office/word/2010/wordprocessingGroup" xmlns:wpi="http://schemas.microsoft.com/office/word/2010/wordprocessingInk" xmlns:wne="http://schemas.microsoft.com/office/word/2006/wordml" xmlns:wps="http://schemas.microsoft.com/office/word/2010/wordprocessingShape" mc:Ignorable="w14 w15 w16se w16cid w16 w16cex w16sdtdh w16sdtfl w16du wp14">
+  <w:footnote w:type="separator" w:id="-1">
+    <w:p>
+      <w:pPr>
+        <w:spacing w:after="0" w:line="240" w:lineRule="auto"/>
+      </w:pPr>
+      <w:r>
+        <w:separator/>
+      </w:r>
+    </w:p>
+  </w:footnote>
+  <w:footnote w:type="continuationSeparator" w:id="0">
+    <w:p>
+      <w:pPr>
+        <w:spacing w:after="0" w:line="240" w:lineRule="auto"/>
+      </w:pPr>
+      <w:r>
+        <w:continuationSeparator/>
+      </w:r>
+    </w:p>
+  </w:footnote>
+</w:footnotes>
 </file>
 
 <file path=word/numbering.xml><?xml version="1.0" encoding="utf-8"?>
@@ -6399,9 +9660,9 @@
     </w:lvl>
   </w:abstractNum>
   <w:abstractNum w:abstractNumId="4" w15:restartNumberingAfterBreak="0">
-    <w:nsid w:val="61AF5027"/>
+    <w:nsid w:val="4E2059A3"/>
     <w:multiLevelType w:val="multilevel"/>
-    <w:tmpl w:val="51802B24"/>
+    <w:tmpl w:val="FD184E44"/>
     <w:lvl w:ilvl="0">
       <w:start w:val="1"/>
       <w:numFmt w:val="bullet"/>
@@ -6548,9 +9809,9 @@
     </w:lvl>
   </w:abstractNum>
   <w:abstractNum w:abstractNumId="5" w15:restartNumberingAfterBreak="0">
-    <w:nsid w:val="64E8572B"/>
+    <w:nsid w:val="61AF5027"/>
     <w:multiLevelType w:val="multilevel"/>
-    <w:tmpl w:val="A8C89C02"/>
+    <w:tmpl w:val="51802B24"/>
     <w:lvl w:ilvl="0">
       <w:start w:val="1"/>
       <w:numFmt w:val="bullet"/>
@@ -6696,11 +9957,458 @@
       </w:rPr>
     </w:lvl>
   </w:abstractNum>
+  <w:abstractNum w:abstractNumId="6" w15:restartNumberingAfterBreak="0">
+    <w:nsid w:val="64E8572B"/>
+    <w:multiLevelType w:val="multilevel"/>
+    <w:tmpl w:val="A8C89C02"/>
+    <w:lvl w:ilvl="0">
+      <w:start w:val="1"/>
+      <w:numFmt w:val="bullet"/>
+      <w:lvlText w:val=""/>
+      <w:lvlJc w:val="left"/>
+      <w:pPr>
+        <w:tabs>
+          <w:tab w:val="num" w:pos="720"/>
+        </w:tabs>
+        <w:ind w:left="720" w:hanging="360"/>
+      </w:pPr>
+      <w:rPr>
+        <w:rFonts w:ascii="Symbol" w:hAnsi="Symbol" w:hint="default"/>
+        <w:sz w:val="20"/>
+      </w:rPr>
+    </w:lvl>
+    <w:lvl w:ilvl="1" w:tentative="1">
+      <w:start w:val="1"/>
+      <w:numFmt w:val="bullet"/>
+      <w:lvlText w:val="o"/>
+      <w:lvlJc w:val="left"/>
+      <w:pPr>
+        <w:tabs>
+          <w:tab w:val="num" w:pos="1440"/>
+        </w:tabs>
+        <w:ind w:left="1440" w:hanging="360"/>
+      </w:pPr>
+      <w:rPr>
+        <w:rFonts w:ascii="Courier New" w:hAnsi="Courier New" w:hint="default"/>
+        <w:sz w:val="20"/>
+      </w:rPr>
+    </w:lvl>
+    <w:lvl w:ilvl="2" w:tentative="1">
+      <w:start w:val="1"/>
+      <w:numFmt w:val="bullet"/>
+      <w:lvlText w:val=""/>
+      <w:lvlJc w:val="left"/>
+      <w:pPr>
+        <w:tabs>
+          <w:tab w:val="num" w:pos="2160"/>
+        </w:tabs>
+        <w:ind w:left="2160" w:hanging="360"/>
+      </w:pPr>
+      <w:rPr>
+        <w:rFonts w:ascii="Wingdings" w:hAnsi="Wingdings" w:hint="default"/>
+        <w:sz w:val="20"/>
+      </w:rPr>
+    </w:lvl>
+    <w:lvl w:ilvl="3" w:tentative="1">
+      <w:start w:val="1"/>
+      <w:numFmt w:val="bullet"/>
+      <w:lvlText w:val=""/>
+      <w:lvlJc w:val="left"/>
+      <w:pPr>
+        <w:tabs>
+          <w:tab w:val="num" w:pos="2880"/>
+        </w:tabs>
+        <w:ind w:left="2880" w:hanging="360"/>
+      </w:pPr>
+      <w:rPr>
+        <w:rFonts w:ascii="Wingdings" w:hAnsi="Wingdings" w:hint="default"/>
+        <w:sz w:val="20"/>
+      </w:rPr>
+    </w:lvl>
+    <w:lvl w:ilvl="4" w:tentative="1">
+      <w:start w:val="1"/>
+      <w:numFmt w:val="bullet"/>
+      <w:lvlText w:val=""/>
+      <w:lvlJc w:val="left"/>
+      <w:pPr>
+        <w:tabs>
+          <w:tab w:val="num" w:pos="3600"/>
+        </w:tabs>
+        <w:ind w:left="3600" w:hanging="360"/>
+      </w:pPr>
+      <w:rPr>
+        <w:rFonts w:ascii="Wingdings" w:hAnsi="Wingdings" w:hint="default"/>
+        <w:sz w:val="20"/>
+      </w:rPr>
+    </w:lvl>
+    <w:lvl w:ilvl="5" w:tentative="1">
+      <w:start w:val="1"/>
+      <w:numFmt w:val="bullet"/>
+      <w:lvlText w:val=""/>
+      <w:lvlJc w:val="left"/>
+      <w:pPr>
+        <w:tabs>
+          <w:tab w:val="num" w:pos="4320"/>
+        </w:tabs>
+        <w:ind w:left="4320" w:hanging="360"/>
+      </w:pPr>
+      <w:rPr>
+        <w:rFonts w:ascii="Wingdings" w:hAnsi="Wingdings" w:hint="default"/>
+        <w:sz w:val="20"/>
+      </w:rPr>
+    </w:lvl>
+    <w:lvl w:ilvl="6" w:tentative="1">
+      <w:start w:val="1"/>
+      <w:numFmt w:val="bullet"/>
+      <w:lvlText w:val=""/>
+      <w:lvlJc w:val="left"/>
+      <w:pPr>
+        <w:tabs>
+          <w:tab w:val="num" w:pos="5040"/>
+        </w:tabs>
+        <w:ind w:left="5040" w:hanging="360"/>
+      </w:pPr>
+      <w:rPr>
+        <w:rFonts w:ascii="Wingdings" w:hAnsi="Wingdings" w:hint="default"/>
+        <w:sz w:val="20"/>
+      </w:rPr>
+    </w:lvl>
+    <w:lvl w:ilvl="7" w:tentative="1">
+      <w:start w:val="1"/>
+      <w:numFmt w:val="bullet"/>
+      <w:lvlText w:val=""/>
+      <w:lvlJc w:val="left"/>
+      <w:pPr>
+        <w:tabs>
+          <w:tab w:val="num" w:pos="5760"/>
+        </w:tabs>
+        <w:ind w:left="5760" w:hanging="360"/>
+      </w:pPr>
+      <w:rPr>
+        <w:rFonts w:ascii="Wingdings" w:hAnsi="Wingdings" w:hint="default"/>
+        <w:sz w:val="20"/>
+      </w:rPr>
+    </w:lvl>
+    <w:lvl w:ilvl="8" w:tentative="1">
+      <w:start w:val="1"/>
+      <w:numFmt w:val="bullet"/>
+      <w:lvlText w:val=""/>
+      <w:lvlJc w:val="left"/>
+      <w:pPr>
+        <w:tabs>
+          <w:tab w:val="num" w:pos="6480"/>
+        </w:tabs>
+        <w:ind w:left="6480" w:hanging="360"/>
+      </w:pPr>
+      <w:rPr>
+        <w:rFonts w:ascii="Wingdings" w:hAnsi="Wingdings" w:hint="default"/>
+        <w:sz w:val="20"/>
+      </w:rPr>
+    </w:lvl>
+  </w:abstractNum>
+  <w:abstractNum w:abstractNumId="7" w15:restartNumberingAfterBreak="0">
+    <w:nsid w:val="67F27F3A"/>
+    <w:multiLevelType w:val="multilevel"/>
+    <w:tmpl w:val="5F0010F4"/>
+    <w:lvl w:ilvl="0">
+      <w:start w:val="1"/>
+      <w:numFmt w:val="bullet"/>
+      <w:lvlText w:val=""/>
+      <w:lvlJc w:val="left"/>
+      <w:pPr>
+        <w:tabs>
+          <w:tab w:val="num" w:pos="720"/>
+        </w:tabs>
+        <w:ind w:left="720" w:hanging="360"/>
+      </w:pPr>
+      <w:rPr>
+        <w:rFonts w:ascii="Symbol" w:hAnsi="Symbol" w:hint="default"/>
+        <w:sz w:val="20"/>
+      </w:rPr>
+    </w:lvl>
+    <w:lvl w:ilvl="1" w:tentative="1">
+      <w:start w:val="1"/>
+      <w:numFmt w:val="bullet"/>
+      <w:lvlText w:val="o"/>
+      <w:lvlJc w:val="left"/>
+      <w:pPr>
+        <w:tabs>
+          <w:tab w:val="num" w:pos="1440"/>
+        </w:tabs>
+        <w:ind w:left="1440" w:hanging="360"/>
+      </w:pPr>
+      <w:rPr>
+        <w:rFonts w:ascii="Courier New" w:hAnsi="Courier New" w:hint="default"/>
+        <w:sz w:val="20"/>
+      </w:rPr>
+    </w:lvl>
+    <w:lvl w:ilvl="2" w:tentative="1">
+      <w:start w:val="1"/>
+      <w:numFmt w:val="bullet"/>
+      <w:lvlText w:val=""/>
+      <w:lvlJc w:val="left"/>
+      <w:pPr>
+        <w:tabs>
+          <w:tab w:val="num" w:pos="2160"/>
+        </w:tabs>
+        <w:ind w:left="2160" w:hanging="360"/>
+      </w:pPr>
+      <w:rPr>
+        <w:rFonts w:ascii="Wingdings" w:hAnsi="Wingdings" w:hint="default"/>
+        <w:sz w:val="20"/>
+      </w:rPr>
+    </w:lvl>
+    <w:lvl w:ilvl="3" w:tentative="1">
+      <w:start w:val="1"/>
+      <w:numFmt w:val="bullet"/>
+      <w:lvlText w:val=""/>
+      <w:lvlJc w:val="left"/>
+      <w:pPr>
+        <w:tabs>
+          <w:tab w:val="num" w:pos="2880"/>
+        </w:tabs>
+        <w:ind w:left="2880" w:hanging="360"/>
+      </w:pPr>
+      <w:rPr>
+        <w:rFonts w:ascii="Wingdings" w:hAnsi="Wingdings" w:hint="default"/>
+        <w:sz w:val="20"/>
+      </w:rPr>
+    </w:lvl>
+    <w:lvl w:ilvl="4" w:tentative="1">
+      <w:start w:val="1"/>
+      <w:numFmt w:val="bullet"/>
+      <w:lvlText w:val=""/>
+      <w:lvlJc w:val="left"/>
+      <w:pPr>
+        <w:tabs>
+          <w:tab w:val="num" w:pos="3600"/>
+        </w:tabs>
+        <w:ind w:left="3600" w:hanging="360"/>
+      </w:pPr>
+      <w:rPr>
+        <w:rFonts w:ascii="Wingdings" w:hAnsi="Wingdings" w:hint="default"/>
+        <w:sz w:val="20"/>
+      </w:rPr>
+    </w:lvl>
+    <w:lvl w:ilvl="5" w:tentative="1">
+      <w:start w:val="1"/>
+      <w:numFmt w:val="bullet"/>
+      <w:lvlText w:val=""/>
+      <w:lvlJc w:val="left"/>
+      <w:pPr>
+        <w:tabs>
+          <w:tab w:val="num" w:pos="4320"/>
+        </w:tabs>
+        <w:ind w:left="4320" w:hanging="360"/>
+      </w:pPr>
+      <w:rPr>
+        <w:rFonts w:ascii="Wingdings" w:hAnsi="Wingdings" w:hint="default"/>
+        <w:sz w:val="20"/>
+      </w:rPr>
+    </w:lvl>
+    <w:lvl w:ilvl="6" w:tentative="1">
+      <w:start w:val="1"/>
+      <w:numFmt w:val="bullet"/>
+      <w:lvlText w:val=""/>
+      <w:lvlJc w:val="left"/>
+      <w:pPr>
+        <w:tabs>
+          <w:tab w:val="num" w:pos="5040"/>
+        </w:tabs>
+        <w:ind w:left="5040" w:hanging="360"/>
+      </w:pPr>
+      <w:rPr>
+        <w:rFonts w:ascii="Wingdings" w:hAnsi="Wingdings" w:hint="default"/>
+        <w:sz w:val="20"/>
+      </w:rPr>
+    </w:lvl>
+    <w:lvl w:ilvl="7" w:tentative="1">
+      <w:start w:val="1"/>
+      <w:numFmt w:val="bullet"/>
+      <w:lvlText w:val=""/>
+      <w:lvlJc w:val="left"/>
+      <w:pPr>
+        <w:tabs>
+          <w:tab w:val="num" w:pos="5760"/>
+        </w:tabs>
+        <w:ind w:left="5760" w:hanging="360"/>
+      </w:pPr>
+      <w:rPr>
+        <w:rFonts w:ascii="Wingdings" w:hAnsi="Wingdings" w:hint="default"/>
+        <w:sz w:val="20"/>
+      </w:rPr>
+    </w:lvl>
+    <w:lvl w:ilvl="8" w:tentative="1">
+      <w:start w:val="1"/>
+      <w:numFmt w:val="bullet"/>
+      <w:lvlText w:val=""/>
+      <w:lvlJc w:val="left"/>
+      <w:pPr>
+        <w:tabs>
+          <w:tab w:val="num" w:pos="6480"/>
+        </w:tabs>
+        <w:ind w:left="6480" w:hanging="360"/>
+      </w:pPr>
+      <w:rPr>
+        <w:rFonts w:ascii="Wingdings" w:hAnsi="Wingdings" w:hint="default"/>
+        <w:sz w:val="20"/>
+      </w:rPr>
+    </w:lvl>
+  </w:abstractNum>
+  <w:abstractNum w:abstractNumId="8" w15:restartNumberingAfterBreak="0">
+    <w:nsid w:val="7B6944C1"/>
+    <w:multiLevelType w:val="multilevel"/>
+    <w:tmpl w:val="E1DE97EC"/>
+    <w:lvl w:ilvl="0">
+      <w:start w:val="1"/>
+      <w:numFmt w:val="bullet"/>
+      <w:lvlText w:val=""/>
+      <w:lvlJc w:val="left"/>
+      <w:pPr>
+        <w:tabs>
+          <w:tab w:val="num" w:pos="720"/>
+        </w:tabs>
+        <w:ind w:left="720" w:hanging="360"/>
+      </w:pPr>
+      <w:rPr>
+        <w:rFonts w:ascii="Symbol" w:hAnsi="Symbol" w:hint="default"/>
+        <w:sz w:val="20"/>
+      </w:rPr>
+    </w:lvl>
+    <w:lvl w:ilvl="1" w:tentative="1">
+      <w:start w:val="1"/>
+      <w:numFmt w:val="bullet"/>
+      <w:lvlText w:val="o"/>
+      <w:lvlJc w:val="left"/>
+      <w:pPr>
+        <w:tabs>
+          <w:tab w:val="num" w:pos="1440"/>
+        </w:tabs>
+        <w:ind w:left="1440" w:hanging="360"/>
+      </w:pPr>
+      <w:rPr>
+        <w:rFonts w:ascii="Courier New" w:hAnsi="Courier New" w:hint="default"/>
+        <w:sz w:val="20"/>
+      </w:rPr>
+    </w:lvl>
+    <w:lvl w:ilvl="2" w:tentative="1">
+      <w:start w:val="1"/>
+      <w:numFmt w:val="bullet"/>
+      <w:lvlText w:val=""/>
+      <w:lvlJc w:val="left"/>
+      <w:pPr>
+        <w:tabs>
+          <w:tab w:val="num" w:pos="2160"/>
+        </w:tabs>
+        <w:ind w:left="2160" w:hanging="360"/>
+      </w:pPr>
+      <w:rPr>
+        <w:rFonts w:ascii="Wingdings" w:hAnsi="Wingdings" w:hint="default"/>
+        <w:sz w:val="20"/>
+      </w:rPr>
+    </w:lvl>
+    <w:lvl w:ilvl="3" w:tentative="1">
+      <w:start w:val="1"/>
+      <w:numFmt w:val="bullet"/>
+      <w:lvlText w:val=""/>
+      <w:lvlJc w:val="left"/>
+      <w:pPr>
+        <w:tabs>
+          <w:tab w:val="num" w:pos="2880"/>
+        </w:tabs>
+        <w:ind w:left="2880" w:hanging="360"/>
+      </w:pPr>
+      <w:rPr>
+        <w:rFonts w:ascii="Wingdings" w:hAnsi="Wingdings" w:hint="default"/>
+        <w:sz w:val="20"/>
+      </w:rPr>
+    </w:lvl>
+    <w:lvl w:ilvl="4" w:tentative="1">
+      <w:start w:val="1"/>
+      <w:numFmt w:val="bullet"/>
+      <w:lvlText w:val=""/>
+      <w:lvlJc w:val="left"/>
+      <w:pPr>
+        <w:tabs>
+          <w:tab w:val="num" w:pos="3600"/>
+        </w:tabs>
+        <w:ind w:left="3600" w:hanging="360"/>
+      </w:pPr>
+      <w:rPr>
+        <w:rFonts w:ascii="Wingdings" w:hAnsi="Wingdings" w:hint="default"/>
+        <w:sz w:val="20"/>
+      </w:rPr>
+    </w:lvl>
+    <w:lvl w:ilvl="5" w:tentative="1">
+      <w:start w:val="1"/>
+      <w:numFmt w:val="bullet"/>
+      <w:lvlText w:val=""/>
+      <w:lvlJc w:val="left"/>
+      <w:pPr>
+        <w:tabs>
+          <w:tab w:val="num" w:pos="4320"/>
+        </w:tabs>
+        <w:ind w:left="4320" w:hanging="360"/>
+      </w:pPr>
+      <w:rPr>
+        <w:rFonts w:ascii="Wingdings" w:hAnsi="Wingdings" w:hint="default"/>
+        <w:sz w:val="20"/>
+      </w:rPr>
+    </w:lvl>
+    <w:lvl w:ilvl="6" w:tentative="1">
+      <w:start w:val="1"/>
+      <w:numFmt w:val="bullet"/>
+      <w:lvlText w:val=""/>
+      <w:lvlJc w:val="left"/>
+      <w:pPr>
+        <w:tabs>
+          <w:tab w:val="num" w:pos="5040"/>
+        </w:tabs>
+        <w:ind w:left="5040" w:hanging="360"/>
+      </w:pPr>
+      <w:rPr>
+        <w:rFonts w:ascii="Wingdings" w:hAnsi="Wingdings" w:hint="default"/>
+        <w:sz w:val="20"/>
+      </w:rPr>
+    </w:lvl>
+    <w:lvl w:ilvl="7" w:tentative="1">
+      <w:start w:val="1"/>
+      <w:numFmt w:val="bullet"/>
+      <w:lvlText w:val=""/>
+      <w:lvlJc w:val="left"/>
+      <w:pPr>
+        <w:tabs>
+          <w:tab w:val="num" w:pos="5760"/>
+        </w:tabs>
+        <w:ind w:left="5760" w:hanging="360"/>
+      </w:pPr>
+      <w:rPr>
+        <w:rFonts w:ascii="Wingdings" w:hAnsi="Wingdings" w:hint="default"/>
+        <w:sz w:val="20"/>
+      </w:rPr>
+    </w:lvl>
+    <w:lvl w:ilvl="8" w:tentative="1">
+      <w:start w:val="1"/>
+      <w:numFmt w:val="bullet"/>
+      <w:lvlText w:val=""/>
+      <w:lvlJc w:val="left"/>
+      <w:pPr>
+        <w:tabs>
+          <w:tab w:val="num" w:pos="6480"/>
+        </w:tabs>
+        <w:ind w:left="6480" w:hanging="360"/>
+      </w:pPr>
+      <w:rPr>
+        <w:rFonts w:ascii="Wingdings" w:hAnsi="Wingdings" w:hint="default"/>
+        <w:sz w:val="20"/>
+      </w:rPr>
+    </w:lvl>
+  </w:abstractNum>
   <w:num w:numId="1" w16cid:durableId="885606880">
-    <w:abstractNumId w:val="5"/>
+    <w:abstractNumId w:val="6"/>
   </w:num>
   <w:num w:numId="2" w16cid:durableId="1202745036">
-    <w:abstractNumId w:val="4"/>
+    <w:abstractNumId w:val="5"/>
   </w:num>
   <w:num w:numId="3" w16cid:durableId="1348750135">
     <w:abstractNumId w:val="1"/>
@@ -6713,6 +10421,15 @@
   </w:num>
   <w:num w:numId="6" w16cid:durableId="622537477">
     <w:abstractNumId w:val="0"/>
+  </w:num>
+  <w:num w:numId="7" w16cid:durableId="239684471">
+    <w:abstractNumId w:val="4"/>
+  </w:num>
+  <w:num w:numId="8" w16cid:durableId="1913194195">
+    <w:abstractNumId w:val="7"/>
+  </w:num>
+  <w:num w:numId="9" w16cid:durableId="1652980599">
+    <w:abstractNumId w:val="8"/>
   </w:num>
 </w:numbering>
 </file>
@@ -7631,6 +11348,50 @@
       <w:spacing w:val="5"/>
     </w:rPr>
   </w:style>
+  <w:style w:type="paragraph" w:styleId="Header">
+    <w:name w:val="header"/>
+    <w:basedOn w:val="Normal"/>
+    <w:link w:val="HeaderChar"/>
+    <w:uiPriority w:val="99"/>
+    <w:unhideWhenUsed/>
+    <w:rsid w:val="00FA249E"/>
+    <w:pPr>
+      <w:tabs>
+        <w:tab w:val="center" w:pos="4513"/>
+        <w:tab w:val="right" w:pos="9026"/>
+      </w:tabs>
+      <w:spacing w:after="0" w:line="240" w:lineRule="auto"/>
+    </w:pPr>
+  </w:style>
+  <w:style w:type="character" w:customStyle="1" w:styleId="HeaderChar">
+    <w:name w:val="Header Char"/>
+    <w:basedOn w:val="DefaultParagraphFont"/>
+    <w:link w:val="Header"/>
+    <w:uiPriority w:val="99"/>
+    <w:rsid w:val="00FA249E"/>
+  </w:style>
+  <w:style w:type="paragraph" w:styleId="Footer">
+    <w:name w:val="footer"/>
+    <w:basedOn w:val="Normal"/>
+    <w:link w:val="FooterChar"/>
+    <w:uiPriority w:val="99"/>
+    <w:unhideWhenUsed/>
+    <w:rsid w:val="00FA249E"/>
+    <w:pPr>
+      <w:tabs>
+        <w:tab w:val="center" w:pos="4513"/>
+        <w:tab w:val="right" w:pos="9026"/>
+      </w:tabs>
+      <w:spacing w:after="0" w:line="240" w:lineRule="auto"/>
+    </w:pPr>
+  </w:style>
+  <w:style w:type="character" w:customStyle="1" w:styleId="FooterChar">
+    <w:name w:val="Footer Char"/>
+    <w:basedOn w:val="DefaultParagraphFont"/>
+    <w:link w:val="Footer"/>
+    <w:uiPriority w:val="99"/>
+    <w:rsid w:val="00FA249E"/>
+  </w:style>
 </w:styles>
 </file>
 

--- a/Dokumentasi/DOKUMENTASI WEB CMPApp.docx
+++ b/Dokumentasi/DOKUMENTASI WEB CMPApp.docx
@@ -8960,6 +8960,2467 @@
       <w:pPr>
         <w:rPr>
           <w:rFonts w:ascii="Times New Roman" w:hAnsi="Times New Roman" w:cs="Times New Roman"/>
+          <w:b/>
+          <w:bCs/>
+          <w:sz w:val="24"/>
+          <w:szCs w:val="24"/>
+        </w:rPr>
+      </w:pPr>
+      <w:r>
+        <w:rPr>
+          <w:rFonts w:ascii="Times New Roman" w:hAnsi="Times New Roman" w:cs="Times New Roman"/>
+          <w:b/>
+          <w:bCs/>
+          <w:sz w:val="24"/>
+          <w:szCs w:val="24"/>
+        </w:rPr>
+        <w:t xml:space="preserve">Halaman Edit </w:t>
+      </w:r>
+      <w:proofErr w:type="spellStart"/>
+      <w:r>
+        <w:rPr>
+          <w:rFonts w:ascii="Times New Roman" w:hAnsi="Times New Roman" w:cs="Times New Roman"/>
+          <w:b/>
+          <w:bCs/>
+          <w:sz w:val="24"/>
+          <w:szCs w:val="24"/>
+        </w:rPr>
+        <w:t>Wisata</w:t>
+      </w:r>
+      <w:proofErr w:type="spellEnd"/>
+    </w:p>
+    <w:p>
+      <w:pPr>
+        <w:rPr>
+          <w:rFonts w:ascii="Times New Roman" w:hAnsi="Times New Roman" w:cs="Times New Roman"/>
+          <w:sz w:val="24"/>
+          <w:szCs w:val="24"/>
+        </w:rPr>
+      </w:pPr>
+      <w:r>
+        <w:rPr>
+          <w:rFonts w:ascii="Times New Roman" w:hAnsi="Times New Roman" w:cs="Times New Roman"/>
+          <w:noProof/>
+          <w:sz w:val="24"/>
+          <w:szCs w:val="24"/>
+        </w:rPr>
+        <w:drawing>
+          <wp:inline distT="0" distB="0" distL="0" distR="0" wp14:anchorId="4B18755C" wp14:editId="7B0B5521">
+            <wp:extent cx="5731510" cy="3031490"/>
+            <wp:effectExtent l="0" t="0" r="2540" b="0"/>
+            <wp:docPr id="769512077" name="Picture 6"/>
+            <wp:cNvGraphicFramePr>
+              <a:graphicFrameLocks xmlns:a="http://schemas.openxmlformats.org/drawingml/2006/main" noChangeAspect="1"/>
+            </wp:cNvGraphicFramePr>
+            <a:graphic xmlns:a="http://schemas.openxmlformats.org/drawingml/2006/main">
+              <a:graphicData uri="http://schemas.openxmlformats.org/drawingml/2006/picture">
+                <pic:pic xmlns:pic="http://schemas.openxmlformats.org/drawingml/2006/picture">
+                  <pic:nvPicPr>
+                    <pic:cNvPr id="769512077" name="Picture 769512077"/>
+                    <pic:cNvPicPr/>
+                  </pic:nvPicPr>
+                  <pic:blipFill>
+                    <a:blip r:embed="rId10">
+                      <a:extLst>
+                        <a:ext uri="{28A0092B-C50C-407E-A947-70E740481C1C}">
+                          <a14:useLocalDpi xmlns:a14="http://schemas.microsoft.com/office/drawing/2010/main" val="0"/>
+                        </a:ext>
+                      </a:extLst>
+                    </a:blip>
+                    <a:stretch>
+                      <a:fillRect/>
+                    </a:stretch>
+                  </pic:blipFill>
+                  <pic:spPr>
+                    <a:xfrm>
+                      <a:off x="0" y="0"/>
+                      <a:ext cx="5731510" cy="3031490"/>
+                    </a:xfrm>
+                    <a:prstGeom prst="rect">
+                      <a:avLst/>
+                    </a:prstGeom>
+                  </pic:spPr>
+                </pic:pic>
+              </a:graphicData>
+            </a:graphic>
+          </wp:inline>
+        </w:drawing>
+      </w:r>
+    </w:p>
+    <w:p>
+      <w:pPr>
+        <w:rPr>
+          <w:rFonts w:ascii="Times New Roman" w:hAnsi="Times New Roman" w:cs="Times New Roman"/>
+          <w:sz w:val="24"/>
+          <w:szCs w:val="24"/>
+        </w:rPr>
+      </w:pPr>
+    </w:p>
+    <w:p>
+      <w:pPr>
+        <w:rPr>
+          <w:rFonts w:ascii="Times New Roman" w:hAnsi="Times New Roman" w:cs="Times New Roman"/>
+          <w:sz w:val="24"/>
+          <w:szCs w:val="24"/>
+        </w:rPr>
+      </w:pPr>
+      <w:r>
+        <w:rPr>
+          <w:rFonts w:ascii="Times New Roman" w:hAnsi="Times New Roman" w:cs="Times New Roman"/>
+          <w:sz w:val="24"/>
+          <w:szCs w:val="24"/>
+        </w:rPr>
+        <w:t xml:space="preserve">Gambar di </w:t>
+      </w:r>
+      <w:proofErr w:type="spellStart"/>
+      <w:r>
+        <w:rPr>
+          <w:rFonts w:ascii="Times New Roman" w:hAnsi="Times New Roman" w:cs="Times New Roman"/>
+          <w:sz w:val="24"/>
+          <w:szCs w:val="24"/>
+        </w:rPr>
+        <w:t>atas</w:t>
+      </w:r>
+      <w:proofErr w:type="spellEnd"/>
+      <w:r>
+        <w:rPr>
+          <w:rFonts w:ascii="Times New Roman" w:hAnsi="Times New Roman" w:cs="Times New Roman"/>
+          <w:sz w:val="24"/>
+          <w:szCs w:val="24"/>
+        </w:rPr>
+        <w:t xml:space="preserve"> </w:t>
+      </w:r>
+      <w:proofErr w:type="spellStart"/>
+      <w:r>
+        <w:rPr>
+          <w:rFonts w:ascii="Times New Roman" w:hAnsi="Times New Roman" w:cs="Times New Roman"/>
+          <w:sz w:val="24"/>
+          <w:szCs w:val="24"/>
+        </w:rPr>
+        <w:t>merupakan</w:t>
+      </w:r>
+      <w:proofErr w:type="spellEnd"/>
+      <w:r>
+        <w:rPr>
+          <w:rFonts w:ascii="Times New Roman" w:hAnsi="Times New Roman" w:cs="Times New Roman"/>
+          <w:sz w:val="24"/>
+          <w:szCs w:val="24"/>
+        </w:rPr>
+        <w:t xml:space="preserve"> </w:t>
+      </w:r>
+      <w:proofErr w:type="spellStart"/>
+      <w:r>
+        <w:rPr>
+          <w:rFonts w:ascii="Times New Roman" w:hAnsi="Times New Roman" w:cs="Times New Roman"/>
+          <w:sz w:val="24"/>
+          <w:szCs w:val="24"/>
+        </w:rPr>
+        <w:t>tampilan</w:t>
+      </w:r>
+      <w:proofErr w:type="spellEnd"/>
+      <w:r>
+        <w:rPr>
+          <w:rFonts w:ascii="Times New Roman" w:hAnsi="Times New Roman" w:cs="Times New Roman"/>
+          <w:sz w:val="24"/>
+          <w:szCs w:val="24"/>
+        </w:rPr>
+        <w:t xml:space="preserve"> </w:t>
+      </w:r>
+      <w:proofErr w:type="spellStart"/>
+      <w:r>
+        <w:rPr>
+          <w:rFonts w:ascii="Times New Roman" w:hAnsi="Times New Roman" w:cs="Times New Roman"/>
+          <w:sz w:val="24"/>
+          <w:szCs w:val="24"/>
+        </w:rPr>
+        <w:t>halaman</w:t>
+      </w:r>
+      <w:proofErr w:type="spellEnd"/>
+      <w:r>
+        <w:rPr>
+          <w:rFonts w:ascii="Times New Roman" w:hAnsi="Times New Roman" w:cs="Times New Roman"/>
+          <w:sz w:val="24"/>
+          <w:szCs w:val="24"/>
+        </w:rPr>
+        <w:t xml:space="preserve"> </w:t>
+      </w:r>
+      <w:r>
+        <w:rPr>
+          <w:rFonts w:ascii="Times New Roman" w:hAnsi="Times New Roman" w:cs="Times New Roman"/>
+          <w:b/>
+          <w:bCs/>
+          <w:sz w:val="24"/>
+          <w:szCs w:val="24"/>
+        </w:rPr>
+        <w:t xml:space="preserve">Edit </w:t>
+      </w:r>
+      <w:proofErr w:type="spellStart"/>
+      <w:r>
+        <w:rPr>
+          <w:rFonts w:ascii="Times New Roman" w:hAnsi="Times New Roman" w:cs="Times New Roman"/>
+          <w:b/>
+          <w:bCs/>
+          <w:sz w:val="24"/>
+          <w:szCs w:val="24"/>
+        </w:rPr>
+        <w:t>Wisata</w:t>
+      </w:r>
+      <w:proofErr w:type="spellEnd"/>
+      <w:r>
+        <w:rPr>
+          <w:rFonts w:ascii="Times New Roman" w:hAnsi="Times New Roman" w:cs="Times New Roman"/>
+          <w:sz w:val="24"/>
+          <w:szCs w:val="24"/>
+        </w:rPr>
+        <w:t xml:space="preserve"> pada website </w:t>
+      </w:r>
+      <w:proofErr w:type="spellStart"/>
+      <w:r>
+        <w:rPr>
+          <w:rFonts w:ascii="Times New Roman" w:hAnsi="Times New Roman" w:cs="Times New Roman"/>
+          <w:sz w:val="24"/>
+          <w:szCs w:val="24"/>
+        </w:rPr>
+        <w:t>pariwisata</w:t>
+      </w:r>
+      <w:proofErr w:type="spellEnd"/>
+      <w:r>
+        <w:rPr>
+          <w:rFonts w:ascii="Times New Roman" w:hAnsi="Times New Roman" w:cs="Times New Roman"/>
+          <w:sz w:val="24"/>
+          <w:szCs w:val="24"/>
+        </w:rPr>
+        <w:t xml:space="preserve"> </w:t>
+      </w:r>
+      <w:proofErr w:type="spellStart"/>
+      <w:r>
+        <w:rPr>
+          <w:rFonts w:ascii="Times New Roman" w:hAnsi="Times New Roman" w:cs="Times New Roman"/>
+          <w:b/>
+          <w:bCs/>
+          <w:sz w:val="24"/>
+          <w:szCs w:val="24"/>
+        </w:rPr>
+        <w:t>CPMApp</w:t>
+      </w:r>
+      <w:proofErr w:type="spellEnd"/>
+      <w:r>
+        <w:rPr>
+          <w:rFonts w:ascii="Times New Roman" w:hAnsi="Times New Roman" w:cs="Times New Roman"/>
+          <w:sz w:val="24"/>
+          <w:szCs w:val="24"/>
+        </w:rPr>
+        <w:t xml:space="preserve"> yang </w:t>
+      </w:r>
+      <w:proofErr w:type="spellStart"/>
+      <w:r>
+        <w:rPr>
+          <w:rFonts w:ascii="Times New Roman" w:hAnsi="Times New Roman" w:cs="Times New Roman"/>
+          <w:sz w:val="24"/>
+          <w:szCs w:val="24"/>
+        </w:rPr>
+        <w:t>digunakan</w:t>
+      </w:r>
+      <w:proofErr w:type="spellEnd"/>
+      <w:r>
+        <w:rPr>
+          <w:rFonts w:ascii="Times New Roman" w:hAnsi="Times New Roman" w:cs="Times New Roman"/>
+          <w:sz w:val="24"/>
+          <w:szCs w:val="24"/>
+        </w:rPr>
+        <w:t xml:space="preserve"> oleh admin </w:t>
+      </w:r>
+      <w:proofErr w:type="spellStart"/>
+      <w:r>
+        <w:rPr>
+          <w:rFonts w:ascii="Times New Roman" w:hAnsi="Times New Roman" w:cs="Times New Roman"/>
+          <w:sz w:val="24"/>
+          <w:szCs w:val="24"/>
+        </w:rPr>
+        <w:t>untuk</w:t>
+      </w:r>
+      <w:proofErr w:type="spellEnd"/>
+      <w:r>
+        <w:rPr>
+          <w:rFonts w:ascii="Times New Roman" w:hAnsi="Times New Roman" w:cs="Times New Roman"/>
+          <w:sz w:val="24"/>
+          <w:szCs w:val="24"/>
+        </w:rPr>
+        <w:t xml:space="preserve"> </w:t>
+      </w:r>
+      <w:proofErr w:type="spellStart"/>
+      <w:r>
+        <w:rPr>
+          <w:rFonts w:ascii="Times New Roman" w:hAnsi="Times New Roman" w:cs="Times New Roman"/>
+          <w:sz w:val="24"/>
+          <w:szCs w:val="24"/>
+        </w:rPr>
+        <w:t>memperbarui</w:t>
+      </w:r>
+      <w:proofErr w:type="spellEnd"/>
+      <w:r>
+        <w:rPr>
+          <w:rFonts w:ascii="Times New Roman" w:hAnsi="Times New Roman" w:cs="Times New Roman"/>
+          <w:sz w:val="24"/>
+          <w:szCs w:val="24"/>
+        </w:rPr>
+        <w:t xml:space="preserve"> data </w:t>
+      </w:r>
+      <w:proofErr w:type="spellStart"/>
+      <w:r>
+        <w:rPr>
+          <w:rFonts w:ascii="Times New Roman" w:hAnsi="Times New Roman" w:cs="Times New Roman"/>
+          <w:sz w:val="24"/>
+          <w:szCs w:val="24"/>
+        </w:rPr>
+        <w:t>destinasi</w:t>
+      </w:r>
+      <w:proofErr w:type="spellEnd"/>
+      <w:r>
+        <w:rPr>
+          <w:rFonts w:ascii="Times New Roman" w:hAnsi="Times New Roman" w:cs="Times New Roman"/>
+          <w:sz w:val="24"/>
+          <w:szCs w:val="24"/>
+        </w:rPr>
+        <w:t xml:space="preserve"> </w:t>
+      </w:r>
+      <w:proofErr w:type="spellStart"/>
+      <w:r>
+        <w:rPr>
+          <w:rFonts w:ascii="Times New Roman" w:hAnsi="Times New Roman" w:cs="Times New Roman"/>
+          <w:sz w:val="24"/>
+          <w:szCs w:val="24"/>
+        </w:rPr>
+        <w:t>wisata</w:t>
+      </w:r>
+      <w:proofErr w:type="spellEnd"/>
+      <w:r>
+        <w:rPr>
+          <w:rFonts w:ascii="Times New Roman" w:hAnsi="Times New Roman" w:cs="Times New Roman"/>
+          <w:sz w:val="24"/>
+          <w:szCs w:val="24"/>
+        </w:rPr>
+        <w:t xml:space="preserve"> yang </w:t>
+      </w:r>
+      <w:proofErr w:type="spellStart"/>
+      <w:r>
+        <w:rPr>
+          <w:rFonts w:ascii="Times New Roman" w:hAnsi="Times New Roman" w:cs="Times New Roman"/>
+          <w:sz w:val="24"/>
+          <w:szCs w:val="24"/>
+        </w:rPr>
+        <w:t>sudah</w:t>
+      </w:r>
+      <w:proofErr w:type="spellEnd"/>
+      <w:r>
+        <w:rPr>
+          <w:rFonts w:ascii="Times New Roman" w:hAnsi="Times New Roman" w:cs="Times New Roman"/>
+          <w:sz w:val="24"/>
+          <w:szCs w:val="24"/>
+        </w:rPr>
+        <w:t xml:space="preserve"> </w:t>
+      </w:r>
+      <w:proofErr w:type="spellStart"/>
+      <w:r>
+        <w:rPr>
+          <w:rFonts w:ascii="Times New Roman" w:hAnsi="Times New Roman" w:cs="Times New Roman"/>
+          <w:sz w:val="24"/>
+          <w:szCs w:val="24"/>
+        </w:rPr>
+        <w:t>tersimpan</w:t>
+      </w:r>
+      <w:proofErr w:type="spellEnd"/>
+      <w:r>
+        <w:rPr>
+          <w:rFonts w:ascii="Times New Roman" w:hAnsi="Times New Roman" w:cs="Times New Roman"/>
+          <w:sz w:val="24"/>
+          <w:szCs w:val="24"/>
+        </w:rPr>
+        <w:t xml:space="preserve"> di database. Halaman </w:t>
+      </w:r>
+      <w:proofErr w:type="spellStart"/>
+      <w:r>
+        <w:rPr>
+          <w:rFonts w:ascii="Times New Roman" w:hAnsi="Times New Roman" w:cs="Times New Roman"/>
+          <w:sz w:val="24"/>
+          <w:szCs w:val="24"/>
+        </w:rPr>
+        <w:t>ini</w:t>
+      </w:r>
+      <w:proofErr w:type="spellEnd"/>
+      <w:r>
+        <w:rPr>
+          <w:rFonts w:ascii="Times New Roman" w:hAnsi="Times New Roman" w:cs="Times New Roman"/>
+          <w:sz w:val="24"/>
+          <w:szCs w:val="24"/>
+        </w:rPr>
+        <w:t xml:space="preserve"> </w:t>
+      </w:r>
+      <w:proofErr w:type="spellStart"/>
+      <w:r>
+        <w:rPr>
+          <w:rFonts w:ascii="Times New Roman" w:hAnsi="Times New Roman" w:cs="Times New Roman"/>
+          <w:sz w:val="24"/>
+          <w:szCs w:val="24"/>
+        </w:rPr>
+        <w:t>menjadi</w:t>
+      </w:r>
+      <w:proofErr w:type="spellEnd"/>
+      <w:r>
+        <w:rPr>
+          <w:rFonts w:ascii="Times New Roman" w:hAnsi="Times New Roman" w:cs="Times New Roman"/>
+          <w:sz w:val="24"/>
+          <w:szCs w:val="24"/>
+        </w:rPr>
+        <w:t xml:space="preserve"> </w:t>
+      </w:r>
+      <w:proofErr w:type="spellStart"/>
+      <w:r>
+        <w:rPr>
+          <w:rFonts w:ascii="Times New Roman" w:hAnsi="Times New Roman" w:cs="Times New Roman"/>
+          <w:sz w:val="24"/>
+          <w:szCs w:val="24"/>
+        </w:rPr>
+        <w:t>bagian</w:t>
+      </w:r>
+      <w:proofErr w:type="spellEnd"/>
+      <w:r>
+        <w:rPr>
+          <w:rFonts w:ascii="Times New Roman" w:hAnsi="Times New Roman" w:cs="Times New Roman"/>
+          <w:sz w:val="24"/>
+          <w:szCs w:val="24"/>
+        </w:rPr>
+        <w:t xml:space="preserve"> </w:t>
+      </w:r>
+      <w:proofErr w:type="spellStart"/>
+      <w:r>
+        <w:rPr>
+          <w:rFonts w:ascii="Times New Roman" w:hAnsi="Times New Roman" w:cs="Times New Roman"/>
+          <w:sz w:val="24"/>
+          <w:szCs w:val="24"/>
+        </w:rPr>
+        <w:t>penting</w:t>
+      </w:r>
+      <w:proofErr w:type="spellEnd"/>
+      <w:r>
+        <w:rPr>
+          <w:rFonts w:ascii="Times New Roman" w:hAnsi="Times New Roman" w:cs="Times New Roman"/>
+          <w:sz w:val="24"/>
+          <w:szCs w:val="24"/>
+        </w:rPr>
+        <w:t xml:space="preserve"> </w:t>
+      </w:r>
+      <w:proofErr w:type="spellStart"/>
+      <w:r>
+        <w:rPr>
+          <w:rFonts w:ascii="Times New Roman" w:hAnsi="Times New Roman" w:cs="Times New Roman"/>
+          <w:sz w:val="24"/>
+          <w:szCs w:val="24"/>
+        </w:rPr>
+        <w:t>dalam</w:t>
+      </w:r>
+      <w:proofErr w:type="spellEnd"/>
+      <w:r>
+        <w:rPr>
+          <w:rFonts w:ascii="Times New Roman" w:hAnsi="Times New Roman" w:cs="Times New Roman"/>
+          <w:sz w:val="24"/>
+          <w:szCs w:val="24"/>
+        </w:rPr>
+        <w:t xml:space="preserve"> </w:t>
+      </w:r>
+      <w:proofErr w:type="spellStart"/>
+      <w:r>
+        <w:rPr>
+          <w:rFonts w:ascii="Times New Roman" w:hAnsi="Times New Roman" w:cs="Times New Roman"/>
+          <w:sz w:val="24"/>
+          <w:szCs w:val="24"/>
+        </w:rPr>
+        <w:t>sistem</w:t>
+      </w:r>
+      <w:proofErr w:type="spellEnd"/>
+      <w:r>
+        <w:rPr>
+          <w:rFonts w:ascii="Times New Roman" w:hAnsi="Times New Roman" w:cs="Times New Roman"/>
+          <w:sz w:val="24"/>
+          <w:szCs w:val="24"/>
+        </w:rPr>
+        <w:t xml:space="preserve"> admin </w:t>
+      </w:r>
+      <w:proofErr w:type="spellStart"/>
+      <w:r>
+        <w:rPr>
+          <w:rFonts w:ascii="Times New Roman" w:hAnsi="Times New Roman" w:cs="Times New Roman"/>
+          <w:sz w:val="24"/>
+          <w:szCs w:val="24"/>
+        </w:rPr>
+        <w:t>karena</w:t>
+      </w:r>
+      <w:proofErr w:type="spellEnd"/>
+      <w:r>
+        <w:rPr>
+          <w:rFonts w:ascii="Times New Roman" w:hAnsi="Times New Roman" w:cs="Times New Roman"/>
+          <w:sz w:val="24"/>
+          <w:szCs w:val="24"/>
+        </w:rPr>
+        <w:t xml:space="preserve"> </w:t>
+      </w:r>
+      <w:proofErr w:type="spellStart"/>
+      <w:r>
+        <w:rPr>
+          <w:rFonts w:ascii="Times New Roman" w:hAnsi="Times New Roman" w:cs="Times New Roman"/>
+          <w:sz w:val="24"/>
+          <w:szCs w:val="24"/>
+        </w:rPr>
+        <w:t>memungkinkan</w:t>
+      </w:r>
+      <w:proofErr w:type="spellEnd"/>
+      <w:r>
+        <w:rPr>
+          <w:rFonts w:ascii="Times New Roman" w:hAnsi="Times New Roman" w:cs="Times New Roman"/>
+          <w:sz w:val="24"/>
+          <w:szCs w:val="24"/>
+        </w:rPr>
+        <w:t xml:space="preserve"> </w:t>
+      </w:r>
+      <w:proofErr w:type="spellStart"/>
+      <w:r>
+        <w:rPr>
+          <w:rFonts w:ascii="Times New Roman" w:hAnsi="Times New Roman" w:cs="Times New Roman"/>
+          <w:sz w:val="24"/>
+          <w:szCs w:val="24"/>
+        </w:rPr>
+        <w:t>pengelolaan</w:t>
+      </w:r>
+      <w:proofErr w:type="spellEnd"/>
+      <w:r>
+        <w:rPr>
+          <w:rFonts w:ascii="Times New Roman" w:hAnsi="Times New Roman" w:cs="Times New Roman"/>
+          <w:sz w:val="24"/>
+          <w:szCs w:val="24"/>
+        </w:rPr>
+        <w:t xml:space="preserve"> </w:t>
+      </w:r>
+      <w:proofErr w:type="spellStart"/>
+      <w:r>
+        <w:rPr>
+          <w:rFonts w:ascii="Times New Roman" w:hAnsi="Times New Roman" w:cs="Times New Roman"/>
+          <w:sz w:val="24"/>
+          <w:szCs w:val="24"/>
+        </w:rPr>
+        <w:t>informasi</w:t>
+      </w:r>
+      <w:proofErr w:type="spellEnd"/>
+      <w:r>
+        <w:rPr>
+          <w:rFonts w:ascii="Times New Roman" w:hAnsi="Times New Roman" w:cs="Times New Roman"/>
+          <w:sz w:val="24"/>
+          <w:szCs w:val="24"/>
+        </w:rPr>
+        <w:t xml:space="preserve"> </w:t>
+      </w:r>
+      <w:proofErr w:type="spellStart"/>
+      <w:r>
+        <w:rPr>
+          <w:rFonts w:ascii="Times New Roman" w:hAnsi="Times New Roman" w:cs="Times New Roman"/>
+          <w:sz w:val="24"/>
+          <w:szCs w:val="24"/>
+        </w:rPr>
+        <w:t>wisata</w:t>
+      </w:r>
+      <w:proofErr w:type="spellEnd"/>
+      <w:r>
+        <w:rPr>
+          <w:rFonts w:ascii="Times New Roman" w:hAnsi="Times New Roman" w:cs="Times New Roman"/>
+          <w:sz w:val="24"/>
+          <w:szCs w:val="24"/>
+        </w:rPr>
+        <w:t xml:space="preserve"> </w:t>
+      </w:r>
+      <w:proofErr w:type="spellStart"/>
+      <w:r>
+        <w:rPr>
+          <w:rFonts w:ascii="Times New Roman" w:hAnsi="Times New Roman" w:cs="Times New Roman"/>
+          <w:sz w:val="24"/>
+          <w:szCs w:val="24"/>
+        </w:rPr>
+        <w:t>dilakukan</w:t>
+      </w:r>
+      <w:proofErr w:type="spellEnd"/>
+      <w:r>
+        <w:rPr>
+          <w:rFonts w:ascii="Times New Roman" w:hAnsi="Times New Roman" w:cs="Times New Roman"/>
+          <w:sz w:val="24"/>
+          <w:szCs w:val="24"/>
+        </w:rPr>
+        <w:t xml:space="preserve"> </w:t>
+      </w:r>
+      <w:proofErr w:type="spellStart"/>
+      <w:r>
+        <w:rPr>
+          <w:rFonts w:ascii="Times New Roman" w:hAnsi="Times New Roman" w:cs="Times New Roman"/>
+          <w:sz w:val="24"/>
+          <w:szCs w:val="24"/>
+        </w:rPr>
+        <w:t>secara</w:t>
+      </w:r>
+      <w:proofErr w:type="spellEnd"/>
+      <w:r>
+        <w:rPr>
+          <w:rFonts w:ascii="Times New Roman" w:hAnsi="Times New Roman" w:cs="Times New Roman"/>
+          <w:sz w:val="24"/>
+          <w:szCs w:val="24"/>
+        </w:rPr>
+        <w:t xml:space="preserve"> </w:t>
+      </w:r>
+      <w:proofErr w:type="spellStart"/>
+      <w:r>
+        <w:rPr>
+          <w:rFonts w:ascii="Times New Roman" w:hAnsi="Times New Roman" w:cs="Times New Roman"/>
+          <w:sz w:val="24"/>
+          <w:szCs w:val="24"/>
+        </w:rPr>
+        <w:t>langsung</w:t>
+      </w:r>
+      <w:proofErr w:type="spellEnd"/>
+      <w:r>
+        <w:rPr>
+          <w:rFonts w:ascii="Times New Roman" w:hAnsi="Times New Roman" w:cs="Times New Roman"/>
+          <w:sz w:val="24"/>
+          <w:szCs w:val="24"/>
+        </w:rPr>
+        <w:t xml:space="preserve"> dan </w:t>
+      </w:r>
+      <w:proofErr w:type="spellStart"/>
+      <w:r>
+        <w:rPr>
+          <w:rFonts w:ascii="Times New Roman" w:hAnsi="Times New Roman" w:cs="Times New Roman"/>
+          <w:sz w:val="24"/>
+          <w:szCs w:val="24"/>
+        </w:rPr>
+        <w:t>terstruktur</w:t>
+      </w:r>
+      <w:proofErr w:type="spellEnd"/>
+      <w:r>
+        <w:rPr>
+          <w:rFonts w:ascii="Times New Roman" w:hAnsi="Times New Roman" w:cs="Times New Roman"/>
+          <w:sz w:val="24"/>
+          <w:szCs w:val="24"/>
+        </w:rPr>
+        <w:t>.</w:t>
+      </w:r>
+    </w:p>
+    <w:p>
+      <w:pPr>
+        <w:rPr>
+          <w:rFonts w:ascii="Times New Roman" w:hAnsi="Times New Roman" w:cs="Times New Roman"/>
+          <w:sz w:val="24"/>
+          <w:szCs w:val="24"/>
+        </w:rPr>
+      </w:pPr>
+      <w:r>
+        <w:rPr>
+          <w:rFonts w:ascii="Times New Roman" w:hAnsi="Times New Roman" w:cs="Times New Roman"/>
+          <w:sz w:val="24"/>
+          <w:szCs w:val="24"/>
+        </w:rPr>
+        <w:t xml:space="preserve">Pada </w:t>
+      </w:r>
+      <w:proofErr w:type="spellStart"/>
+      <w:r>
+        <w:rPr>
+          <w:rFonts w:ascii="Times New Roman" w:hAnsi="Times New Roman" w:cs="Times New Roman"/>
+          <w:sz w:val="24"/>
+          <w:szCs w:val="24"/>
+        </w:rPr>
+        <w:t>halaman</w:t>
+      </w:r>
+      <w:proofErr w:type="spellEnd"/>
+      <w:r>
+        <w:rPr>
+          <w:rFonts w:ascii="Times New Roman" w:hAnsi="Times New Roman" w:cs="Times New Roman"/>
+          <w:sz w:val="24"/>
+          <w:szCs w:val="24"/>
+        </w:rPr>
+        <w:t xml:space="preserve"> </w:t>
+      </w:r>
+      <w:proofErr w:type="spellStart"/>
+      <w:r>
+        <w:rPr>
+          <w:rFonts w:ascii="Times New Roman" w:hAnsi="Times New Roman" w:cs="Times New Roman"/>
+          <w:sz w:val="24"/>
+          <w:szCs w:val="24"/>
+        </w:rPr>
+        <w:t>tersebut</w:t>
+      </w:r>
+      <w:proofErr w:type="spellEnd"/>
+      <w:r>
+        <w:rPr>
+          <w:rFonts w:ascii="Times New Roman" w:hAnsi="Times New Roman" w:cs="Times New Roman"/>
+          <w:sz w:val="24"/>
+          <w:szCs w:val="24"/>
+        </w:rPr>
+        <w:t xml:space="preserve">, admin </w:t>
+      </w:r>
+      <w:proofErr w:type="spellStart"/>
+      <w:r>
+        <w:rPr>
+          <w:rFonts w:ascii="Times New Roman" w:hAnsi="Times New Roman" w:cs="Times New Roman"/>
+          <w:sz w:val="24"/>
+          <w:szCs w:val="24"/>
+        </w:rPr>
+        <w:t>dapat</w:t>
+      </w:r>
+      <w:proofErr w:type="spellEnd"/>
+      <w:r>
+        <w:rPr>
+          <w:rFonts w:ascii="Times New Roman" w:hAnsi="Times New Roman" w:cs="Times New Roman"/>
+          <w:sz w:val="24"/>
+          <w:szCs w:val="24"/>
+        </w:rPr>
+        <w:t xml:space="preserve"> </w:t>
+      </w:r>
+      <w:proofErr w:type="spellStart"/>
+      <w:r>
+        <w:rPr>
+          <w:rFonts w:ascii="Times New Roman" w:hAnsi="Times New Roman" w:cs="Times New Roman"/>
+          <w:sz w:val="24"/>
+          <w:szCs w:val="24"/>
+        </w:rPr>
+        <w:t>mengubah</w:t>
+      </w:r>
+      <w:proofErr w:type="spellEnd"/>
+      <w:r>
+        <w:rPr>
+          <w:rFonts w:ascii="Times New Roman" w:hAnsi="Times New Roman" w:cs="Times New Roman"/>
+          <w:sz w:val="24"/>
+          <w:szCs w:val="24"/>
+        </w:rPr>
+        <w:t xml:space="preserve"> </w:t>
+      </w:r>
+      <w:proofErr w:type="spellStart"/>
+      <w:r>
+        <w:rPr>
+          <w:rFonts w:ascii="Times New Roman" w:hAnsi="Times New Roman" w:cs="Times New Roman"/>
+          <w:sz w:val="24"/>
+          <w:szCs w:val="24"/>
+        </w:rPr>
+        <w:t>berbagai</w:t>
+      </w:r>
+      <w:proofErr w:type="spellEnd"/>
+      <w:r>
+        <w:rPr>
+          <w:rFonts w:ascii="Times New Roman" w:hAnsi="Times New Roman" w:cs="Times New Roman"/>
+          <w:sz w:val="24"/>
+          <w:szCs w:val="24"/>
+        </w:rPr>
+        <w:t xml:space="preserve"> </w:t>
+      </w:r>
+      <w:proofErr w:type="spellStart"/>
+      <w:r>
+        <w:rPr>
+          <w:rFonts w:ascii="Times New Roman" w:hAnsi="Times New Roman" w:cs="Times New Roman"/>
+          <w:sz w:val="24"/>
+          <w:szCs w:val="24"/>
+        </w:rPr>
+        <w:t>informasi</w:t>
+      </w:r>
+      <w:proofErr w:type="spellEnd"/>
+      <w:r>
+        <w:rPr>
+          <w:rFonts w:ascii="Times New Roman" w:hAnsi="Times New Roman" w:cs="Times New Roman"/>
+          <w:sz w:val="24"/>
+          <w:szCs w:val="24"/>
+        </w:rPr>
+        <w:t xml:space="preserve"> </w:t>
+      </w:r>
+      <w:proofErr w:type="spellStart"/>
+      <w:r>
+        <w:rPr>
+          <w:rFonts w:ascii="Times New Roman" w:hAnsi="Times New Roman" w:cs="Times New Roman"/>
+          <w:sz w:val="24"/>
+          <w:szCs w:val="24"/>
+        </w:rPr>
+        <w:t>wisata</w:t>
+      </w:r>
+      <w:proofErr w:type="spellEnd"/>
+      <w:r>
+        <w:rPr>
+          <w:rFonts w:ascii="Times New Roman" w:hAnsi="Times New Roman" w:cs="Times New Roman"/>
+          <w:sz w:val="24"/>
+          <w:szCs w:val="24"/>
+        </w:rPr>
+        <w:t xml:space="preserve">, </w:t>
+      </w:r>
+      <w:proofErr w:type="spellStart"/>
+      <w:r>
+        <w:rPr>
+          <w:rFonts w:ascii="Times New Roman" w:hAnsi="Times New Roman" w:cs="Times New Roman"/>
+          <w:sz w:val="24"/>
+          <w:szCs w:val="24"/>
+        </w:rPr>
+        <w:t>seperti</w:t>
+      </w:r>
+      <w:proofErr w:type="spellEnd"/>
+      <w:r>
+        <w:rPr>
+          <w:rFonts w:ascii="Times New Roman" w:hAnsi="Times New Roman" w:cs="Times New Roman"/>
+          <w:sz w:val="24"/>
+          <w:szCs w:val="24"/>
+        </w:rPr>
+        <w:t>:</w:t>
+      </w:r>
+    </w:p>
+    <w:p>
+      <w:pPr>
+        <w:numPr>
+          <w:ilvl w:val="0"/>
+          <w:numId w:val="10"/>
+        </w:numPr>
+        <w:rPr>
+          <w:rFonts w:ascii="Times New Roman" w:hAnsi="Times New Roman" w:cs="Times New Roman"/>
+          <w:sz w:val="24"/>
+          <w:szCs w:val="24"/>
+        </w:rPr>
+      </w:pPr>
+      <w:r>
+        <w:rPr>
+          <w:rFonts w:ascii="Times New Roman" w:hAnsi="Times New Roman" w:cs="Times New Roman"/>
+          <w:sz w:val="24"/>
+          <w:szCs w:val="24"/>
+        </w:rPr>
+        <w:t xml:space="preserve">Nama </w:t>
+      </w:r>
+      <w:proofErr w:type="spellStart"/>
+      <w:r>
+        <w:rPr>
+          <w:rFonts w:ascii="Times New Roman" w:hAnsi="Times New Roman" w:cs="Times New Roman"/>
+          <w:sz w:val="24"/>
+          <w:szCs w:val="24"/>
+        </w:rPr>
+        <w:t>wisata</w:t>
+      </w:r>
+      <w:proofErr w:type="spellEnd"/>
+    </w:p>
+    <w:p>
+      <w:pPr>
+        <w:numPr>
+          <w:ilvl w:val="0"/>
+          <w:numId w:val="10"/>
+        </w:numPr>
+        <w:rPr>
+          <w:rFonts w:ascii="Times New Roman" w:hAnsi="Times New Roman" w:cs="Times New Roman"/>
+          <w:sz w:val="24"/>
+          <w:szCs w:val="24"/>
+        </w:rPr>
+      </w:pPr>
+      <w:r>
+        <w:rPr>
+          <w:rFonts w:ascii="Times New Roman" w:hAnsi="Times New Roman" w:cs="Times New Roman"/>
+          <w:sz w:val="24"/>
+          <w:szCs w:val="24"/>
+        </w:rPr>
+        <w:t xml:space="preserve">Lokasi </w:t>
+      </w:r>
+      <w:proofErr w:type="spellStart"/>
+      <w:r>
+        <w:rPr>
+          <w:rFonts w:ascii="Times New Roman" w:hAnsi="Times New Roman" w:cs="Times New Roman"/>
+          <w:sz w:val="24"/>
+          <w:szCs w:val="24"/>
+        </w:rPr>
+        <w:t>wisata</w:t>
+      </w:r>
+      <w:proofErr w:type="spellEnd"/>
+    </w:p>
+    <w:p>
+      <w:pPr>
+        <w:numPr>
+          <w:ilvl w:val="0"/>
+          <w:numId w:val="10"/>
+        </w:numPr>
+        <w:rPr>
+          <w:rFonts w:ascii="Times New Roman" w:hAnsi="Times New Roman" w:cs="Times New Roman"/>
+          <w:sz w:val="24"/>
+          <w:szCs w:val="24"/>
+        </w:rPr>
+      </w:pPr>
+      <w:r>
+        <w:rPr>
+          <w:rFonts w:ascii="Times New Roman" w:hAnsi="Times New Roman" w:cs="Times New Roman"/>
+          <w:sz w:val="24"/>
+          <w:szCs w:val="24"/>
+        </w:rPr>
+        <w:t xml:space="preserve">Alamat </w:t>
+      </w:r>
+      <w:proofErr w:type="spellStart"/>
+      <w:r>
+        <w:rPr>
+          <w:rFonts w:ascii="Times New Roman" w:hAnsi="Times New Roman" w:cs="Times New Roman"/>
+          <w:sz w:val="24"/>
+          <w:szCs w:val="24"/>
+        </w:rPr>
+        <w:t>lengkap</w:t>
+      </w:r>
+      <w:proofErr w:type="spellEnd"/>
+    </w:p>
+    <w:p>
+      <w:pPr>
+        <w:numPr>
+          <w:ilvl w:val="0"/>
+          <w:numId w:val="10"/>
+        </w:numPr>
+        <w:rPr>
+          <w:rFonts w:ascii="Times New Roman" w:hAnsi="Times New Roman" w:cs="Times New Roman"/>
+          <w:sz w:val="24"/>
+          <w:szCs w:val="24"/>
+        </w:rPr>
+      </w:pPr>
+      <w:r>
+        <w:rPr>
+          <w:rFonts w:ascii="Times New Roman" w:hAnsi="Times New Roman" w:cs="Times New Roman"/>
+          <w:sz w:val="24"/>
+          <w:szCs w:val="24"/>
+        </w:rPr>
+        <w:lastRenderedPageBreak/>
+        <w:t xml:space="preserve">Jam </w:t>
+      </w:r>
+      <w:proofErr w:type="spellStart"/>
+      <w:r>
+        <w:rPr>
+          <w:rFonts w:ascii="Times New Roman" w:hAnsi="Times New Roman" w:cs="Times New Roman"/>
+          <w:sz w:val="24"/>
+          <w:szCs w:val="24"/>
+        </w:rPr>
+        <w:t>buka</w:t>
+      </w:r>
+      <w:proofErr w:type="spellEnd"/>
+      <w:r>
+        <w:rPr>
+          <w:rFonts w:ascii="Times New Roman" w:hAnsi="Times New Roman" w:cs="Times New Roman"/>
+          <w:sz w:val="24"/>
+          <w:szCs w:val="24"/>
+        </w:rPr>
+        <w:t xml:space="preserve"> </w:t>
+      </w:r>
+      <w:proofErr w:type="spellStart"/>
+      <w:r>
+        <w:rPr>
+          <w:rFonts w:ascii="Times New Roman" w:hAnsi="Times New Roman" w:cs="Times New Roman"/>
+          <w:sz w:val="24"/>
+          <w:szCs w:val="24"/>
+        </w:rPr>
+        <w:t>operasional</w:t>
+      </w:r>
+      <w:proofErr w:type="spellEnd"/>
+    </w:p>
+    <w:p>
+      <w:pPr>
+        <w:numPr>
+          <w:ilvl w:val="0"/>
+          <w:numId w:val="10"/>
+        </w:numPr>
+        <w:rPr>
+          <w:rFonts w:ascii="Times New Roman" w:hAnsi="Times New Roman" w:cs="Times New Roman"/>
+          <w:sz w:val="24"/>
+          <w:szCs w:val="24"/>
+        </w:rPr>
+      </w:pPr>
+      <w:r>
+        <w:rPr>
+          <w:rFonts w:ascii="Times New Roman" w:hAnsi="Times New Roman" w:cs="Times New Roman"/>
+          <w:sz w:val="24"/>
+          <w:szCs w:val="24"/>
+        </w:rPr>
+        <w:t xml:space="preserve">Harga </w:t>
+      </w:r>
+      <w:proofErr w:type="spellStart"/>
+      <w:r>
+        <w:rPr>
+          <w:rFonts w:ascii="Times New Roman" w:hAnsi="Times New Roman" w:cs="Times New Roman"/>
+          <w:sz w:val="24"/>
+          <w:szCs w:val="24"/>
+        </w:rPr>
+        <w:t>tiket</w:t>
+      </w:r>
+      <w:proofErr w:type="spellEnd"/>
+      <w:r>
+        <w:rPr>
+          <w:rFonts w:ascii="Times New Roman" w:hAnsi="Times New Roman" w:cs="Times New Roman"/>
+          <w:sz w:val="24"/>
+          <w:szCs w:val="24"/>
+        </w:rPr>
+        <w:t xml:space="preserve"> </w:t>
+      </w:r>
+      <w:proofErr w:type="spellStart"/>
+      <w:r>
+        <w:rPr>
+          <w:rFonts w:ascii="Times New Roman" w:hAnsi="Times New Roman" w:cs="Times New Roman"/>
+          <w:sz w:val="24"/>
+          <w:szCs w:val="24"/>
+        </w:rPr>
+        <w:t>masuk</w:t>
+      </w:r>
+      <w:proofErr w:type="spellEnd"/>
+    </w:p>
+    <w:p>
+      <w:pPr>
+        <w:numPr>
+          <w:ilvl w:val="0"/>
+          <w:numId w:val="10"/>
+        </w:numPr>
+        <w:rPr>
+          <w:rFonts w:ascii="Times New Roman" w:hAnsi="Times New Roman" w:cs="Times New Roman"/>
+          <w:sz w:val="24"/>
+          <w:szCs w:val="24"/>
+        </w:rPr>
+      </w:pPr>
+      <w:proofErr w:type="spellStart"/>
+      <w:r>
+        <w:rPr>
+          <w:rFonts w:ascii="Times New Roman" w:hAnsi="Times New Roman" w:cs="Times New Roman"/>
+          <w:sz w:val="24"/>
+          <w:szCs w:val="24"/>
+        </w:rPr>
+        <w:t>Deskripsi</w:t>
+      </w:r>
+      <w:proofErr w:type="spellEnd"/>
+      <w:r>
+        <w:rPr>
+          <w:rFonts w:ascii="Times New Roman" w:hAnsi="Times New Roman" w:cs="Times New Roman"/>
+          <w:sz w:val="24"/>
+          <w:szCs w:val="24"/>
+        </w:rPr>
+        <w:t xml:space="preserve"> </w:t>
+      </w:r>
+      <w:proofErr w:type="spellStart"/>
+      <w:r>
+        <w:rPr>
+          <w:rFonts w:ascii="Times New Roman" w:hAnsi="Times New Roman" w:cs="Times New Roman"/>
+          <w:sz w:val="24"/>
+          <w:szCs w:val="24"/>
+        </w:rPr>
+        <w:t>wisata</w:t>
+      </w:r>
+      <w:proofErr w:type="spellEnd"/>
+    </w:p>
+    <w:p>
+      <w:pPr>
+        <w:rPr>
+          <w:rFonts w:ascii="Times New Roman" w:hAnsi="Times New Roman" w:cs="Times New Roman"/>
+          <w:sz w:val="24"/>
+          <w:szCs w:val="24"/>
+        </w:rPr>
+      </w:pPr>
+      <w:proofErr w:type="spellStart"/>
+      <w:r>
+        <w:rPr>
+          <w:rFonts w:ascii="Times New Roman" w:hAnsi="Times New Roman" w:cs="Times New Roman"/>
+          <w:sz w:val="24"/>
+          <w:szCs w:val="24"/>
+        </w:rPr>
+        <w:t>Contoh</w:t>
+      </w:r>
+      <w:proofErr w:type="spellEnd"/>
+      <w:r>
+        <w:rPr>
+          <w:rFonts w:ascii="Times New Roman" w:hAnsi="Times New Roman" w:cs="Times New Roman"/>
+          <w:sz w:val="24"/>
+          <w:szCs w:val="24"/>
+        </w:rPr>
+        <w:t xml:space="preserve"> data yang </w:t>
+      </w:r>
+      <w:proofErr w:type="spellStart"/>
+      <w:r>
+        <w:rPr>
+          <w:rFonts w:ascii="Times New Roman" w:hAnsi="Times New Roman" w:cs="Times New Roman"/>
+          <w:sz w:val="24"/>
+          <w:szCs w:val="24"/>
+        </w:rPr>
+        <w:t>sedang</w:t>
+      </w:r>
+      <w:proofErr w:type="spellEnd"/>
+      <w:r>
+        <w:rPr>
+          <w:rFonts w:ascii="Times New Roman" w:hAnsi="Times New Roman" w:cs="Times New Roman"/>
+          <w:sz w:val="24"/>
+          <w:szCs w:val="24"/>
+        </w:rPr>
+        <w:t xml:space="preserve"> </w:t>
+      </w:r>
+      <w:proofErr w:type="spellStart"/>
+      <w:r>
+        <w:rPr>
+          <w:rFonts w:ascii="Times New Roman" w:hAnsi="Times New Roman" w:cs="Times New Roman"/>
+          <w:sz w:val="24"/>
+          <w:szCs w:val="24"/>
+        </w:rPr>
+        <w:t>diedit</w:t>
+      </w:r>
+      <w:proofErr w:type="spellEnd"/>
+      <w:r>
+        <w:rPr>
+          <w:rFonts w:ascii="Times New Roman" w:hAnsi="Times New Roman" w:cs="Times New Roman"/>
+          <w:sz w:val="24"/>
+          <w:szCs w:val="24"/>
+        </w:rPr>
+        <w:t xml:space="preserve"> pada </w:t>
+      </w:r>
+      <w:proofErr w:type="spellStart"/>
+      <w:r>
+        <w:rPr>
+          <w:rFonts w:ascii="Times New Roman" w:hAnsi="Times New Roman" w:cs="Times New Roman"/>
+          <w:sz w:val="24"/>
+          <w:szCs w:val="24"/>
+        </w:rPr>
+        <w:t>gambar</w:t>
+      </w:r>
+      <w:proofErr w:type="spellEnd"/>
+      <w:r>
+        <w:rPr>
+          <w:rFonts w:ascii="Times New Roman" w:hAnsi="Times New Roman" w:cs="Times New Roman"/>
+          <w:sz w:val="24"/>
+          <w:szCs w:val="24"/>
+        </w:rPr>
+        <w:t xml:space="preserve"> </w:t>
+      </w:r>
+      <w:proofErr w:type="spellStart"/>
+      <w:r>
+        <w:rPr>
+          <w:rFonts w:ascii="Times New Roman" w:hAnsi="Times New Roman" w:cs="Times New Roman"/>
+          <w:sz w:val="24"/>
+          <w:szCs w:val="24"/>
+        </w:rPr>
+        <w:t>adalah</w:t>
+      </w:r>
+      <w:proofErr w:type="spellEnd"/>
+      <w:r>
+        <w:rPr>
+          <w:rFonts w:ascii="Times New Roman" w:hAnsi="Times New Roman" w:cs="Times New Roman"/>
+          <w:sz w:val="24"/>
+          <w:szCs w:val="24"/>
+        </w:rPr>
+        <w:t xml:space="preserve"> </w:t>
+      </w:r>
+      <w:proofErr w:type="spellStart"/>
+      <w:r>
+        <w:rPr>
+          <w:rFonts w:ascii="Times New Roman" w:hAnsi="Times New Roman" w:cs="Times New Roman"/>
+          <w:sz w:val="24"/>
+          <w:szCs w:val="24"/>
+        </w:rPr>
+        <w:t>wisata</w:t>
+      </w:r>
+      <w:proofErr w:type="spellEnd"/>
+      <w:r>
+        <w:rPr>
+          <w:rFonts w:ascii="Times New Roman" w:hAnsi="Times New Roman" w:cs="Times New Roman"/>
+          <w:sz w:val="24"/>
+          <w:szCs w:val="24"/>
+        </w:rPr>
+        <w:t xml:space="preserve"> </w:t>
+      </w:r>
+      <w:proofErr w:type="spellStart"/>
+      <w:r>
+        <w:rPr>
+          <w:rFonts w:ascii="Times New Roman" w:hAnsi="Times New Roman" w:cs="Times New Roman"/>
+          <w:b/>
+          <w:bCs/>
+          <w:sz w:val="24"/>
+          <w:szCs w:val="24"/>
+        </w:rPr>
+        <w:t>Curug</w:t>
+      </w:r>
+      <w:proofErr w:type="spellEnd"/>
+      <w:r>
+        <w:rPr>
+          <w:rFonts w:ascii="Times New Roman" w:hAnsi="Times New Roman" w:cs="Times New Roman"/>
+          <w:b/>
+          <w:bCs/>
+          <w:sz w:val="24"/>
+          <w:szCs w:val="24"/>
+        </w:rPr>
+        <w:t xml:space="preserve"> Putri Malu</w:t>
+      </w:r>
+      <w:r>
+        <w:rPr>
+          <w:rFonts w:ascii="Times New Roman" w:hAnsi="Times New Roman" w:cs="Times New Roman"/>
+          <w:sz w:val="24"/>
+          <w:szCs w:val="24"/>
+        </w:rPr>
+        <w:t xml:space="preserve">, salah </w:t>
+      </w:r>
+      <w:proofErr w:type="spellStart"/>
+      <w:r>
+        <w:rPr>
+          <w:rFonts w:ascii="Times New Roman" w:hAnsi="Times New Roman" w:cs="Times New Roman"/>
+          <w:sz w:val="24"/>
+          <w:szCs w:val="24"/>
+        </w:rPr>
+        <w:t>satu</w:t>
+      </w:r>
+      <w:proofErr w:type="spellEnd"/>
+      <w:r>
+        <w:rPr>
+          <w:rFonts w:ascii="Times New Roman" w:hAnsi="Times New Roman" w:cs="Times New Roman"/>
+          <w:sz w:val="24"/>
+          <w:szCs w:val="24"/>
+        </w:rPr>
+        <w:t xml:space="preserve"> </w:t>
+      </w:r>
+      <w:proofErr w:type="spellStart"/>
+      <w:r>
+        <w:rPr>
+          <w:rFonts w:ascii="Times New Roman" w:hAnsi="Times New Roman" w:cs="Times New Roman"/>
+          <w:sz w:val="24"/>
+          <w:szCs w:val="24"/>
+        </w:rPr>
+        <w:t>destinasi</w:t>
+      </w:r>
+      <w:proofErr w:type="spellEnd"/>
+      <w:r>
+        <w:rPr>
+          <w:rFonts w:ascii="Times New Roman" w:hAnsi="Times New Roman" w:cs="Times New Roman"/>
+          <w:sz w:val="24"/>
+          <w:szCs w:val="24"/>
+        </w:rPr>
+        <w:t xml:space="preserve"> </w:t>
+      </w:r>
+      <w:proofErr w:type="spellStart"/>
+      <w:r>
+        <w:rPr>
+          <w:rFonts w:ascii="Times New Roman" w:hAnsi="Times New Roman" w:cs="Times New Roman"/>
+          <w:sz w:val="24"/>
+          <w:szCs w:val="24"/>
+        </w:rPr>
+        <w:t>wisata</w:t>
+      </w:r>
+      <w:proofErr w:type="spellEnd"/>
+      <w:r>
+        <w:rPr>
+          <w:rFonts w:ascii="Times New Roman" w:hAnsi="Times New Roman" w:cs="Times New Roman"/>
+          <w:sz w:val="24"/>
+          <w:szCs w:val="24"/>
+        </w:rPr>
+        <w:t xml:space="preserve"> air </w:t>
+      </w:r>
+      <w:proofErr w:type="spellStart"/>
+      <w:r>
+        <w:rPr>
+          <w:rFonts w:ascii="Times New Roman" w:hAnsi="Times New Roman" w:cs="Times New Roman"/>
+          <w:sz w:val="24"/>
+          <w:szCs w:val="24"/>
+        </w:rPr>
+        <w:t>terjun</w:t>
+      </w:r>
+      <w:proofErr w:type="spellEnd"/>
+      <w:r>
+        <w:rPr>
+          <w:rFonts w:ascii="Times New Roman" w:hAnsi="Times New Roman" w:cs="Times New Roman"/>
+          <w:sz w:val="24"/>
+          <w:szCs w:val="24"/>
+        </w:rPr>
+        <w:t xml:space="preserve"> di </w:t>
+      </w:r>
+      <w:proofErr w:type="spellStart"/>
+      <w:r>
+        <w:rPr>
+          <w:rFonts w:ascii="Times New Roman" w:hAnsi="Times New Roman" w:cs="Times New Roman"/>
+          <w:sz w:val="24"/>
+          <w:szCs w:val="24"/>
+        </w:rPr>
+        <w:t>Kabupaten</w:t>
+      </w:r>
+      <w:proofErr w:type="spellEnd"/>
+      <w:r>
+        <w:rPr>
+          <w:rFonts w:ascii="Times New Roman" w:hAnsi="Times New Roman" w:cs="Times New Roman"/>
+          <w:sz w:val="24"/>
+          <w:szCs w:val="24"/>
+        </w:rPr>
+        <w:t xml:space="preserve"> Way Kanan, Lampung. </w:t>
+      </w:r>
+      <w:proofErr w:type="spellStart"/>
+      <w:r>
+        <w:rPr>
+          <w:rFonts w:ascii="Times New Roman" w:hAnsi="Times New Roman" w:cs="Times New Roman"/>
+          <w:sz w:val="24"/>
+          <w:szCs w:val="24"/>
+        </w:rPr>
+        <w:t>Seluruh</w:t>
+      </w:r>
+      <w:proofErr w:type="spellEnd"/>
+      <w:r>
+        <w:rPr>
+          <w:rFonts w:ascii="Times New Roman" w:hAnsi="Times New Roman" w:cs="Times New Roman"/>
+          <w:sz w:val="24"/>
+          <w:szCs w:val="24"/>
+        </w:rPr>
+        <w:t xml:space="preserve"> data yang </w:t>
+      </w:r>
+      <w:proofErr w:type="spellStart"/>
+      <w:r>
+        <w:rPr>
+          <w:rFonts w:ascii="Times New Roman" w:hAnsi="Times New Roman" w:cs="Times New Roman"/>
+          <w:sz w:val="24"/>
+          <w:szCs w:val="24"/>
+        </w:rPr>
+        <w:t>diinput</w:t>
+      </w:r>
+      <w:proofErr w:type="spellEnd"/>
+      <w:r>
+        <w:rPr>
+          <w:rFonts w:ascii="Times New Roman" w:hAnsi="Times New Roman" w:cs="Times New Roman"/>
+          <w:sz w:val="24"/>
+          <w:szCs w:val="24"/>
+        </w:rPr>
+        <w:t xml:space="preserve"> </w:t>
+      </w:r>
+      <w:proofErr w:type="spellStart"/>
+      <w:r>
+        <w:rPr>
+          <w:rFonts w:ascii="Times New Roman" w:hAnsi="Times New Roman" w:cs="Times New Roman"/>
+          <w:sz w:val="24"/>
+          <w:szCs w:val="24"/>
+        </w:rPr>
+        <w:t>melalui</w:t>
+      </w:r>
+      <w:proofErr w:type="spellEnd"/>
+      <w:r>
+        <w:rPr>
+          <w:rFonts w:ascii="Times New Roman" w:hAnsi="Times New Roman" w:cs="Times New Roman"/>
+          <w:sz w:val="24"/>
+          <w:szCs w:val="24"/>
+        </w:rPr>
+        <w:t xml:space="preserve"> form </w:t>
+      </w:r>
+      <w:proofErr w:type="spellStart"/>
+      <w:r>
+        <w:rPr>
+          <w:rFonts w:ascii="Times New Roman" w:hAnsi="Times New Roman" w:cs="Times New Roman"/>
+          <w:sz w:val="24"/>
+          <w:szCs w:val="24"/>
+        </w:rPr>
+        <w:t>ini</w:t>
+      </w:r>
+      <w:proofErr w:type="spellEnd"/>
+      <w:r>
+        <w:rPr>
+          <w:rFonts w:ascii="Times New Roman" w:hAnsi="Times New Roman" w:cs="Times New Roman"/>
+          <w:sz w:val="24"/>
+          <w:szCs w:val="24"/>
+        </w:rPr>
+        <w:t xml:space="preserve"> </w:t>
+      </w:r>
+      <w:proofErr w:type="spellStart"/>
+      <w:r>
+        <w:rPr>
+          <w:rFonts w:ascii="Times New Roman" w:hAnsi="Times New Roman" w:cs="Times New Roman"/>
+          <w:sz w:val="24"/>
+          <w:szCs w:val="24"/>
+        </w:rPr>
+        <w:t>akan</w:t>
+      </w:r>
+      <w:proofErr w:type="spellEnd"/>
+      <w:r>
+        <w:rPr>
+          <w:rFonts w:ascii="Times New Roman" w:hAnsi="Times New Roman" w:cs="Times New Roman"/>
+          <w:sz w:val="24"/>
+          <w:szCs w:val="24"/>
+        </w:rPr>
+        <w:t xml:space="preserve"> </w:t>
+      </w:r>
+      <w:proofErr w:type="spellStart"/>
+      <w:r>
+        <w:rPr>
+          <w:rFonts w:ascii="Times New Roman" w:hAnsi="Times New Roman" w:cs="Times New Roman"/>
+          <w:sz w:val="24"/>
+          <w:szCs w:val="24"/>
+        </w:rPr>
+        <w:t>tersimpan</w:t>
+      </w:r>
+      <w:proofErr w:type="spellEnd"/>
+      <w:r>
+        <w:rPr>
+          <w:rFonts w:ascii="Times New Roman" w:hAnsi="Times New Roman" w:cs="Times New Roman"/>
+          <w:sz w:val="24"/>
+          <w:szCs w:val="24"/>
+        </w:rPr>
+        <w:t xml:space="preserve"> </w:t>
+      </w:r>
+      <w:proofErr w:type="spellStart"/>
+      <w:r>
+        <w:rPr>
+          <w:rFonts w:ascii="Times New Roman" w:hAnsi="Times New Roman" w:cs="Times New Roman"/>
+          <w:sz w:val="24"/>
+          <w:szCs w:val="24"/>
+        </w:rPr>
+        <w:t>langsung</w:t>
+      </w:r>
+      <w:proofErr w:type="spellEnd"/>
+      <w:r>
+        <w:rPr>
+          <w:rFonts w:ascii="Times New Roman" w:hAnsi="Times New Roman" w:cs="Times New Roman"/>
+          <w:sz w:val="24"/>
+          <w:szCs w:val="24"/>
+        </w:rPr>
+        <w:t xml:space="preserve"> </w:t>
+      </w:r>
+      <w:proofErr w:type="spellStart"/>
+      <w:r>
+        <w:rPr>
+          <w:rFonts w:ascii="Times New Roman" w:hAnsi="Times New Roman" w:cs="Times New Roman"/>
+          <w:sz w:val="24"/>
+          <w:szCs w:val="24"/>
+        </w:rPr>
+        <w:t>ke</w:t>
+      </w:r>
+      <w:proofErr w:type="spellEnd"/>
+      <w:r>
+        <w:rPr>
+          <w:rFonts w:ascii="Times New Roman" w:hAnsi="Times New Roman" w:cs="Times New Roman"/>
+          <w:sz w:val="24"/>
+          <w:szCs w:val="24"/>
+        </w:rPr>
+        <w:t xml:space="preserve"> database </w:t>
+      </w:r>
+      <w:proofErr w:type="spellStart"/>
+      <w:r>
+        <w:rPr>
+          <w:rFonts w:ascii="Times New Roman" w:hAnsi="Times New Roman" w:cs="Times New Roman"/>
+          <w:sz w:val="24"/>
+          <w:szCs w:val="24"/>
+        </w:rPr>
+        <w:t>sehingga</w:t>
+      </w:r>
+      <w:proofErr w:type="spellEnd"/>
+      <w:r>
+        <w:rPr>
+          <w:rFonts w:ascii="Times New Roman" w:hAnsi="Times New Roman" w:cs="Times New Roman"/>
+          <w:sz w:val="24"/>
+          <w:szCs w:val="24"/>
+        </w:rPr>
+        <w:t xml:space="preserve"> </w:t>
+      </w:r>
+      <w:proofErr w:type="spellStart"/>
+      <w:r>
+        <w:rPr>
+          <w:rFonts w:ascii="Times New Roman" w:hAnsi="Times New Roman" w:cs="Times New Roman"/>
+          <w:sz w:val="24"/>
+          <w:szCs w:val="24"/>
+        </w:rPr>
+        <w:t>perubahan</w:t>
+      </w:r>
+      <w:proofErr w:type="spellEnd"/>
+      <w:r>
+        <w:rPr>
+          <w:rFonts w:ascii="Times New Roman" w:hAnsi="Times New Roman" w:cs="Times New Roman"/>
+          <w:sz w:val="24"/>
+          <w:szCs w:val="24"/>
+        </w:rPr>
+        <w:t xml:space="preserve"> </w:t>
+      </w:r>
+      <w:proofErr w:type="spellStart"/>
+      <w:r>
+        <w:rPr>
+          <w:rFonts w:ascii="Times New Roman" w:hAnsi="Times New Roman" w:cs="Times New Roman"/>
+          <w:sz w:val="24"/>
+          <w:szCs w:val="24"/>
+        </w:rPr>
+        <w:t>dapat</w:t>
+      </w:r>
+      <w:proofErr w:type="spellEnd"/>
+      <w:r>
+        <w:rPr>
+          <w:rFonts w:ascii="Times New Roman" w:hAnsi="Times New Roman" w:cs="Times New Roman"/>
+          <w:sz w:val="24"/>
+          <w:szCs w:val="24"/>
+        </w:rPr>
+        <w:t xml:space="preserve"> </w:t>
+      </w:r>
+      <w:proofErr w:type="spellStart"/>
+      <w:r>
+        <w:rPr>
+          <w:rFonts w:ascii="Times New Roman" w:hAnsi="Times New Roman" w:cs="Times New Roman"/>
+          <w:sz w:val="24"/>
+          <w:szCs w:val="24"/>
+        </w:rPr>
+        <w:t>otomatis</w:t>
+      </w:r>
+      <w:proofErr w:type="spellEnd"/>
+      <w:r>
+        <w:rPr>
+          <w:rFonts w:ascii="Times New Roman" w:hAnsi="Times New Roman" w:cs="Times New Roman"/>
+          <w:sz w:val="24"/>
+          <w:szCs w:val="24"/>
+        </w:rPr>
+        <w:t xml:space="preserve"> </w:t>
+      </w:r>
+      <w:proofErr w:type="spellStart"/>
+      <w:r>
+        <w:rPr>
+          <w:rFonts w:ascii="Times New Roman" w:hAnsi="Times New Roman" w:cs="Times New Roman"/>
+          <w:sz w:val="24"/>
+          <w:szCs w:val="24"/>
+        </w:rPr>
+        <w:t>diperbarui</w:t>
+      </w:r>
+      <w:proofErr w:type="spellEnd"/>
+      <w:r>
+        <w:rPr>
+          <w:rFonts w:ascii="Times New Roman" w:hAnsi="Times New Roman" w:cs="Times New Roman"/>
+          <w:sz w:val="24"/>
+          <w:szCs w:val="24"/>
+        </w:rPr>
+        <w:t xml:space="preserve"> pada </w:t>
+      </w:r>
+      <w:proofErr w:type="spellStart"/>
+      <w:r>
+        <w:rPr>
+          <w:rFonts w:ascii="Times New Roman" w:hAnsi="Times New Roman" w:cs="Times New Roman"/>
+          <w:sz w:val="24"/>
+          <w:szCs w:val="24"/>
+        </w:rPr>
+        <w:t>halaman</w:t>
+      </w:r>
+      <w:proofErr w:type="spellEnd"/>
+      <w:r>
+        <w:rPr>
+          <w:rFonts w:ascii="Times New Roman" w:hAnsi="Times New Roman" w:cs="Times New Roman"/>
+          <w:sz w:val="24"/>
+          <w:szCs w:val="24"/>
+        </w:rPr>
+        <w:t xml:space="preserve"> daftar </w:t>
+      </w:r>
+      <w:proofErr w:type="spellStart"/>
+      <w:r>
+        <w:rPr>
+          <w:rFonts w:ascii="Times New Roman" w:hAnsi="Times New Roman" w:cs="Times New Roman"/>
+          <w:sz w:val="24"/>
+          <w:szCs w:val="24"/>
+        </w:rPr>
+        <w:t>wisata</w:t>
+      </w:r>
+      <w:proofErr w:type="spellEnd"/>
+      <w:r>
+        <w:rPr>
+          <w:rFonts w:ascii="Times New Roman" w:hAnsi="Times New Roman" w:cs="Times New Roman"/>
+          <w:sz w:val="24"/>
+          <w:szCs w:val="24"/>
+        </w:rPr>
+        <w:t xml:space="preserve"> customer.</w:t>
+      </w:r>
+    </w:p>
+    <w:p>
+      <w:pPr>
+        <w:rPr>
+          <w:rFonts w:ascii="Times New Roman" w:hAnsi="Times New Roman" w:cs="Times New Roman"/>
+          <w:sz w:val="24"/>
+          <w:szCs w:val="24"/>
+        </w:rPr>
+      </w:pPr>
+      <w:r>
+        <w:rPr>
+          <w:rFonts w:ascii="Times New Roman" w:hAnsi="Times New Roman" w:cs="Times New Roman"/>
+          <w:sz w:val="24"/>
+          <w:szCs w:val="24"/>
+        </w:rPr>
+        <w:t xml:space="preserve">Halaman edit </w:t>
+      </w:r>
+      <w:proofErr w:type="spellStart"/>
+      <w:r>
+        <w:rPr>
+          <w:rFonts w:ascii="Times New Roman" w:hAnsi="Times New Roman" w:cs="Times New Roman"/>
+          <w:sz w:val="24"/>
+          <w:szCs w:val="24"/>
+        </w:rPr>
+        <w:t>wisata</w:t>
+      </w:r>
+      <w:proofErr w:type="spellEnd"/>
+      <w:r>
+        <w:rPr>
+          <w:rFonts w:ascii="Times New Roman" w:hAnsi="Times New Roman" w:cs="Times New Roman"/>
+          <w:sz w:val="24"/>
+          <w:szCs w:val="24"/>
+        </w:rPr>
+        <w:t xml:space="preserve"> </w:t>
+      </w:r>
+      <w:proofErr w:type="spellStart"/>
+      <w:r>
+        <w:rPr>
+          <w:rFonts w:ascii="Times New Roman" w:hAnsi="Times New Roman" w:cs="Times New Roman"/>
+          <w:sz w:val="24"/>
+          <w:szCs w:val="24"/>
+        </w:rPr>
+        <w:t>dibuat</w:t>
+      </w:r>
+      <w:proofErr w:type="spellEnd"/>
+      <w:r>
+        <w:rPr>
+          <w:rFonts w:ascii="Times New Roman" w:hAnsi="Times New Roman" w:cs="Times New Roman"/>
+          <w:sz w:val="24"/>
+          <w:szCs w:val="24"/>
+        </w:rPr>
+        <w:t xml:space="preserve"> </w:t>
+      </w:r>
+      <w:proofErr w:type="spellStart"/>
+      <w:r>
+        <w:rPr>
+          <w:rFonts w:ascii="Times New Roman" w:hAnsi="Times New Roman" w:cs="Times New Roman"/>
+          <w:sz w:val="24"/>
+          <w:szCs w:val="24"/>
+        </w:rPr>
+        <w:t>menggunakan</w:t>
+      </w:r>
+      <w:proofErr w:type="spellEnd"/>
+      <w:r>
+        <w:rPr>
+          <w:rFonts w:ascii="Times New Roman" w:hAnsi="Times New Roman" w:cs="Times New Roman"/>
+          <w:sz w:val="24"/>
+          <w:szCs w:val="24"/>
+        </w:rPr>
+        <w:t>:</w:t>
+      </w:r>
+    </w:p>
+    <w:p>
+      <w:pPr>
+        <w:numPr>
+          <w:ilvl w:val="0"/>
+          <w:numId w:val="11"/>
+        </w:numPr>
+        <w:rPr>
+          <w:rFonts w:ascii="Times New Roman" w:hAnsi="Times New Roman" w:cs="Times New Roman"/>
+          <w:sz w:val="24"/>
+          <w:szCs w:val="24"/>
+        </w:rPr>
+      </w:pPr>
+      <w:r>
+        <w:rPr>
+          <w:rFonts w:ascii="Times New Roman" w:hAnsi="Times New Roman" w:cs="Times New Roman"/>
+          <w:sz w:val="24"/>
+          <w:szCs w:val="24"/>
+        </w:rPr>
+        <w:t xml:space="preserve">React </w:t>
+      </w:r>
+      <w:proofErr w:type="spellStart"/>
+      <w:r>
+        <w:rPr>
+          <w:rFonts w:ascii="Times New Roman" w:hAnsi="Times New Roman" w:cs="Times New Roman"/>
+          <w:sz w:val="24"/>
+          <w:szCs w:val="24"/>
+        </w:rPr>
+        <w:t>untuk</w:t>
+      </w:r>
+      <w:proofErr w:type="spellEnd"/>
+      <w:r>
+        <w:rPr>
+          <w:rFonts w:ascii="Times New Roman" w:hAnsi="Times New Roman" w:cs="Times New Roman"/>
+          <w:sz w:val="24"/>
+          <w:szCs w:val="24"/>
+        </w:rPr>
+        <w:t xml:space="preserve"> </w:t>
+      </w:r>
+      <w:proofErr w:type="spellStart"/>
+      <w:r>
+        <w:rPr>
+          <w:rFonts w:ascii="Times New Roman" w:hAnsi="Times New Roman" w:cs="Times New Roman"/>
+          <w:sz w:val="24"/>
+          <w:szCs w:val="24"/>
+        </w:rPr>
+        <w:t>membangun</w:t>
+      </w:r>
+      <w:proofErr w:type="spellEnd"/>
+      <w:r>
+        <w:rPr>
+          <w:rFonts w:ascii="Times New Roman" w:hAnsi="Times New Roman" w:cs="Times New Roman"/>
+          <w:sz w:val="24"/>
+          <w:szCs w:val="24"/>
+        </w:rPr>
+        <w:t xml:space="preserve"> </w:t>
+      </w:r>
+      <w:proofErr w:type="spellStart"/>
+      <w:r>
+        <w:rPr>
+          <w:rFonts w:ascii="Times New Roman" w:hAnsi="Times New Roman" w:cs="Times New Roman"/>
+          <w:sz w:val="24"/>
+          <w:szCs w:val="24"/>
+        </w:rPr>
+        <w:t>antarmuka</w:t>
+      </w:r>
+      <w:proofErr w:type="spellEnd"/>
+      <w:r>
+        <w:rPr>
+          <w:rFonts w:ascii="Times New Roman" w:hAnsi="Times New Roman" w:cs="Times New Roman"/>
+          <w:sz w:val="24"/>
+          <w:szCs w:val="24"/>
+        </w:rPr>
+        <w:t xml:space="preserve"> web</w:t>
+      </w:r>
+    </w:p>
+    <w:p>
+      <w:pPr>
+        <w:numPr>
+          <w:ilvl w:val="0"/>
+          <w:numId w:val="11"/>
+        </w:numPr>
+        <w:rPr>
+          <w:rFonts w:ascii="Times New Roman" w:hAnsi="Times New Roman" w:cs="Times New Roman"/>
+          <w:sz w:val="24"/>
+          <w:szCs w:val="24"/>
+        </w:rPr>
+      </w:pPr>
+      <w:r>
+        <w:rPr>
+          <w:rFonts w:ascii="Times New Roman" w:hAnsi="Times New Roman" w:cs="Times New Roman"/>
+          <w:sz w:val="24"/>
+          <w:szCs w:val="24"/>
+        </w:rPr>
+        <w:t xml:space="preserve">TypeScript </w:t>
+      </w:r>
+      <w:proofErr w:type="spellStart"/>
+      <w:r>
+        <w:rPr>
+          <w:rFonts w:ascii="Times New Roman" w:hAnsi="Times New Roman" w:cs="Times New Roman"/>
+          <w:sz w:val="24"/>
+          <w:szCs w:val="24"/>
+        </w:rPr>
+        <w:t>untuk</w:t>
+      </w:r>
+      <w:proofErr w:type="spellEnd"/>
+      <w:r>
+        <w:rPr>
+          <w:rFonts w:ascii="Times New Roman" w:hAnsi="Times New Roman" w:cs="Times New Roman"/>
+          <w:sz w:val="24"/>
+          <w:szCs w:val="24"/>
+        </w:rPr>
+        <w:t xml:space="preserve"> </w:t>
+      </w:r>
+      <w:proofErr w:type="spellStart"/>
+      <w:r>
+        <w:rPr>
+          <w:rFonts w:ascii="Times New Roman" w:hAnsi="Times New Roman" w:cs="Times New Roman"/>
+          <w:sz w:val="24"/>
+          <w:szCs w:val="24"/>
+        </w:rPr>
+        <w:t>pengelolaan</w:t>
+      </w:r>
+      <w:proofErr w:type="spellEnd"/>
+      <w:r>
+        <w:rPr>
+          <w:rFonts w:ascii="Times New Roman" w:hAnsi="Times New Roman" w:cs="Times New Roman"/>
+          <w:sz w:val="24"/>
+          <w:szCs w:val="24"/>
+        </w:rPr>
+        <w:t xml:space="preserve"> </w:t>
+      </w:r>
+      <w:proofErr w:type="spellStart"/>
+      <w:r>
+        <w:rPr>
+          <w:rFonts w:ascii="Times New Roman" w:hAnsi="Times New Roman" w:cs="Times New Roman"/>
+          <w:sz w:val="24"/>
+          <w:szCs w:val="24"/>
+        </w:rPr>
+        <w:t>kode</w:t>
+      </w:r>
+      <w:proofErr w:type="spellEnd"/>
+      <w:r>
+        <w:rPr>
+          <w:rFonts w:ascii="Times New Roman" w:hAnsi="Times New Roman" w:cs="Times New Roman"/>
+          <w:sz w:val="24"/>
+          <w:szCs w:val="24"/>
+        </w:rPr>
+        <w:t xml:space="preserve"> yang </w:t>
+      </w:r>
+      <w:proofErr w:type="spellStart"/>
+      <w:r>
+        <w:rPr>
+          <w:rFonts w:ascii="Times New Roman" w:hAnsi="Times New Roman" w:cs="Times New Roman"/>
+          <w:sz w:val="24"/>
+          <w:szCs w:val="24"/>
+        </w:rPr>
+        <w:t>lebih</w:t>
+      </w:r>
+      <w:proofErr w:type="spellEnd"/>
+      <w:r>
+        <w:rPr>
+          <w:rFonts w:ascii="Times New Roman" w:hAnsi="Times New Roman" w:cs="Times New Roman"/>
+          <w:sz w:val="24"/>
+          <w:szCs w:val="24"/>
+        </w:rPr>
+        <w:t xml:space="preserve"> </w:t>
+      </w:r>
+      <w:proofErr w:type="spellStart"/>
+      <w:r>
+        <w:rPr>
+          <w:rFonts w:ascii="Times New Roman" w:hAnsi="Times New Roman" w:cs="Times New Roman"/>
+          <w:sz w:val="24"/>
+          <w:szCs w:val="24"/>
+        </w:rPr>
+        <w:t>aman</w:t>
+      </w:r>
+      <w:proofErr w:type="spellEnd"/>
+      <w:r>
+        <w:rPr>
+          <w:rFonts w:ascii="Times New Roman" w:hAnsi="Times New Roman" w:cs="Times New Roman"/>
+          <w:sz w:val="24"/>
+          <w:szCs w:val="24"/>
+        </w:rPr>
+        <w:t xml:space="preserve"> dan </w:t>
+      </w:r>
+      <w:proofErr w:type="spellStart"/>
+      <w:r>
+        <w:rPr>
+          <w:rFonts w:ascii="Times New Roman" w:hAnsi="Times New Roman" w:cs="Times New Roman"/>
+          <w:sz w:val="24"/>
+          <w:szCs w:val="24"/>
+        </w:rPr>
+        <w:t>rapi</w:t>
+      </w:r>
+      <w:proofErr w:type="spellEnd"/>
+    </w:p>
+    <w:p>
+      <w:pPr>
+        <w:numPr>
+          <w:ilvl w:val="0"/>
+          <w:numId w:val="11"/>
+        </w:numPr>
+        <w:rPr>
+          <w:rFonts w:ascii="Times New Roman" w:hAnsi="Times New Roman" w:cs="Times New Roman"/>
+          <w:sz w:val="24"/>
+          <w:szCs w:val="24"/>
+        </w:rPr>
+      </w:pPr>
+      <w:r>
+        <w:rPr>
+          <w:rFonts w:ascii="Times New Roman" w:hAnsi="Times New Roman" w:cs="Times New Roman"/>
+          <w:sz w:val="24"/>
+          <w:szCs w:val="24"/>
+        </w:rPr>
+        <w:t xml:space="preserve">Axios </w:t>
+      </w:r>
+      <w:proofErr w:type="spellStart"/>
+      <w:r>
+        <w:rPr>
+          <w:rFonts w:ascii="Times New Roman" w:hAnsi="Times New Roman" w:cs="Times New Roman"/>
+          <w:sz w:val="24"/>
+          <w:szCs w:val="24"/>
+        </w:rPr>
+        <w:t>untuk</w:t>
+      </w:r>
+      <w:proofErr w:type="spellEnd"/>
+      <w:r>
+        <w:rPr>
+          <w:rFonts w:ascii="Times New Roman" w:hAnsi="Times New Roman" w:cs="Times New Roman"/>
+          <w:sz w:val="24"/>
+          <w:szCs w:val="24"/>
+        </w:rPr>
+        <w:t xml:space="preserve"> </w:t>
+      </w:r>
+      <w:proofErr w:type="spellStart"/>
+      <w:r>
+        <w:rPr>
+          <w:rFonts w:ascii="Times New Roman" w:hAnsi="Times New Roman" w:cs="Times New Roman"/>
+          <w:sz w:val="24"/>
+          <w:szCs w:val="24"/>
+        </w:rPr>
+        <w:t>menghubungkan</w:t>
+      </w:r>
+      <w:proofErr w:type="spellEnd"/>
+      <w:r>
+        <w:rPr>
+          <w:rFonts w:ascii="Times New Roman" w:hAnsi="Times New Roman" w:cs="Times New Roman"/>
+          <w:sz w:val="24"/>
+          <w:szCs w:val="24"/>
+        </w:rPr>
+        <w:t xml:space="preserve"> frontend </w:t>
+      </w:r>
+      <w:proofErr w:type="spellStart"/>
+      <w:r>
+        <w:rPr>
+          <w:rFonts w:ascii="Times New Roman" w:hAnsi="Times New Roman" w:cs="Times New Roman"/>
+          <w:sz w:val="24"/>
+          <w:szCs w:val="24"/>
+        </w:rPr>
+        <w:t>dengan</w:t>
+      </w:r>
+      <w:proofErr w:type="spellEnd"/>
+      <w:r>
+        <w:rPr>
+          <w:rFonts w:ascii="Times New Roman" w:hAnsi="Times New Roman" w:cs="Times New Roman"/>
+          <w:sz w:val="24"/>
+          <w:szCs w:val="24"/>
+        </w:rPr>
+        <w:t xml:space="preserve"> backend API</w:t>
+      </w:r>
+    </w:p>
+    <w:p>
+      <w:pPr>
+        <w:numPr>
+          <w:ilvl w:val="0"/>
+          <w:numId w:val="11"/>
+        </w:numPr>
+        <w:rPr>
+          <w:rFonts w:ascii="Times New Roman" w:hAnsi="Times New Roman" w:cs="Times New Roman"/>
+          <w:sz w:val="24"/>
+          <w:szCs w:val="24"/>
+        </w:rPr>
+      </w:pPr>
+      <w:proofErr w:type="spellStart"/>
+      <w:r>
+        <w:rPr>
+          <w:rFonts w:ascii="Times New Roman" w:hAnsi="Times New Roman" w:cs="Times New Roman"/>
+          <w:sz w:val="24"/>
+          <w:szCs w:val="24"/>
+        </w:rPr>
+        <w:t>Sistem</w:t>
+      </w:r>
+      <w:proofErr w:type="spellEnd"/>
+      <w:r>
+        <w:rPr>
+          <w:rFonts w:ascii="Times New Roman" w:hAnsi="Times New Roman" w:cs="Times New Roman"/>
+          <w:sz w:val="24"/>
+          <w:szCs w:val="24"/>
+        </w:rPr>
+        <w:t xml:space="preserve"> database yang </w:t>
+      </w:r>
+      <w:proofErr w:type="spellStart"/>
+      <w:r>
+        <w:rPr>
+          <w:rFonts w:ascii="Times New Roman" w:hAnsi="Times New Roman" w:cs="Times New Roman"/>
+          <w:sz w:val="24"/>
+          <w:szCs w:val="24"/>
+        </w:rPr>
+        <w:t>menyimpan</w:t>
+      </w:r>
+      <w:proofErr w:type="spellEnd"/>
+      <w:r>
+        <w:rPr>
+          <w:rFonts w:ascii="Times New Roman" w:hAnsi="Times New Roman" w:cs="Times New Roman"/>
+          <w:sz w:val="24"/>
+          <w:szCs w:val="24"/>
+        </w:rPr>
+        <w:t xml:space="preserve"> </w:t>
+      </w:r>
+      <w:proofErr w:type="spellStart"/>
+      <w:r>
+        <w:rPr>
+          <w:rFonts w:ascii="Times New Roman" w:hAnsi="Times New Roman" w:cs="Times New Roman"/>
+          <w:sz w:val="24"/>
+          <w:szCs w:val="24"/>
+        </w:rPr>
+        <w:t>seluruh</w:t>
+      </w:r>
+      <w:proofErr w:type="spellEnd"/>
+      <w:r>
+        <w:rPr>
+          <w:rFonts w:ascii="Times New Roman" w:hAnsi="Times New Roman" w:cs="Times New Roman"/>
+          <w:sz w:val="24"/>
+          <w:szCs w:val="24"/>
+        </w:rPr>
+        <w:t xml:space="preserve"> data </w:t>
+      </w:r>
+      <w:proofErr w:type="spellStart"/>
+      <w:r>
+        <w:rPr>
+          <w:rFonts w:ascii="Times New Roman" w:hAnsi="Times New Roman" w:cs="Times New Roman"/>
+          <w:sz w:val="24"/>
+          <w:szCs w:val="24"/>
+        </w:rPr>
+        <w:t>wisata</w:t>
+      </w:r>
+      <w:proofErr w:type="spellEnd"/>
+    </w:p>
+    <w:p>
+      <w:pPr>
+        <w:numPr>
+          <w:ilvl w:val="0"/>
+          <w:numId w:val="11"/>
+        </w:numPr>
+        <w:rPr>
+          <w:rFonts w:ascii="Times New Roman" w:hAnsi="Times New Roman" w:cs="Times New Roman"/>
+          <w:sz w:val="24"/>
+          <w:szCs w:val="24"/>
+        </w:rPr>
+      </w:pPr>
+      <w:r>
+        <w:rPr>
+          <w:rFonts w:ascii="Times New Roman" w:hAnsi="Times New Roman" w:cs="Times New Roman"/>
+          <w:sz w:val="24"/>
+          <w:szCs w:val="24"/>
+        </w:rPr>
+        <w:t xml:space="preserve">Form input modern </w:t>
+      </w:r>
+      <w:proofErr w:type="spellStart"/>
+      <w:r>
+        <w:rPr>
+          <w:rFonts w:ascii="Times New Roman" w:hAnsi="Times New Roman" w:cs="Times New Roman"/>
+          <w:sz w:val="24"/>
+          <w:szCs w:val="24"/>
+        </w:rPr>
+        <w:t>dengan</w:t>
+      </w:r>
+      <w:proofErr w:type="spellEnd"/>
+      <w:r>
+        <w:rPr>
+          <w:rFonts w:ascii="Times New Roman" w:hAnsi="Times New Roman" w:cs="Times New Roman"/>
+          <w:sz w:val="24"/>
+          <w:szCs w:val="24"/>
+        </w:rPr>
+        <w:t xml:space="preserve"> </w:t>
+      </w:r>
+      <w:proofErr w:type="spellStart"/>
+      <w:r>
+        <w:rPr>
+          <w:rFonts w:ascii="Times New Roman" w:hAnsi="Times New Roman" w:cs="Times New Roman"/>
+          <w:sz w:val="24"/>
+          <w:szCs w:val="24"/>
+        </w:rPr>
+        <w:t>desain</w:t>
+      </w:r>
+      <w:proofErr w:type="spellEnd"/>
+      <w:r>
+        <w:rPr>
+          <w:rFonts w:ascii="Times New Roman" w:hAnsi="Times New Roman" w:cs="Times New Roman"/>
+          <w:sz w:val="24"/>
+          <w:szCs w:val="24"/>
+        </w:rPr>
+        <w:t xml:space="preserve"> </w:t>
+      </w:r>
+      <w:proofErr w:type="spellStart"/>
+      <w:r>
+        <w:rPr>
+          <w:rFonts w:ascii="Times New Roman" w:hAnsi="Times New Roman" w:cs="Times New Roman"/>
+          <w:sz w:val="24"/>
+          <w:szCs w:val="24"/>
+        </w:rPr>
+        <w:t>sederhana</w:t>
+      </w:r>
+      <w:proofErr w:type="spellEnd"/>
+      <w:r>
+        <w:rPr>
+          <w:rFonts w:ascii="Times New Roman" w:hAnsi="Times New Roman" w:cs="Times New Roman"/>
+          <w:sz w:val="24"/>
+          <w:szCs w:val="24"/>
+        </w:rPr>
+        <w:t xml:space="preserve"> agar </w:t>
+      </w:r>
+      <w:proofErr w:type="spellStart"/>
+      <w:r>
+        <w:rPr>
+          <w:rFonts w:ascii="Times New Roman" w:hAnsi="Times New Roman" w:cs="Times New Roman"/>
+          <w:sz w:val="24"/>
+          <w:szCs w:val="24"/>
+        </w:rPr>
+        <w:t>mudah</w:t>
+      </w:r>
+      <w:proofErr w:type="spellEnd"/>
+      <w:r>
+        <w:rPr>
+          <w:rFonts w:ascii="Times New Roman" w:hAnsi="Times New Roman" w:cs="Times New Roman"/>
+          <w:sz w:val="24"/>
+          <w:szCs w:val="24"/>
+        </w:rPr>
+        <w:t xml:space="preserve"> </w:t>
+      </w:r>
+      <w:proofErr w:type="spellStart"/>
+      <w:r>
+        <w:rPr>
+          <w:rFonts w:ascii="Times New Roman" w:hAnsi="Times New Roman" w:cs="Times New Roman"/>
+          <w:sz w:val="24"/>
+          <w:szCs w:val="24"/>
+        </w:rPr>
+        <w:t>digunakan</w:t>
+      </w:r>
+      <w:proofErr w:type="spellEnd"/>
+      <w:r>
+        <w:rPr>
+          <w:rFonts w:ascii="Times New Roman" w:hAnsi="Times New Roman" w:cs="Times New Roman"/>
+          <w:sz w:val="24"/>
+          <w:szCs w:val="24"/>
+        </w:rPr>
+        <w:t xml:space="preserve"> admin</w:t>
+      </w:r>
+    </w:p>
+    <w:p>
+      <w:pPr>
+        <w:rPr>
+          <w:rFonts w:ascii="Times New Roman" w:hAnsi="Times New Roman" w:cs="Times New Roman"/>
+          <w:sz w:val="24"/>
+          <w:szCs w:val="24"/>
+        </w:rPr>
+      </w:pPr>
+      <w:r>
+        <w:rPr>
+          <w:rFonts w:ascii="Times New Roman" w:hAnsi="Times New Roman" w:cs="Times New Roman"/>
+          <w:sz w:val="24"/>
+          <w:szCs w:val="24"/>
+        </w:rPr>
+        <w:t xml:space="preserve">Fitur edit </w:t>
+      </w:r>
+      <w:proofErr w:type="spellStart"/>
+      <w:r>
+        <w:rPr>
+          <w:rFonts w:ascii="Times New Roman" w:hAnsi="Times New Roman" w:cs="Times New Roman"/>
+          <w:sz w:val="24"/>
+          <w:szCs w:val="24"/>
+        </w:rPr>
+        <w:t>wisata</w:t>
+      </w:r>
+      <w:proofErr w:type="spellEnd"/>
+      <w:r>
+        <w:rPr>
+          <w:rFonts w:ascii="Times New Roman" w:hAnsi="Times New Roman" w:cs="Times New Roman"/>
+          <w:sz w:val="24"/>
+          <w:szCs w:val="24"/>
+        </w:rPr>
+        <w:t xml:space="preserve"> </w:t>
+      </w:r>
+      <w:proofErr w:type="spellStart"/>
+      <w:r>
+        <w:rPr>
+          <w:rFonts w:ascii="Times New Roman" w:hAnsi="Times New Roman" w:cs="Times New Roman"/>
+          <w:sz w:val="24"/>
+          <w:szCs w:val="24"/>
+        </w:rPr>
+        <w:t>ini</w:t>
+      </w:r>
+      <w:proofErr w:type="spellEnd"/>
+      <w:r>
+        <w:rPr>
+          <w:rFonts w:ascii="Times New Roman" w:hAnsi="Times New Roman" w:cs="Times New Roman"/>
+          <w:sz w:val="24"/>
+          <w:szCs w:val="24"/>
+        </w:rPr>
+        <w:t xml:space="preserve"> </w:t>
+      </w:r>
+      <w:proofErr w:type="spellStart"/>
+      <w:r>
+        <w:rPr>
+          <w:rFonts w:ascii="Times New Roman" w:hAnsi="Times New Roman" w:cs="Times New Roman"/>
+          <w:sz w:val="24"/>
+          <w:szCs w:val="24"/>
+        </w:rPr>
+        <w:t>membantu</w:t>
+      </w:r>
+      <w:proofErr w:type="spellEnd"/>
+      <w:r>
+        <w:rPr>
+          <w:rFonts w:ascii="Times New Roman" w:hAnsi="Times New Roman" w:cs="Times New Roman"/>
+          <w:sz w:val="24"/>
+          <w:szCs w:val="24"/>
+        </w:rPr>
+        <w:t xml:space="preserve"> admin </w:t>
+      </w:r>
+      <w:proofErr w:type="spellStart"/>
+      <w:r>
+        <w:rPr>
+          <w:rFonts w:ascii="Times New Roman" w:hAnsi="Times New Roman" w:cs="Times New Roman"/>
+          <w:sz w:val="24"/>
+          <w:szCs w:val="24"/>
+        </w:rPr>
+        <w:t>dalam</w:t>
+      </w:r>
+      <w:proofErr w:type="spellEnd"/>
+      <w:r>
+        <w:rPr>
+          <w:rFonts w:ascii="Times New Roman" w:hAnsi="Times New Roman" w:cs="Times New Roman"/>
+          <w:sz w:val="24"/>
+          <w:szCs w:val="24"/>
+        </w:rPr>
+        <w:t xml:space="preserve"> </w:t>
+      </w:r>
+      <w:proofErr w:type="spellStart"/>
+      <w:r>
+        <w:rPr>
+          <w:rFonts w:ascii="Times New Roman" w:hAnsi="Times New Roman" w:cs="Times New Roman"/>
+          <w:sz w:val="24"/>
+          <w:szCs w:val="24"/>
+        </w:rPr>
+        <w:t>memperbarui</w:t>
+      </w:r>
+      <w:proofErr w:type="spellEnd"/>
+      <w:r>
+        <w:rPr>
+          <w:rFonts w:ascii="Times New Roman" w:hAnsi="Times New Roman" w:cs="Times New Roman"/>
+          <w:sz w:val="24"/>
+          <w:szCs w:val="24"/>
+        </w:rPr>
+        <w:t xml:space="preserve"> </w:t>
+      </w:r>
+      <w:proofErr w:type="spellStart"/>
+      <w:r>
+        <w:rPr>
+          <w:rFonts w:ascii="Times New Roman" w:hAnsi="Times New Roman" w:cs="Times New Roman"/>
+          <w:sz w:val="24"/>
+          <w:szCs w:val="24"/>
+        </w:rPr>
+        <w:t>informasi</w:t>
+      </w:r>
+      <w:proofErr w:type="spellEnd"/>
+      <w:r>
+        <w:rPr>
+          <w:rFonts w:ascii="Times New Roman" w:hAnsi="Times New Roman" w:cs="Times New Roman"/>
+          <w:sz w:val="24"/>
+          <w:szCs w:val="24"/>
+        </w:rPr>
+        <w:t xml:space="preserve"> </w:t>
+      </w:r>
+      <w:proofErr w:type="spellStart"/>
+      <w:r>
+        <w:rPr>
+          <w:rFonts w:ascii="Times New Roman" w:hAnsi="Times New Roman" w:cs="Times New Roman"/>
+          <w:sz w:val="24"/>
+          <w:szCs w:val="24"/>
+        </w:rPr>
+        <w:t>destinasi</w:t>
+      </w:r>
+      <w:proofErr w:type="spellEnd"/>
+      <w:r>
+        <w:rPr>
+          <w:rFonts w:ascii="Times New Roman" w:hAnsi="Times New Roman" w:cs="Times New Roman"/>
+          <w:sz w:val="24"/>
+          <w:szCs w:val="24"/>
+        </w:rPr>
+        <w:t xml:space="preserve"> </w:t>
+      </w:r>
+      <w:proofErr w:type="spellStart"/>
+      <w:r>
+        <w:rPr>
+          <w:rFonts w:ascii="Times New Roman" w:hAnsi="Times New Roman" w:cs="Times New Roman"/>
+          <w:sz w:val="24"/>
+          <w:szCs w:val="24"/>
+        </w:rPr>
+        <w:t>wisata</w:t>
+      </w:r>
+      <w:proofErr w:type="spellEnd"/>
+      <w:r>
+        <w:rPr>
+          <w:rFonts w:ascii="Times New Roman" w:hAnsi="Times New Roman" w:cs="Times New Roman"/>
+          <w:sz w:val="24"/>
+          <w:szCs w:val="24"/>
+        </w:rPr>
+        <w:t xml:space="preserve"> </w:t>
+      </w:r>
+      <w:proofErr w:type="spellStart"/>
+      <w:r>
+        <w:rPr>
+          <w:rFonts w:ascii="Times New Roman" w:hAnsi="Times New Roman" w:cs="Times New Roman"/>
+          <w:sz w:val="24"/>
+          <w:szCs w:val="24"/>
+        </w:rPr>
+        <w:t>secara</w:t>
+      </w:r>
+      <w:proofErr w:type="spellEnd"/>
+      <w:r>
+        <w:rPr>
+          <w:rFonts w:ascii="Times New Roman" w:hAnsi="Times New Roman" w:cs="Times New Roman"/>
+          <w:sz w:val="24"/>
+          <w:szCs w:val="24"/>
+        </w:rPr>
+        <w:t xml:space="preserve"> real-time </w:t>
+      </w:r>
+      <w:proofErr w:type="spellStart"/>
+      <w:r>
+        <w:rPr>
+          <w:rFonts w:ascii="Times New Roman" w:hAnsi="Times New Roman" w:cs="Times New Roman"/>
+          <w:sz w:val="24"/>
+          <w:szCs w:val="24"/>
+        </w:rPr>
+        <w:t>sehingga</w:t>
+      </w:r>
+      <w:proofErr w:type="spellEnd"/>
+      <w:r>
+        <w:rPr>
+          <w:rFonts w:ascii="Times New Roman" w:hAnsi="Times New Roman" w:cs="Times New Roman"/>
+          <w:sz w:val="24"/>
+          <w:szCs w:val="24"/>
+        </w:rPr>
+        <w:t xml:space="preserve"> data yang </w:t>
+      </w:r>
+      <w:proofErr w:type="spellStart"/>
+      <w:r>
+        <w:rPr>
+          <w:rFonts w:ascii="Times New Roman" w:hAnsi="Times New Roman" w:cs="Times New Roman"/>
+          <w:sz w:val="24"/>
+          <w:szCs w:val="24"/>
+        </w:rPr>
+        <w:t>tampil</w:t>
+      </w:r>
+      <w:proofErr w:type="spellEnd"/>
+      <w:r>
+        <w:rPr>
+          <w:rFonts w:ascii="Times New Roman" w:hAnsi="Times New Roman" w:cs="Times New Roman"/>
+          <w:sz w:val="24"/>
+          <w:szCs w:val="24"/>
+        </w:rPr>
+        <w:t xml:space="preserve"> pada </w:t>
+      </w:r>
+      <w:proofErr w:type="spellStart"/>
+      <w:r>
+        <w:rPr>
+          <w:rFonts w:ascii="Times New Roman" w:hAnsi="Times New Roman" w:cs="Times New Roman"/>
+          <w:sz w:val="24"/>
+          <w:szCs w:val="24"/>
+        </w:rPr>
+        <w:t>halaman</w:t>
+      </w:r>
+      <w:proofErr w:type="spellEnd"/>
+      <w:r>
+        <w:rPr>
+          <w:rFonts w:ascii="Times New Roman" w:hAnsi="Times New Roman" w:cs="Times New Roman"/>
+          <w:sz w:val="24"/>
+          <w:szCs w:val="24"/>
+        </w:rPr>
+        <w:t xml:space="preserve"> customer </w:t>
+      </w:r>
+      <w:proofErr w:type="spellStart"/>
+      <w:r>
+        <w:rPr>
+          <w:rFonts w:ascii="Times New Roman" w:hAnsi="Times New Roman" w:cs="Times New Roman"/>
+          <w:sz w:val="24"/>
+          <w:szCs w:val="24"/>
+        </w:rPr>
+        <w:t>selalu</w:t>
+      </w:r>
+      <w:proofErr w:type="spellEnd"/>
+      <w:r>
+        <w:rPr>
+          <w:rFonts w:ascii="Times New Roman" w:hAnsi="Times New Roman" w:cs="Times New Roman"/>
+          <w:sz w:val="24"/>
+          <w:szCs w:val="24"/>
+        </w:rPr>
+        <w:t xml:space="preserve"> </w:t>
+      </w:r>
+      <w:proofErr w:type="spellStart"/>
+      <w:r>
+        <w:rPr>
+          <w:rFonts w:ascii="Times New Roman" w:hAnsi="Times New Roman" w:cs="Times New Roman"/>
+          <w:sz w:val="24"/>
+          <w:szCs w:val="24"/>
+        </w:rPr>
+        <w:t>terbaru</w:t>
+      </w:r>
+      <w:proofErr w:type="spellEnd"/>
+      <w:r>
+        <w:rPr>
+          <w:rFonts w:ascii="Times New Roman" w:hAnsi="Times New Roman" w:cs="Times New Roman"/>
+          <w:sz w:val="24"/>
+          <w:szCs w:val="24"/>
+        </w:rPr>
+        <w:t xml:space="preserve"> dan </w:t>
+      </w:r>
+      <w:proofErr w:type="spellStart"/>
+      <w:r>
+        <w:rPr>
+          <w:rFonts w:ascii="Times New Roman" w:hAnsi="Times New Roman" w:cs="Times New Roman"/>
+          <w:sz w:val="24"/>
+          <w:szCs w:val="24"/>
+        </w:rPr>
+        <w:t>sesuai</w:t>
+      </w:r>
+      <w:proofErr w:type="spellEnd"/>
+      <w:r>
+        <w:rPr>
+          <w:rFonts w:ascii="Times New Roman" w:hAnsi="Times New Roman" w:cs="Times New Roman"/>
+          <w:sz w:val="24"/>
+          <w:szCs w:val="24"/>
+        </w:rPr>
+        <w:t xml:space="preserve"> </w:t>
+      </w:r>
+      <w:proofErr w:type="spellStart"/>
+      <w:r>
+        <w:rPr>
+          <w:rFonts w:ascii="Times New Roman" w:hAnsi="Times New Roman" w:cs="Times New Roman"/>
+          <w:sz w:val="24"/>
+          <w:szCs w:val="24"/>
+        </w:rPr>
+        <w:t>dengan</w:t>
+      </w:r>
+      <w:proofErr w:type="spellEnd"/>
+      <w:r>
+        <w:rPr>
+          <w:rFonts w:ascii="Times New Roman" w:hAnsi="Times New Roman" w:cs="Times New Roman"/>
+          <w:sz w:val="24"/>
+          <w:szCs w:val="24"/>
+        </w:rPr>
+        <w:t xml:space="preserve"> </w:t>
+      </w:r>
+      <w:proofErr w:type="spellStart"/>
+      <w:r>
+        <w:rPr>
+          <w:rFonts w:ascii="Times New Roman" w:hAnsi="Times New Roman" w:cs="Times New Roman"/>
+          <w:sz w:val="24"/>
+          <w:szCs w:val="24"/>
+        </w:rPr>
+        <w:t>kondisi</w:t>
+      </w:r>
+      <w:proofErr w:type="spellEnd"/>
+      <w:r>
+        <w:rPr>
+          <w:rFonts w:ascii="Times New Roman" w:hAnsi="Times New Roman" w:cs="Times New Roman"/>
+          <w:sz w:val="24"/>
+          <w:szCs w:val="24"/>
+        </w:rPr>
+        <w:t xml:space="preserve"> </w:t>
+      </w:r>
+      <w:proofErr w:type="spellStart"/>
+      <w:r>
+        <w:rPr>
+          <w:rFonts w:ascii="Times New Roman" w:hAnsi="Times New Roman" w:cs="Times New Roman"/>
+          <w:sz w:val="24"/>
+          <w:szCs w:val="24"/>
+        </w:rPr>
+        <w:t>wisata</w:t>
+      </w:r>
+      <w:proofErr w:type="spellEnd"/>
+      <w:r>
+        <w:rPr>
+          <w:rFonts w:ascii="Times New Roman" w:hAnsi="Times New Roman" w:cs="Times New Roman"/>
+          <w:sz w:val="24"/>
+          <w:szCs w:val="24"/>
+        </w:rPr>
+        <w:t xml:space="preserve"> yang </w:t>
+      </w:r>
+      <w:proofErr w:type="spellStart"/>
+      <w:r>
+        <w:rPr>
+          <w:rFonts w:ascii="Times New Roman" w:hAnsi="Times New Roman" w:cs="Times New Roman"/>
+          <w:sz w:val="24"/>
+          <w:szCs w:val="24"/>
+        </w:rPr>
+        <w:t>sebenarnya</w:t>
+      </w:r>
+      <w:proofErr w:type="spellEnd"/>
+      <w:r>
+        <w:rPr>
+          <w:rFonts w:ascii="Times New Roman" w:hAnsi="Times New Roman" w:cs="Times New Roman"/>
+          <w:sz w:val="24"/>
+          <w:szCs w:val="24"/>
+        </w:rPr>
+        <w:t>.</w:t>
+      </w:r>
+    </w:p>
+    <w:p>
+      <w:pPr>
+        <w:rPr>
+          <w:rFonts w:ascii="Times New Roman" w:hAnsi="Times New Roman" w:cs="Times New Roman"/>
+          <w:sz w:val="24"/>
+          <w:szCs w:val="24"/>
+        </w:rPr>
+      </w:pPr>
+    </w:p>
+    <w:p>
+      <w:pPr>
+        <w:rPr>
+          <w:rFonts w:ascii="Times New Roman" w:hAnsi="Times New Roman" w:cs="Times New Roman"/>
+          <w:sz w:val="24"/>
+          <w:szCs w:val="24"/>
+        </w:rPr>
+      </w:pPr>
+    </w:p>
+    <w:p>
+      <w:pPr>
+        <w:rPr>
+          <w:rFonts w:ascii="Times New Roman" w:hAnsi="Times New Roman" w:cs="Times New Roman"/>
           <w:sz w:val="24"/>
           <w:szCs w:val="24"/>
         </w:rPr>
@@ -9064,9 +11525,9 @@
 <file path=word/numbering.xml><?xml version="1.0" encoding="utf-8"?>
 <w:numbering xmlns:wpc="http://schemas.microsoft.com/office/word/2010/wordprocessingCanvas" xmlns:cx="http://schemas.microsoft.com/office/drawing/2014/chartex" xmlns:cx1="http://schemas.microsoft.com/office/drawing/2015/9/8/chartex" xmlns:cx2="http://schemas.microsoft.com/office/drawing/2015/10/21/chartex" xmlns:cx3="http://schemas.microsoft.com/office/drawing/2016/5/9/chartex" xmlns:cx4="http://schemas.microsoft.com/office/drawing/2016/5/10/chartex" xmlns:cx5="http://schemas.microsoft.com/office/drawing/2016/5/11/chartex" xmlns:cx6="http://schemas.microsoft.com/office/drawing/2016/5/12/chartex" xmlns:cx7="http://schemas.microsoft.com/office/drawing/2016/5/13/chartex" xmlns:cx8="http://schemas.microsoft.com/office/drawing/2016/5/14/chartex" xmlns:mc="http://schemas.openxmlformats.org/markup-compatibility/2006" xmlns:aink="http://schemas.microsoft.com/office/drawing/2016/ink" xmlns:am3d="http://schemas.microsoft.com/office/drawing/2017/model3d" xmlns:o="urn:schemas-microsoft-com:office:office" xmlns:oel="http://schemas.microsoft.com/office/2019/extlst" xmlns:r="http://schemas.openxmlformats.org/officeDocument/2006/relationships" xmlns:m="http://schemas.openxmlformats.org/officeDocument/2006/math" xmlns:v="urn:schemas-microsoft-com:vml" xmlns:wp14="http://schemas.microsoft.com/office/word/2010/wordprocessingDrawing" xmlns:wp="http://schemas.openxmlformats.org/drawingml/2006/wordprocessingDrawing" xmlns:w10="urn:schemas-microsoft-com:office:word" xmlns:w="http://schemas.openxmlformats.org/wordprocessingml/2006/main" xmlns:w14="http://schemas.microsoft.com/office/word/2010/wordml" xmlns:w15="http://schemas.microsoft.com/office/word/2012/wordml" xmlns:w16cex="http://schemas.microsoft.com/office/word/2018/wordml/cex" xmlns:w16cid="http://schemas.microsoft.com/office/word/2016/wordml/cid" xmlns:w16="http://schemas.microsoft.com/office/word/2018/wordml" xmlns:w16du="http://schemas.microsoft.com/office/word/2023/wordml/word16du" xmlns:w16sdtdh="http://schemas.microsoft.com/office/word/2020/wordml/sdtdatahash" xmlns:w16sdtfl="http://schemas.microsoft.com/office/word/2024/wordml/sdtformatlock" xmlns:w16se="http://schemas.microsoft.com/office/word/2015/wordml/symex" xmlns:wpg="http://schemas.microsoft.com/office/word/2010/wordprocessingGroup" xmlns:wpi="http://schemas.microsoft.com/office/word/2010/wordprocessingInk" xmlns:wne="http://schemas.microsoft.com/office/word/2006/wordml" xmlns:wps="http://schemas.microsoft.com/office/word/2010/wordprocessingShape" mc:Ignorable="w14 w15 w16se w16cid w16 w16cex w16sdtdh w16sdtfl w16du wp14">
   <w:abstractNum w:abstractNumId="0" w15:restartNumberingAfterBreak="0">
-    <w:nsid w:val="0FAD1150"/>
+    <w:nsid w:val="05D13FE4"/>
     <w:multiLevelType w:val="multilevel"/>
-    <w:tmpl w:val="9A1226FE"/>
+    <w:tmpl w:val="A0B83D3E"/>
     <w:lvl w:ilvl="0">
       <w:start w:val="1"/>
       <w:numFmt w:val="bullet"/>
@@ -9213,9 +11674,9 @@
     </w:lvl>
   </w:abstractNum>
   <w:abstractNum w:abstractNumId="1" w15:restartNumberingAfterBreak="0">
-    <w:nsid w:val="33AC152B"/>
+    <w:nsid w:val="0FAD1150"/>
     <w:multiLevelType w:val="multilevel"/>
-    <w:tmpl w:val="94F63500"/>
+    <w:tmpl w:val="9A1226FE"/>
     <w:lvl w:ilvl="0">
       <w:start w:val="1"/>
       <w:numFmt w:val="bullet"/>
@@ -9362,9 +11823,9 @@
     </w:lvl>
   </w:abstractNum>
   <w:abstractNum w:abstractNumId="2" w15:restartNumberingAfterBreak="0">
-    <w:nsid w:val="37502830"/>
+    <w:nsid w:val="2DD90902"/>
     <w:multiLevelType w:val="multilevel"/>
-    <w:tmpl w:val="DA64BB3A"/>
+    <w:tmpl w:val="63B697B6"/>
     <w:lvl w:ilvl="0">
       <w:start w:val="1"/>
       <w:numFmt w:val="bullet"/>
@@ -9511,9 +11972,9 @@
     </w:lvl>
   </w:abstractNum>
   <w:abstractNum w:abstractNumId="3" w15:restartNumberingAfterBreak="0">
-    <w:nsid w:val="3A87059B"/>
+    <w:nsid w:val="33AC152B"/>
     <w:multiLevelType w:val="multilevel"/>
-    <w:tmpl w:val="60AE5124"/>
+    <w:tmpl w:val="94F63500"/>
     <w:lvl w:ilvl="0">
       <w:start w:val="1"/>
       <w:numFmt w:val="bullet"/>
@@ -9660,9 +12121,9 @@
     </w:lvl>
   </w:abstractNum>
   <w:abstractNum w:abstractNumId="4" w15:restartNumberingAfterBreak="0">
-    <w:nsid w:val="4E2059A3"/>
+    <w:nsid w:val="37502830"/>
     <w:multiLevelType w:val="multilevel"/>
-    <w:tmpl w:val="FD184E44"/>
+    <w:tmpl w:val="DA64BB3A"/>
     <w:lvl w:ilvl="0">
       <w:start w:val="1"/>
       <w:numFmt w:val="bullet"/>
@@ -9809,9 +12270,9 @@
     </w:lvl>
   </w:abstractNum>
   <w:abstractNum w:abstractNumId="5" w15:restartNumberingAfterBreak="0">
-    <w:nsid w:val="61AF5027"/>
+    <w:nsid w:val="3A87059B"/>
     <w:multiLevelType w:val="multilevel"/>
-    <w:tmpl w:val="51802B24"/>
+    <w:tmpl w:val="60AE5124"/>
     <w:lvl w:ilvl="0">
       <w:start w:val="1"/>
       <w:numFmt w:val="bullet"/>
@@ -9958,9 +12419,9 @@
     </w:lvl>
   </w:abstractNum>
   <w:abstractNum w:abstractNumId="6" w15:restartNumberingAfterBreak="0">
-    <w:nsid w:val="64E8572B"/>
+    <w:nsid w:val="4E2059A3"/>
     <w:multiLevelType w:val="multilevel"/>
-    <w:tmpl w:val="A8C89C02"/>
+    <w:tmpl w:val="FD184E44"/>
     <w:lvl w:ilvl="0">
       <w:start w:val="1"/>
       <w:numFmt w:val="bullet"/>
@@ -10107,9 +12568,9 @@
     </w:lvl>
   </w:abstractNum>
   <w:abstractNum w:abstractNumId="7" w15:restartNumberingAfterBreak="0">
-    <w:nsid w:val="67F27F3A"/>
+    <w:nsid w:val="61AF5027"/>
     <w:multiLevelType w:val="multilevel"/>
-    <w:tmpl w:val="5F0010F4"/>
+    <w:tmpl w:val="51802B24"/>
     <w:lvl w:ilvl="0">
       <w:start w:val="1"/>
       <w:numFmt w:val="bullet"/>
@@ -10256,9 +12717,9 @@
     </w:lvl>
   </w:abstractNum>
   <w:abstractNum w:abstractNumId="8" w15:restartNumberingAfterBreak="0">
-    <w:nsid w:val="7B6944C1"/>
+    <w:nsid w:val="64E8572B"/>
     <w:multiLevelType w:val="multilevel"/>
-    <w:tmpl w:val="E1DE97EC"/>
+    <w:tmpl w:val="A8C89C02"/>
     <w:lvl w:ilvl="0">
       <w:start w:val="1"/>
       <w:numFmt w:val="bullet"/>
@@ -10404,32 +12865,336 @@
       </w:rPr>
     </w:lvl>
   </w:abstractNum>
+  <w:abstractNum w:abstractNumId="9" w15:restartNumberingAfterBreak="0">
+    <w:nsid w:val="67F27F3A"/>
+    <w:multiLevelType w:val="multilevel"/>
+    <w:tmpl w:val="5F0010F4"/>
+    <w:lvl w:ilvl="0">
+      <w:start w:val="1"/>
+      <w:numFmt w:val="bullet"/>
+      <w:lvlText w:val=""/>
+      <w:lvlJc w:val="left"/>
+      <w:pPr>
+        <w:tabs>
+          <w:tab w:val="num" w:pos="720"/>
+        </w:tabs>
+        <w:ind w:left="720" w:hanging="360"/>
+      </w:pPr>
+      <w:rPr>
+        <w:rFonts w:ascii="Symbol" w:hAnsi="Symbol" w:hint="default"/>
+        <w:sz w:val="20"/>
+      </w:rPr>
+    </w:lvl>
+    <w:lvl w:ilvl="1" w:tentative="1">
+      <w:start w:val="1"/>
+      <w:numFmt w:val="bullet"/>
+      <w:lvlText w:val="o"/>
+      <w:lvlJc w:val="left"/>
+      <w:pPr>
+        <w:tabs>
+          <w:tab w:val="num" w:pos="1440"/>
+        </w:tabs>
+        <w:ind w:left="1440" w:hanging="360"/>
+      </w:pPr>
+      <w:rPr>
+        <w:rFonts w:ascii="Courier New" w:hAnsi="Courier New" w:hint="default"/>
+        <w:sz w:val="20"/>
+      </w:rPr>
+    </w:lvl>
+    <w:lvl w:ilvl="2" w:tentative="1">
+      <w:start w:val="1"/>
+      <w:numFmt w:val="bullet"/>
+      <w:lvlText w:val=""/>
+      <w:lvlJc w:val="left"/>
+      <w:pPr>
+        <w:tabs>
+          <w:tab w:val="num" w:pos="2160"/>
+        </w:tabs>
+        <w:ind w:left="2160" w:hanging="360"/>
+      </w:pPr>
+      <w:rPr>
+        <w:rFonts w:ascii="Wingdings" w:hAnsi="Wingdings" w:hint="default"/>
+        <w:sz w:val="20"/>
+      </w:rPr>
+    </w:lvl>
+    <w:lvl w:ilvl="3" w:tentative="1">
+      <w:start w:val="1"/>
+      <w:numFmt w:val="bullet"/>
+      <w:lvlText w:val=""/>
+      <w:lvlJc w:val="left"/>
+      <w:pPr>
+        <w:tabs>
+          <w:tab w:val="num" w:pos="2880"/>
+        </w:tabs>
+        <w:ind w:left="2880" w:hanging="360"/>
+      </w:pPr>
+      <w:rPr>
+        <w:rFonts w:ascii="Wingdings" w:hAnsi="Wingdings" w:hint="default"/>
+        <w:sz w:val="20"/>
+      </w:rPr>
+    </w:lvl>
+    <w:lvl w:ilvl="4" w:tentative="1">
+      <w:start w:val="1"/>
+      <w:numFmt w:val="bullet"/>
+      <w:lvlText w:val=""/>
+      <w:lvlJc w:val="left"/>
+      <w:pPr>
+        <w:tabs>
+          <w:tab w:val="num" w:pos="3600"/>
+        </w:tabs>
+        <w:ind w:left="3600" w:hanging="360"/>
+      </w:pPr>
+      <w:rPr>
+        <w:rFonts w:ascii="Wingdings" w:hAnsi="Wingdings" w:hint="default"/>
+        <w:sz w:val="20"/>
+      </w:rPr>
+    </w:lvl>
+    <w:lvl w:ilvl="5" w:tentative="1">
+      <w:start w:val="1"/>
+      <w:numFmt w:val="bullet"/>
+      <w:lvlText w:val=""/>
+      <w:lvlJc w:val="left"/>
+      <w:pPr>
+        <w:tabs>
+          <w:tab w:val="num" w:pos="4320"/>
+        </w:tabs>
+        <w:ind w:left="4320" w:hanging="360"/>
+      </w:pPr>
+      <w:rPr>
+        <w:rFonts w:ascii="Wingdings" w:hAnsi="Wingdings" w:hint="default"/>
+        <w:sz w:val="20"/>
+      </w:rPr>
+    </w:lvl>
+    <w:lvl w:ilvl="6" w:tentative="1">
+      <w:start w:val="1"/>
+      <w:numFmt w:val="bullet"/>
+      <w:lvlText w:val=""/>
+      <w:lvlJc w:val="left"/>
+      <w:pPr>
+        <w:tabs>
+          <w:tab w:val="num" w:pos="5040"/>
+        </w:tabs>
+        <w:ind w:left="5040" w:hanging="360"/>
+      </w:pPr>
+      <w:rPr>
+        <w:rFonts w:ascii="Wingdings" w:hAnsi="Wingdings" w:hint="default"/>
+        <w:sz w:val="20"/>
+      </w:rPr>
+    </w:lvl>
+    <w:lvl w:ilvl="7" w:tentative="1">
+      <w:start w:val="1"/>
+      <w:numFmt w:val="bullet"/>
+      <w:lvlText w:val=""/>
+      <w:lvlJc w:val="left"/>
+      <w:pPr>
+        <w:tabs>
+          <w:tab w:val="num" w:pos="5760"/>
+        </w:tabs>
+        <w:ind w:left="5760" w:hanging="360"/>
+      </w:pPr>
+      <w:rPr>
+        <w:rFonts w:ascii="Wingdings" w:hAnsi="Wingdings" w:hint="default"/>
+        <w:sz w:val="20"/>
+      </w:rPr>
+    </w:lvl>
+    <w:lvl w:ilvl="8" w:tentative="1">
+      <w:start w:val="1"/>
+      <w:numFmt w:val="bullet"/>
+      <w:lvlText w:val=""/>
+      <w:lvlJc w:val="left"/>
+      <w:pPr>
+        <w:tabs>
+          <w:tab w:val="num" w:pos="6480"/>
+        </w:tabs>
+        <w:ind w:left="6480" w:hanging="360"/>
+      </w:pPr>
+      <w:rPr>
+        <w:rFonts w:ascii="Wingdings" w:hAnsi="Wingdings" w:hint="default"/>
+        <w:sz w:val="20"/>
+      </w:rPr>
+    </w:lvl>
+  </w:abstractNum>
+  <w:abstractNum w:abstractNumId="10" w15:restartNumberingAfterBreak="0">
+    <w:nsid w:val="7B6944C1"/>
+    <w:multiLevelType w:val="multilevel"/>
+    <w:tmpl w:val="E1DE97EC"/>
+    <w:lvl w:ilvl="0">
+      <w:start w:val="1"/>
+      <w:numFmt w:val="bullet"/>
+      <w:lvlText w:val=""/>
+      <w:lvlJc w:val="left"/>
+      <w:pPr>
+        <w:tabs>
+          <w:tab w:val="num" w:pos="720"/>
+        </w:tabs>
+        <w:ind w:left="720" w:hanging="360"/>
+      </w:pPr>
+      <w:rPr>
+        <w:rFonts w:ascii="Symbol" w:hAnsi="Symbol" w:hint="default"/>
+        <w:sz w:val="20"/>
+      </w:rPr>
+    </w:lvl>
+    <w:lvl w:ilvl="1" w:tentative="1">
+      <w:start w:val="1"/>
+      <w:numFmt w:val="bullet"/>
+      <w:lvlText w:val="o"/>
+      <w:lvlJc w:val="left"/>
+      <w:pPr>
+        <w:tabs>
+          <w:tab w:val="num" w:pos="1440"/>
+        </w:tabs>
+        <w:ind w:left="1440" w:hanging="360"/>
+      </w:pPr>
+      <w:rPr>
+        <w:rFonts w:ascii="Courier New" w:hAnsi="Courier New" w:hint="default"/>
+        <w:sz w:val="20"/>
+      </w:rPr>
+    </w:lvl>
+    <w:lvl w:ilvl="2" w:tentative="1">
+      <w:start w:val="1"/>
+      <w:numFmt w:val="bullet"/>
+      <w:lvlText w:val=""/>
+      <w:lvlJc w:val="left"/>
+      <w:pPr>
+        <w:tabs>
+          <w:tab w:val="num" w:pos="2160"/>
+        </w:tabs>
+        <w:ind w:left="2160" w:hanging="360"/>
+      </w:pPr>
+      <w:rPr>
+        <w:rFonts w:ascii="Wingdings" w:hAnsi="Wingdings" w:hint="default"/>
+        <w:sz w:val="20"/>
+      </w:rPr>
+    </w:lvl>
+    <w:lvl w:ilvl="3" w:tentative="1">
+      <w:start w:val="1"/>
+      <w:numFmt w:val="bullet"/>
+      <w:lvlText w:val=""/>
+      <w:lvlJc w:val="left"/>
+      <w:pPr>
+        <w:tabs>
+          <w:tab w:val="num" w:pos="2880"/>
+        </w:tabs>
+        <w:ind w:left="2880" w:hanging="360"/>
+      </w:pPr>
+      <w:rPr>
+        <w:rFonts w:ascii="Wingdings" w:hAnsi="Wingdings" w:hint="default"/>
+        <w:sz w:val="20"/>
+      </w:rPr>
+    </w:lvl>
+    <w:lvl w:ilvl="4" w:tentative="1">
+      <w:start w:val="1"/>
+      <w:numFmt w:val="bullet"/>
+      <w:lvlText w:val=""/>
+      <w:lvlJc w:val="left"/>
+      <w:pPr>
+        <w:tabs>
+          <w:tab w:val="num" w:pos="3600"/>
+        </w:tabs>
+        <w:ind w:left="3600" w:hanging="360"/>
+      </w:pPr>
+      <w:rPr>
+        <w:rFonts w:ascii="Wingdings" w:hAnsi="Wingdings" w:hint="default"/>
+        <w:sz w:val="20"/>
+      </w:rPr>
+    </w:lvl>
+    <w:lvl w:ilvl="5" w:tentative="1">
+      <w:start w:val="1"/>
+      <w:numFmt w:val="bullet"/>
+      <w:lvlText w:val=""/>
+      <w:lvlJc w:val="left"/>
+      <w:pPr>
+        <w:tabs>
+          <w:tab w:val="num" w:pos="4320"/>
+        </w:tabs>
+        <w:ind w:left="4320" w:hanging="360"/>
+      </w:pPr>
+      <w:rPr>
+        <w:rFonts w:ascii="Wingdings" w:hAnsi="Wingdings" w:hint="default"/>
+        <w:sz w:val="20"/>
+      </w:rPr>
+    </w:lvl>
+    <w:lvl w:ilvl="6" w:tentative="1">
+      <w:start w:val="1"/>
+      <w:numFmt w:val="bullet"/>
+      <w:lvlText w:val=""/>
+      <w:lvlJc w:val="left"/>
+      <w:pPr>
+        <w:tabs>
+          <w:tab w:val="num" w:pos="5040"/>
+        </w:tabs>
+        <w:ind w:left="5040" w:hanging="360"/>
+      </w:pPr>
+      <w:rPr>
+        <w:rFonts w:ascii="Wingdings" w:hAnsi="Wingdings" w:hint="default"/>
+        <w:sz w:val="20"/>
+      </w:rPr>
+    </w:lvl>
+    <w:lvl w:ilvl="7" w:tentative="1">
+      <w:start w:val="1"/>
+      <w:numFmt w:val="bullet"/>
+      <w:lvlText w:val=""/>
+      <w:lvlJc w:val="left"/>
+      <w:pPr>
+        <w:tabs>
+          <w:tab w:val="num" w:pos="5760"/>
+        </w:tabs>
+        <w:ind w:left="5760" w:hanging="360"/>
+      </w:pPr>
+      <w:rPr>
+        <w:rFonts w:ascii="Wingdings" w:hAnsi="Wingdings" w:hint="default"/>
+        <w:sz w:val="20"/>
+      </w:rPr>
+    </w:lvl>
+    <w:lvl w:ilvl="8" w:tentative="1">
+      <w:start w:val="1"/>
+      <w:numFmt w:val="bullet"/>
+      <w:lvlText w:val=""/>
+      <w:lvlJc w:val="left"/>
+      <w:pPr>
+        <w:tabs>
+          <w:tab w:val="num" w:pos="6480"/>
+        </w:tabs>
+        <w:ind w:left="6480" w:hanging="360"/>
+      </w:pPr>
+      <w:rPr>
+        <w:rFonts w:ascii="Wingdings" w:hAnsi="Wingdings" w:hint="default"/>
+        <w:sz w:val="20"/>
+      </w:rPr>
+    </w:lvl>
+  </w:abstractNum>
   <w:num w:numId="1" w16cid:durableId="885606880">
+    <w:abstractNumId w:val="8"/>
+  </w:num>
+  <w:num w:numId="2" w16cid:durableId="1202745036">
+    <w:abstractNumId w:val="7"/>
+  </w:num>
+  <w:num w:numId="3" w16cid:durableId="1348750135">
+    <w:abstractNumId w:val="3"/>
+  </w:num>
+  <w:num w:numId="4" w16cid:durableId="447046994">
+    <w:abstractNumId w:val="4"/>
+  </w:num>
+  <w:num w:numId="5" w16cid:durableId="502278076">
+    <w:abstractNumId w:val="5"/>
+  </w:num>
+  <w:num w:numId="6" w16cid:durableId="622537477">
+    <w:abstractNumId w:val="1"/>
+  </w:num>
+  <w:num w:numId="7" w16cid:durableId="239684471">
     <w:abstractNumId w:val="6"/>
   </w:num>
-  <w:num w:numId="2" w16cid:durableId="1202745036">
-    <w:abstractNumId w:val="5"/>
+  <w:num w:numId="8" w16cid:durableId="1913194195">
+    <w:abstractNumId w:val="9"/>
   </w:num>
-  <w:num w:numId="3" w16cid:durableId="1348750135">
-    <w:abstractNumId w:val="1"/>
+  <w:num w:numId="9" w16cid:durableId="1652980599">
+    <w:abstractNumId w:val="10"/>
   </w:num>
-  <w:num w:numId="4" w16cid:durableId="447046994">
+  <w:num w:numId="10" w16cid:durableId="1132557196">
     <w:abstractNumId w:val="2"/>
   </w:num>
-  <w:num w:numId="5" w16cid:durableId="502278076">
-    <w:abstractNumId w:val="3"/>
-  </w:num>
-  <w:num w:numId="6" w16cid:durableId="622537477">
+  <w:num w:numId="11" w16cid:durableId="1877740343">
     <w:abstractNumId w:val="0"/>
-  </w:num>
-  <w:num w:numId="7" w16cid:durableId="239684471">
-    <w:abstractNumId w:val="4"/>
-  </w:num>
-  <w:num w:numId="8" w16cid:durableId="1913194195">
-    <w:abstractNumId w:val="7"/>
-  </w:num>
-  <w:num w:numId="9" w16cid:durableId="1652980599">
-    <w:abstractNumId w:val="8"/>
   </w:num>
 </w:numbering>
 </file>

--- a/Dokumentasi/DOKUMENTASI WEB CMPApp.docx
+++ b/Dokumentasi/DOKUMENTASI WEB CMPApp.docx
@@ -303,18 +303,6 @@
       <w:pPr>
         <w:rPr>
           <w:rFonts w:ascii="Times New Roman" w:hAnsi="Times New Roman" w:cs="Times New Roman"/>
-          <w:b/>
-          <w:bCs/>
-          <w:noProof/>
-          <w:sz w:val="24"/>
-          <w:szCs w:val="24"/>
-        </w:rPr>
-      </w:pPr>
-    </w:p>
-    <w:p>
-      <w:pPr>
-        <w:rPr>
-          <w:rFonts w:ascii="Times New Roman" w:hAnsi="Times New Roman" w:cs="Times New Roman"/>
           <w:sz w:val="24"/>
           <w:szCs w:val="24"/>
         </w:rPr>
@@ -1756,7 +1744,6 @@
           <w:sz w:val="24"/>
           <w:szCs w:val="24"/>
         </w:rPr>
-        <w:lastRenderedPageBreak/>
         <w:t xml:space="preserve">React Router </w:t>
       </w:r>
       <w:proofErr w:type="spellStart"/>
@@ -1832,6 +1819,7 @@
           <w:sz w:val="24"/>
           <w:szCs w:val="24"/>
         </w:rPr>
+        <w:lastRenderedPageBreak/>
         <w:t xml:space="preserve">Axios </w:t>
       </w:r>
       <w:proofErr w:type="spellStart"/>
@@ -3077,7 +3065,6 @@
           <w:sz w:val="24"/>
           <w:szCs w:val="24"/>
         </w:rPr>
-        <w:lastRenderedPageBreak/>
         <w:t xml:space="preserve">Gambar di </w:t>
       </w:r>
       <w:proofErr w:type="spellStart"/>
@@ -3323,6 +3310,7 @@
           <w:sz w:val="24"/>
           <w:szCs w:val="24"/>
         </w:rPr>
+        <w:lastRenderedPageBreak/>
         <w:t>tersedia</w:t>
       </w:r>
       <w:proofErr w:type="spellEnd"/>
@@ -11421,6 +11409,2873 @@
       <w:pPr>
         <w:rPr>
           <w:rFonts w:ascii="Times New Roman" w:hAnsi="Times New Roman" w:cs="Times New Roman"/>
+          <w:b/>
+          <w:bCs/>
+          <w:sz w:val="24"/>
+          <w:szCs w:val="24"/>
+        </w:rPr>
+      </w:pPr>
+      <w:proofErr w:type="spellStart"/>
+      <w:r>
+        <w:rPr>
+          <w:rFonts w:ascii="Times New Roman" w:hAnsi="Times New Roman" w:cs="Times New Roman"/>
+          <w:b/>
+          <w:bCs/>
+          <w:sz w:val="24"/>
+          <w:szCs w:val="24"/>
+        </w:rPr>
+        <w:t>L</w:t>
+      </w:r>
+      <w:r>
+        <w:rPr>
+          <w:rFonts w:ascii="Times New Roman" w:hAnsi="Times New Roman" w:cs="Times New Roman"/>
+          <w:b/>
+          <w:bCs/>
+          <w:sz w:val="24"/>
+          <w:szCs w:val="24"/>
+        </w:rPr>
+        <w:t>anjutan</w:t>
+      </w:r>
+      <w:proofErr w:type="spellEnd"/>
+      <w:r>
+        <w:rPr>
+          <w:rFonts w:ascii="Times New Roman" w:hAnsi="Times New Roman" w:cs="Times New Roman"/>
+          <w:b/>
+          <w:bCs/>
+          <w:sz w:val="24"/>
+          <w:szCs w:val="24"/>
+        </w:rPr>
+        <w:t xml:space="preserve"> </w:t>
+      </w:r>
+      <w:r>
+        <w:rPr>
+          <w:rFonts w:ascii="Times New Roman" w:hAnsi="Times New Roman" w:cs="Times New Roman"/>
+          <w:b/>
+          <w:bCs/>
+          <w:sz w:val="24"/>
+          <w:szCs w:val="24"/>
+        </w:rPr>
+        <w:t>D</w:t>
+      </w:r>
+      <w:r>
+        <w:rPr>
+          <w:rFonts w:ascii="Times New Roman" w:hAnsi="Times New Roman" w:cs="Times New Roman"/>
+          <w:b/>
+          <w:bCs/>
+          <w:sz w:val="24"/>
+          <w:szCs w:val="24"/>
+        </w:rPr>
+        <w:t xml:space="preserve">ari </w:t>
+      </w:r>
+      <w:r>
+        <w:rPr>
+          <w:rFonts w:ascii="Times New Roman" w:hAnsi="Times New Roman" w:cs="Times New Roman"/>
+          <w:b/>
+          <w:bCs/>
+          <w:sz w:val="24"/>
+          <w:szCs w:val="24"/>
+        </w:rPr>
+        <w:t>H</w:t>
+      </w:r>
+      <w:r>
+        <w:rPr>
+          <w:rFonts w:ascii="Times New Roman" w:hAnsi="Times New Roman" w:cs="Times New Roman"/>
+          <w:b/>
+          <w:bCs/>
+          <w:sz w:val="24"/>
+          <w:szCs w:val="24"/>
+        </w:rPr>
+        <w:t xml:space="preserve">alaman Edit </w:t>
+      </w:r>
+      <w:proofErr w:type="spellStart"/>
+      <w:r>
+        <w:rPr>
+          <w:rFonts w:ascii="Times New Roman" w:hAnsi="Times New Roman" w:cs="Times New Roman"/>
+          <w:b/>
+          <w:bCs/>
+          <w:sz w:val="24"/>
+          <w:szCs w:val="24"/>
+        </w:rPr>
+        <w:t>Wisat</w:t>
+      </w:r>
+      <w:r>
+        <w:rPr>
+          <w:rFonts w:ascii="Times New Roman" w:hAnsi="Times New Roman" w:cs="Times New Roman"/>
+          <w:b/>
+          <w:bCs/>
+          <w:sz w:val="24"/>
+          <w:szCs w:val="24"/>
+        </w:rPr>
+        <w:t>a</w:t>
+      </w:r>
+      <w:proofErr w:type="spellEnd"/>
+    </w:p>
+    <w:p>
+      <w:pPr>
+        <w:rPr>
+          <w:rFonts w:ascii="Times New Roman" w:hAnsi="Times New Roman" w:cs="Times New Roman"/>
+          <w:sz w:val="24"/>
+          <w:szCs w:val="24"/>
+        </w:rPr>
+      </w:pPr>
+      <w:r>
+        <w:rPr>
+          <w:rFonts w:ascii="Times New Roman" w:hAnsi="Times New Roman" w:cs="Times New Roman"/>
+          <w:noProof/>
+          <w:sz w:val="24"/>
+          <w:szCs w:val="24"/>
+        </w:rPr>
+        <w:drawing>
+          <wp:inline distT="0" distB="0" distL="0" distR="0" wp14:anchorId="1DF6D727" wp14:editId="7AEFD70D">
+            <wp:extent cx="5731510" cy="3018790"/>
+            <wp:effectExtent l="0" t="0" r="2540" b="0"/>
+            <wp:docPr id="68447915" name="Picture 7"/>
+            <wp:cNvGraphicFramePr>
+              <a:graphicFrameLocks xmlns:a="http://schemas.openxmlformats.org/drawingml/2006/main" noChangeAspect="1"/>
+            </wp:cNvGraphicFramePr>
+            <a:graphic xmlns:a="http://schemas.openxmlformats.org/drawingml/2006/main">
+              <a:graphicData uri="http://schemas.openxmlformats.org/drawingml/2006/picture">
+                <pic:pic xmlns:pic="http://schemas.openxmlformats.org/drawingml/2006/picture">
+                  <pic:nvPicPr>
+                    <pic:cNvPr id="68447915" name="Picture 68447915"/>
+                    <pic:cNvPicPr/>
+                  </pic:nvPicPr>
+                  <pic:blipFill>
+                    <a:blip r:embed="rId11">
+                      <a:extLst>
+                        <a:ext uri="{28A0092B-C50C-407E-A947-70E740481C1C}">
+                          <a14:useLocalDpi xmlns:a14="http://schemas.microsoft.com/office/drawing/2010/main" val="0"/>
+                        </a:ext>
+                      </a:extLst>
+                    </a:blip>
+                    <a:stretch>
+                      <a:fillRect/>
+                    </a:stretch>
+                  </pic:blipFill>
+                  <pic:spPr>
+                    <a:xfrm>
+                      <a:off x="0" y="0"/>
+                      <a:ext cx="5731510" cy="3018790"/>
+                    </a:xfrm>
+                    <a:prstGeom prst="rect">
+                      <a:avLst/>
+                    </a:prstGeom>
+                  </pic:spPr>
+                </pic:pic>
+              </a:graphicData>
+            </a:graphic>
+          </wp:inline>
+        </w:drawing>
+      </w:r>
+    </w:p>
+    <w:p>
+      <w:pPr>
+        <w:rPr>
+          <w:rFonts w:ascii="Times New Roman" w:hAnsi="Times New Roman" w:cs="Times New Roman"/>
+          <w:sz w:val="24"/>
+          <w:szCs w:val="24"/>
+        </w:rPr>
+      </w:pPr>
+    </w:p>
+    <w:p>
+      <w:pPr>
+        <w:rPr>
+          <w:rFonts w:ascii="Times New Roman" w:hAnsi="Times New Roman" w:cs="Times New Roman"/>
+          <w:sz w:val="24"/>
+          <w:szCs w:val="24"/>
+        </w:rPr>
+      </w:pPr>
+      <w:r>
+        <w:rPr>
+          <w:rFonts w:ascii="Times New Roman" w:hAnsi="Times New Roman" w:cs="Times New Roman"/>
+          <w:sz w:val="24"/>
+          <w:szCs w:val="24"/>
+        </w:rPr>
+        <w:t xml:space="preserve">Gambar di </w:t>
+      </w:r>
+      <w:proofErr w:type="spellStart"/>
+      <w:r>
+        <w:rPr>
+          <w:rFonts w:ascii="Times New Roman" w:hAnsi="Times New Roman" w:cs="Times New Roman"/>
+          <w:sz w:val="24"/>
+          <w:szCs w:val="24"/>
+        </w:rPr>
+        <w:t>atas</w:t>
+      </w:r>
+      <w:proofErr w:type="spellEnd"/>
+      <w:r>
+        <w:rPr>
+          <w:rFonts w:ascii="Times New Roman" w:hAnsi="Times New Roman" w:cs="Times New Roman"/>
+          <w:sz w:val="24"/>
+          <w:szCs w:val="24"/>
+        </w:rPr>
+        <w:t xml:space="preserve"> </w:t>
+      </w:r>
+      <w:proofErr w:type="spellStart"/>
+      <w:r>
+        <w:rPr>
+          <w:rFonts w:ascii="Times New Roman" w:hAnsi="Times New Roman" w:cs="Times New Roman"/>
+          <w:sz w:val="24"/>
+          <w:szCs w:val="24"/>
+        </w:rPr>
+        <w:t>merupakan</w:t>
+      </w:r>
+      <w:proofErr w:type="spellEnd"/>
+      <w:r>
+        <w:rPr>
+          <w:rFonts w:ascii="Times New Roman" w:hAnsi="Times New Roman" w:cs="Times New Roman"/>
+          <w:sz w:val="24"/>
+          <w:szCs w:val="24"/>
+        </w:rPr>
+        <w:t xml:space="preserve"> </w:t>
+      </w:r>
+      <w:proofErr w:type="spellStart"/>
+      <w:r>
+        <w:rPr>
+          <w:rFonts w:ascii="Times New Roman" w:hAnsi="Times New Roman" w:cs="Times New Roman"/>
+          <w:sz w:val="24"/>
+          <w:szCs w:val="24"/>
+        </w:rPr>
+        <w:t>bagian</w:t>
+      </w:r>
+      <w:proofErr w:type="spellEnd"/>
+      <w:r>
+        <w:rPr>
+          <w:rFonts w:ascii="Times New Roman" w:hAnsi="Times New Roman" w:cs="Times New Roman"/>
+          <w:sz w:val="24"/>
+          <w:szCs w:val="24"/>
+        </w:rPr>
+        <w:t xml:space="preserve"> </w:t>
+      </w:r>
+      <w:proofErr w:type="spellStart"/>
+      <w:r>
+        <w:rPr>
+          <w:rFonts w:ascii="Times New Roman" w:hAnsi="Times New Roman" w:cs="Times New Roman"/>
+          <w:sz w:val="24"/>
+          <w:szCs w:val="24"/>
+        </w:rPr>
+        <w:t>lanjutan</w:t>
+      </w:r>
+      <w:proofErr w:type="spellEnd"/>
+      <w:r>
+        <w:rPr>
+          <w:rFonts w:ascii="Times New Roman" w:hAnsi="Times New Roman" w:cs="Times New Roman"/>
+          <w:sz w:val="24"/>
+          <w:szCs w:val="24"/>
+        </w:rPr>
+        <w:t xml:space="preserve"> </w:t>
+      </w:r>
+      <w:proofErr w:type="spellStart"/>
+      <w:r>
+        <w:rPr>
+          <w:rFonts w:ascii="Times New Roman" w:hAnsi="Times New Roman" w:cs="Times New Roman"/>
+          <w:sz w:val="24"/>
+          <w:szCs w:val="24"/>
+        </w:rPr>
+        <w:t>dari</w:t>
+      </w:r>
+      <w:proofErr w:type="spellEnd"/>
+      <w:r>
+        <w:rPr>
+          <w:rFonts w:ascii="Times New Roman" w:hAnsi="Times New Roman" w:cs="Times New Roman"/>
+          <w:sz w:val="24"/>
+          <w:szCs w:val="24"/>
+        </w:rPr>
+        <w:t xml:space="preserve"> </w:t>
+      </w:r>
+      <w:proofErr w:type="spellStart"/>
+      <w:r>
+        <w:rPr>
+          <w:rFonts w:ascii="Times New Roman" w:hAnsi="Times New Roman" w:cs="Times New Roman"/>
+          <w:sz w:val="24"/>
+          <w:szCs w:val="24"/>
+        </w:rPr>
+        <w:t>halaman</w:t>
+      </w:r>
+      <w:proofErr w:type="spellEnd"/>
+      <w:r>
+        <w:rPr>
+          <w:rFonts w:ascii="Times New Roman" w:hAnsi="Times New Roman" w:cs="Times New Roman"/>
+          <w:sz w:val="24"/>
+          <w:szCs w:val="24"/>
+        </w:rPr>
+        <w:t xml:space="preserve"> </w:t>
+      </w:r>
+      <w:r>
+        <w:rPr>
+          <w:rFonts w:ascii="Times New Roman" w:hAnsi="Times New Roman" w:cs="Times New Roman"/>
+          <w:b/>
+          <w:bCs/>
+          <w:sz w:val="24"/>
+          <w:szCs w:val="24"/>
+        </w:rPr>
+        <w:t xml:space="preserve">Edit </w:t>
+      </w:r>
+      <w:proofErr w:type="spellStart"/>
+      <w:r>
+        <w:rPr>
+          <w:rFonts w:ascii="Times New Roman" w:hAnsi="Times New Roman" w:cs="Times New Roman"/>
+          <w:b/>
+          <w:bCs/>
+          <w:sz w:val="24"/>
+          <w:szCs w:val="24"/>
+        </w:rPr>
+        <w:t>Wisata</w:t>
+      </w:r>
+      <w:proofErr w:type="spellEnd"/>
+      <w:r>
+        <w:rPr>
+          <w:rFonts w:ascii="Times New Roman" w:hAnsi="Times New Roman" w:cs="Times New Roman"/>
+          <w:sz w:val="24"/>
+          <w:szCs w:val="24"/>
+        </w:rPr>
+        <w:t xml:space="preserve"> pada website </w:t>
+      </w:r>
+      <w:proofErr w:type="spellStart"/>
+      <w:r>
+        <w:rPr>
+          <w:rFonts w:ascii="Times New Roman" w:hAnsi="Times New Roman" w:cs="Times New Roman"/>
+          <w:sz w:val="24"/>
+          <w:szCs w:val="24"/>
+        </w:rPr>
+        <w:t>pariwisata</w:t>
+      </w:r>
+      <w:proofErr w:type="spellEnd"/>
+      <w:r>
+        <w:rPr>
+          <w:rFonts w:ascii="Times New Roman" w:hAnsi="Times New Roman" w:cs="Times New Roman"/>
+          <w:sz w:val="24"/>
+          <w:szCs w:val="24"/>
+        </w:rPr>
+        <w:t xml:space="preserve"> </w:t>
+      </w:r>
+      <w:proofErr w:type="spellStart"/>
+      <w:r>
+        <w:rPr>
+          <w:rFonts w:ascii="Times New Roman" w:hAnsi="Times New Roman" w:cs="Times New Roman"/>
+          <w:b/>
+          <w:bCs/>
+          <w:sz w:val="24"/>
+          <w:szCs w:val="24"/>
+        </w:rPr>
+        <w:t>CPMApp</w:t>
+      </w:r>
+      <w:proofErr w:type="spellEnd"/>
+      <w:r>
+        <w:rPr>
+          <w:rFonts w:ascii="Times New Roman" w:hAnsi="Times New Roman" w:cs="Times New Roman"/>
+          <w:sz w:val="24"/>
+          <w:szCs w:val="24"/>
+        </w:rPr>
+        <w:t xml:space="preserve">. Pada </w:t>
+      </w:r>
+      <w:proofErr w:type="spellStart"/>
+      <w:r>
+        <w:rPr>
+          <w:rFonts w:ascii="Times New Roman" w:hAnsi="Times New Roman" w:cs="Times New Roman"/>
+          <w:sz w:val="24"/>
+          <w:szCs w:val="24"/>
+        </w:rPr>
+        <w:t>bagian</w:t>
+      </w:r>
+      <w:proofErr w:type="spellEnd"/>
+      <w:r>
+        <w:rPr>
+          <w:rFonts w:ascii="Times New Roman" w:hAnsi="Times New Roman" w:cs="Times New Roman"/>
+          <w:sz w:val="24"/>
+          <w:szCs w:val="24"/>
+        </w:rPr>
+        <w:t xml:space="preserve"> </w:t>
+      </w:r>
+      <w:proofErr w:type="spellStart"/>
+      <w:r>
+        <w:rPr>
+          <w:rFonts w:ascii="Times New Roman" w:hAnsi="Times New Roman" w:cs="Times New Roman"/>
+          <w:sz w:val="24"/>
+          <w:szCs w:val="24"/>
+        </w:rPr>
+        <w:t>ini</w:t>
+      </w:r>
+      <w:proofErr w:type="spellEnd"/>
+      <w:r>
+        <w:rPr>
+          <w:rFonts w:ascii="Times New Roman" w:hAnsi="Times New Roman" w:cs="Times New Roman"/>
+          <w:sz w:val="24"/>
+          <w:szCs w:val="24"/>
+        </w:rPr>
+        <w:t xml:space="preserve"> </w:t>
+      </w:r>
+      <w:proofErr w:type="spellStart"/>
+      <w:r>
+        <w:rPr>
+          <w:rFonts w:ascii="Times New Roman" w:hAnsi="Times New Roman" w:cs="Times New Roman"/>
+          <w:sz w:val="24"/>
+          <w:szCs w:val="24"/>
+        </w:rPr>
+        <w:t>ditampilkan</w:t>
+      </w:r>
+      <w:proofErr w:type="spellEnd"/>
+      <w:r>
+        <w:rPr>
+          <w:rFonts w:ascii="Times New Roman" w:hAnsi="Times New Roman" w:cs="Times New Roman"/>
+          <w:sz w:val="24"/>
+          <w:szCs w:val="24"/>
+        </w:rPr>
+        <w:t xml:space="preserve"> </w:t>
+      </w:r>
+      <w:proofErr w:type="spellStart"/>
+      <w:r>
+        <w:rPr>
+          <w:rFonts w:ascii="Times New Roman" w:hAnsi="Times New Roman" w:cs="Times New Roman"/>
+          <w:sz w:val="24"/>
+          <w:szCs w:val="24"/>
+        </w:rPr>
+        <w:t>fitur</w:t>
+      </w:r>
+      <w:proofErr w:type="spellEnd"/>
+      <w:r>
+        <w:rPr>
+          <w:rFonts w:ascii="Times New Roman" w:hAnsi="Times New Roman" w:cs="Times New Roman"/>
+          <w:sz w:val="24"/>
+          <w:szCs w:val="24"/>
+        </w:rPr>
+        <w:t xml:space="preserve"> </w:t>
+      </w:r>
+      <w:proofErr w:type="spellStart"/>
+      <w:r>
+        <w:rPr>
+          <w:rFonts w:ascii="Times New Roman" w:hAnsi="Times New Roman" w:cs="Times New Roman"/>
+          <w:sz w:val="24"/>
+          <w:szCs w:val="24"/>
+        </w:rPr>
+        <w:t>tambahan</w:t>
+      </w:r>
+      <w:proofErr w:type="spellEnd"/>
+      <w:r>
+        <w:rPr>
+          <w:rFonts w:ascii="Times New Roman" w:hAnsi="Times New Roman" w:cs="Times New Roman"/>
+          <w:sz w:val="24"/>
+          <w:szCs w:val="24"/>
+        </w:rPr>
+        <w:t xml:space="preserve"> yang </w:t>
+      </w:r>
+      <w:proofErr w:type="spellStart"/>
+      <w:r>
+        <w:rPr>
+          <w:rFonts w:ascii="Times New Roman" w:hAnsi="Times New Roman" w:cs="Times New Roman"/>
+          <w:sz w:val="24"/>
+          <w:szCs w:val="24"/>
+        </w:rPr>
+        <w:t>memungkinkan</w:t>
+      </w:r>
+      <w:proofErr w:type="spellEnd"/>
+      <w:r>
+        <w:rPr>
+          <w:rFonts w:ascii="Times New Roman" w:hAnsi="Times New Roman" w:cs="Times New Roman"/>
+          <w:sz w:val="24"/>
+          <w:szCs w:val="24"/>
+        </w:rPr>
+        <w:t xml:space="preserve"> </w:t>
+      </w:r>
+      <w:r>
+        <w:rPr>
+          <w:rFonts w:ascii="Times New Roman" w:hAnsi="Times New Roman" w:cs="Times New Roman"/>
+          <w:sz w:val="24"/>
+          <w:szCs w:val="24"/>
+        </w:rPr>
+        <w:lastRenderedPageBreak/>
+        <w:t xml:space="preserve">admin </w:t>
+      </w:r>
+      <w:proofErr w:type="spellStart"/>
+      <w:r>
+        <w:rPr>
+          <w:rFonts w:ascii="Times New Roman" w:hAnsi="Times New Roman" w:cs="Times New Roman"/>
+          <w:sz w:val="24"/>
+          <w:szCs w:val="24"/>
+        </w:rPr>
+        <w:t>untuk</w:t>
+      </w:r>
+      <w:proofErr w:type="spellEnd"/>
+      <w:r>
+        <w:rPr>
+          <w:rFonts w:ascii="Times New Roman" w:hAnsi="Times New Roman" w:cs="Times New Roman"/>
+          <w:sz w:val="24"/>
+          <w:szCs w:val="24"/>
+        </w:rPr>
+        <w:t xml:space="preserve"> </w:t>
+      </w:r>
+      <w:proofErr w:type="spellStart"/>
+      <w:r>
+        <w:rPr>
+          <w:rFonts w:ascii="Times New Roman" w:hAnsi="Times New Roman" w:cs="Times New Roman"/>
+          <w:sz w:val="24"/>
+          <w:szCs w:val="24"/>
+        </w:rPr>
+        <w:t>memperbarui</w:t>
+      </w:r>
+      <w:proofErr w:type="spellEnd"/>
+      <w:r>
+        <w:rPr>
+          <w:rFonts w:ascii="Times New Roman" w:hAnsi="Times New Roman" w:cs="Times New Roman"/>
+          <w:sz w:val="24"/>
+          <w:szCs w:val="24"/>
+        </w:rPr>
+        <w:t xml:space="preserve"> detail </w:t>
+      </w:r>
+      <w:proofErr w:type="spellStart"/>
+      <w:r>
+        <w:rPr>
+          <w:rFonts w:ascii="Times New Roman" w:hAnsi="Times New Roman" w:cs="Times New Roman"/>
+          <w:sz w:val="24"/>
+          <w:szCs w:val="24"/>
+        </w:rPr>
+        <w:t>wisata</w:t>
+      </w:r>
+      <w:proofErr w:type="spellEnd"/>
+      <w:r>
+        <w:rPr>
+          <w:rFonts w:ascii="Times New Roman" w:hAnsi="Times New Roman" w:cs="Times New Roman"/>
+          <w:sz w:val="24"/>
+          <w:szCs w:val="24"/>
+        </w:rPr>
+        <w:t xml:space="preserve"> </w:t>
+      </w:r>
+      <w:proofErr w:type="spellStart"/>
+      <w:r>
+        <w:rPr>
+          <w:rFonts w:ascii="Times New Roman" w:hAnsi="Times New Roman" w:cs="Times New Roman"/>
+          <w:sz w:val="24"/>
+          <w:szCs w:val="24"/>
+        </w:rPr>
+        <w:t>secara</w:t>
+      </w:r>
+      <w:proofErr w:type="spellEnd"/>
+      <w:r>
+        <w:rPr>
+          <w:rFonts w:ascii="Times New Roman" w:hAnsi="Times New Roman" w:cs="Times New Roman"/>
+          <w:sz w:val="24"/>
+          <w:szCs w:val="24"/>
+        </w:rPr>
+        <w:t xml:space="preserve"> </w:t>
+      </w:r>
+      <w:proofErr w:type="spellStart"/>
+      <w:r>
+        <w:rPr>
+          <w:rFonts w:ascii="Times New Roman" w:hAnsi="Times New Roman" w:cs="Times New Roman"/>
+          <w:sz w:val="24"/>
+          <w:szCs w:val="24"/>
+        </w:rPr>
+        <w:t>lebih</w:t>
+      </w:r>
+      <w:proofErr w:type="spellEnd"/>
+      <w:r>
+        <w:rPr>
+          <w:rFonts w:ascii="Times New Roman" w:hAnsi="Times New Roman" w:cs="Times New Roman"/>
+          <w:sz w:val="24"/>
+          <w:szCs w:val="24"/>
+        </w:rPr>
+        <w:t xml:space="preserve"> </w:t>
+      </w:r>
+      <w:proofErr w:type="spellStart"/>
+      <w:r>
+        <w:rPr>
+          <w:rFonts w:ascii="Times New Roman" w:hAnsi="Times New Roman" w:cs="Times New Roman"/>
+          <w:sz w:val="24"/>
+          <w:szCs w:val="24"/>
+        </w:rPr>
+        <w:t>lengkap</w:t>
+      </w:r>
+      <w:proofErr w:type="spellEnd"/>
+      <w:r>
+        <w:rPr>
+          <w:rFonts w:ascii="Times New Roman" w:hAnsi="Times New Roman" w:cs="Times New Roman"/>
+          <w:sz w:val="24"/>
+          <w:szCs w:val="24"/>
+        </w:rPr>
+        <w:t xml:space="preserve">, </w:t>
+      </w:r>
+      <w:proofErr w:type="spellStart"/>
+      <w:r>
+        <w:rPr>
+          <w:rFonts w:ascii="Times New Roman" w:hAnsi="Times New Roman" w:cs="Times New Roman"/>
+          <w:sz w:val="24"/>
+          <w:szCs w:val="24"/>
+        </w:rPr>
+        <w:t>termasuk</w:t>
+      </w:r>
+      <w:proofErr w:type="spellEnd"/>
+      <w:r>
+        <w:rPr>
+          <w:rFonts w:ascii="Times New Roman" w:hAnsi="Times New Roman" w:cs="Times New Roman"/>
+          <w:sz w:val="24"/>
+          <w:szCs w:val="24"/>
+        </w:rPr>
+        <w:t xml:space="preserve"> </w:t>
+      </w:r>
+      <w:proofErr w:type="spellStart"/>
+      <w:r>
+        <w:rPr>
+          <w:rFonts w:ascii="Times New Roman" w:hAnsi="Times New Roman" w:cs="Times New Roman"/>
+          <w:sz w:val="24"/>
+          <w:szCs w:val="24"/>
+        </w:rPr>
+        <w:t>mengubah</w:t>
+      </w:r>
+      <w:proofErr w:type="spellEnd"/>
+      <w:r>
+        <w:rPr>
+          <w:rFonts w:ascii="Times New Roman" w:hAnsi="Times New Roman" w:cs="Times New Roman"/>
+          <w:sz w:val="24"/>
+          <w:szCs w:val="24"/>
+        </w:rPr>
+        <w:t xml:space="preserve"> </w:t>
+      </w:r>
+      <w:proofErr w:type="spellStart"/>
+      <w:r>
+        <w:rPr>
+          <w:rFonts w:ascii="Times New Roman" w:hAnsi="Times New Roman" w:cs="Times New Roman"/>
+          <w:sz w:val="24"/>
+          <w:szCs w:val="24"/>
+        </w:rPr>
+        <w:t>deskripsi</w:t>
+      </w:r>
+      <w:proofErr w:type="spellEnd"/>
+      <w:r>
+        <w:rPr>
+          <w:rFonts w:ascii="Times New Roman" w:hAnsi="Times New Roman" w:cs="Times New Roman"/>
+          <w:sz w:val="24"/>
+          <w:szCs w:val="24"/>
+        </w:rPr>
+        <w:t xml:space="preserve"> </w:t>
+      </w:r>
+      <w:proofErr w:type="spellStart"/>
+      <w:r>
+        <w:rPr>
+          <w:rFonts w:ascii="Times New Roman" w:hAnsi="Times New Roman" w:cs="Times New Roman"/>
+          <w:sz w:val="24"/>
+          <w:szCs w:val="24"/>
+        </w:rPr>
+        <w:t>wisata</w:t>
+      </w:r>
+      <w:proofErr w:type="spellEnd"/>
+      <w:r>
+        <w:rPr>
+          <w:rFonts w:ascii="Times New Roman" w:hAnsi="Times New Roman" w:cs="Times New Roman"/>
+          <w:sz w:val="24"/>
+          <w:szCs w:val="24"/>
+        </w:rPr>
+        <w:t xml:space="preserve"> dan </w:t>
+      </w:r>
+      <w:proofErr w:type="spellStart"/>
+      <w:r>
+        <w:rPr>
+          <w:rFonts w:ascii="Times New Roman" w:hAnsi="Times New Roman" w:cs="Times New Roman"/>
+          <w:sz w:val="24"/>
+          <w:szCs w:val="24"/>
+        </w:rPr>
+        <w:t>mengunggah</w:t>
+      </w:r>
+      <w:proofErr w:type="spellEnd"/>
+      <w:r>
+        <w:rPr>
+          <w:rFonts w:ascii="Times New Roman" w:hAnsi="Times New Roman" w:cs="Times New Roman"/>
+          <w:sz w:val="24"/>
+          <w:szCs w:val="24"/>
+        </w:rPr>
+        <w:t xml:space="preserve"> </w:t>
+      </w:r>
+      <w:proofErr w:type="spellStart"/>
+      <w:r>
+        <w:rPr>
+          <w:rFonts w:ascii="Times New Roman" w:hAnsi="Times New Roman" w:cs="Times New Roman"/>
+          <w:sz w:val="24"/>
+          <w:szCs w:val="24"/>
+        </w:rPr>
+        <w:t>gambar</w:t>
+      </w:r>
+      <w:proofErr w:type="spellEnd"/>
+      <w:r>
+        <w:rPr>
+          <w:rFonts w:ascii="Times New Roman" w:hAnsi="Times New Roman" w:cs="Times New Roman"/>
+          <w:sz w:val="24"/>
+          <w:szCs w:val="24"/>
+        </w:rPr>
+        <w:t xml:space="preserve"> </w:t>
+      </w:r>
+      <w:proofErr w:type="spellStart"/>
+      <w:r>
+        <w:rPr>
+          <w:rFonts w:ascii="Times New Roman" w:hAnsi="Times New Roman" w:cs="Times New Roman"/>
+          <w:sz w:val="24"/>
+          <w:szCs w:val="24"/>
+        </w:rPr>
+        <w:t>baru</w:t>
+      </w:r>
+      <w:proofErr w:type="spellEnd"/>
+      <w:r>
+        <w:rPr>
+          <w:rFonts w:ascii="Times New Roman" w:hAnsi="Times New Roman" w:cs="Times New Roman"/>
+          <w:sz w:val="24"/>
+          <w:szCs w:val="24"/>
+        </w:rPr>
+        <w:t>.</w:t>
+      </w:r>
+    </w:p>
+    <w:p>
+      <w:pPr>
+        <w:rPr>
+          <w:rFonts w:ascii="Times New Roman" w:hAnsi="Times New Roman" w:cs="Times New Roman"/>
+          <w:sz w:val="24"/>
+          <w:szCs w:val="24"/>
+        </w:rPr>
+      </w:pPr>
+      <w:r>
+        <w:rPr>
+          <w:rFonts w:ascii="Times New Roman" w:hAnsi="Times New Roman" w:cs="Times New Roman"/>
+          <w:sz w:val="24"/>
+          <w:szCs w:val="24"/>
+        </w:rPr>
+        <w:t xml:space="preserve">Di </w:t>
+      </w:r>
+      <w:proofErr w:type="spellStart"/>
+      <w:r>
+        <w:rPr>
+          <w:rFonts w:ascii="Times New Roman" w:hAnsi="Times New Roman" w:cs="Times New Roman"/>
+          <w:sz w:val="24"/>
+          <w:szCs w:val="24"/>
+        </w:rPr>
+        <w:t>halaman</w:t>
+      </w:r>
+      <w:proofErr w:type="spellEnd"/>
+      <w:r>
+        <w:rPr>
+          <w:rFonts w:ascii="Times New Roman" w:hAnsi="Times New Roman" w:cs="Times New Roman"/>
+          <w:sz w:val="24"/>
+          <w:szCs w:val="24"/>
+        </w:rPr>
+        <w:t xml:space="preserve"> </w:t>
+      </w:r>
+      <w:proofErr w:type="spellStart"/>
+      <w:r>
+        <w:rPr>
+          <w:rFonts w:ascii="Times New Roman" w:hAnsi="Times New Roman" w:cs="Times New Roman"/>
+          <w:sz w:val="24"/>
+          <w:szCs w:val="24"/>
+        </w:rPr>
+        <w:t>tersebut</w:t>
+      </w:r>
+      <w:proofErr w:type="spellEnd"/>
+      <w:r>
+        <w:rPr>
+          <w:rFonts w:ascii="Times New Roman" w:hAnsi="Times New Roman" w:cs="Times New Roman"/>
+          <w:sz w:val="24"/>
+          <w:szCs w:val="24"/>
+        </w:rPr>
+        <w:t xml:space="preserve"> </w:t>
+      </w:r>
+      <w:proofErr w:type="spellStart"/>
+      <w:r>
+        <w:rPr>
+          <w:rFonts w:ascii="Times New Roman" w:hAnsi="Times New Roman" w:cs="Times New Roman"/>
+          <w:sz w:val="24"/>
+          <w:szCs w:val="24"/>
+        </w:rPr>
+        <w:t>terdapat</w:t>
+      </w:r>
+      <w:proofErr w:type="spellEnd"/>
+      <w:r>
+        <w:rPr>
+          <w:rFonts w:ascii="Times New Roman" w:hAnsi="Times New Roman" w:cs="Times New Roman"/>
+          <w:sz w:val="24"/>
+          <w:szCs w:val="24"/>
+        </w:rPr>
+        <w:t xml:space="preserve"> </w:t>
+      </w:r>
+      <w:proofErr w:type="spellStart"/>
+      <w:r>
+        <w:rPr>
+          <w:rFonts w:ascii="Times New Roman" w:hAnsi="Times New Roman" w:cs="Times New Roman"/>
+          <w:sz w:val="24"/>
+          <w:szCs w:val="24"/>
+        </w:rPr>
+        <w:t>beberapa</w:t>
+      </w:r>
+      <w:proofErr w:type="spellEnd"/>
+      <w:r>
+        <w:rPr>
+          <w:rFonts w:ascii="Times New Roman" w:hAnsi="Times New Roman" w:cs="Times New Roman"/>
+          <w:sz w:val="24"/>
+          <w:szCs w:val="24"/>
+        </w:rPr>
+        <w:t xml:space="preserve"> </w:t>
+      </w:r>
+      <w:proofErr w:type="spellStart"/>
+      <w:r>
+        <w:rPr>
+          <w:rFonts w:ascii="Times New Roman" w:hAnsi="Times New Roman" w:cs="Times New Roman"/>
+          <w:sz w:val="24"/>
+          <w:szCs w:val="24"/>
+        </w:rPr>
+        <w:t>komponen</w:t>
+      </w:r>
+      <w:proofErr w:type="spellEnd"/>
+      <w:r>
+        <w:rPr>
+          <w:rFonts w:ascii="Times New Roman" w:hAnsi="Times New Roman" w:cs="Times New Roman"/>
+          <w:sz w:val="24"/>
+          <w:szCs w:val="24"/>
+        </w:rPr>
+        <w:t xml:space="preserve"> </w:t>
+      </w:r>
+      <w:proofErr w:type="spellStart"/>
+      <w:r>
+        <w:rPr>
+          <w:rFonts w:ascii="Times New Roman" w:hAnsi="Times New Roman" w:cs="Times New Roman"/>
+          <w:sz w:val="24"/>
+          <w:szCs w:val="24"/>
+        </w:rPr>
+        <w:t>utama</w:t>
+      </w:r>
+      <w:proofErr w:type="spellEnd"/>
+      <w:r>
+        <w:rPr>
+          <w:rFonts w:ascii="Times New Roman" w:hAnsi="Times New Roman" w:cs="Times New Roman"/>
+          <w:sz w:val="24"/>
+          <w:szCs w:val="24"/>
+        </w:rPr>
+        <w:t xml:space="preserve">, </w:t>
+      </w:r>
+      <w:proofErr w:type="spellStart"/>
+      <w:r>
+        <w:rPr>
+          <w:rFonts w:ascii="Times New Roman" w:hAnsi="Times New Roman" w:cs="Times New Roman"/>
+          <w:sz w:val="24"/>
+          <w:szCs w:val="24"/>
+        </w:rPr>
+        <w:t>yaitu</w:t>
+      </w:r>
+      <w:proofErr w:type="spellEnd"/>
+      <w:r>
+        <w:rPr>
+          <w:rFonts w:ascii="Times New Roman" w:hAnsi="Times New Roman" w:cs="Times New Roman"/>
+          <w:sz w:val="24"/>
+          <w:szCs w:val="24"/>
+        </w:rPr>
+        <w:t>:</w:t>
+      </w:r>
+    </w:p>
+    <w:p>
+      <w:pPr>
+        <w:numPr>
+          <w:ilvl w:val="0"/>
+          <w:numId w:val="12"/>
+        </w:numPr>
+        <w:rPr>
+          <w:rFonts w:ascii="Times New Roman" w:hAnsi="Times New Roman" w:cs="Times New Roman"/>
+          <w:sz w:val="24"/>
+          <w:szCs w:val="24"/>
+        </w:rPr>
+      </w:pPr>
+      <w:r>
+        <w:rPr>
+          <w:rFonts w:ascii="Times New Roman" w:hAnsi="Times New Roman" w:cs="Times New Roman"/>
+          <w:b/>
+          <w:bCs/>
+          <w:sz w:val="24"/>
+          <w:szCs w:val="24"/>
+        </w:rPr>
+        <w:t>Upload Gambar</w:t>
+      </w:r>
+      <w:r>
+        <w:rPr>
+          <w:rFonts w:ascii="Times New Roman" w:hAnsi="Times New Roman" w:cs="Times New Roman"/>
+          <w:sz w:val="24"/>
+          <w:szCs w:val="24"/>
+        </w:rPr>
+        <w:t xml:space="preserve"> </w:t>
+      </w:r>
+      <w:proofErr w:type="spellStart"/>
+      <w:r>
+        <w:rPr>
+          <w:rFonts w:ascii="Times New Roman" w:hAnsi="Times New Roman" w:cs="Times New Roman"/>
+          <w:sz w:val="24"/>
+          <w:szCs w:val="24"/>
+        </w:rPr>
+        <w:t>untuk</w:t>
+      </w:r>
+      <w:proofErr w:type="spellEnd"/>
+      <w:r>
+        <w:rPr>
+          <w:rFonts w:ascii="Times New Roman" w:hAnsi="Times New Roman" w:cs="Times New Roman"/>
+          <w:sz w:val="24"/>
+          <w:szCs w:val="24"/>
+        </w:rPr>
+        <w:t xml:space="preserve"> </w:t>
+      </w:r>
+      <w:proofErr w:type="spellStart"/>
+      <w:r>
+        <w:rPr>
+          <w:rFonts w:ascii="Times New Roman" w:hAnsi="Times New Roman" w:cs="Times New Roman"/>
+          <w:sz w:val="24"/>
+          <w:szCs w:val="24"/>
+        </w:rPr>
+        <w:t>mengganti</w:t>
+      </w:r>
+      <w:proofErr w:type="spellEnd"/>
+      <w:r>
+        <w:rPr>
+          <w:rFonts w:ascii="Times New Roman" w:hAnsi="Times New Roman" w:cs="Times New Roman"/>
+          <w:sz w:val="24"/>
+          <w:szCs w:val="24"/>
+        </w:rPr>
+        <w:t xml:space="preserve"> </w:t>
+      </w:r>
+      <w:proofErr w:type="spellStart"/>
+      <w:r>
+        <w:rPr>
+          <w:rFonts w:ascii="Times New Roman" w:hAnsi="Times New Roman" w:cs="Times New Roman"/>
+          <w:sz w:val="24"/>
+          <w:szCs w:val="24"/>
+        </w:rPr>
+        <w:t>atau</w:t>
+      </w:r>
+      <w:proofErr w:type="spellEnd"/>
+      <w:r>
+        <w:rPr>
+          <w:rFonts w:ascii="Times New Roman" w:hAnsi="Times New Roman" w:cs="Times New Roman"/>
+          <w:sz w:val="24"/>
+          <w:szCs w:val="24"/>
+        </w:rPr>
+        <w:t xml:space="preserve"> </w:t>
+      </w:r>
+      <w:proofErr w:type="spellStart"/>
+      <w:r>
+        <w:rPr>
+          <w:rFonts w:ascii="Times New Roman" w:hAnsi="Times New Roman" w:cs="Times New Roman"/>
+          <w:sz w:val="24"/>
+          <w:szCs w:val="24"/>
+        </w:rPr>
+        <w:t>menambahkan</w:t>
+      </w:r>
+      <w:proofErr w:type="spellEnd"/>
+      <w:r>
+        <w:rPr>
+          <w:rFonts w:ascii="Times New Roman" w:hAnsi="Times New Roman" w:cs="Times New Roman"/>
+          <w:sz w:val="24"/>
+          <w:szCs w:val="24"/>
+        </w:rPr>
+        <w:t xml:space="preserve"> </w:t>
+      </w:r>
+      <w:proofErr w:type="spellStart"/>
+      <w:r>
+        <w:rPr>
+          <w:rFonts w:ascii="Times New Roman" w:hAnsi="Times New Roman" w:cs="Times New Roman"/>
+          <w:sz w:val="24"/>
+          <w:szCs w:val="24"/>
+        </w:rPr>
+        <w:t>foto</w:t>
+      </w:r>
+      <w:proofErr w:type="spellEnd"/>
+      <w:r>
+        <w:rPr>
+          <w:rFonts w:ascii="Times New Roman" w:hAnsi="Times New Roman" w:cs="Times New Roman"/>
+          <w:sz w:val="24"/>
+          <w:szCs w:val="24"/>
+        </w:rPr>
+        <w:t xml:space="preserve"> </w:t>
+      </w:r>
+      <w:proofErr w:type="spellStart"/>
+      <w:r>
+        <w:rPr>
+          <w:rFonts w:ascii="Times New Roman" w:hAnsi="Times New Roman" w:cs="Times New Roman"/>
+          <w:sz w:val="24"/>
+          <w:szCs w:val="24"/>
+        </w:rPr>
+        <w:t>wisata</w:t>
+      </w:r>
+      <w:proofErr w:type="spellEnd"/>
+      <w:r>
+        <w:rPr>
+          <w:rFonts w:ascii="Times New Roman" w:hAnsi="Times New Roman" w:cs="Times New Roman"/>
+          <w:sz w:val="24"/>
+          <w:szCs w:val="24"/>
+        </w:rPr>
+        <w:t xml:space="preserve"> agar </w:t>
+      </w:r>
+      <w:proofErr w:type="spellStart"/>
+      <w:r>
+        <w:rPr>
+          <w:rFonts w:ascii="Times New Roman" w:hAnsi="Times New Roman" w:cs="Times New Roman"/>
+          <w:sz w:val="24"/>
+          <w:szCs w:val="24"/>
+        </w:rPr>
+        <w:t>tampilan</w:t>
+      </w:r>
+      <w:proofErr w:type="spellEnd"/>
+      <w:r>
+        <w:rPr>
+          <w:rFonts w:ascii="Times New Roman" w:hAnsi="Times New Roman" w:cs="Times New Roman"/>
+          <w:sz w:val="24"/>
+          <w:szCs w:val="24"/>
+        </w:rPr>
+        <w:t xml:space="preserve"> pada </w:t>
+      </w:r>
+      <w:proofErr w:type="spellStart"/>
+      <w:r>
+        <w:rPr>
+          <w:rFonts w:ascii="Times New Roman" w:hAnsi="Times New Roman" w:cs="Times New Roman"/>
+          <w:sz w:val="24"/>
+          <w:szCs w:val="24"/>
+        </w:rPr>
+        <w:t>halaman</w:t>
+      </w:r>
+      <w:proofErr w:type="spellEnd"/>
+      <w:r>
+        <w:rPr>
+          <w:rFonts w:ascii="Times New Roman" w:hAnsi="Times New Roman" w:cs="Times New Roman"/>
+          <w:sz w:val="24"/>
+          <w:szCs w:val="24"/>
+        </w:rPr>
+        <w:t xml:space="preserve"> customer </w:t>
+      </w:r>
+      <w:proofErr w:type="spellStart"/>
+      <w:r>
+        <w:rPr>
+          <w:rFonts w:ascii="Times New Roman" w:hAnsi="Times New Roman" w:cs="Times New Roman"/>
+          <w:sz w:val="24"/>
+          <w:szCs w:val="24"/>
+        </w:rPr>
+        <w:t>lebih</w:t>
+      </w:r>
+      <w:proofErr w:type="spellEnd"/>
+      <w:r>
+        <w:rPr>
+          <w:rFonts w:ascii="Times New Roman" w:hAnsi="Times New Roman" w:cs="Times New Roman"/>
+          <w:sz w:val="24"/>
+          <w:szCs w:val="24"/>
+        </w:rPr>
+        <w:t xml:space="preserve"> </w:t>
+      </w:r>
+      <w:proofErr w:type="spellStart"/>
+      <w:r>
+        <w:rPr>
+          <w:rFonts w:ascii="Times New Roman" w:hAnsi="Times New Roman" w:cs="Times New Roman"/>
+          <w:sz w:val="24"/>
+          <w:szCs w:val="24"/>
+        </w:rPr>
+        <w:t>menarik</w:t>
+      </w:r>
+      <w:proofErr w:type="spellEnd"/>
+    </w:p>
+    <w:p>
+      <w:pPr>
+        <w:numPr>
+          <w:ilvl w:val="0"/>
+          <w:numId w:val="12"/>
+        </w:numPr>
+        <w:rPr>
+          <w:rFonts w:ascii="Times New Roman" w:hAnsi="Times New Roman" w:cs="Times New Roman"/>
+          <w:sz w:val="24"/>
+          <w:szCs w:val="24"/>
+        </w:rPr>
+      </w:pPr>
+      <w:proofErr w:type="spellStart"/>
+      <w:r>
+        <w:rPr>
+          <w:rFonts w:ascii="Times New Roman" w:hAnsi="Times New Roman" w:cs="Times New Roman"/>
+          <w:sz w:val="24"/>
+          <w:szCs w:val="24"/>
+        </w:rPr>
+        <w:t>Tombol</w:t>
+      </w:r>
+      <w:proofErr w:type="spellEnd"/>
+      <w:r>
+        <w:rPr>
+          <w:rFonts w:ascii="Times New Roman" w:hAnsi="Times New Roman" w:cs="Times New Roman"/>
+          <w:sz w:val="24"/>
+          <w:szCs w:val="24"/>
+        </w:rPr>
+        <w:t xml:space="preserve"> </w:t>
+      </w:r>
+      <w:r>
+        <w:rPr>
+          <w:rFonts w:ascii="Times New Roman" w:hAnsi="Times New Roman" w:cs="Times New Roman"/>
+          <w:b/>
+          <w:bCs/>
+          <w:sz w:val="24"/>
+          <w:szCs w:val="24"/>
+        </w:rPr>
+        <w:t>Update</w:t>
+      </w:r>
+      <w:r>
+        <w:rPr>
+          <w:rFonts w:ascii="Times New Roman" w:hAnsi="Times New Roman" w:cs="Times New Roman"/>
+          <w:sz w:val="24"/>
+          <w:szCs w:val="24"/>
+        </w:rPr>
+        <w:t xml:space="preserve"> </w:t>
+      </w:r>
+      <w:proofErr w:type="spellStart"/>
+      <w:r>
+        <w:rPr>
+          <w:rFonts w:ascii="Times New Roman" w:hAnsi="Times New Roman" w:cs="Times New Roman"/>
+          <w:sz w:val="24"/>
+          <w:szCs w:val="24"/>
+        </w:rPr>
+        <w:t>untuk</w:t>
+      </w:r>
+      <w:proofErr w:type="spellEnd"/>
+      <w:r>
+        <w:rPr>
+          <w:rFonts w:ascii="Times New Roman" w:hAnsi="Times New Roman" w:cs="Times New Roman"/>
+          <w:sz w:val="24"/>
+          <w:szCs w:val="24"/>
+        </w:rPr>
+        <w:t xml:space="preserve"> </w:t>
+      </w:r>
+      <w:proofErr w:type="spellStart"/>
+      <w:r>
+        <w:rPr>
+          <w:rFonts w:ascii="Times New Roman" w:hAnsi="Times New Roman" w:cs="Times New Roman"/>
+          <w:sz w:val="24"/>
+          <w:szCs w:val="24"/>
+        </w:rPr>
+        <w:t>menyimpan</w:t>
+      </w:r>
+      <w:proofErr w:type="spellEnd"/>
+      <w:r>
+        <w:rPr>
+          <w:rFonts w:ascii="Times New Roman" w:hAnsi="Times New Roman" w:cs="Times New Roman"/>
+          <w:sz w:val="24"/>
+          <w:szCs w:val="24"/>
+        </w:rPr>
+        <w:t xml:space="preserve"> </w:t>
+      </w:r>
+      <w:proofErr w:type="spellStart"/>
+      <w:r>
+        <w:rPr>
+          <w:rFonts w:ascii="Times New Roman" w:hAnsi="Times New Roman" w:cs="Times New Roman"/>
+          <w:sz w:val="24"/>
+          <w:szCs w:val="24"/>
+        </w:rPr>
+        <w:t>perubahan</w:t>
+      </w:r>
+      <w:proofErr w:type="spellEnd"/>
+      <w:r>
+        <w:rPr>
+          <w:rFonts w:ascii="Times New Roman" w:hAnsi="Times New Roman" w:cs="Times New Roman"/>
+          <w:sz w:val="24"/>
+          <w:szCs w:val="24"/>
+        </w:rPr>
+        <w:t xml:space="preserve"> data </w:t>
+      </w:r>
+      <w:proofErr w:type="spellStart"/>
+      <w:r>
+        <w:rPr>
+          <w:rFonts w:ascii="Times New Roman" w:hAnsi="Times New Roman" w:cs="Times New Roman"/>
+          <w:sz w:val="24"/>
+          <w:szCs w:val="24"/>
+        </w:rPr>
+        <w:t>ke</w:t>
+      </w:r>
+      <w:proofErr w:type="spellEnd"/>
+      <w:r>
+        <w:rPr>
+          <w:rFonts w:ascii="Times New Roman" w:hAnsi="Times New Roman" w:cs="Times New Roman"/>
+          <w:sz w:val="24"/>
+          <w:szCs w:val="24"/>
+        </w:rPr>
+        <w:t xml:space="preserve"> database</w:t>
+      </w:r>
+    </w:p>
+    <w:p>
+      <w:pPr>
+        <w:numPr>
+          <w:ilvl w:val="0"/>
+          <w:numId w:val="12"/>
+        </w:numPr>
+        <w:rPr>
+          <w:rFonts w:ascii="Times New Roman" w:hAnsi="Times New Roman" w:cs="Times New Roman"/>
+          <w:sz w:val="24"/>
+          <w:szCs w:val="24"/>
+        </w:rPr>
+      </w:pPr>
+      <w:proofErr w:type="spellStart"/>
+      <w:r>
+        <w:rPr>
+          <w:rFonts w:ascii="Times New Roman" w:hAnsi="Times New Roman" w:cs="Times New Roman"/>
+          <w:sz w:val="24"/>
+          <w:szCs w:val="24"/>
+        </w:rPr>
+        <w:t>Tombol</w:t>
+      </w:r>
+      <w:proofErr w:type="spellEnd"/>
+      <w:r>
+        <w:rPr>
+          <w:rFonts w:ascii="Times New Roman" w:hAnsi="Times New Roman" w:cs="Times New Roman"/>
+          <w:sz w:val="24"/>
+          <w:szCs w:val="24"/>
+        </w:rPr>
+        <w:t xml:space="preserve"> </w:t>
+      </w:r>
+      <w:r>
+        <w:rPr>
+          <w:rFonts w:ascii="Times New Roman" w:hAnsi="Times New Roman" w:cs="Times New Roman"/>
+          <w:b/>
+          <w:bCs/>
+          <w:sz w:val="24"/>
+          <w:szCs w:val="24"/>
+        </w:rPr>
+        <w:t xml:space="preserve">Hapus </w:t>
+      </w:r>
+      <w:proofErr w:type="spellStart"/>
+      <w:r>
+        <w:rPr>
+          <w:rFonts w:ascii="Times New Roman" w:hAnsi="Times New Roman" w:cs="Times New Roman"/>
+          <w:b/>
+          <w:bCs/>
+          <w:sz w:val="24"/>
+          <w:szCs w:val="24"/>
+        </w:rPr>
+        <w:t>Wisata</w:t>
+      </w:r>
+      <w:proofErr w:type="spellEnd"/>
+      <w:r>
+        <w:rPr>
+          <w:rFonts w:ascii="Times New Roman" w:hAnsi="Times New Roman" w:cs="Times New Roman"/>
+          <w:sz w:val="24"/>
+          <w:szCs w:val="24"/>
+        </w:rPr>
+        <w:t xml:space="preserve"> </w:t>
+      </w:r>
+      <w:proofErr w:type="spellStart"/>
+      <w:r>
+        <w:rPr>
+          <w:rFonts w:ascii="Times New Roman" w:hAnsi="Times New Roman" w:cs="Times New Roman"/>
+          <w:sz w:val="24"/>
+          <w:szCs w:val="24"/>
+        </w:rPr>
+        <w:t>untuk</w:t>
+      </w:r>
+      <w:proofErr w:type="spellEnd"/>
+      <w:r>
+        <w:rPr>
+          <w:rFonts w:ascii="Times New Roman" w:hAnsi="Times New Roman" w:cs="Times New Roman"/>
+          <w:sz w:val="24"/>
+          <w:szCs w:val="24"/>
+        </w:rPr>
+        <w:t xml:space="preserve"> </w:t>
+      </w:r>
+      <w:proofErr w:type="spellStart"/>
+      <w:r>
+        <w:rPr>
+          <w:rFonts w:ascii="Times New Roman" w:hAnsi="Times New Roman" w:cs="Times New Roman"/>
+          <w:sz w:val="24"/>
+          <w:szCs w:val="24"/>
+        </w:rPr>
+        <w:t>menghapus</w:t>
+      </w:r>
+      <w:proofErr w:type="spellEnd"/>
+      <w:r>
+        <w:rPr>
+          <w:rFonts w:ascii="Times New Roman" w:hAnsi="Times New Roman" w:cs="Times New Roman"/>
+          <w:sz w:val="24"/>
+          <w:szCs w:val="24"/>
+        </w:rPr>
+        <w:t xml:space="preserve"> data </w:t>
+      </w:r>
+      <w:proofErr w:type="spellStart"/>
+      <w:r>
+        <w:rPr>
+          <w:rFonts w:ascii="Times New Roman" w:hAnsi="Times New Roman" w:cs="Times New Roman"/>
+          <w:sz w:val="24"/>
+          <w:szCs w:val="24"/>
+        </w:rPr>
+        <w:t>wisata</w:t>
+      </w:r>
+      <w:proofErr w:type="spellEnd"/>
+      <w:r>
+        <w:rPr>
+          <w:rFonts w:ascii="Times New Roman" w:hAnsi="Times New Roman" w:cs="Times New Roman"/>
+          <w:sz w:val="24"/>
+          <w:szCs w:val="24"/>
+        </w:rPr>
+        <w:t xml:space="preserve"> </w:t>
+      </w:r>
+      <w:proofErr w:type="spellStart"/>
+      <w:r>
+        <w:rPr>
+          <w:rFonts w:ascii="Times New Roman" w:hAnsi="Times New Roman" w:cs="Times New Roman"/>
+          <w:sz w:val="24"/>
+          <w:szCs w:val="24"/>
+        </w:rPr>
+        <w:t>dari</w:t>
+      </w:r>
+      <w:proofErr w:type="spellEnd"/>
+      <w:r>
+        <w:rPr>
+          <w:rFonts w:ascii="Times New Roman" w:hAnsi="Times New Roman" w:cs="Times New Roman"/>
+          <w:sz w:val="24"/>
+          <w:szCs w:val="24"/>
+        </w:rPr>
+        <w:t xml:space="preserve"> </w:t>
+      </w:r>
+      <w:proofErr w:type="spellStart"/>
+      <w:r>
+        <w:rPr>
+          <w:rFonts w:ascii="Times New Roman" w:hAnsi="Times New Roman" w:cs="Times New Roman"/>
+          <w:sz w:val="24"/>
+          <w:szCs w:val="24"/>
+        </w:rPr>
+        <w:t>sistem</w:t>
+      </w:r>
+      <w:proofErr w:type="spellEnd"/>
+    </w:p>
+    <w:p>
+      <w:pPr>
+        <w:numPr>
+          <w:ilvl w:val="0"/>
+          <w:numId w:val="12"/>
+        </w:numPr>
+        <w:rPr>
+          <w:rFonts w:ascii="Times New Roman" w:hAnsi="Times New Roman" w:cs="Times New Roman"/>
+          <w:sz w:val="24"/>
+          <w:szCs w:val="24"/>
+        </w:rPr>
+      </w:pPr>
+      <w:proofErr w:type="spellStart"/>
+      <w:r>
+        <w:rPr>
+          <w:rFonts w:ascii="Times New Roman" w:hAnsi="Times New Roman" w:cs="Times New Roman"/>
+          <w:sz w:val="24"/>
+          <w:szCs w:val="24"/>
+        </w:rPr>
+        <w:t>Tombol</w:t>
+      </w:r>
+      <w:proofErr w:type="spellEnd"/>
+      <w:r>
+        <w:rPr>
+          <w:rFonts w:ascii="Times New Roman" w:hAnsi="Times New Roman" w:cs="Times New Roman"/>
+          <w:sz w:val="24"/>
+          <w:szCs w:val="24"/>
+        </w:rPr>
+        <w:t xml:space="preserve"> </w:t>
+      </w:r>
+      <w:r>
+        <w:rPr>
+          <w:rFonts w:ascii="Times New Roman" w:hAnsi="Times New Roman" w:cs="Times New Roman"/>
+          <w:b/>
+          <w:bCs/>
+          <w:sz w:val="24"/>
+          <w:szCs w:val="24"/>
+        </w:rPr>
+        <w:t>Kembali</w:t>
+      </w:r>
+      <w:r>
+        <w:rPr>
+          <w:rFonts w:ascii="Times New Roman" w:hAnsi="Times New Roman" w:cs="Times New Roman"/>
+          <w:sz w:val="24"/>
+          <w:szCs w:val="24"/>
+        </w:rPr>
+        <w:t xml:space="preserve"> </w:t>
+      </w:r>
+      <w:proofErr w:type="spellStart"/>
+      <w:r>
+        <w:rPr>
+          <w:rFonts w:ascii="Times New Roman" w:hAnsi="Times New Roman" w:cs="Times New Roman"/>
+          <w:sz w:val="24"/>
+          <w:szCs w:val="24"/>
+        </w:rPr>
+        <w:t>untuk</w:t>
+      </w:r>
+      <w:proofErr w:type="spellEnd"/>
+      <w:r>
+        <w:rPr>
+          <w:rFonts w:ascii="Times New Roman" w:hAnsi="Times New Roman" w:cs="Times New Roman"/>
+          <w:sz w:val="24"/>
+          <w:szCs w:val="24"/>
+        </w:rPr>
+        <w:t xml:space="preserve"> </w:t>
+      </w:r>
+      <w:proofErr w:type="spellStart"/>
+      <w:r>
+        <w:rPr>
+          <w:rFonts w:ascii="Times New Roman" w:hAnsi="Times New Roman" w:cs="Times New Roman"/>
+          <w:sz w:val="24"/>
+          <w:szCs w:val="24"/>
+        </w:rPr>
+        <w:t>kembali</w:t>
+      </w:r>
+      <w:proofErr w:type="spellEnd"/>
+      <w:r>
+        <w:rPr>
+          <w:rFonts w:ascii="Times New Roman" w:hAnsi="Times New Roman" w:cs="Times New Roman"/>
+          <w:sz w:val="24"/>
+          <w:szCs w:val="24"/>
+        </w:rPr>
+        <w:t xml:space="preserve"> </w:t>
+      </w:r>
+      <w:proofErr w:type="spellStart"/>
+      <w:r>
+        <w:rPr>
+          <w:rFonts w:ascii="Times New Roman" w:hAnsi="Times New Roman" w:cs="Times New Roman"/>
+          <w:sz w:val="24"/>
+          <w:szCs w:val="24"/>
+        </w:rPr>
+        <w:t>ke</w:t>
+      </w:r>
+      <w:proofErr w:type="spellEnd"/>
+      <w:r>
+        <w:rPr>
+          <w:rFonts w:ascii="Times New Roman" w:hAnsi="Times New Roman" w:cs="Times New Roman"/>
+          <w:sz w:val="24"/>
+          <w:szCs w:val="24"/>
+        </w:rPr>
+        <w:t xml:space="preserve"> </w:t>
+      </w:r>
+      <w:proofErr w:type="spellStart"/>
+      <w:r>
+        <w:rPr>
+          <w:rFonts w:ascii="Times New Roman" w:hAnsi="Times New Roman" w:cs="Times New Roman"/>
+          <w:sz w:val="24"/>
+          <w:szCs w:val="24"/>
+        </w:rPr>
+        <w:t>halaman</w:t>
+      </w:r>
+      <w:proofErr w:type="spellEnd"/>
+      <w:r>
+        <w:rPr>
+          <w:rFonts w:ascii="Times New Roman" w:hAnsi="Times New Roman" w:cs="Times New Roman"/>
+          <w:sz w:val="24"/>
+          <w:szCs w:val="24"/>
+        </w:rPr>
+        <w:t xml:space="preserve"> dashboard admin</w:t>
+      </w:r>
+    </w:p>
+    <w:p>
+      <w:pPr>
+        <w:rPr>
+          <w:rFonts w:ascii="Times New Roman" w:hAnsi="Times New Roman" w:cs="Times New Roman"/>
+          <w:sz w:val="24"/>
+          <w:szCs w:val="24"/>
+        </w:rPr>
+      </w:pPr>
+      <w:proofErr w:type="spellStart"/>
+      <w:r>
+        <w:rPr>
+          <w:rFonts w:ascii="Times New Roman" w:hAnsi="Times New Roman" w:cs="Times New Roman"/>
+          <w:sz w:val="24"/>
+          <w:szCs w:val="24"/>
+        </w:rPr>
+        <w:t>Seluruh</w:t>
+      </w:r>
+      <w:proofErr w:type="spellEnd"/>
+      <w:r>
+        <w:rPr>
+          <w:rFonts w:ascii="Times New Roman" w:hAnsi="Times New Roman" w:cs="Times New Roman"/>
+          <w:sz w:val="24"/>
+          <w:szCs w:val="24"/>
+        </w:rPr>
+        <w:t xml:space="preserve"> </w:t>
+      </w:r>
+      <w:proofErr w:type="spellStart"/>
+      <w:r>
+        <w:rPr>
+          <w:rFonts w:ascii="Times New Roman" w:hAnsi="Times New Roman" w:cs="Times New Roman"/>
+          <w:sz w:val="24"/>
+          <w:szCs w:val="24"/>
+        </w:rPr>
+        <w:t>fitur</w:t>
+      </w:r>
+      <w:proofErr w:type="spellEnd"/>
+      <w:r>
+        <w:rPr>
+          <w:rFonts w:ascii="Times New Roman" w:hAnsi="Times New Roman" w:cs="Times New Roman"/>
+          <w:sz w:val="24"/>
+          <w:szCs w:val="24"/>
+        </w:rPr>
+        <w:t xml:space="preserve"> pada </w:t>
+      </w:r>
+      <w:proofErr w:type="spellStart"/>
+      <w:r>
+        <w:rPr>
+          <w:rFonts w:ascii="Times New Roman" w:hAnsi="Times New Roman" w:cs="Times New Roman"/>
+          <w:sz w:val="24"/>
+          <w:szCs w:val="24"/>
+        </w:rPr>
+        <w:t>halaman</w:t>
+      </w:r>
+      <w:proofErr w:type="spellEnd"/>
+      <w:r>
+        <w:rPr>
+          <w:rFonts w:ascii="Times New Roman" w:hAnsi="Times New Roman" w:cs="Times New Roman"/>
+          <w:sz w:val="24"/>
+          <w:szCs w:val="24"/>
+        </w:rPr>
+        <w:t xml:space="preserve"> </w:t>
+      </w:r>
+      <w:proofErr w:type="spellStart"/>
+      <w:r>
+        <w:rPr>
+          <w:rFonts w:ascii="Times New Roman" w:hAnsi="Times New Roman" w:cs="Times New Roman"/>
+          <w:sz w:val="24"/>
+          <w:szCs w:val="24"/>
+        </w:rPr>
+        <w:t>ini</w:t>
+      </w:r>
+      <w:proofErr w:type="spellEnd"/>
+      <w:r>
+        <w:rPr>
+          <w:rFonts w:ascii="Times New Roman" w:hAnsi="Times New Roman" w:cs="Times New Roman"/>
+          <w:sz w:val="24"/>
+          <w:szCs w:val="24"/>
+        </w:rPr>
+        <w:t xml:space="preserve"> </w:t>
+      </w:r>
+      <w:proofErr w:type="spellStart"/>
+      <w:r>
+        <w:rPr>
+          <w:rFonts w:ascii="Times New Roman" w:hAnsi="Times New Roman" w:cs="Times New Roman"/>
+          <w:sz w:val="24"/>
+          <w:szCs w:val="24"/>
+        </w:rPr>
+        <w:t>sudah</w:t>
+      </w:r>
+      <w:proofErr w:type="spellEnd"/>
+      <w:r>
+        <w:rPr>
+          <w:rFonts w:ascii="Times New Roman" w:hAnsi="Times New Roman" w:cs="Times New Roman"/>
+          <w:sz w:val="24"/>
+          <w:szCs w:val="24"/>
+        </w:rPr>
+        <w:t xml:space="preserve"> </w:t>
+      </w:r>
+      <w:proofErr w:type="spellStart"/>
+      <w:r>
+        <w:rPr>
+          <w:rFonts w:ascii="Times New Roman" w:hAnsi="Times New Roman" w:cs="Times New Roman"/>
+          <w:sz w:val="24"/>
+          <w:szCs w:val="24"/>
+        </w:rPr>
+        <w:t>terhubung</w:t>
+      </w:r>
+      <w:proofErr w:type="spellEnd"/>
+      <w:r>
+        <w:rPr>
+          <w:rFonts w:ascii="Times New Roman" w:hAnsi="Times New Roman" w:cs="Times New Roman"/>
+          <w:sz w:val="24"/>
+          <w:szCs w:val="24"/>
+        </w:rPr>
+        <w:t xml:space="preserve"> </w:t>
+      </w:r>
+      <w:proofErr w:type="spellStart"/>
+      <w:r>
+        <w:rPr>
+          <w:rFonts w:ascii="Times New Roman" w:hAnsi="Times New Roman" w:cs="Times New Roman"/>
+          <w:sz w:val="24"/>
+          <w:szCs w:val="24"/>
+        </w:rPr>
+        <w:t>langsung</w:t>
+      </w:r>
+      <w:proofErr w:type="spellEnd"/>
+      <w:r>
+        <w:rPr>
+          <w:rFonts w:ascii="Times New Roman" w:hAnsi="Times New Roman" w:cs="Times New Roman"/>
+          <w:sz w:val="24"/>
+          <w:szCs w:val="24"/>
+        </w:rPr>
+        <w:t xml:space="preserve"> </w:t>
+      </w:r>
+      <w:proofErr w:type="spellStart"/>
+      <w:r>
+        <w:rPr>
+          <w:rFonts w:ascii="Times New Roman" w:hAnsi="Times New Roman" w:cs="Times New Roman"/>
+          <w:sz w:val="24"/>
+          <w:szCs w:val="24"/>
+        </w:rPr>
+        <w:t>dengan</w:t>
+      </w:r>
+      <w:proofErr w:type="spellEnd"/>
+      <w:r>
+        <w:rPr>
+          <w:rFonts w:ascii="Times New Roman" w:hAnsi="Times New Roman" w:cs="Times New Roman"/>
+          <w:sz w:val="24"/>
+          <w:szCs w:val="24"/>
+        </w:rPr>
+        <w:t xml:space="preserve"> database dan backend API </w:t>
+      </w:r>
+      <w:proofErr w:type="spellStart"/>
+      <w:r>
+        <w:rPr>
+          <w:rFonts w:ascii="Times New Roman" w:hAnsi="Times New Roman" w:cs="Times New Roman"/>
+          <w:sz w:val="24"/>
+          <w:szCs w:val="24"/>
+        </w:rPr>
+        <w:t>sehingga</w:t>
+      </w:r>
+      <w:proofErr w:type="spellEnd"/>
+      <w:r>
+        <w:rPr>
+          <w:rFonts w:ascii="Times New Roman" w:hAnsi="Times New Roman" w:cs="Times New Roman"/>
+          <w:sz w:val="24"/>
+          <w:szCs w:val="24"/>
+        </w:rPr>
+        <w:t xml:space="preserve"> </w:t>
+      </w:r>
+      <w:proofErr w:type="spellStart"/>
+      <w:r>
+        <w:rPr>
+          <w:rFonts w:ascii="Times New Roman" w:hAnsi="Times New Roman" w:cs="Times New Roman"/>
+          <w:sz w:val="24"/>
+          <w:szCs w:val="24"/>
+        </w:rPr>
+        <w:t>setiap</w:t>
+      </w:r>
+      <w:proofErr w:type="spellEnd"/>
+      <w:r>
+        <w:rPr>
+          <w:rFonts w:ascii="Times New Roman" w:hAnsi="Times New Roman" w:cs="Times New Roman"/>
+          <w:sz w:val="24"/>
+          <w:szCs w:val="24"/>
+        </w:rPr>
+        <w:t xml:space="preserve"> </w:t>
+      </w:r>
+      <w:proofErr w:type="spellStart"/>
+      <w:r>
+        <w:rPr>
+          <w:rFonts w:ascii="Times New Roman" w:hAnsi="Times New Roman" w:cs="Times New Roman"/>
+          <w:sz w:val="24"/>
+          <w:szCs w:val="24"/>
+        </w:rPr>
+        <w:t>perubahan</w:t>
+      </w:r>
+      <w:proofErr w:type="spellEnd"/>
+      <w:r>
+        <w:rPr>
+          <w:rFonts w:ascii="Times New Roman" w:hAnsi="Times New Roman" w:cs="Times New Roman"/>
+          <w:sz w:val="24"/>
+          <w:szCs w:val="24"/>
+        </w:rPr>
+        <w:t xml:space="preserve"> yang </w:t>
+      </w:r>
+      <w:proofErr w:type="spellStart"/>
+      <w:r>
+        <w:rPr>
+          <w:rFonts w:ascii="Times New Roman" w:hAnsi="Times New Roman" w:cs="Times New Roman"/>
+          <w:sz w:val="24"/>
+          <w:szCs w:val="24"/>
+        </w:rPr>
+        <w:t>dilakukan</w:t>
+      </w:r>
+      <w:proofErr w:type="spellEnd"/>
+      <w:r>
+        <w:rPr>
+          <w:rFonts w:ascii="Times New Roman" w:hAnsi="Times New Roman" w:cs="Times New Roman"/>
+          <w:sz w:val="24"/>
+          <w:szCs w:val="24"/>
+        </w:rPr>
+        <w:t xml:space="preserve"> admin </w:t>
+      </w:r>
+      <w:proofErr w:type="spellStart"/>
+      <w:r>
+        <w:rPr>
+          <w:rFonts w:ascii="Times New Roman" w:hAnsi="Times New Roman" w:cs="Times New Roman"/>
+          <w:sz w:val="24"/>
+          <w:szCs w:val="24"/>
+        </w:rPr>
+        <w:t>akan</w:t>
+      </w:r>
+      <w:proofErr w:type="spellEnd"/>
+      <w:r>
+        <w:rPr>
+          <w:rFonts w:ascii="Times New Roman" w:hAnsi="Times New Roman" w:cs="Times New Roman"/>
+          <w:sz w:val="24"/>
+          <w:szCs w:val="24"/>
+        </w:rPr>
+        <w:t xml:space="preserve"> </w:t>
+      </w:r>
+      <w:proofErr w:type="spellStart"/>
+      <w:r>
+        <w:rPr>
+          <w:rFonts w:ascii="Times New Roman" w:hAnsi="Times New Roman" w:cs="Times New Roman"/>
+          <w:sz w:val="24"/>
+          <w:szCs w:val="24"/>
+        </w:rPr>
+        <w:t>otomatis</w:t>
+      </w:r>
+      <w:proofErr w:type="spellEnd"/>
+      <w:r>
+        <w:rPr>
+          <w:rFonts w:ascii="Times New Roman" w:hAnsi="Times New Roman" w:cs="Times New Roman"/>
+          <w:sz w:val="24"/>
+          <w:szCs w:val="24"/>
+        </w:rPr>
+        <w:t xml:space="preserve"> </w:t>
+      </w:r>
+      <w:proofErr w:type="spellStart"/>
+      <w:r>
+        <w:rPr>
+          <w:rFonts w:ascii="Times New Roman" w:hAnsi="Times New Roman" w:cs="Times New Roman"/>
+          <w:sz w:val="24"/>
+          <w:szCs w:val="24"/>
+        </w:rPr>
+        <w:t>diperbarui</w:t>
+      </w:r>
+      <w:proofErr w:type="spellEnd"/>
+      <w:r>
+        <w:rPr>
+          <w:rFonts w:ascii="Times New Roman" w:hAnsi="Times New Roman" w:cs="Times New Roman"/>
+          <w:sz w:val="24"/>
+          <w:szCs w:val="24"/>
+        </w:rPr>
+        <w:t xml:space="preserve"> pada </w:t>
+      </w:r>
+      <w:proofErr w:type="spellStart"/>
+      <w:r>
+        <w:rPr>
+          <w:rFonts w:ascii="Times New Roman" w:hAnsi="Times New Roman" w:cs="Times New Roman"/>
+          <w:sz w:val="24"/>
+          <w:szCs w:val="24"/>
+        </w:rPr>
+        <w:t>halaman</w:t>
+      </w:r>
+      <w:proofErr w:type="spellEnd"/>
+      <w:r>
+        <w:rPr>
+          <w:rFonts w:ascii="Times New Roman" w:hAnsi="Times New Roman" w:cs="Times New Roman"/>
+          <w:sz w:val="24"/>
+          <w:szCs w:val="24"/>
+        </w:rPr>
+        <w:t xml:space="preserve"> customer </w:t>
+      </w:r>
+      <w:proofErr w:type="spellStart"/>
+      <w:r>
+        <w:rPr>
+          <w:rFonts w:ascii="Times New Roman" w:hAnsi="Times New Roman" w:cs="Times New Roman"/>
+          <w:sz w:val="24"/>
+          <w:szCs w:val="24"/>
+        </w:rPr>
+        <w:t>secara</w:t>
+      </w:r>
+      <w:proofErr w:type="spellEnd"/>
+      <w:r>
+        <w:rPr>
+          <w:rFonts w:ascii="Times New Roman" w:hAnsi="Times New Roman" w:cs="Times New Roman"/>
+          <w:sz w:val="24"/>
+          <w:szCs w:val="24"/>
+        </w:rPr>
+        <w:t xml:space="preserve"> real-time. Jika admin </w:t>
+      </w:r>
+      <w:proofErr w:type="spellStart"/>
+      <w:r>
+        <w:rPr>
+          <w:rFonts w:ascii="Times New Roman" w:hAnsi="Times New Roman" w:cs="Times New Roman"/>
+          <w:sz w:val="24"/>
+          <w:szCs w:val="24"/>
+        </w:rPr>
+        <w:t>memperbarui</w:t>
+      </w:r>
+      <w:proofErr w:type="spellEnd"/>
+      <w:r>
+        <w:rPr>
+          <w:rFonts w:ascii="Times New Roman" w:hAnsi="Times New Roman" w:cs="Times New Roman"/>
+          <w:sz w:val="24"/>
+          <w:szCs w:val="24"/>
+        </w:rPr>
+        <w:t xml:space="preserve"> </w:t>
+      </w:r>
+      <w:proofErr w:type="spellStart"/>
+      <w:r>
+        <w:rPr>
+          <w:rFonts w:ascii="Times New Roman" w:hAnsi="Times New Roman" w:cs="Times New Roman"/>
+          <w:sz w:val="24"/>
+          <w:szCs w:val="24"/>
+        </w:rPr>
+        <w:t>deskripsi</w:t>
+      </w:r>
+      <w:proofErr w:type="spellEnd"/>
+      <w:r>
+        <w:rPr>
+          <w:rFonts w:ascii="Times New Roman" w:hAnsi="Times New Roman" w:cs="Times New Roman"/>
+          <w:sz w:val="24"/>
+          <w:szCs w:val="24"/>
+        </w:rPr>
+        <w:t xml:space="preserve">, </w:t>
+      </w:r>
+      <w:proofErr w:type="spellStart"/>
+      <w:r>
+        <w:rPr>
+          <w:rFonts w:ascii="Times New Roman" w:hAnsi="Times New Roman" w:cs="Times New Roman"/>
+          <w:sz w:val="24"/>
+          <w:szCs w:val="24"/>
+        </w:rPr>
+        <w:t>harga</w:t>
+      </w:r>
+      <w:proofErr w:type="spellEnd"/>
+      <w:r>
+        <w:rPr>
+          <w:rFonts w:ascii="Times New Roman" w:hAnsi="Times New Roman" w:cs="Times New Roman"/>
+          <w:sz w:val="24"/>
+          <w:szCs w:val="24"/>
+        </w:rPr>
+        <w:t xml:space="preserve"> </w:t>
+      </w:r>
+      <w:proofErr w:type="spellStart"/>
+      <w:r>
+        <w:rPr>
+          <w:rFonts w:ascii="Times New Roman" w:hAnsi="Times New Roman" w:cs="Times New Roman"/>
+          <w:sz w:val="24"/>
+          <w:szCs w:val="24"/>
+        </w:rPr>
+        <w:t>tiket</w:t>
+      </w:r>
+      <w:proofErr w:type="spellEnd"/>
+      <w:r>
+        <w:rPr>
+          <w:rFonts w:ascii="Times New Roman" w:hAnsi="Times New Roman" w:cs="Times New Roman"/>
+          <w:sz w:val="24"/>
+          <w:szCs w:val="24"/>
+        </w:rPr>
+        <w:t xml:space="preserve">, </w:t>
+      </w:r>
+      <w:proofErr w:type="spellStart"/>
+      <w:r>
+        <w:rPr>
+          <w:rFonts w:ascii="Times New Roman" w:hAnsi="Times New Roman" w:cs="Times New Roman"/>
+          <w:sz w:val="24"/>
+          <w:szCs w:val="24"/>
+        </w:rPr>
+        <w:t>atau</w:t>
+      </w:r>
+      <w:proofErr w:type="spellEnd"/>
+      <w:r>
+        <w:rPr>
+          <w:rFonts w:ascii="Times New Roman" w:hAnsi="Times New Roman" w:cs="Times New Roman"/>
+          <w:sz w:val="24"/>
+          <w:szCs w:val="24"/>
+        </w:rPr>
+        <w:t xml:space="preserve"> </w:t>
+      </w:r>
+      <w:proofErr w:type="spellStart"/>
+      <w:r>
+        <w:rPr>
+          <w:rFonts w:ascii="Times New Roman" w:hAnsi="Times New Roman" w:cs="Times New Roman"/>
+          <w:sz w:val="24"/>
+          <w:szCs w:val="24"/>
+        </w:rPr>
+        <w:t>gambar</w:t>
+      </w:r>
+      <w:proofErr w:type="spellEnd"/>
+      <w:r>
+        <w:rPr>
+          <w:rFonts w:ascii="Times New Roman" w:hAnsi="Times New Roman" w:cs="Times New Roman"/>
+          <w:sz w:val="24"/>
+          <w:szCs w:val="24"/>
+        </w:rPr>
+        <w:t xml:space="preserve"> </w:t>
+      </w:r>
+      <w:proofErr w:type="spellStart"/>
+      <w:r>
+        <w:rPr>
+          <w:rFonts w:ascii="Times New Roman" w:hAnsi="Times New Roman" w:cs="Times New Roman"/>
+          <w:sz w:val="24"/>
+          <w:szCs w:val="24"/>
+        </w:rPr>
+        <w:t>wisata</w:t>
+      </w:r>
+      <w:proofErr w:type="spellEnd"/>
+      <w:r>
+        <w:rPr>
+          <w:rFonts w:ascii="Times New Roman" w:hAnsi="Times New Roman" w:cs="Times New Roman"/>
+          <w:sz w:val="24"/>
+          <w:szCs w:val="24"/>
+        </w:rPr>
+        <w:t xml:space="preserve">, </w:t>
+      </w:r>
+      <w:proofErr w:type="spellStart"/>
+      <w:r>
+        <w:rPr>
+          <w:rFonts w:ascii="Times New Roman" w:hAnsi="Times New Roman" w:cs="Times New Roman"/>
+          <w:sz w:val="24"/>
+          <w:szCs w:val="24"/>
+        </w:rPr>
+        <w:t>maka</w:t>
+      </w:r>
+      <w:proofErr w:type="spellEnd"/>
+      <w:r>
+        <w:rPr>
+          <w:rFonts w:ascii="Times New Roman" w:hAnsi="Times New Roman" w:cs="Times New Roman"/>
+          <w:sz w:val="24"/>
+          <w:szCs w:val="24"/>
+        </w:rPr>
+        <w:t xml:space="preserve"> data </w:t>
+      </w:r>
+      <w:proofErr w:type="spellStart"/>
+      <w:r>
+        <w:rPr>
+          <w:rFonts w:ascii="Times New Roman" w:hAnsi="Times New Roman" w:cs="Times New Roman"/>
+          <w:sz w:val="24"/>
+          <w:szCs w:val="24"/>
+        </w:rPr>
+        <w:t>terbaru</w:t>
+      </w:r>
+      <w:proofErr w:type="spellEnd"/>
+      <w:r>
+        <w:rPr>
+          <w:rFonts w:ascii="Times New Roman" w:hAnsi="Times New Roman" w:cs="Times New Roman"/>
+          <w:sz w:val="24"/>
+          <w:szCs w:val="24"/>
+        </w:rPr>
+        <w:t xml:space="preserve"> </w:t>
+      </w:r>
+      <w:proofErr w:type="spellStart"/>
+      <w:r>
+        <w:rPr>
+          <w:rFonts w:ascii="Times New Roman" w:hAnsi="Times New Roman" w:cs="Times New Roman"/>
+          <w:sz w:val="24"/>
+          <w:szCs w:val="24"/>
+        </w:rPr>
+        <w:t>akan</w:t>
+      </w:r>
+      <w:proofErr w:type="spellEnd"/>
+      <w:r>
+        <w:rPr>
+          <w:rFonts w:ascii="Times New Roman" w:hAnsi="Times New Roman" w:cs="Times New Roman"/>
+          <w:sz w:val="24"/>
+          <w:szCs w:val="24"/>
+        </w:rPr>
+        <w:t xml:space="preserve"> </w:t>
+      </w:r>
+      <w:proofErr w:type="spellStart"/>
+      <w:r>
+        <w:rPr>
+          <w:rFonts w:ascii="Times New Roman" w:hAnsi="Times New Roman" w:cs="Times New Roman"/>
+          <w:sz w:val="24"/>
+          <w:szCs w:val="24"/>
+        </w:rPr>
+        <w:t>langsung</w:t>
+      </w:r>
+      <w:proofErr w:type="spellEnd"/>
+      <w:r>
+        <w:rPr>
+          <w:rFonts w:ascii="Times New Roman" w:hAnsi="Times New Roman" w:cs="Times New Roman"/>
+          <w:sz w:val="24"/>
+          <w:szCs w:val="24"/>
+        </w:rPr>
+        <w:t xml:space="preserve"> </w:t>
+      </w:r>
+      <w:proofErr w:type="spellStart"/>
+      <w:r>
+        <w:rPr>
+          <w:rFonts w:ascii="Times New Roman" w:hAnsi="Times New Roman" w:cs="Times New Roman"/>
+          <w:sz w:val="24"/>
+          <w:szCs w:val="24"/>
+        </w:rPr>
+        <w:t>tampil</w:t>
+      </w:r>
+      <w:proofErr w:type="spellEnd"/>
+      <w:r>
+        <w:rPr>
+          <w:rFonts w:ascii="Times New Roman" w:hAnsi="Times New Roman" w:cs="Times New Roman"/>
+          <w:sz w:val="24"/>
+          <w:szCs w:val="24"/>
+        </w:rPr>
+        <w:t xml:space="preserve"> pada daftar </w:t>
+      </w:r>
+      <w:proofErr w:type="spellStart"/>
+      <w:r>
+        <w:rPr>
+          <w:rFonts w:ascii="Times New Roman" w:hAnsi="Times New Roman" w:cs="Times New Roman"/>
+          <w:sz w:val="24"/>
+          <w:szCs w:val="24"/>
+        </w:rPr>
+        <w:t>wisata</w:t>
+      </w:r>
+      <w:proofErr w:type="spellEnd"/>
+      <w:r>
+        <w:rPr>
+          <w:rFonts w:ascii="Times New Roman" w:hAnsi="Times New Roman" w:cs="Times New Roman"/>
+          <w:sz w:val="24"/>
+          <w:szCs w:val="24"/>
+        </w:rPr>
+        <w:t xml:space="preserve"> customer.</w:t>
+      </w:r>
+    </w:p>
+    <w:p>
+      <w:pPr>
+        <w:rPr>
+          <w:rFonts w:ascii="Times New Roman" w:hAnsi="Times New Roman" w:cs="Times New Roman"/>
+          <w:sz w:val="24"/>
+          <w:szCs w:val="24"/>
+        </w:rPr>
+      </w:pPr>
+      <w:r>
+        <w:rPr>
+          <w:rFonts w:ascii="Times New Roman" w:hAnsi="Times New Roman" w:cs="Times New Roman"/>
+          <w:sz w:val="24"/>
+          <w:szCs w:val="24"/>
+        </w:rPr>
+        <w:t xml:space="preserve">Halaman edit </w:t>
+      </w:r>
+      <w:proofErr w:type="spellStart"/>
+      <w:r>
+        <w:rPr>
+          <w:rFonts w:ascii="Times New Roman" w:hAnsi="Times New Roman" w:cs="Times New Roman"/>
+          <w:sz w:val="24"/>
+          <w:szCs w:val="24"/>
+        </w:rPr>
+        <w:t>wisata</w:t>
+      </w:r>
+      <w:proofErr w:type="spellEnd"/>
+      <w:r>
+        <w:rPr>
+          <w:rFonts w:ascii="Times New Roman" w:hAnsi="Times New Roman" w:cs="Times New Roman"/>
+          <w:sz w:val="24"/>
+          <w:szCs w:val="24"/>
+        </w:rPr>
+        <w:t xml:space="preserve"> </w:t>
+      </w:r>
+      <w:proofErr w:type="spellStart"/>
+      <w:r>
+        <w:rPr>
+          <w:rFonts w:ascii="Times New Roman" w:hAnsi="Times New Roman" w:cs="Times New Roman"/>
+          <w:sz w:val="24"/>
+          <w:szCs w:val="24"/>
+        </w:rPr>
+        <w:t>ini</w:t>
+      </w:r>
+      <w:proofErr w:type="spellEnd"/>
+      <w:r>
+        <w:rPr>
+          <w:rFonts w:ascii="Times New Roman" w:hAnsi="Times New Roman" w:cs="Times New Roman"/>
+          <w:sz w:val="24"/>
+          <w:szCs w:val="24"/>
+        </w:rPr>
+        <w:t xml:space="preserve"> </w:t>
+      </w:r>
+      <w:proofErr w:type="spellStart"/>
+      <w:r>
+        <w:rPr>
+          <w:rFonts w:ascii="Times New Roman" w:hAnsi="Times New Roman" w:cs="Times New Roman"/>
+          <w:sz w:val="24"/>
+          <w:szCs w:val="24"/>
+        </w:rPr>
+        <w:t>dibangun</w:t>
+      </w:r>
+      <w:proofErr w:type="spellEnd"/>
+      <w:r>
+        <w:rPr>
+          <w:rFonts w:ascii="Times New Roman" w:hAnsi="Times New Roman" w:cs="Times New Roman"/>
+          <w:sz w:val="24"/>
+          <w:szCs w:val="24"/>
+        </w:rPr>
+        <w:t xml:space="preserve"> </w:t>
+      </w:r>
+      <w:proofErr w:type="spellStart"/>
+      <w:r>
+        <w:rPr>
+          <w:rFonts w:ascii="Times New Roman" w:hAnsi="Times New Roman" w:cs="Times New Roman"/>
+          <w:sz w:val="24"/>
+          <w:szCs w:val="24"/>
+        </w:rPr>
+        <w:t>menggunakan</w:t>
+      </w:r>
+      <w:proofErr w:type="spellEnd"/>
+      <w:r>
+        <w:rPr>
+          <w:rFonts w:ascii="Times New Roman" w:hAnsi="Times New Roman" w:cs="Times New Roman"/>
+          <w:sz w:val="24"/>
+          <w:szCs w:val="24"/>
+        </w:rPr>
+        <w:t>:</w:t>
+      </w:r>
+    </w:p>
+    <w:p>
+      <w:pPr>
+        <w:numPr>
+          <w:ilvl w:val="0"/>
+          <w:numId w:val="13"/>
+        </w:numPr>
+        <w:rPr>
+          <w:rFonts w:ascii="Times New Roman" w:hAnsi="Times New Roman" w:cs="Times New Roman"/>
+          <w:sz w:val="24"/>
+          <w:szCs w:val="24"/>
+        </w:rPr>
+      </w:pPr>
+      <w:r>
+        <w:rPr>
+          <w:rFonts w:ascii="Times New Roman" w:hAnsi="Times New Roman" w:cs="Times New Roman"/>
+          <w:sz w:val="24"/>
+          <w:szCs w:val="24"/>
+        </w:rPr>
+        <w:t xml:space="preserve">React </w:t>
+      </w:r>
+      <w:proofErr w:type="spellStart"/>
+      <w:r>
+        <w:rPr>
+          <w:rFonts w:ascii="Times New Roman" w:hAnsi="Times New Roman" w:cs="Times New Roman"/>
+          <w:sz w:val="24"/>
+          <w:szCs w:val="24"/>
+        </w:rPr>
+        <w:t>untuk</w:t>
+      </w:r>
+      <w:proofErr w:type="spellEnd"/>
+      <w:r>
+        <w:rPr>
+          <w:rFonts w:ascii="Times New Roman" w:hAnsi="Times New Roman" w:cs="Times New Roman"/>
+          <w:sz w:val="24"/>
+          <w:szCs w:val="24"/>
+        </w:rPr>
+        <w:t xml:space="preserve"> </w:t>
+      </w:r>
+      <w:proofErr w:type="spellStart"/>
+      <w:r>
+        <w:rPr>
+          <w:rFonts w:ascii="Times New Roman" w:hAnsi="Times New Roman" w:cs="Times New Roman"/>
+          <w:sz w:val="24"/>
+          <w:szCs w:val="24"/>
+        </w:rPr>
+        <w:t>membangun</w:t>
+      </w:r>
+      <w:proofErr w:type="spellEnd"/>
+      <w:r>
+        <w:rPr>
+          <w:rFonts w:ascii="Times New Roman" w:hAnsi="Times New Roman" w:cs="Times New Roman"/>
+          <w:sz w:val="24"/>
+          <w:szCs w:val="24"/>
+        </w:rPr>
+        <w:t xml:space="preserve"> </w:t>
+      </w:r>
+      <w:proofErr w:type="spellStart"/>
+      <w:r>
+        <w:rPr>
+          <w:rFonts w:ascii="Times New Roman" w:hAnsi="Times New Roman" w:cs="Times New Roman"/>
+          <w:sz w:val="24"/>
+          <w:szCs w:val="24"/>
+        </w:rPr>
+        <w:t>tampilan</w:t>
+      </w:r>
+      <w:proofErr w:type="spellEnd"/>
+      <w:r>
+        <w:rPr>
+          <w:rFonts w:ascii="Times New Roman" w:hAnsi="Times New Roman" w:cs="Times New Roman"/>
+          <w:sz w:val="24"/>
+          <w:szCs w:val="24"/>
+        </w:rPr>
+        <w:t xml:space="preserve"> frontend</w:t>
+      </w:r>
+    </w:p>
+    <w:p>
+      <w:pPr>
+        <w:numPr>
+          <w:ilvl w:val="0"/>
+          <w:numId w:val="13"/>
+        </w:numPr>
+        <w:rPr>
+          <w:rFonts w:ascii="Times New Roman" w:hAnsi="Times New Roman" w:cs="Times New Roman"/>
+          <w:sz w:val="24"/>
+          <w:szCs w:val="24"/>
+        </w:rPr>
+      </w:pPr>
+      <w:r>
+        <w:rPr>
+          <w:rFonts w:ascii="Times New Roman" w:hAnsi="Times New Roman" w:cs="Times New Roman"/>
+          <w:sz w:val="24"/>
+          <w:szCs w:val="24"/>
+        </w:rPr>
+        <w:t xml:space="preserve">TypeScript agar </w:t>
+      </w:r>
+      <w:proofErr w:type="spellStart"/>
+      <w:r>
+        <w:rPr>
+          <w:rFonts w:ascii="Times New Roman" w:hAnsi="Times New Roman" w:cs="Times New Roman"/>
+          <w:sz w:val="24"/>
+          <w:szCs w:val="24"/>
+        </w:rPr>
+        <w:t>penulisan</w:t>
+      </w:r>
+      <w:proofErr w:type="spellEnd"/>
+      <w:r>
+        <w:rPr>
+          <w:rFonts w:ascii="Times New Roman" w:hAnsi="Times New Roman" w:cs="Times New Roman"/>
+          <w:sz w:val="24"/>
+          <w:szCs w:val="24"/>
+        </w:rPr>
+        <w:t xml:space="preserve"> </w:t>
+      </w:r>
+      <w:proofErr w:type="spellStart"/>
+      <w:r>
+        <w:rPr>
+          <w:rFonts w:ascii="Times New Roman" w:hAnsi="Times New Roman" w:cs="Times New Roman"/>
+          <w:sz w:val="24"/>
+          <w:szCs w:val="24"/>
+        </w:rPr>
+        <w:t>kode</w:t>
+      </w:r>
+      <w:proofErr w:type="spellEnd"/>
+      <w:r>
+        <w:rPr>
+          <w:rFonts w:ascii="Times New Roman" w:hAnsi="Times New Roman" w:cs="Times New Roman"/>
+          <w:sz w:val="24"/>
+          <w:szCs w:val="24"/>
+        </w:rPr>
+        <w:t xml:space="preserve"> </w:t>
+      </w:r>
+      <w:proofErr w:type="spellStart"/>
+      <w:r>
+        <w:rPr>
+          <w:rFonts w:ascii="Times New Roman" w:hAnsi="Times New Roman" w:cs="Times New Roman"/>
+          <w:sz w:val="24"/>
+          <w:szCs w:val="24"/>
+        </w:rPr>
+        <w:t>lebih</w:t>
+      </w:r>
+      <w:proofErr w:type="spellEnd"/>
+      <w:r>
+        <w:rPr>
+          <w:rFonts w:ascii="Times New Roman" w:hAnsi="Times New Roman" w:cs="Times New Roman"/>
+          <w:sz w:val="24"/>
+          <w:szCs w:val="24"/>
+        </w:rPr>
+        <w:t xml:space="preserve"> </w:t>
+      </w:r>
+      <w:proofErr w:type="spellStart"/>
+      <w:r>
+        <w:rPr>
+          <w:rFonts w:ascii="Times New Roman" w:hAnsi="Times New Roman" w:cs="Times New Roman"/>
+          <w:sz w:val="24"/>
+          <w:szCs w:val="24"/>
+        </w:rPr>
+        <w:t>terstruktur</w:t>
+      </w:r>
+      <w:proofErr w:type="spellEnd"/>
+    </w:p>
+    <w:p>
+      <w:pPr>
+        <w:numPr>
+          <w:ilvl w:val="0"/>
+          <w:numId w:val="13"/>
+        </w:numPr>
+        <w:rPr>
+          <w:rFonts w:ascii="Times New Roman" w:hAnsi="Times New Roman" w:cs="Times New Roman"/>
+          <w:sz w:val="24"/>
+          <w:szCs w:val="24"/>
+        </w:rPr>
+      </w:pPr>
+      <w:r>
+        <w:rPr>
+          <w:rFonts w:ascii="Times New Roman" w:hAnsi="Times New Roman" w:cs="Times New Roman"/>
+          <w:sz w:val="24"/>
+          <w:szCs w:val="24"/>
+        </w:rPr>
+        <w:t xml:space="preserve">Axios </w:t>
+      </w:r>
+      <w:proofErr w:type="spellStart"/>
+      <w:r>
+        <w:rPr>
+          <w:rFonts w:ascii="Times New Roman" w:hAnsi="Times New Roman" w:cs="Times New Roman"/>
+          <w:sz w:val="24"/>
+          <w:szCs w:val="24"/>
+        </w:rPr>
+        <w:t>untuk</w:t>
+      </w:r>
+      <w:proofErr w:type="spellEnd"/>
+      <w:r>
+        <w:rPr>
+          <w:rFonts w:ascii="Times New Roman" w:hAnsi="Times New Roman" w:cs="Times New Roman"/>
+          <w:sz w:val="24"/>
+          <w:szCs w:val="24"/>
+        </w:rPr>
+        <w:t xml:space="preserve"> proses </w:t>
+      </w:r>
+      <w:proofErr w:type="spellStart"/>
+      <w:r>
+        <w:rPr>
+          <w:rFonts w:ascii="Times New Roman" w:hAnsi="Times New Roman" w:cs="Times New Roman"/>
+          <w:sz w:val="24"/>
+          <w:szCs w:val="24"/>
+        </w:rPr>
+        <w:t>komunikasi</w:t>
+      </w:r>
+      <w:proofErr w:type="spellEnd"/>
+      <w:r>
+        <w:rPr>
+          <w:rFonts w:ascii="Times New Roman" w:hAnsi="Times New Roman" w:cs="Times New Roman"/>
+          <w:sz w:val="24"/>
+          <w:szCs w:val="24"/>
+        </w:rPr>
+        <w:t xml:space="preserve"> data </w:t>
+      </w:r>
+      <w:proofErr w:type="spellStart"/>
+      <w:r>
+        <w:rPr>
+          <w:rFonts w:ascii="Times New Roman" w:hAnsi="Times New Roman" w:cs="Times New Roman"/>
+          <w:sz w:val="24"/>
+          <w:szCs w:val="24"/>
+        </w:rPr>
+        <w:t>dengan</w:t>
+      </w:r>
+      <w:proofErr w:type="spellEnd"/>
+      <w:r>
+        <w:rPr>
+          <w:rFonts w:ascii="Times New Roman" w:hAnsi="Times New Roman" w:cs="Times New Roman"/>
+          <w:sz w:val="24"/>
+          <w:szCs w:val="24"/>
+        </w:rPr>
+        <w:t xml:space="preserve"> backend API</w:t>
+      </w:r>
+    </w:p>
+    <w:p>
+      <w:pPr>
+        <w:numPr>
+          <w:ilvl w:val="0"/>
+          <w:numId w:val="13"/>
+        </w:numPr>
+        <w:rPr>
+          <w:rFonts w:ascii="Times New Roman" w:hAnsi="Times New Roman" w:cs="Times New Roman"/>
+          <w:sz w:val="24"/>
+          <w:szCs w:val="24"/>
+        </w:rPr>
+      </w:pPr>
+      <w:proofErr w:type="spellStart"/>
+      <w:r>
+        <w:rPr>
+          <w:rFonts w:ascii="Times New Roman" w:hAnsi="Times New Roman" w:cs="Times New Roman"/>
+          <w:sz w:val="24"/>
+          <w:szCs w:val="24"/>
+        </w:rPr>
+        <w:t>Sistem</w:t>
+      </w:r>
+      <w:proofErr w:type="spellEnd"/>
+      <w:r>
+        <w:rPr>
+          <w:rFonts w:ascii="Times New Roman" w:hAnsi="Times New Roman" w:cs="Times New Roman"/>
+          <w:sz w:val="24"/>
+          <w:szCs w:val="24"/>
+        </w:rPr>
+        <w:t xml:space="preserve"> upload file </w:t>
+      </w:r>
+      <w:proofErr w:type="spellStart"/>
+      <w:r>
+        <w:rPr>
+          <w:rFonts w:ascii="Times New Roman" w:hAnsi="Times New Roman" w:cs="Times New Roman"/>
+          <w:sz w:val="24"/>
+          <w:szCs w:val="24"/>
+        </w:rPr>
+        <w:t>gambar</w:t>
+      </w:r>
+      <w:proofErr w:type="spellEnd"/>
+      <w:r>
+        <w:rPr>
+          <w:rFonts w:ascii="Times New Roman" w:hAnsi="Times New Roman" w:cs="Times New Roman"/>
+          <w:sz w:val="24"/>
+          <w:szCs w:val="24"/>
+        </w:rPr>
+        <w:t xml:space="preserve"> yang </w:t>
+      </w:r>
+      <w:proofErr w:type="spellStart"/>
+      <w:r>
+        <w:rPr>
+          <w:rFonts w:ascii="Times New Roman" w:hAnsi="Times New Roman" w:cs="Times New Roman"/>
+          <w:sz w:val="24"/>
+          <w:szCs w:val="24"/>
+        </w:rPr>
+        <w:t>terhubung</w:t>
+      </w:r>
+      <w:proofErr w:type="spellEnd"/>
+      <w:r>
+        <w:rPr>
+          <w:rFonts w:ascii="Times New Roman" w:hAnsi="Times New Roman" w:cs="Times New Roman"/>
+          <w:sz w:val="24"/>
+          <w:szCs w:val="24"/>
+        </w:rPr>
+        <w:t xml:space="preserve"> </w:t>
+      </w:r>
+      <w:proofErr w:type="spellStart"/>
+      <w:r>
+        <w:rPr>
+          <w:rFonts w:ascii="Times New Roman" w:hAnsi="Times New Roman" w:cs="Times New Roman"/>
+          <w:sz w:val="24"/>
+          <w:szCs w:val="24"/>
+        </w:rPr>
+        <w:t>dengan</w:t>
+      </w:r>
+      <w:proofErr w:type="spellEnd"/>
+      <w:r>
+        <w:rPr>
+          <w:rFonts w:ascii="Times New Roman" w:hAnsi="Times New Roman" w:cs="Times New Roman"/>
+          <w:sz w:val="24"/>
+          <w:szCs w:val="24"/>
+        </w:rPr>
+        <w:t xml:space="preserve"> database</w:t>
+      </w:r>
+    </w:p>
+    <w:p>
+      <w:pPr>
+        <w:numPr>
+          <w:ilvl w:val="0"/>
+          <w:numId w:val="13"/>
+        </w:numPr>
+        <w:rPr>
+          <w:rFonts w:ascii="Times New Roman" w:hAnsi="Times New Roman" w:cs="Times New Roman"/>
+          <w:sz w:val="24"/>
+          <w:szCs w:val="24"/>
+        </w:rPr>
+      </w:pPr>
+      <w:r>
+        <w:rPr>
+          <w:rFonts w:ascii="Times New Roman" w:hAnsi="Times New Roman" w:cs="Times New Roman"/>
+          <w:sz w:val="24"/>
+          <w:szCs w:val="24"/>
+        </w:rPr>
+        <w:t xml:space="preserve">CSS modern </w:t>
+      </w:r>
+      <w:proofErr w:type="spellStart"/>
+      <w:r>
+        <w:rPr>
+          <w:rFonts w:ascii="Times New Roman" w:hAnsi="Times New Roman" w:cs="Times New Roman"/>
+          <w:sz w:val="24"/>
+          <w:szCs w:val="24"/>
+        </w:rPr>
+        <w:t>dengan</w:t>
+      </w:r>
+      <w:proofErr w:type="spellEnd"/>
+      <w:r>
+        <w:rPr>
+          <w:rFonts w:ascii="Times New Roman" w:hAnsi="Times New Roman" w:cs="Times New Roman"/>
+          <w:sz w:val="24"/>
+          <w:szCs w:val="24"/>
+        </w:rPr>
+        <w:t xml:space="preserve"> </w:t>
+      </w:r>
+      <w:proofErr w:type="spellStart"/>
+      <w:r>
+        <w:rPr>
+          <w:rFonts w:ascii="Times New Roman" w:hAnsi="Times New Roman" w:cs="Times New Roman"/>
+          <w:sz w:val="24"/>
+          <w:szCs w:val="24"/>
+        </w:rPr>
+        <w:t>desain</w:t>
+      </w:r>
+      <w:proofErr w:type="spellEnd"/>
+      <w:r>
+        <w:rPr>
+          <w:rFonts w:ascii="Times New Roman" w:hAnsi="Times New Roman" w:cs="Times New Roman"/>
+          <w:sz w:val="24"/>
+          <w:szCs w:val="24"/>
+        </w:rPr>
+        <w:t xml:space="preserve"> card dan </w:t>
+      </w:r>
+      <w:proofErr w:type="spellStart"/>
+      <w:r>
+        <w:rPr>
+          <w:rFonts w:ascii="Times New Roman" w:hAnsi="Times New Roman" w:cs="Times New Roman"/>
+          <w:sz w:val="24"/>
+          <w:szCs w:val="24"/>
+        </w:rPr>
+        <w:t>tombol</w:t>
+      </w:r>
+      <w:proofErr w:type="spellEnd"/>
+      <w:r>
+        <w:rPr>
+          <w:rFonts w:ascii="Times New Roman" w:hAnsi="Times New Roman" w:cs="Times New Roman"/>
+          <w:sz w:val="24"/>
+          <w:szCs w:val="24"/>
+        </w:rPr>
+        <w:t xml:space="preserve"> </w:t>
+      </w:r>
+      <w:proofErr w:type="spellStart"/>
+      <w:r>
+        <w:rPr>
+          <w:rFonts w:ascii="Times New Roman" w:hAnsi="Times New Roman" w:cs="Times New Roman"/>
+          <w:sz w:val="24"/>
+          <w:szCs w:val="24"/>
+        </w:rPr>
+        <w:t>interaktif</w:t>
+      </w:r>
+      <w:proofErr w:type="spellEnd"/>
+      <w:r>
+        <w:rPr>
+          <w:rFonts w:ascii="Times New Roman" w:hAnsi="Times New Roman" w:cs="Times New Roman"/>
+          <w:sz w:val="24"/>
+          <w:szCs w:val="24"/>
+        </w:rPr>
+        <w:t xml:space="preserve"> agar </w:t>
+      </w:r>
+      <w:proofErr w:type="spellStart"/>
+      <w:r>
+        <w:rPr>
+          <w:rFonts w:ascii="Times New Roman" w:hAnsi="Times New Roman" w:cs="Times New Roman"/>
+          <w:sz w:val="24"/>
+          <w:szCs w:val="24"/>
+        </w:rPr>
+        <w:t>tampilan</w:t>
+      </w:r>
+      <w:proofErr w:type="spellEnd"/>
+      <w:r>
+        <w:rPr>
+          <w:rFonts w:ascii="Times New Roman" w:hAnsi="Times New Roman" w:cs="Times New Roman"/>
+          <w:sz w:val="24"/>
+          <w:szCs w:val="24"/>
+        </w:rPr>
+        <w:t xml:space="preserve"> </w:t>
+      </w:r>
+      <w:proofErr w:type="spellStart"/>
+      <w:r>
+        <w:rPr>
+          <w:rFonts w:ascii="Times New Roman" w:hAnsi="Times New Roman" w:cs="Times New Roman"/>
+          <w:sz w:val="24"/>
+          <w:szCs w:val="24"/>
+        </w:rPr>
+        <w:t>lebih</w:t>
+      </w:r>
+      <w:proofErr w:type="spellEnd"/>
+      <w:r>
+        <w:rPr>
+          <w:rFonts w:ascii="Times New Roman" w:hAnsi="Times New Roman" w:cs="Times New Roman"/>
+          <w:sz w:val="24"/>
+          <w:szCs w:val="24"/>
+        </w:rPr>
+        <w:t xml:space="preserve"> </w:t>
+      </w:r>
+      <w:proofErr w:type="spellStart"/>
+      <w:r>
+        <w:rPr>
+          <w:rFonts w:ascii="Times New Roman" w:hAnsi="Times New Roman" w:cs="Times New Roman"/>
+          <w:sz w:val="24"/>
+          <w:szCs w:val="24"/>
+        </w:rPr>
+        <w:t>nyaman</w:t>
+      </w:r>
+      <w:proofErr w:type="spellEnd"/>
+      <w:r>
+        <w:rPr>
+          <w:rFonts w:ascii="Times New Roman" w:hAnsi="Times New Roman" w:cs="Times New Roman"/>
+          <w:sz w:val="24"/>
+          <w:szCs w:val="24"/>
+        </w:rPr>
+        <w:t xml:space="preserve"> </w:t>
+      </w:r>
+      <w:proofErr w:type="spellStart"/>
+      <w:r>
+        <w:rPr>
+          <w:rFonts w:ascii="Times New Roman" w:hAnsi="Times New Roman" w:cs="Times New Roman"/>
+          <w:sz w:val="24"/>
+          <w:szCs w:val="24"/>
+        </w:rPr>
+        <w:t>digunakan</w:t>
+      </w:r>
+      <w:proofErr w:type="spellEnd"/>
+    </w:p>
+    <w:p>
+      <w:pPr>
+        <w:rPr>
+          <w:rFonts w:ascii="Times New Roman" w:hAnsi="Times New Roman" w:cs="Times New Roman"/>
+          <w:sz w:val="24"/>
+          <w:szCs w:val="24"/>
+        </w:rPr>
+      </w:pPr>
+      <w:r>
+        <w:rPr>
+          <w:rFonts w:ascii="Times New Roman" w:hAnsi="Times New Roman" w:cs="Times New Roman"/>
+          <w:sz w:val="24"/>
+          <w:szCs w:val="24"/>
+        </w:rPr>
+        <w:t xml:space="preserve">Fitur </w:t>
+      </w:r>
+      <w:proofErr w:type="spellStart"/>
+      <w:r>
+        <w:rPr>
+          <w:rFonts w:ascii="Times New Roman" w:hAnsi="Times New Roman" w:cs="Times New Roman"/>
+          <w:sz w:val="24"/>
+          <w:szCs w:val="24"/>
+        </w:rPr>
+        <w:t>ini</w:t>
+      </w:r>
+      <w:proofErr w:type="spellEnd"/>
+      <w:r>
+        <w:rPr>
+          <w:rFonts w:ascii="Times New Roman" w:hAnsi="Times New Roman" w:cs="Times New Roman"/>
+          <w:sz w:val="24"/>
+          <w:szCs w:val="24"/>
+        </w:rPr>
+        <w:t xml:space="preserve"> </w:t>
+      </w:r>
+      <w:proofErr w:type="spellStart"/>
+      <w:r>
+        <w:rPr>
+          <w:rFonts w:ascii="Times New Roman" w:hAnsi="Times New Roman" w:cs="Times New Roman"/>
+          <w:sz w:val="24"/>
+          <w:szCs w:val="24"/>
+        </w:rPr>
+        <w:t>membantu</w:t>
+      </w:r>
+      <w:proofErr w:type="spellEnd"/>
+      <w:r>
+        <w:rPr>
+          <w:rFonts w:ascii="Times New Roman" w:hAnsi="Times New Roman" w:cs="Times New Roman"/>
+          <w:sz w:val="24"/>
+          <w:szCs w:val="24"/>
+        </w:rPr>
+        <w:t xml:space="preserve"> admin </w:t>
+      </w:r>
+      <w:proofErr w:type="spellStart"/>
+      <w:r>
+        <w:rPr>
+          <w:rFonts w:ascii="Times New Roman" w:hAnsi="Times New Roman" w:cs="Times New Roman"/>
+          <w:sz w:val="24"/>
+          <w:szCs w:val="24"/>
+        </w:rPr>
+        <w:t>dalam</w:t>
+      </w:r>
+      <w:proofErr w:type="spellEnd"/>
+      <w:r>
+        <w:rPr>
+          <w:rFonts w:ascii="Times New Roman" w:hAnsi="Times New Roman" w:cs="Times New Roman"/>
+          <w:sz w:val="24"/>
+          <w:szCs w:val="24"/>
+        </w:rPr>
+        <w:t xml:space="preserve"> </w:t>
+      </w:r>
+      <w:proofErr w:type="spellStart"/>
+      <w:r>
+        <w:rPr>
+          <w:rFonts w:ascii="Times New Roman" w:hAnsi="Times New Roman" w:cs="Times New Roman"/>
+          <w:sz w:val="24"/>
+          <w:szCs w:val="24"/>
+        </w:rPr>
+        <w:t>mengelola</w:t>
+      </w:r>
+      <w:proofErr w:type="spellEnd"/>
+      <w:r>
+        <w:rPr>
+          <w:rFonts w:ascii="Times New Roman" w:hAnsi="Times New Roman" w:cs="Times New Roman"/>
+          <w:sz w:val="24"/>
+          <w:szCs w:val="24"/>
+        </w:rPr>
+        <w:t xml:space="preserve"> </w:t>
+      </w:r>
+      <w:proofErr w:type="spellStart"/>
+      <w:r>
+        <w:rPr>
+          <w:rFonts w:ascii="Times New Roman" w:hAnsi="Times New Roman" w:cs="Times New Roman"/>
+          <w:sz w:val="24"/>
+          <w:szCs w:val="24"/>
+        </w:rPr>
+        <w:t>informasi</w:t>
+      </w:r>
+      <w:proofErr w:type="spellEnd"/>
+      <w:r>
+        <w:rPr>
+          <w:rFonts w:ascii="Times New Roman" w:hAnsi="Times New Roman" w:cs="Times New Roman"/>
+          <w:sz w:val="24"/>
+          <w:szCs w:val="24"/>
+        </w:rPr>
+        <w:t xml:space="preserve"> </w:t>
+      </w:r>
+      <w:proofErr w:type="spellStart"/>
+      <w:r>
+        <w:rPr>
+          <w:rFonts w:ascii="Times New Roman" w:hAnsi="Times New Roman" w:cs="Times New Roman"/>
+          <w:sz w:val="24"/>
+          <w:szCs w:val="24"/>
+        </w:rPr>
+        <w:t>wisata</w:t>
+      </w:r>
+      <w:proofErr w:type="spellEnd"/>
+      <w:r>
+        <w:rPr>
+          <w:rFonts w:ascii="Times New Roman" w:hAnsi="Times New Roman" w:cs="Times New Roman"/>
+          <w:sz w:val="24"/>
+          <w:szCs w:val="24"/>
+        </w:rPr>
+        <w:t xml:space="preserve"> </w:t>
+      </w:r>
+      <w:proofErr w:type="spellStart"/>
+      <w:r>
+        <w:rPr>
+          <w:rFonts w:ascii="Times New Roman" w:hAnsi="Times New Roman" w:cs="Times New Roman"/>
+          <w:sz w:val="24"/>
+          <w:szCs w:val="24"/>
+        </w:rPr>
+        <w:t>secara</w:t>
+      </w:r>
+      <w:proofErr w:type="spellEnd"/>
+      <w:r>
+        <w:rPr>
+          <w:rFonts w:ascii="Times New Roman" w:hAnsi="Times New Roman" w:cs="Times New Roman"/>
+          <w:sz w:val="24"/>
+          <w:szCs w:val="24"/>
+        </w:rPr>
+        <w:t xml:space="preserve"> </w:t>
+      </w:r>
+      <w:proofErr w:type="spellStart"/>
+      <w:r>
+        <w:rPr>
+          <w:rFonts w:ascii="Times New Roman" w:hAnsi="Times New Roman" w:cs="Times New Roman"/>
+          <w:sz w:val="24"/>
+          <w:szCs w:val="24"/>
+        </w:rPr>
+        <w:t>lengkap</w:t>
+      </w:r>
+      <w:proofErr w:type="spellEnd"/>
+      <w:r>
+        <w:rPr>
+          <w:rFonts w:ascii="Times New Roman" w:hAnsi="Times New Roman" w:cs="Times New Roman"/>
+          <w:sz w:val="24"/>
+          <w:szCs w:val="24"/>
+        </w:rPr>
+        <w:t xml:space="preserve"> dan </w:t>
+      </w:r>
+      <w:proofErr w:type="spellStart"/>
+      <w:r>
+        <w:rPr>
+          <w:rFonts w:ascii="Times New Roman" w:hAnsi="Times New Roman" w:cs="Times New Roman"/>
+          <w:sz w:val="24"/>
+          <w:szCs w:val="24"/>
+        </w:rPr>
+        <w:t>fleksibel</w:t>
+      </w:r>
+      <w:proofErr w:type="spellEnd"/>
+      <w:r>
+        <w:rPr>
+          <w:rFonts w:ascii="Times New Roman" w:hAnsi="Times New Roman" w:cs="Times New Roman"/>
+          <w:sz w:val="24"/>
+          <w:szCs w:val="24"/>
+        </w:rPr>
+        <w:t xml:space="preserve"> </w:t>
+      </w:r>
+      <w:proofErr w:type="spellStart"/>
+      <w:r>
+        <w:rPr>
+          <w:rFonts w:ascii="Times New Roman" w:hAnsi="Times New Roman" w:cs="Times New Roman"/>
+          <w:sz w:val="24"/>
+          <w:szCs w:val="24"/>
+        </w:rPr>
+        <w:t>sehingga</w:t>
+      </w:r>
+      <w:proofErr w:type="spellEnd"/>
+      <w:r>
+        <w:rPr>
+          <w:rFonts w:ascii="Times New Roman" w:hAnsi="Times New Roman" w:cs="Times New Roman"/>
+          <w:sz w:val="24"/>
+          <w:szCs w:val="24"/>
+        </w:rPr>
+        <w:t xml:space="preserve"> data </w:t>
+      </w:r>
+      <w:proofErr w:type="spellStart"/>
+      <w:r>
+        <w:rPr>
+          <w:rFonts w:ascii="Times New Roman" w:hAnsi="Times New Roman" w:cs="Times New Roman"/>
+          <w:sz w:val="24"/>
+          <w:szCs w:val="24"/>
+        </w:rPr>
+        <w:t>wisata</w:t>
+      </w:r>
+      <w:proofErr w:type="spellEnd"/>
+      <w:r>
+        <w:rPr>
+          <w:rFonts w:ascii="Times New Roman" w:hAnsi="Times New Roman" w:cs="Times New Roman"/>
+          <w:sz w:val="24"/>
+          <w:szCs w:val="24"/>
+        </w:rPr>
+        <w:t xml:space="preserve"> yang </w:t>
+      </w:r>
+      <w:proofErr w:type="spellStart"/>
+      <w:r>
+        <w:rPr>
+          <w:rFonts w:ascii="Times New Roman" w:hAnsi="Times New Roman" w:cs="Times New Roman"/>
+          <w:sz w:val="24"/>
+          <w:szCs w:val="24"/>
+        </w:rPr>
+        <w:t>tampil</w:t>
+      </w:r>
+      <w:proofErr w:type="spellEnd"/>
+      <w:r>
+        <w:rPr>
+          <w:rFonts w:ascii="Times New Roman" w:hAnsi="Times New Roman" w:cs="Times New Roman"/>
+          <w:sz w:val="24"/>
+          <w:szCs w:val="24"/>
+        </w:rPr>
+        <w:t xml:space="preserve"> </w:t>
+      </w:r>
+      <w:proofErr w:type="spellStart"/>
+      <w:r>
+        <w:rPr>
+          <w:rFonts w:ascii="Times New Roman" w:hAnsi="Times New Roman" w:cs="Times New Roman"/>
+          <w:sz w:val="24"/>
+          <w:szCs w:val="24"/>
+        </w:rPr>
+        <w:t>kepada</w:t>
+      </w:r>
+      <w:proofErr w:type="spellEnd"/>
+      <w:r>
+        <w:rPr>
+          <w:rFonts w:ascii="Times New Roman" w:hAnsi="Times New Roman" w:cs="Times New Roman"/>
+          <w:sz w:val="24"/>
+          <w:szCs w:val="24"/>
+        </w:rPr>
+        <w:t xml:space="preserve"> customer </w:t>
+      </w:r>
+      <w:proofErr w:type="spellStart"/>
+      <w:r>
+        <w:rPr>
+          <w:rFonts w:ascii="Times New Roman" w:hAnsi="Times New Roman" w:cs="Times New Roman"/>
+          <w:sz w:val="24"/>
+          <w:szCs w:val="24"/>
+        </w:rPr>
+        <w:t>selalu</w:t>
+      </w:r>
+      <w:proofErr w:type="spellEnd"/>
+      <w:r>
+        <w:rPr>
+          <w:rFonts w:ascii="Times New Roman" w:hAnsi="Times New Roman" w:cs="Times New Roman"/>
+          <w:sz w:val="24"/>
+          <w:szCs w:val="24"/>
+        </w:rPr>
+        <w:t xml:space="preserve"> </w:t>
+      </w:r>
+      <w:proofErr w:type="spellStart"/>
+      <w:r>
+        <w:rPr>
+          <w:rFonts w:ascii="Times New Roman" w:hAnsi="Times New Roman" w:cs="Times New Roman"/>
+          <w:sz w:val="24"/>
+          <w:szCs w:val="24"/>
+        </w:rPr>
+        <w:t>akurat</w:t>
+      </w:r>
+      <w:proofErr w:type="spellEnd"/>
+      <w:r>
+        <w:rPr>
+          <w:rFonts w:ascii="Times New Roman" w:hAnsi="Times New Roman" w:cs="Times New Roman"/>
+          <w:sz w:val="24"/>
+          <w:szCs w:val="24"/>
+        </w:rPr>
+        <w:t xml:space="preserve">, </w:t>
+      </w:r>
+      <w:proofErr w:type="spellStart"/>
+      <w:r>
+        <w:rPr>
+          <w:rFonts w:ascii="Times New Roman" w:hAnsi="Times New Roman" w:cs="Times New Roman"/>
+          <w:sz w:val="24"/>
+          <w:szCs w:val="24"/>
+        </w:rPr>
+        <w:t>menarik</w:t>
+      </w:r>
+      <w:proofErr w:type="spellEnd"/>
+      <w:r>
+        <w:rPr>
+          <w:rFonts w:ascii="Times New Roman" w:hAnsi="Times New Roman" w:cs="Times New Roman"/>
+          <w:sz w:val="24"/>
+          <w:szCs w:val="24"/>
+        </w:rPr>
+        <w:t>, dan up-to-date.</w:t>
+      </w:r>
+    </w:p>
+    <w:p>
+      <w:pPr>
+        <w:rPr>
+          <w:rFonts w:ascii="Times New Roman" w:hAnsi="Times New Roman" w:cs="Times New Roman"/>
           <w:sz w:val="24"/>
           <w:szCs w:val="24"/>
         </w:rPr>
@@ -12568,9 +15423,9 @@
     </w:lvl>
   </w:abstractNum>
   <w:abstractNum w:abstractNumId="7" w15:restartNumberingAfterBreak="0">
-    <w:nsid w:val="61AF5027"/>
+    <w:nsid w:val="5FB8675C"/>
     <w:multiLevelType w:val="multilevel"/>
-    <w:tmpl w:val="51802B24"/>
+    <w:tmpl w:val="E5A6D4E8"/>
     <w:lvl w:ilvl="0">
       <w:start w:val="1"/>
       <w:numFmt w:val="bullet"/>
@@ -12717,9 +15572,9 @@
     </w:lvl>
   </w:abstractNum>
   <w:abstractNum w:abstractNumId="8" w15:restartNumberingAfterBreak="0">
-    <w:nsid w:val="64E8572B"/>
+    <w:nsid w:val="61AE11CE"/>
     <w:multiLevelType w:val="multilevel"/>
-    <w:tmpl w:val="A8C89C02"/>
+    <w:tmpl w:val="80B2D1BA"/>
     <w:lvl w:ilvl="0">
       <w:start w:val="1"/>
       <w:numFmt w:val="bullet"/>
@@ -12866,9 +15721,9 @@
     </w:lvl>
   </w:abstractNum>
   <w:abstractNum w:abstractNumId="9" w15:restartNumberingAfterBreak="0">
-    <w:nsid w:val="67F27F3A"/>
+    <w:nsid w:val="61AF5027"/>
     <w:multiLevelType w:val="multilevel"/>
-    <w:tmpl w:val="5F0010F4"/>
+    <w:tmpl w:val="51802B24"/>
     <w:lvl w:ilvl="0">
       <w:start w:val="1"/>
       <w:numFmt w:val="bullet"/>
@@ -13015,9 +15870,9 @@
     </w:lvl>
   </w:abstractNum>
   <w:abstractNum w:abstractNumId="10" w15:restartNumberingAfterBreak="0">
-    <w:nsid w:val="7B6944C1"/>
+    <w:nsid w:val="64E8572B"/>
     <w:multiLevelType w:val="multilevel"/>
-    <w:tmpl w:val="E1DE97EC"/>
+    <w:tmpl w:val="A8C89C02"/>
     <w:lvl w:ilvl="0">
       <w:start w:val="1"/>
       <w:numFmt w:val="bullet"/>
@@ -13163,11 +16018,309 @@
       </w:rPr>
     </w:lvl>
   </w:abstractNum>
+  <w:abstractNum w:abstractNumId="11" w15:restartNumberingAfterBreak="0">
+    <w:nsid w:val="67F27F3A"/>
+    <w:multiLevelType w:val="multilevel"/>
+    <w:tmpl w:val="5F0010F4"/>
+    <w:lvl w:ilvl="0">
+      <w:start w:val="1"/>
+      <w:numFmt w:val="bullet"/>
+      <w:lvlText w:val=""/>
+      <w:lvlJc w:val="left"/>
+      <w:pPr>
+        <w:tabs>
+          <w:tab w:val="num" w:pos="720"/>
+        </w:tabs>
+        <w:ind w:left="720" w:hanging="360"/>
+      </w:pPr>
+      <w:rPr>
+        <w:rFonts w:ascii="Symbol" w:hAnsi="Symbol" w:hint="default"/>
+        <w:sz w:val="20"/>
+      </w:rPr>
+    </w:lvl>
+    <w:lvl w:ilvl="1" w:tentative="1">
+      <w:start w:val="1"/>
+      <w:numFmt w:val="bullet"/>
+      <w:lvlText w:val="o"/>
+      <w:lvlJc w:val="left"/>
+      <w:pPr>
+        <w:tabs>
+          <w:tab w:val="num" w:pos="1440"/>
+        </w:tabs>
+        <w:ind w:left="1440" w:hanging="360"/>
+      </w:pPr>
+      <w:rPr>
+        <w:rFonts w:ascii="Courier New" w:hAnsi="Courier New" w:hint="default"/>
+        <w:sz w:val="20"/>
+      </w:rPr>
+    </w:lvl>
+    <w:lvl w:ilvl="2" w:tentative="1">
+      <w:start w:val="1"/>
+      <w:numFmt w:val="bullet"/>
+      <w:lvlText w:val=""/>
+      <w:lvlJc w:val="left"/>
+      <w:pPr>
+        <w:tabs>
+          <w:tab w:val="num" w:pos="2160"/>
+        </w:tabs>
+        <w:ind w:left="2160" w:hanging="360"/>
+      </w:pPr>
+      <w:rPr>
+        <w:rFonts w:ascii="Wingdings" w:hAnsi="Wingdings" w:hint="default"/>
+        <w:sz w:val="20"/>
+      </w:rPr>
+    </w:lvl>
+    <w:lvl w:ilvl="3" w:tentative="1">
+      <w:start w:val="1"/>
+      <w:numFmt w:val="bullet"/>
+      <w:lvlText w:val=""/>
+      <w:lvlJc w:val="left"/>
+      <w:pPr>
+        <w:tabs>
+          <w:tab w:val="num" w:pos="2880"/>
+        </w:tabs>
+        <w:ind w:left="2880" w:hanging="360"/>
+      </w:pPr>
+      <w:rPr>
+        <w:rFonts w:ascii="Wingdings" w:hAnsi="Wingdings" w:hint="default"/>
+        <w:sz w:val="20"/>
+      </w:rPr>
+    </w:lvl>
+    <w:lvl w:ilvl="4" w:tentative="1">
+      <w:start w:val="1"/>
+      <w:numFmt w:val="bullet"/>
+      <w:lvlText w:val=""/>
+      <w:lvlJc w:val="left"/>
+      <w:pPr>
+        <w:tabs>
+          <w:tab w:val="num" w:pos="3600"/>
+        </w:tabs>
+        <w:ind w:left="3600" w:hanging="360"/>
+      </w:pPr>
+      <w:rPr>
+        <w:rFonts w:ascii="Wingdings" w:hAnsi="Wingdings" w:hint="default"/>
+        <w:sz w:val="20"/>
+      </w:rPr>
+    </w:lvl>
+    <w:lvl w:ilvl="5" w:tentative="1">
+      <w:start w:val="1"/>
+      <w:numFmt w:val="bullet"/>
+      <w:lvlText w:val=""/>
+      <w:lvlJc w:val="left"/>
+      <w:pPr>
+        <w:tabs>
+          <w:tab w:val="num" w:pos="4320"/>
+        </w:tabs>
+        <w:ind w:left="4320" w:hanging="360"/>
+      </w:pPr>
+      <w:rPr>
+        <w:rFonts w:ascii="Wingdings" w:hAnsi="Wingdings" w:hint="default"/>
+        <w:sz w:val="20"/>
+      </w:rPr>
+    </w:lvl>
+    <w:lvl w:ilvl="6" w:tentative="1">
+      <w:start w:val="1"/>
+      <w:numFmt w:val="bullet"/>
+      <w:lvlText w:val=""/>
+      <w:lvlJc w:val="left"/>
+      <w:pPr>
+        <w:tabs>
+          <w:tab w:val="num" w:pos="5040"/>
+        </w:tabs>
+        <w:ind w:left="5040" w:hanging="360"/>
+      </w:pPr>
+      <w:rPr>
+        <w:rFonts w:ascii="Wingdings" w:hAnsi="Wingdings" w:hint="default"/>
+        <w:sz w:val="20"/>
+      </w:rPr>
+    </w:lvl>
+    <w:lvl w:ilvl="7" w:tentative="1">
+      <w:start w:val="1"/>
+      <w:numFmt w:val="bullet"/>
+      <w:lvlText w:val=""/>
+      <w:lvlJc w:val="left"/>
+      <w:pPr>
+        <w:tabs>
+          <w:tab w:val="num" w:pos="5760"/>
+        </w:tabs>
+        <w:ind w:left="5760" w:hanging="360"/>
+      </w:pPr>
+      <w:rPr>
+        <w:rFonts w:ascii="Wingdings" w:hAnsi="Wingdings" w:hint="default"/>
+        <w:sz w:val="20"/>
+      </w:rPr>
+    </w:lvl>
+    <w:lvl w:ilvl="8" w:tentative="1">
+      <w:start w:val="1"/>
+      <w:numFmt w:val="bullet"/>
+      <w:lvlText w:val=""/>
+      <w:lvlJc w:val="left"/>
+      <w:pPr>
+        <w:tabs>
+          <w:tab w:val="num" w:pos="6480"/>
+        </w:tabs>
+        <w:ind w:left="6480" w:hanging="360"/>
+      </w:pPr>
+      <w:rPr>
+        <w:rFonts w:ascii="Wingdings" w:hAnsi="Wingdings" w:hint="default"/>
+        <w:sz w:val="20"/>
+      </w:rPr>
+    </w:lvl>
+  </w:abstractNum>
+  <w:abstractNum w:abstractNumId="12" w15:restartNumberingAfterBreak="0">
+    <w:nsid w:val="7B6944C1"/>
+    <w:multiLevelType w:val="multilevel"/>
+    <w:tmpl w:val="E1DE97EC"/>
+    <w:lvl w:ilvl="0">
+      <w:start w:val="1"/>
+      <w:numFmt w:val="bullet"/>
+      <w:lvlText w:val=""/>
+      <w:lvlJc w:val="left"/>
+      <w:pPr>
+        <w:tabs>
+          <w:tab w:val="num" w:pos="720"/>
+        </w:tabs>
+        <w:ind w:left="720" w:hanging="360"/>
+      </w:pPr>
+      <w:rPr>
+        <w:rFonts w:ascii="Symbol" w:hAnsi="Symbol" w:hint="default"/>
+        <w:sz w:val="20"/>
+      </w:rPr>
+    </w:lvl>
+    <w:lvl w:ilvl="1" w:tentative="1">
+      <w:start w:val="1"/>
+      <w:numFmt w:val="bullet"/>
+      <w:lvlText w:val="o"/>
+      <w:lvlJc w:val="left"/>
+      <w:pPr>
+        <w:tabs>
+          <w:tab w:val="num" w:pos="1440"/>
+        </w:tabs>
+        <w:ind w:left="1440" w:hanging="360"/>
+      </w:pPr>
+      <w:rPr>
+        <w:rFonts w:ascii="Courier New" w:hAnsi="Courier New" w:hint="default"/>
+        <w:sz w:val="20"/>
+      </w:rPr>
+    </w:lvl>
+    <w:lvl w:ilvl="2" w:tentative="1">
+      <w:start w:val="1"/>
+      <w:numFmt w:val="bullet"/>
+      <w:lvlText w:val=""/>
+      <w:lvlJc w:val="left"/>
+      <w:pPr>
+        <w:tabs>
+          <w:tab w:val="num" w:pos="2160"/>
+        </w:tabs>
+        <w:ind w:left="2160" w:hanging="360"/>
+      </w:pPr>
+      <w:rPr>
+        <w:rFonts w:ascii="Wingdings" w:hAnsi="Wingdings" w:hint="default"/>
+        <w:sz w:val="20"/>
+      </w:rPr>
+    </w:lvl>
+    <w:lvl w:ilvl="3" w:tentative="1">
+      <w:start w:val="1"/>
+      <w:numFmt w:val="bullet"/>
+      <w:lvlText w:val=""/>
+      <w:lvlJc w:val="left"/>
+      <w:pPr>
+        <w:tabs>
+          <w:tab w:val="num" w:pos="2880"/>
+        </w:tabs>
+        <w:ind w:left="2880" w:hanging="360"/>
+      </w:pPr>
+      <w:rPr>
+        <w:rFonts w:ascii="Wingdings" w:hAnsi="Wingdings" w:hint="default"/>
+        <w:sz w:val="20"/>
+      </w:rPr>
+    </w:lvl>
+    <w:lvl w:ilvl="4" w:tentative="1">
+      <w:start w:val="1"/>
+      <w:numFmt w:val="bullet"/>
+      <w:lvlText w:val=""/>
+      <w:lvlJc w:val="left"/>
+      <w:pPr>
+        <w:tabs>
+          <w:tab w:val="num" w:pos="3600"/>
+        </w:tabs>
+        <w:ind w:left="3600" w:hanging="360"/>
+      </w:pPr>
+      <w:rPr>
+        <w:rFonts w:ascii="Wingdings" w:hAnsi="Wingdings" w:hint="default"/>
+        <w:sz w:val="20"/>
+      </w:rPr>
+    </w:lvl>
+    <w:lvl w:ilvl="5" w:tentative="1">
+      <w:start w:val="1"/>
+      <w:numFmt w:val="bullet"/>
+      <w:lvlText w:val=""/>
+      <w:lvlJc w:val="left"/>
+      <w:pPr>
+        <w:tabs>
+          <w:tab w:val="num" w:pos="4320"/>
+        </w:tabs>
+        <w:ind w:left="4320" w:hanging="360"/>
+      </w:pPr>
+      <w:rPr>
+        <w:rFonts w:ascii="Wingdings" w:hAnsi="Wingdings" w:hint="default"/>
+        <w:sz w:val="20"/>
+      </w:rPr>
+    </w:lvl>
+    <w:lvl w:ilvl="6" w:tentative="1">
+      <w:start w:val="1"/>
+      <w:numFmt w:val="bullet"/>
+      <w:lvlText w:val=""/>
+      <w:lvlJc w:val="left"/>
+      <w:pPr>
+        <w:tabs>
+          <w:tab w:val="num" w:pos="5040"/>
+        </w:tabs>
+        <w:ind w:left="5040" w:hanging="360"/>
+      </w:pPr>
+      <w:rPr>
+        <w:rFonts w:ascii="Wingdings" w:hAnsi="Wingdings" w:hint="default"/>
+        <w:sz w:val="20"/>
+      </w:rPr>
+    </w:lvl>
+    <w:lvl w:ilvl="7" w:tentative="1">
+      <w:start w:val="1"/>
+      <w:numFmt w:val="bullet"/>
+      <w:lvlText w:val=""/>
+      <w:lvlJc w:val="left"/>
+      <w:pPr>
+        <w:tabs>
+          <w:tab w:val="num" w:pos="5760"/>
+        </w:tabs>
+        <w:ind w:left="5760" w:hanging="360"/>
+      </w:pPr>
+      <w:rPr>
+        <w:rFonts w:ascii="Wingdings" w:hAnsi="Wingdings" w:hint="default"/>
+        <w:sz w:val="20"/>
+      </w:rPr>
+    </w:lvl>
+    <w:lvl w:ilvl="8" w:tentative="1">
+      <w:start w:val="1"/>
+      <w:numFmt w:val="bullet"/>
+      <w:lvlText w:val=""/>
+      <w:lvlJc w:val="left"/>
+      <w:pPr>
+        <w:tabs>
+          <w:tab w:val="num" w:pos="6480"/>
+        </w:tabs>
+        <w:ind w:left="6480" w:hanging="360"/>
+      </w:pPr>
+      <w:rPr>
+        <w:rFonts w:ascii="Wingdings" w:hAnsi="Wingdings" w:hint="default"/>
+        <w:sz w:val="20"/>
+      </w:rPr>
+    </w:lvl>
+  </w:abstractNum>
   <w:num w:numId="1" w16cid:durableId="885606880">
-    <w:abstractNumId w:val="8"/>
+    <w:abstractNumId w:val="10"/>
   </w:num>
   <w:num w:numId="2" w16cid:durableId="1202745036">
-    <w:abstractNumId w:val="7"/>
+    <w:abstractNumId w:val="9"/>
   </w:num>
   <w:num w:numId="3" w16cid:durableId="1348750135">
     <w:abstractNumId w:val="3"/>
@@ -13185,16 +16338,22 @@
     <w:abstractNumId w:val="6"/>
   </w:num>
   <w:num w:numId="8" w16cid:durableId="1913194195">
-    <w:abstractNumId w:val="9"/>
+    <w:abstractNumId w:val="11"/>
   </w:num>
   <w:num w:numId="9" w16cid:durableId="1652980599">
-    <w:abstractNumId w:val="10"/>
+    <w:abstractNumId w:val="12"/>
   </w:num>
   <w:num w:numId="10" w16cid:durableId="1132557196">
     <w:abstractNumId w:val="2"/>
   </w:num>
   <w:num w:numId="11" w16cid:durableId="1877740343">
     <w:abstractNumId w:val="0"/>
+  </w:num>
+  <w:num w:numId="12" w16cid:durableId="1062481041">
+    <w:abstractNumId w:val="7"/>
+  </w:num>
+  <w:num w:numId="13" w16cid:durableId="1038698902">
+    <w:abstractNumId w:val="8"/>
   </w:num>
 </w:numbering>
 </file>
